--- a/Practicas Preprofesionales/Editables/01MerinoEdnanPlanificacionPractica.docx
+++ b/Practicas Preprofesionales/Editables/01MerinoEdnanPlanificacionPractica.docx
@@ -977,6 +977,242 @@
     <w:p>
       <w:pPr>
         <w:pStyle w:val="Textoindependiente"/>
+        <w:spacing w:line="360" w:lineRule="auto"/>
+        <w:ind w:left="357"/>
+        <w:jc w:val="left"/>
+        <w:rPr>
+          <w:rFonts w:ascii="Times New Roman" w:hAnsi="Times New Roman"/>
+          <w:sz w:val="18"/>
+          <w:szCs w:val="18"/>
+          <w:lang w:val="es-EC"/>
+        </w:rPr>
+      </w:pPr>
+      <w:r>
+        <w:rPr>
+          <w:rFonts w:ascii="Times New Roman" w:hAnsi="Times New Roman"/>
+          <w:i/>
+          <w:sz w:val="18"/>
+          <w:szCs w:val="18"/>
+          <w:lang w:val="es-EC"/>
+        </w:rPr>
+        <w:t xml:space="preserve">Nombre: </w:t>
+      </w:r>
+      <w:r>
+        <w:rPr>
+          <w:rFonts w:ascii="Times New Roman" w:hAnsi="Times New Roman"/>
+          <w:sz w:val="18"/>
+          <w:szCs w:val="18"/>
+          <w:lang w:val="es-EC"/>
+        </w:rPr>
+        <w:t>Fernando</w:t>
+      </w:r>
+      <w:r>
+        <w:rPr>
+          <w:rFonts w:ascii="Times New Roman" w:hAnsi="Times New Roman"/>
+          <w:i/>
+          <w:sz w:val="18"/>
+          <w:szCs w:val="18"/>
+          <w:lang w:val="es-EC"/>
+        </w:rPr>
+        <w:t xml:space="preserve"> </w:t>
+      </w:r>
+      <w:r>
+        <w:rPr>
+          <w:rFonts w:ascii="Times New Roman" w:hAnsi="Times New Roman"/>
+          <w:sz w:val="18"/>
+          <w:szCs w:val="18"/>
+          <w:lang w:val="es-EC"/>
+        </w:rPr>
+        <w:t>Sandino Jaramillo</w:t>
+      </w:r>
+      <w:r>
+        <w:rPr>
+          <w:rFonts w:ascii="Times New Roman" w:hAnsi="Times New Roman"/>
+          <w:sz w:val="18"/>
+          <w:szCs w:val="18"/>
+          <w:lang w:val="es-EC"/>
+        </w:rPr>
+        <w:t xml:space="preserve"> Cartagena</w:t>
+      </w:r>
+    </w:p>
+    <w:p>
+      <w:pPr>
+        <w:pStyle w:val="Textoindependiente"/>
+        <w:spacing w:line="360" w:lineRule="auto"/>
+        <w:ind w:left="360"/>
+        <w:jc w:val="left"/>
+        <w:rPr>
+          <w:rFonts w:ascii="Times New Roman" w:hAnsi="Times New Roman"/>
+          <w:sz w:val="18"/>
+          <w:szCs w:val="18"/>
+          <w:lang w:val="es-EC"/>
+        </w:rPr>
+      </w:pPr>
+      <w:r>
+        <w:rPr>
+          <w:rFonts w:ascii="Times New Roman" w:hAnsi="Times New Roman"/>
+          <w:i/>
+          <w:sz w:val="18"/>
+          <w:szCs w:val="18"/>
+          <w:lang w:val="es-EC"/>
+        </w:rPr>
+        <w:t>Función:</w:t>
+      </w:r>
+      <w:r>
+        <w:rPr>
+          <w:rFonts w:ascii="Times New Roman" w:hAnsi="Times New Roman"/>
+          <w:sz w:val="18"/>
+          <w:szCs w:val="18"/>
+          <w:lang w:val="es-EC"/>
+        </w:rPr>
+        <w:t xml:space="preserve"> </w:t>
+      </w:r>
+      <w:r>
+        <w:rPr>
+          <w:rFonts w:ascii="Times New Roman" w:hAnsi="Times New Roman"/>
+          <w:sz w:val="18"/>
+          <w:szCs w:val="18"/>
+          <w:lang w:val="es-EC"/>
+        </w:rPr>
+        <w:t>Gerente de TI</w:t>
+      </w:r>
+    </w:p>
+    <w:p>
+      <w:pPr>
+        <w:pStyle w:val="Textoindependiente"/>
+        <w:spacing w:line="360" w:lineRule="auto"/>
+        <w:ind w:left="360"/>
+        <w:jc w:val="left"/>
+        <w:rPr>
+          <w:rFonts w:ascii="Times New Roman" w:hAnsi="Times New Roman"/>
+          <w:b/>
+          <w:sz w:val="18"/>
+          <w:szCs w:val="18"/>
+          <w:lang w:val="es-EC"/>
+        </w:rPr>
+      </w:pPr>
+      <w:r>
+        <w:rPr>
+          <w:rFonts w:ascii="Times New Roman" w:hAnsi="Times New Roman"/>
+          <w:i/>
+          <w:sz w:val="18"/>
+          <w:szCs w:val="18"/>
+          <w:lang w:val="es-EC"/>
+        </w:rPr>
+        <w:t>Teléfono</w:t>
+      </w:r>
+      <w:r>
+        <w:rPr>
+          <w:rFonts w:ascii="Times New Roman" w:hAnsi="Times New Roman"/>
+          <w:i/>
+          <w:sz w:val="18"/>
+          <w:szCs w:val="18"/>
+          <w:lang w:val="es-EC"/>
+        </w:rPr>
+        <w:t>s</w:t>
+      </w:r>
+      <w:r>
+        <w:rPr>
+          <w:rFonts w:ascii="Times New Roman" w:hAnsi="Times New Roman"/>
+          <w:i/>
+          <w:sz w:val="18"/>
+          <w:szCs w:val="18"/>
+          <w:lang w:val="es-EC"/>
+        </w:rPr>
+        <w:t>:</w:t>
+      </w:r>
+      <w:r>
+        <w:rPr>
+          <w:rFonts w:ascii="Times New Roman" w:hAnsi="Times New Roman"/>
+          <w:sz w:val="18"/>
+          <w:szCs w:val="18"/>
+          <w:lang w:val="es-EC"/>
+        </w:rPr>
+        <w:t xml:space="preserve"> </w:t>
+      </w:r>
+      <w:r>
+        <w:rPr>
+          <w:rFonts w:ascii="Times New Roman" w:hAnsi="Times New Roman"/>
+          <w:sz w:val="18"/>
+          <w:szCs w:val="18"/>
+          <w:lang w:val="es-EC"/>
+        </w:rPr>
+        <w:t>0992706086</w:t>
+      </w:r>
+      <w:r>
+        <w:rPr>
+          <w:rFonts w:ascii="Times New Roman" w:hAnsi="Times New Roman"/>
+          <w:sz w:val="18"/>
+          <w:szCs w:val="18"/>
+          <w:lang w:val="es-EC"/>
+        </w:rPr>
+        <w:tab/>
+      </w:r>
+      <w:r>
+        <w:rPr>
+          <w:rFonts w:ascii="Times New Roman" w:hAnsi="Times New Roman"/>
+          <w:sz w:val="18"/>
+          <w:szCs w:val="18"/>
+          <w:lang w:val="es-EC"/>
+        </w:rPr>
+        <w:tab/>
+      </w:r>
+      <w:r>
+        <w:rPr>
+          <w:rFonts w:ascii="Times New Roman" w:hAnsi="Times New Roman"/>
+          <w:i/>
+          <w:sz w:val="18"/>
+          <w:szCs w:val="18"/>
+          <w:lang w:val="es-EC"/>
+        </w:rPr>
+        <w:t>E- Mail:</w:t>
+      </w:r>
+      <w:r>
+        <w:rPr>
+          <w:rFonts w:ascii="Times New Roman" w:hAnsi="Times New Roman"/>
+          <w:i/>
+          <w:sz w:val="18"/>
+          <w:szCs w:val="18"/>
+          <w:lang w:val="es-EC"/>
+        </w:rPr>
+        <w:t xml:space="preserve"> </w:t>
+      </w:r>
+      <w:r>
+        <w:rPr>
+          <w:rFonts w:ascii="Times New Roman" w:hAnsi="Times New Roman"/>
+          <w:sz w:val="18"/>
+          <w:szCs w:val="18"/>
+          <w:lang w:val="es-EC"/>
+        </w:rPr>
+        <w:t>sandino.jarami</w:t>
+      </w:r>
+      <w:r>
+        <w:rPr>
+          <w:rFonts w:ascii="Times New Roman" w:hAnsi="Times New Roman"/>
+          <w:sz w:val="18"/>
+          <w:szCs w:val="18"/>
+          <w:lang w:val="es-EC"/>
+        </w:rPr>
+        <w:t>lo@ulearningcenter.com</w:t>
+      </w:r>
+    </w:p>
+    <w:p>
+      <w:pPr>
+        <w:pStyle w:val="Textoindependiente"/>
+        <w:spacing w:line="360" w:lineRule="auto"/>
+        <w:ind w:left="360"/>
+        <w:jc w:val="left"/>
+        <w:rPr>
+          <w:rFonts w:ascii="Times New Roman" w:hAnsi="Times New Roman"/>
+          <w:sz w:val="18"/>
+          <w:szCs w:val="18"/>
+          <w:lang w:val="es-EC"/>
+        </w:rPr>
+      </w:pPr>
+    </w:p>
+    <w:p>
+      <w:pPr>
+        <w:pStyle w:val="Textoindependiente"/>
         <w:numPr>
           <w:ilvl w:val="1"/>
           <w:numId w:val="1"/>
@@ -999,88 +1235,7 @@
           <w:szCs w:val="18"/>
           <w:lang w:val="es-EC"/>
         </w:rPr>
-        <w:t>DATOS DEL TUTOR EMPRESARIAL</w:t>
-      </w:r>
-      <w:r>
-        <w:rPr>
-          <w:rFonts w:ascii="Times New Roman" w:hAnsi="Times New Roman"/>
-          <w:b/>
-          <w:sz w:val="18"/>
-          <w:szCs w:val="18"/>
-          <w:lang w:val="es-EC"/>
-        </w:rPr>
-        <w:t xml:space="preserve"> / INSTITUCIONAL</w:t>
-      </w:r>
-      <w:r>
-        <w:rPr>
-          <w:rFonts w:ascii="Times New Roman" w:hAnsi="Times New Roman"/>
-          <w:b/>
-          <w:sz w:val="18"/>
-          <w:szCs w:val="18"/>
-          <w:lang w:val="es-EC"/>
-        </w:rPr>
-        <w:t xml:space="preserve"> / REPRESENTANTE DE LA COMUNIDAD</w:t>
-      </w:r>
-    </w:p>
-    <w:p>
-      <w:pPr>
-        <w:pStyle w:val="Textoindependiente"/>
-        <w:spacing w:line="360" w:lineRule="auto"/>
-        <w:ind w:left="357"/>
-        <w:jc w:val="left"/>
-        <w:rPr>
-          <w:rFonts w:ascii="Times New Roman" w:hAnsi="Times New Roman"/>
-          <w:sz w:val="18"/>
-          <w:szCs w:val="18"/>
-          <w:lang w:val="es-EC"/>
-        </w:rPr>
-      </w:pPr>
-      <w:r>
-        <w:rPr>
-          <w:rFonts w:ascii="Times New Roman" w:hAnsi="Times New Roman"/>
-          <w:i/>
-          <w:sz w:val="18"/>
-          <w:szCs w:val="18"/>
-          <w:lang w:val="es-EC"/>
-        </w:rPr>
-        <w:t xml:space="preserve">Nombre: </w:t>
-      </w:r>
-      <w:r>
-        <w:rPr>
-          <w:rFonts w:ascii="Times New Roman" w:hAnsi="Times New Roman"/>
-          <w:sz w:val="18"/>
-          <w:szCs w:val="18"/>
-          <w:lang w:val="es-EC"/>
-        </w:rPr>
-        <w:t>Fernando</w:t>
-      </w:r>
-      <w:r>
-        <w:rPr>
-          <w:rFonts w:ascii="Times New Roman" w:hAnsi="Times New Roman"/>
-          <w:i/>
-          <w:sz w:val="18"/>
-          <w:szCs w:val="18"/>
-          <w:lang w:val="es-EC"/>
-        </w:rPr>
-        <w:t xml:space="preserve"> </w:t>
-      </w:r>
-      <w:r>
-        <w:rPr>
-          <w:rFonts w:ascii="Times New Roman" w:hAnsi="Times New Roman"/>
-          <w:sz w:val="18"/>
-          <w:szCs w:val="18"/>
-          <w:lang w:val="es-EC"/>
-        </w:rPr>
-        <w:t>Sandino Jaramillo</w:t>
-      </w:r>
-      <w:r>
-        <w:rPr>
-          <w:rFonts w:ascii="Times New Roman" w:hAnsi="Times New Roman"/>
-          <w:sz w:val="18"/>
-          <w:szCs w:val="18"/>
-          <w:lang w:val="es-EC"/>
-        </w:rPr>
-        <w:t xml:space="preserve"> Cartagena</w:t>
+        <w:t>DATOS DEL ESTUDIANTE</w:t>
       </w:r>
     </w:p>
     <w:p>
@@ -1104,7 +1259,7 @@
           <w:szCs w:val="18"/>
           <w:lang w:val="es-EC"/>
         </w:rPr>
-        <w:t>Función:</w:t>
+        <w:t>Nombre:</w:t>
       </w:r>
       <w:r>
         <w:rPr>
@@ -1122,7 +1277,7 @@
           <w:szCs w:val="18"/>
           <w:lang w:val="es-EC"/>
         </w:rPr>
-        <w:t>Gerente de TI</w:t>
+        <w:t>Ednan Josué Merino Calderón</w:t>
       </w:r>
     </w:p>
     <w:p>
@@ -1133,41 +1288,20 @@
         <w:jc w:val="left"/>
         <w:rPr>
           <w:rFonts w:ascii="Times New Roman" w:hAnsi="Times New Roman"/>
-          <w:b/>
-          <w:sz w:val="18"/>
-          <w:szCs w:val="18"/>
-          <w:lang w:val="es-EC"/>
-        </w:rPr>
-      </w:pPr>
-      <w:r>
-        <w:rPr>
-          <w:rFonts w:ascii="Times New Roman" w:hAnsi="Times New Roman"/>
-          <w:i/>
-          <w:sz w:val="18"/>
-          <w:szCs w:val="18"/>
-          <w:lang w:val="es-EC"/>
-        </w:rPr>
-        <w:t>Teléfono</w:t>
-      </w:r>
-      <w:r>
-        <w:rPr>
-          <w:rFonts w:ascii="Times New Roman" w:hAnsi="Times New Roman"/>
-          <w:i/>
-          <w:sz w:val="18"/>
-          <w:szCs w:val="18"/>
-          <w:lang w:val="es-EC"/>
-        </w:rPr>
-        <w:t>s</w:t>
-      </w:r>
-      <w:r>
-        <w:rPr>
-          <w:rFonts w:ascii="Times New Roman" w:hAnsi="Times New Roman"/>
-          <w:i/>
-          <w:sz w:val="18"/>
-          <w:szCs w:val="18"/>
-          <w:lang w:val="es-EC"/>
-        </w:rPr>
-        <w:t>:</w:t>
+          <w:sz w:val="18"/>
+          <w:szCs w:val="18"/>
+          <w:lang w:val="es-EC"/>
+        </w:rPr>
+      </w:pPr>
+      <w:r>
+        <w:rPr>
+          <w:rFonts w:ascii="Times New Roman" w:hAnsi="Times New Roman"/>
+          <w:i/>
+          <w:sz w:val="18"/>
+          <w:szCs w:val="18"/>
+          <w:lang w:val="es-EC"/>
+        </w:rPr>
+        <w:t>Nº de Cédula:</w:t>
       </w:r>
       <w:r>
         <w:rPr>
@@ -1185,7 +1319,7 @@
           <w:szCs w:val="18"/>
           <w:lang w:val="es-EC"/>
         </w:rPr>
-        <w:t>0992706086</w:t>
+        <w:t>1718972597</w:t>
       </w:r>
       <w:r>
         <w:rPr>
@@ -1208,31 +1342,49 @@
       <w:r>
         <w:rPr>
           <w:rFonts w:ascii="Times New Roman" w:hAnsi="Times New Roman"/>
-          <w:i/>
-          <w:sz w:val="18"/>
-          <w:szCs w:val="18"/>
-          <w:lang w:val="es-EC"/>
-        </w:rPr>
-        <w:t>E- Mail:</w:t>
-      </w:r>
-      <w:r>
-        <w:rPr>
-          <w:rFonts w:ascii="Times New Roman" w:hAnsi="Times New Roman"/>
-          <w:i/>
-          <w:sz w:val="18"/>
-          <w:szCs w:val="18"/>
-          <w:lang w:val="es-EC"/>
-        </w:rPr>
-        <w:t xml:space="preserve"> </w:t>
-      </w:r>
-      <w:r>
-        <w:rPr>
-          <w:rFonts w:ascii="Times New Roman" w:hAnsi="Times New Roman"/>
-          <w:sz w:val="18"/>
-          <w:szCs w:val="18"/>
-          <w:lang w:val="es-EC"/>
-        </w:rPr>
-        <w:t>sandino.jaramillo@ulearningcenter.com</w:t>
+          <w:sz w:val="18"/>
+          <w:szCs w:val="18"/>
+          <w:lang w:val="es-EC"/>
+        </w:rPr>
+        <w:tab/>
+      </w:r>
+      <w:r>
+        <w:rPr>
+          <w:rFonts w:ascii="Times New Roman" w:hAnsi="Times New Roman"/>
+          <w:sz w:val="18"/>
+          <w:szCs w:val="18"/>
+          <w:lang w:val="es-EC"/>
+        </w:rPr>
+        <w:tab/>
+      </w:r>
+      <w:r>
+        <w:rPr>
+          <w:rFonts w:ascii="Times New Roman" w:hAnsi="Times New Roman"/>
+          <w:i/>
+          <w:sz w:val="18"/>
+          <w:szCs w:val="18"/>
+          <w:lang w:val="es-EC"/>
+        </w:rPr>
+        <w:t>ID</w:t>
+      </w:r>
+      <w:r>
+        <w:rPr>
+          <w:rFonts w:ascii="Times New Roman" w:hAnsi="Times New Roman"/>
+          <w:i/>
+          <w:sz w:val="18"/>
+          <w:szCs w:val="18"/>
+          <w:lang w:val="es-EC"/>
+        </w:rPr>
+        <w:t xml:space="preserve">: </w:t>
+      </w:r>
+      <w:r>
+        <w:rPr>
+          <w:rFonts w:ascii="Times New Roman" w:hAnsi="Times New Roman"/>
+          <w:sz w:val="18"/>
+          <w:szCs w:val="18"/>
+          <w:lang w:val="es-EC"/>
+        </w:rPr>
+        <w:t>L00387286</w:t>
       </w:r>
     </w:p>
     <w:p>
@@ -1243,6 +1395,224 @@
         <w:jc w:val="left"/>
         <w:rPr>
           <w:rFonts w:ascii="Times New Roman" w:hAnsi="Times New Roman"/>
+          <w:b/>
+          <w:sz w:val="18"/>
+          <w:szCs w:val="18"/>
+          <w:lang w:val="es-EC"/>
+        </w:rPr>
+      </w:pPr>
+      <w:r>
+        <w:rPr>
+          <w:rFonts w:ascii="Times New Roman" w:hAnsi="Times New Roman"/>
+          <w:i/>
+          <w:sz w:val="18"/>
+          <w:szCs w:val="18"/>
+          <w:lang w:val="es-EC"/>
+        </w:rPr>
+        <w:t>Teléfonos:</w:t>
+      </w:r>
+      <w:r>
+        <w:rPr>
+          <w:rFonts w:ascii="Times New Roman" w:hAnsi="Times New Roman"/>
+          <w:sz w:val="18"/>
+          <w:szCs w:val="18"/>
+          <w:lang w:val="es-EC"/>
+        </w:rPr>
+        <w:t xml:space="preserve"> </w:t>
+      </w:r>
+      <w:r>
+        <w:rPr>
+          <w:rFonts w:ascii="Times New Roman" w:hAnsi="Times New Roman"/>
+          <w:sz w:val="18"/>
+          <w:szCs w:val="18"/>
+          <w:lang w:val="es-EC"/>
+        </w:rPr>
+        <w:t>0987800233</w:t>
+      </w:r>
+      <w:r>
+        <w:rPr>
+          <w:rFonts w:ascii="Times New Roman" w:hAnsi="Times New Roman"/>
+          <w:sz w:val="18"/>
+          <w:szCs w:val="18"/>
+          <w:lang w:val="es-EC"/>
+        </w:rPr>
+        <w:tab/>
+      </w:r>
+      <w:r>
+        <w:rPr>
+          <w:rFonts w:ascii="Times New Roman" w:hAnsi="Times New Roman"/>
+          <w:sz w:val="18"/>
+          <w:szCs w:val="18"/>
+          <w:lang w:val="es-EC"/>
+        </w:rPr>
+        <w:tab/>
+      </w:r>
+      <w:r>
+        <w:rPr>
+          <w:rFonts w:ascii="Times New Roman" w:hAnsi="Times New Roman"/>
+          <w:sz w:val="18"/>
+          <w:szCs w:val="18"/>
+          <w:lang w:val="es-EC"/>
+        </w:rPr>
+        <w:tab/>
+      </w:r>
+      <w:r>
+        <w:rPr>
+          <w:rFonts w:ascii="Times New Roman" w:hAnsi="Times New Roman"/>
+          <w:sz w:val="18"/>
+          <w:szCs w:val="18"/>
+          <w:lang w:val="es-EC"/>
+        </w:rPr>
+        <w:tab/>
+      </w:r>
+      <w:r>
+        <w:rPr>
+          <w:rFonts w:ascii="Times New Roman" w:hAnsi="Times New Roman"/>
+          <w:sz w:val="18"/>
+          <w:szCs w:val="18"/>
+          <w:lang w:val="es-EC"/>
+        </w:rPr>
+        <w:tab/>
+      </w:r>
+      <w:r>
+        <w:rPr>
+          <w:rFonts w:ascii="Times New Roman" w:hAnsi="Times New Roman"/>
+          <w:i/>
+          <w:sz w:val="18"/>
+          <w:szCs w:val="18"/>
+          <w:lang w:val="es-EC"/>
+        </w:rPr>
+        <w:t xml:space="preserve">E- Mail: </w:t>
+      </w:r>
+      <w:r>
+        <w:rPr>
+          <w:rFonts w:ascii="Times New Roman" w:hAnsi="Times New Roman"/>
+          <w:sz w:val="18"/>
+          <w:szCs w:val="18"/>
+          <w:lang w:val="es-EC"/>
+        </w:rPr>
+        <w:t>ejmerino@espe.edu.ec</w:t>
+      </w:r>
+    </w:p>
+    <w:p>
+      <w:pPr>
+        <w:pStyle w:val="Textoindependiente"/>
+        <w:spacing w:line="360" w:lineRule="auto"/>
+        <w:ind w:left="360"/>
+        <w:jc w:val="left"/>
+        <w:rPr>
+          <w:rFonts w:ascii="Times New Roman" w:hAnsi="Times New Roman"/>
+          <w:b/>
+          <w:sz w:val="18"/>
+          <w:szCs w:val="18"/>
+          <w:lang w:val="es-EC"/>
+        </w:rPr>
+      </w:pPr>
+      <w:r>
+        <w:rPr>
+          <w:rFonts w:ascii="Times New Roman" w:hAnsi="Times New Roman"/>
+          <w:i/>
+          <w:sz w:val="18"/>
+          <w:szCs w:val="18"/>
+          <w:lang w:val="es-EC"/>
+        </w:rPr>
+        <w:t>No. Créditos Aprobados:</w:t>
+      </w:r>
+      <w:r>
+        <w:rPr>
+          <w:rFonts w:ascii="Times New Roman" w:hAnsi="Times New Roman"/>
+          <w:sz w:val="18"/>
+          <w:szCs w:val="18"/>
+          <w:lang w:val="es-EC"/>
+        </w:rPr>
+        <w:t xml:space="preserve"> </w:t>
+      </w:r>
+      <w:r>
+        <w:rPr>
+          <w:rFonts w:ascii="Times New Roman" w:hAnsi="Times New Roman"/>
+          <w:sz w:val="18"/>
+          <w:szCs w:val="18"/>
+          <w:lang w:val="es-EC"/>
+        </w:rPr>
+        <w:t>345</w:t>
+      </w:r>
+      <w:r>
+        <w:rPr>
+          <w:rFonts w:ascii="Times New Roman" w:hAnsi="Times New Roman"/>
+          <w:sz w:val="18"/>
+          <w:szCs w:val="18"/>
+          <w:lang w:val="es-EC"/>
+        </w:rPr>
+        <w:t xml:space="preserve">           </w:t>
+      </w:r>
+      <w:r>
+        <w:rPr>
+          <w:rFonts w:ascii="Times New Roman" w:hAnsi="Times New Roman"/>
+          <w:sz w:val="18"/>
+          <w:szCs w:val="18"/>
+          <w:lang w:val="es-EC"/>
+        </w:rPr>
+        <w:t xml:space="preserve">                    </w:t>
+      </w:r>
+      <w:r>
+        <w:rPr>
+          <w:rFonts w:ascii="Times New Roman" w:hAnsi="Times New Roman"/>
+          <w:i/>
+          <w:sz w:val="18"/>
+          <w:szCs w:val="18"/>
+          <w:lang w:val="es-EC"/>
+        </w:rPr>
+        <w:t xml:space="preserve">No. </w:t>
+      </w:r>
+      <w:r>
+        <w:rPr>
+          <w:rFonts w:ascii="Times New Roman" w:hAnsi="Times New Roman"/>
+          <w:i/>
+          <w:sz w:val="18"/>
+          <w:szCs w:val="18"/>
+          <w:lang w:val="es-EC"/>
+        </w:rPr>
+        <w:t xml:space="preserve">De horas de </w:t>
+      </w:r>
+      <w:r>
+        <w:rPr>
+          <w:rFonts w:ascii="Times New Roman" w:hAnsi="Times New Roman"/>
+          <w:i/>
+          <w:sz w:val="18"/>
+          <w:szCs w:val="18"/>
+          <w:lang w:val="es-EC"/>
+        </w:rPr>
+        <w:t>Prácticas Pre profesionales cumplidas</w:t>
+      </w:r>
+      <w:r>
+        <w:rPr>
+          <w:rFonts w:ascii="Times New Roman" w:hAnsi="Times New Roman"/>
+          <w:i/>
+          <w:sz w:val="18"/>
+          <w:szCs w:val="18"/>
+          <w:lang w:val="es-EC"/>
+        </w:rPr>
+        <w:t xml:space="preserve">: </w:t>
+      </w:r>
+      <w:r>
+        <w:rPr>
+          <w:rFonts w:ascii="Times New Roman" w:hAnsi="Times New Roman"/>
+          <w:sz w:val="18"/>
+          <w:szCs w:val="18"/>
+          <w:lang w:val="es-EC"/>
+        </w:rPr>
+        <w:t>264</w:t>
+      </w:r>
+    </w:p>
+    <w:p>
+      <w:pPr>
+        <w:pStyle w:val="Textoindependiente"/>
+        <w:spacing w:line="360" w:lineRule="auto"/>
+        <w:ind w:left="765"/>
+        <w:jc w:val="left"/>
+        <w:rPr>
+          <w:rFonts w:ascii="Times New Roman" w:hAnsi="Times New Roman"/>
+          <w:b/>
           <w:sz w:val="18"/>
           <w:szCs w:val="18"/>
           <w:lang w:val="es-EC"/>
@@ -1274,7 +1644,7 @@
           <w:szCs w:val="18"/>
           <w:lang w:val="es-EC"/>
         </w:rPr>
-        <w:t>DATOS DEL ESTUDIANTE</w:t>
+        <w:t>DATOS DEL TUTOR ACADÉMICO</w:t>
       </w:r>
     </w:p>
     <w:p>
@@ -1316,7 +1686,7 @@
           <w:szCs w:val="18"/>
           <w:lang w:val="es-EC"/>
         </w:rPr>
-        <w:t>Ednan Josué Merino Calderón</w:t>
+        <w:t>Washington Eduardo Loza Herrera</w:t>
       </w:r>
     </w:p>
     <w:p>
@@ -1343,12 +1713,6 @@
         <w:t>Nº de Cédula:</w:t>
       </w:r>
       <w:r>
-        <w:rPr>
-          <w:rFonts w:ascii="Times New Roman" w:hAnsi="Times New Roman"/>
-          <w:sz w:val="18"/>
-          <w:szCs w:val="18"/>
-          <w:lang w:val="es-EC"/>
-        </w:rPr>
         <w:t xml:space="preserve"> </w:t>
       </w:r>
       <w:r>
@@ -1358,7 +1722,7 @@
           <w:szCs w:val="18"/>
           <w:lang w:val="es-EC"/>
         </w:rPr>
-        <w:t>1718972597</w:t>
+        <w:t>1713756524</w:t>
       </w:r>
       <w:r>
         <w:rPr>
@@ -1423,7 +1787,7 @@
           <w:szCs w:val="18"/>
           <w:lang w:val="es-EC"/>
         </w:rPr>
-        <w:t>L00387286</w:t>
+        <w:t>L00329286</w:t>
       </w:r>
     </w:p>
     <w:p>
@@ -1466,7 +1830,7 @@
           <w:szCs w:val="18"/>
           <w:lang w:val="es-EC"/>
         </w:rPr>
-        <w:t>0987800233</w:t>
+        <w:t>0999238772</w:t>
       </w:r>
       <w:r>
         <w:rPr>
@@ -1530,364 +1894,7 @@
           <w:szCs w:val="18"/>
           <w:lang w:val="es-EC"/>
         </w:rPr>
-        <w:t>ejmerino@espe.edu.ec</w:t>
-      </w:r>
-    </w:p>
-    <w:p>
-      <w:pPr>
-        <w:pStyle w:val="Textoindependiente"/>
-        <w:spacing w:line="360" w:lineRule="auto"/>
-        <w:ind w:left="360"/>
-        <w:jc w:val="left"/>
-        <w:rPr>
-          <w:rFonts w:ascii="Times New Roman" w:hAnsi="Times New Roman"/>
-          <w:b/>
-          <w:sz w:val="18"/>
-          <w:szCs w:val="18"/>
-          <w:lang w:val="es-EC"/>
-        </w:rPr>
-      </w:pPr>
-      <w:r>
-        <w:rPr>
-          <w:rFonts w:ascii="Times New Roman" w:hAnsi="Times New Roman"/>
-          <w:i/>
-          <w:sz w:val="18"/>
-          <w:szCs w:val="18"/>
-          <w:lang w:val="es-EC"/>
-        </w:rPr>
-        <w:t>No. Créditos Aprobados:</w:t>
-      </w:r>
-      <w:r>
-        <w:rPr>
-          <w:rFonts w:ascii="Times New Roman" w:hAnsi="Times New Roman"/>
-          <w:sz w:val="18"/>
-          <w:szCs w:val="18"/>
-          <w:lang w:val="es-EC"/>
-        </w:rPr>
-        <w:t xml:space="preserve"> </w:t>
-      </w:r>
-      <w:r>
-        <w:rPr>
-          <w:rFonts w:ascii="Times New Roman" w:hAnsi="Times New Roman"/>
-          <w:sz w:val="18"/>
-          <w:szCs w:val="18"/>
-          <w:lang w:val="es-EC"/>
-        </w:rPr>
-        <w:t>345</w:t>
-      </w:r>
-      <w:r>
-        <w:rPr>
-          <w:rFonts w:ascii="Times New Roman" w:hAnsi="Times New Roman"/>
-          <w:sz w:val="18"/>
-          <w:szCs w:val="18"/>
-          <w:lang w:val="es-EC"/>
-        </w:rPr>
-        <w:t xml:space="preserve">           </w:t>
-      </w:r>
-      <w:r>
-        <w:rPr>
-          <w:rFonts w:ascii="Times New Roman" w:hAnsi="Times New Roman"/>
-          <w:sz w:val="18"/>
-          <w:szCs w:val="18"/>
-          <w:lang w:val="es-EC"/>
-        </w:rPr>
-        <w:t xml:space="preserve">                    </w:t>
-      </w:r>
-      <w:r>
-        <w:rPr>
-          <w:rFonts w:ascii="Times New Roman" w:hAnsi="Times New Roman"/>
-          <w:i/>
-          <w:sz w:val="18"/>
-          <w:szCs w:val="18"/>
-          <w:lang w:val="es-EC"/>
-        </w:rPr>
-        <w:t xml:space="preserve">No. </w:t>
-      </w:r>
-      <w:r>
-        <w:rPr>
-          <w:rFonts w:ascii="Times New Roman" w:hAnsi="Times New Roman"/>
-          <w:i/>
-          <w:sz w:val="18"/>
-          <w:szCs w:val="18"/>
-          <w:lang w:val="es-EC"/>
-        </w:rPr>
-        <w:t xml:space="preserve">De horas de </w:t>
-      </w:r>
-      <w:r>
-        <w:rPr>
-          <w:rFonts w:ascii="Times New Roman" w:hAnsi="Times New Roman"/>
-          <w:i/>
-          <w:sz w:val="18"/>
-          <w:szCs w:val="18"/>
-          <w:lang w:val="es-EC"/>
-        </w:rPr>
-        <w:t>Prácticas Pre profesionales cumplidas</w:t>
-      </w:r>
-      <w:r>
-        <w:rPr>
-          <w:rFonts w:ascii="Times New Roman" w:hAnsi="Times New Roman"/>
-          <w:i/>
-          <w:sz w:val="18"/>
-          <w:szCs w:val="18"/>
-          <w:lang w:val="es-EC"/>
-        </w:rPr>
-        <w:t xml:space="preserve">: </w:t>
-      </w:r>
-      <w:r>
-        <w:rPr>
-          <w:rFonts w:ascii="Times New Roman" w:hAnsi="Times New Roman"/>
-          <w:sz w:val="18"/>
-          <w:szCs w:val="18"/>
-          <w:lang w:val="es-EC"/>
-        </w:rPr>
-        <w:t>240</w:t>
-      </w:r>
-    </w:p>
-    <w:p>
-      <w:pPr>
-        <w:pStyle w:val="Textoindependiente"/>
-        <w:spacing w:line="360" w:lineRule="auto"/>
-        <w:ind w:left="765"/>
-        <w:jc w:val="left"/>
-        <w:rPr>
-          <w:rFonts w:ascii="Times New Roman" w:hAnsi="Times New Roman"/>
-          <w:b/>
-          <w:sz w:val="18"/>
-          <w:szCs w:val="18"/>
-          <w:lang w:val="es-EC"/>
-        </w:rPr>
-      </w:pPr>
-    </w:p>
-    <w:p>
-      <w:pPr>
-        <w:pStyle w:val="Textoindependiente"/>
-        <w:numPr>
-          <w:ilvl w:val="1"/>
-          <w:numId w:val="1"/>
-        </w:numPr>
-        <w:spacing w:line="360" w:lineRule="auto"/>
-        <w:jc w:val="left"/>
-        <w:rPr>
-          <w:rFonts w:ascii="Times New Roman" w:hAnsi="Times New Roman"/>
-          <w:b/>
-          <w:sz w:val="18"/>
-          <w:szCs w:val="18"/>
-          <w:lang w:val="es-EC"/>
-        </w:rPr>
-      </w:pPr>
-      <w:r>
-        <w:rPr>
-          <w:rFonts w:ascii="Times New Roman" w:hAnsi="Times New Roman"/>
-          <w:b/>
-          <w:sz w:val="18"/>
-          <w:szCs w:val="18"/>
-          <w:lang w:val="es-EC"/>
-        </w:rPr>
-        <w:t>DATOS DEL TUTOR ACADÉMICO</w:t>
-      </w:r>
-    </w:p>
-    <w:p>
-      <w:pPr>
-        <w:pStyle w:val="Textoindependiente"/>
-        <w:spacing w:line="360" w:lineRule="auto"/>
-        <w:ind w:left="360"/>
-        <w:jc w:val="left"/>
-        <w:rPr>
-          <w:rFonts w:ascii="Times New Roman" w:hAnsi="Times New Roman"/>
-          <w:sz w:val="18"/>
-          <w:szCs w:val="18"/>
-          <w:lang w:val="es-EC"/>
-        </w:rPr>
-      </w:pPr>
-      <w:r>
-        <w:rPr>
-          <w:rFonts w:ascii="Times New Roman" w:hAnsi="Times New Roman"/>
-          <w:i/>
-          <w:sz w:val="18"/>
-          <w:szCs w:val="18"/>
-          <w:lang w:val="es-EC"/>
-        </w:rPr>
-        <w:t>Nombre:</w:t>
-      </w:r>
-      <w:r>
-        <w:rPr>
-          <w:rFonts w:ascii="Times New Roman" w:hAnsi="Times New Roman"/>
-          <w:sz w:val="18"/>
-          <w:szCs w:val="18"/>
-          <w:lang w:val="es-EC"/>
-        </w:rPr>
-        <w:t xml:space="preserve"> _________________________________________________________________________</w:t>
-      </w:r>
-      <w:r>
-        <w:rPr>
-          <w:rFonts w:ascii="Times New Roman" w:hAnsi="Times New Roman"/>
-          <w:sz w:val="18"/>
-          <w:szCs w:val="18"/>
-          <w:lang w:val="es-EC"/>
-        </w:rPr>
-        <w:t>_____</w:t>
-      </w:r>
-    </w:p>
-    <w:p>
-      <w:pPr>
-        <w:pStyle w:val="Textoindependiente"/>
-        <w:spacing w:line="360" w:lineRule="auto"/>
-        <w:ind w:left="360"/>
-        <w:jc w:val="left"/>
-        <w:rPr>
-          <w:rFonts w:ascii="Times New Roman" w:hAnsi="Times New Roman"/>
-          <w:sz w:val="18"/>
-          <w:szCs w:val="18"/>
-          <w:lang w:val="es-EC"/>
-        </w:rPr>
-      </w:pPr>
-      <w:r>
-        <w:rPr>
-          <w:rFonts w:ascii="Times New Roman" w:hAnsi="Times New Roman"/>
-          <w:i/>
-          <w:sz w:val="18"/>
-          <w:szCs w:val="18"/>
-          <w:lang w:val="es-EC"/>
-        </w:rPr>
-        <w:t>Nº de Cédula:</w:t>
-      </w:r>
-      <w:r>
-        <w:rPr>
-          <w:rFonts w:ascii="Times New Roman" w:hAnsi="Times New Roman"/>
-          <w:sz w:val="18"/>
-          <w:szCs w:val="18"/>
-          <w:lang w:val="es-EC"/>
-        </w:rPr>
-        <w:t xml:space="preserve"> ________________________________</w:t>
-      </w:r>
-      <w:r>
-        <w:rPr>
-          <w:rFonts w:ascii="Times New Roman" w:hAnsi="Times New Roman"/>
-          <w:sz w:val="18"/>
-          <w:szCs w:val="18"/>
-          <w:lang w:val="es-EC"/>
-        </w:rPr>
-        <w:tab/>
-      </w:r>
-      <w:r>
-        <w:rPr>
-          <w:rFonts w:ascii="Times New Roman" w:hAnsi="Times New Roman"/>
-          <w:i/>
-          <w:sz w:val="18"/>
-          <w:szCs w:val="18"/>
-          <w:lang w:val="es-EC"/>
-        </w:rPr>
-        <w:t>ID</w:t>
-      </w:r>
-      <w:proofErr w:type="gramStart"/>
-      <w:r>
-        <w:rPr>
-          <w:rFonts w:ascii="Times New Roman" w:hAnsi="Times New Roman"/>
-          <w:i/>
-          <w:sz w:val="18"/>
-          <w:szCs w:val="18"/>
-          <w:lang w:val="es-EC"/>
-        </w:rPr>
-        <w:t>:</w:t>
-      </w:r>
-      <w:r>
-        <w:rPr>
-          <w:rFonts w:ascii="Times New Roman" w:hAnsi="Times New Roman"/>
-          <w:sz w:val="18"/>
-          <w:szCs w:val="18"/>
-          <w:lang w:val="es-EC"/>
-        </w:rPr>
-        <w:t>_</w:t>
-      </w:r>
-      <w:proofErr w:type="gramEnd"/>
-      <w:r>
-        <w:rPr>
-          <w:rFonts w:ascii="Times New Roman" w:hAnsi="Times New Roman"/>
-          <w:sz w:val="18"/>
-          <w:szCs w:val="18"/>
-          <w:lang w:val="es-EC"/>
-        </w:rPr>
-        <w:t>_______________________________</w:t>
-      </w:r>
-      <w:r>
-        <w:rPr>
-          <w:rFonts w:ascii="Times New Roman" w:hAnsi="Times New Roman"/>
-          <w:sz w:val="18"/>
-          <w:szCs w:val="18"/>
-          <w:lang w:val="es-EC"/>
-        </w:rPr>
-        <w:t>_____</w:t>
-      </w:r>
-    </w:p>
-    <w:p>
-      <w:pPr>
-        <w:pStyle w:val="Textoindependiente"/>
-        <w:spacing w:line="360" w:lineRule="auto"/>
-        <w:ind w:left="360"/>
-        <w:jc w:val="left"/>
-        <w:rPr>
-          <w:rFonts w:ascii="Times New Roman" w:hAnsi="Times New Roman"/>
-          <w:b/>
-          <w:sz w:val="18"/>
-          <w:szCs w:val="18"/>
-          <w:lang w:val="es-EC"/>
-        </w:rPr>
-      </w:pPr>
-      <w:r>
-        <w:rPr>
-          <w:rFonts w:ascii="Times New Roman" w:hAnsi="Times New Roman"/>
-          <w:i/>
-          <w:sz w:val="18"/>
-          <w:szCs w:val="18"/>
-          <w:lang w:val="es-EC"/>
-        </w:rPr>
-        <w:t>Teléfonos:</w:t>
-      </w:r>
-      <w:r>
-        <w:rPr>
-          <w:rFonts w:ascii="Times New Roman" w:hAnsi="Times New Roman"/>
-          <w:sz w:val="18"/>
-          <w:szCs w:val="18"/>
-          <w:lang w:val="es-EC"/>
-        </w:rPr>
-        <w:t xml:space="preserve"> ___________________________________</w:t>
-      </w:r>
-      <w:r>
-        <w:rPr>
-          <w:rFonts w:ascii="Times New Roman" w:hAnsi="Times New Roman"/>
-          <w:sz w:val="18"/>
-          <w:szCs w:val="18"/>
-          <w:lang w:val="es-EC"/>
-        </w:rPr>
-        <w:tab/>
-      </w:r>
-      <w:r>
-        <w:rPr>
-          <w:rFonts w:ascii="Times New Roman" w:hAnsi="Times New Roman"/>
-          <w:i/>
-          <w:sz w:val="18"/>
-          <w:szCs w:val="18"/>
-          <w:lang w:val="es-EC"/>
-        </w:rPr>
-        <w:t>E- Mail: _</w:t>
-      </w:r>
-      <w:r>
-        <w:rPr>
-          <w:rFonts w:ascii="Times New Roman" w:hAnsi="Times New Roman"/>
-          <w:sz w:val="18"/>
-          <w:szCs w:val="18"/>
-          <w:lang w:val="es-EC"/>
-        </w:rPr>
-        <w:t>___________________________</w:t>
-      </w:r>
-      <w:r>
-        <w:rPr>
-          <w:rFonts w:ascii="Times New Roman" w:hAnsi="Times New Roman"/>
-          <w:sz w:val="18"/>
-          <w:szCs w:val="18"/>
-          <w:lang w:val="es-EC"/>
-        </w:rPr>
-        <w:t>_____</w:t>
+        <w:t>wwloza@espe.edu.ec</w:t>
       </w:r>
     </w:p>
     <w:p>
@@ -2014,7 +2021,16 @@
                       <w:sz w:val="18"/>
                       <w:szCs w:val="18"/>
                     </w:rPr>
-                    <w:t xml:space="preserve">01 / 09 </w:t>
+                    <w:t>25 / 08</w:t>
+                  </w:r>
+                  <w:r>
+                    <w:rPr>
+                      <w:rFonts w:ascii="Arial" w:hAnsi="Arial" w:cs="Arial"/>
+                      <w:b/>
+                      <w:sz w:val="18"/>
+                      <w:szCs w:val="18"/>
+                    </w:rPr>
+                    <w:t xml:space="preserve"> </w:t>
                   </w:r>
                   <w:r>
                     <w:rPr>
@@ -2301,7 +2317,7 @@
                       <w:szCs w:val="18"/>
                       <w:lang w:val="es-EC"/>
                     </w:rPr>
-                    <w:t>240</w:t>
+                    <w:t>264</w:t>
                   </w:r>
                 </w:p>
               </w:txbxContent>
@@ -3692,6 +3708,170 @@
           <w:lang w:val="es-EC"/>
         </w:rPr>
       </w:pPr>
+      <w:r>
+        <w:rPr>
+          <w:rFonts w:ascii="Times New Roman" w:hAnsi="Times New Roman"/>
+          <w:b/>
+          <w:noProof/>
+          <w:sz w:val="20"/>
+          <w:szCs w:val="20"/>
+          <w:lang w:val="es-ES"/>
+        </w:rPr>
+        <w:pict>
+          <v:shape id="Text Box 12" o:spid="_x0000_s1036" type="#_x0000_t202" style="position:absolute;margin-left:-10.35pt;margin-top:14.2pt;width:155.55pt;height:97.5pt;z-index:251681792;visibility:visible;mso-width-relative:margin;mso-height-relative:margin" o:gfxdata="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" strokecolor="white [3212]">
+            <v:textbox>
+              <w:txbxContent>
+                <w:p>
+                  <w:pPr>
+                    <w:spacing w:after="0" w:line="240" w:lineRule="auto"/>
+                    <w:jc w:val="center"/>
+                    <w:rPr>
+                      <w:rFonts w:ascii="Arial" w:hAnsi="Arial" w:cs="Arial"/>
+                      <w:sz w:val="20"/>
+                      <w:szCs w:val="20"/>
+                    </w:rPr>
+                  </w:pPr>
+                </w:p>
+                <w:p>
+                  <w:pPr>
+                    <w:spacing w:after="0" w:line="240" w:lineRule="auto"/>
+                    <w:jc w:val="center"/>
+                    <w:rPr>
+                      <w:rFonts w:ascii="Arial" w:hAnsi="Arial" w:cs="Arial"/>
+                      <w:sz w:val="20"/>
+                      <w:szCs w:val="20"/>
+                    </w:rPr>
+                  </w:pPr>
+                </w:p>
+                <w:p>
+                  <w:pPr>
+                    <w:spacing w:after="0"/>
+                    <w:rPr>
+                      <w:rFonts w:ascii="Arial" w:hAnsi="Arial" w:cs="Arial"/>
+                      <w:b/>
+                      <w:sz w:val="16"/>
+                      <w:szCs w:val="16"/>
+                    </w:rPr>
+                  </w:pPr>
+                  <w:r>
+                    <w:rPr>
+                      <w:rFonts w:ascii="Arial" w:hAnsi="Arial" w:cs="Arial"/>
+                      <w:b/>
+                      <w:sz w:val="16"/>
+                      <w:szCs w:val="16"/>
+                    </w:rPr>
+                    <w:t xml:space="preserve">Tutor </w:t>
+                  </w:r>
+                  <w:r>
+                    <w:rPr>
+                      <w:rFonts w:ascii="Arial" w:hAnsi="Arial" w:cs="Arial"/>
+                      <w:b/>
+                      <w:sz w:val="16"/>
+                      <w:szCs w:val="16"/>
+                    </w:rPr>
+                    <w:t xml:space="preserve">(a) </w:t>
+                  </w:r>
+                  <w:r>
+                    <w:rPr>
+                      <w:rFonts w:ascii="Arial" w:hAnsi="Arial" w:cs="Arial"/>
+                      <w:b/>
+                      <w:sz w:val="16"/>
+                      <w:szCs w:val="16"/>
+                    </w:rPr>
+                    <w:t>Empresarial / Institucional</w:t>
+                  </w:r>
+                  <w:r>
+                    <w:rPr>
+                      <w:rFonts w:ascii="Arial" w:hAnsi="Arial" w:cs="Arial"/>
+                      <w:b/>
+                      <w:sz w:val="16"/>
+                      <w:szCs w:val="16"/>
+                    </w:rPr>
+                    <w:t>/ Representante de la Comunidad</w:t>
+                  </w:r>
+                </w:p>
+                <w:p>
+                  <w:pPr>
+                    <w:spacing w:after="0" w:line="240" w:lineRule="auto"/>
+                    <w:rPr>
+                      <w:rFonts w:ascii="Arial" w:hAnsi="Arial" w:cs="Arial"/>
+                      <w:b/>
+                      <w:sz w:val="16"/>
+                      <w:szCs w:val="16"/>
+                    </w:rPr>
+                  </w:pPr>
+                  <w:r>
+                    <w:rPr>
+                      <w:rFonts w:ascii="Arial" w:hAnsi="Arial" w:cs="Arial"/>
+                      <w:b/>
+                      <w:sz w:val="16"/>
+                      <w:szCs w:val="16"/>
+                    </w:rPr>
+                    <w:t>Nombres y apellidos:</w:t>
+                  </w:r>
+                  <w:r>
+                    <w:rPr>
+                      <w:rFonts w:ascii="Arial" w:hAnsi="Arial" w:cs="Arial"/>
+                      <w:b/>
+                      <w:sz w:val="16"/>
+                      <w:szCs w:val="16"/>
+                    </w:rPr>
+                    <w:t xml:space="preserve"> Fernando Sandino Jaramillo Cartagena</w:t>
+                  </w:r>
+                </w:p>
+                <w:p>
+                  <w:pPr>
+                    <w:rPr>
+                      <w:rFonts w:ascii="Arial" w:hAnsi="Arial" w:cs="Arial"/>
+                      <w:b/>
+                      <w:sz w:val="16"/>
+                      <w:szCs w:val="16"/>
+                    </w:rPr>
+                  </w:pPr>
+                  <w:r>
+                    <w:rPr>
+                      <w:rFonts w:ascii="Arial" w:hAnsi="Arial" w:cs="Arial"/>
+                      <w:b/>
+                      <w:sz w:val="16"/>
+                      <w:szCs w:val="16"/>
+                    </w:rPr>
+                    <w:t>CC:</w:t>
+                  </w:r>
+                  <w:r>
+                    <w:rPr>
+                      <w:rFonts w:ascii="Arial" w:hAnsi="Arial" w:cs="Arial"/>
+                      <w:b/>
+                      <w:sz w:val="16"/>
+                      <w:szCs w:val="16"/>
+                    </w:rPr>
+                    <w:t xml:space="preserve"> </w:t>
+                  </w:r>
+                  <w:r>
+                    <w:rPr>
+                      <w:rFonts w:ascii="Arial" w:hAnsi="Arial" w:cs="Arial"/>
+                      <w:b/>
+                      <w:sz w:val="16"/>
+                      <w:szCs w:val="16"/>
+                    </w:rPr>
+                    <w:t>1715957609</w:t>
+                  </w:r>
+                </w:p>
+                <w:p>
+                  <w:pPr>
+                    <w:spacing w:after="0" w:line="240" w:lineRule="auto"/>
+                    <w:rPr>
+                      <w:rFonts w:ascii="Arial" w:hAnsi="Arial" w:cs="Arial"/>
+                      <w:b/>
+                      <w:sz w:val="16"/>
+                      <w:szCs w:val="16"/>
+                    </w:rPr>
+                  </w:pPr>
+                </w:p>
+              </w:txbxContent>
+            </v:textbox>
+          </v:shape>
+        </w:pict>
+      </w:r>
     </w:p>
     <w:p>
       <w:pPr>
@@ -3715,7 +3895,7 @@
         </w:rPr>
         <w:pict>
           <v:shape id="Text Box 10" o:spid="_x0000_s1035" type="#_x0000_t202" style="position:absolute;margin-left:295.65pt;margin-top:4.2pt;width:171.5pt;height:90pt;z-index:251688960;visibility:visible;mso-width-relative:margin;mso-height-relative:margin" o:gfxdata="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" strokecolor="white [3212]">
-            <v:textbox>
+            <v:textbox style="mso-next-textbox:#Text Box 10">
               <w:txbxContent>
                 <w:p>
                   <w:pPr>
@@ -3845,165 +4025,8 @@
           <w:lang w:val="es-ES"/>
         </w:rPr>
         <w:pict>
-          <v:shape id="Text Box 12" o:spid="_x0000_s1036" type="#_x0000_t202" style="position:absolute;margin-left:-10.35pt;margin-top:2.7pt;width:155.55pt;height:76.5pt;z-index:251681792;visibility:visible;mso-width-relative:margin;mso-height-relative:margin" o:gfxdata="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" strokecolor="white [3212]">
-            <v:textbox>
-              <w:txbxContent>
-                <w:p>
-                  <w:pPr>
-                    <w:spacing w:after="0" w:line="240" w:lineRule="auto"/>
-                    <w:jc w:val="center"/>
-                    <w:rPr>
-                      <w:rFonts w:ascii="Arial" w:hAnsi="Arial" w:cs="Arial"/>
-                      <w:sz w:val="20"/>
-                      <w:szCs w:val="20"/>
-                    </w:rPr>
-                  </w:pPr>
-                </w:p>
-                <w:p>
-                  <w:pPr>
-                    <w:spacing w:after="0" w:line="240" w:lineRule="auto"/>
-                    <w:jc w:val="center"/>
-                    <w:rPr>
-                      <w:rFonts w:ascii="Arial" w:hAnsi="Arial" w:cs="Arial"/>
-                      <w:sz w:val="20"/>
-                      <w:szCs w:val="20"/>
-                    </w:rPr>
-                  </w:pPr>
-                </w:p>
-                <w:p>
-                  <w:pPr>
-                    <w:spacing w:after="0"/>
-                    <w:rPr>
-                      <w:rFonts w:ascii="Arial" w:hAnsi="Arial" w:cs="Arial"/>
-                      <w:b/>
-                      <w:sz w:val="16"/>
-                      <w:szCs w:val="16"/>
-                    </w:rPr>
-                  </w:pPr>
-                  <w:r>
-                    <w:rPr>
-                      <w:rFonts w:ascii="Arial" w:hAnsi="Arial" w:cs="Arial"/>
-                      <w:b/>
-                      <w:sz w:val="16"/>
-                      <w:szCs w:val="16"/>
-                    </w:rPr>
-                    <w:t xml:space="preserve">Tutor </w:t>
-                  </w:r>
-                  <w:r>
-                    <w:rPr>
-                      <w:rFonts w:ascii="Arial" w:hAnsi="Arial" w:cs="Arial"/>
-                      <w:b/>
-                      <w:sz w:val="16"/>
-                      <w:szCs w:val="16"/>
-                    </w:rPr>
-                    <w:t xml:space="preserve">(a) </w:t>
-                  </w:r>
-                  <w:r>
-                    <w:rPr>
-                      <w:rFonts w:ascii="Arial" w:hAnsi="Arial" w:cs="Arial"/>
-                      <w:b/>
-                      <w:sz w:val="16"/>
-                      <w:szCs w:val="16"/>
-                    </w:rPr>
-                    <w:t>Empresarial / Institucional</w:t>
-                  </w:r>
-                  <w:r>
-                    <w:rPr>
-                      <w:rFonts w:ascii="Arial" w:hAnsi="Arial" w:cs="Arial"/>
-                      <w:b/>
-                      <w:sz w:val="16"/>
-                      <w:szCs w:val="16"/>
-                    </w:rPr>
-                    <w:t>/ Representante de la Com</w:t>
-                  </w:r>
-                  <w:bookmarkStart w:id="0" w:name="_GoBack"/>
-                  <w:bookmarkEnd w:id="0"/>
-                  <w:r>
-                    <w:rPr>
-                      <w:rFonts w:ascii="Arial" w:hAnsi="Arial" w:cs="Arial"/>
-                      <w:b/>
-                      <w:sz w:val="16"/>
-                      <w:szCs w:val="16"/>
-                    </w:rPr>
-                    <w:t>unidad</w:t>
-                  </w:r>
-                </w:p>
-                <w:p>
-                  <w:pPr>
-                    <w:spacing w:after="0" w:line="240" w:lineRule="auto"/>
-                    <w:rPr>
-                      <w:rFonts w:ascii="Arial" w:hAnsi="Arial" w:cs="Arial"/>
-                      <w:b/>
-                      <w:sz w:val="16"/>
-                      <w:szCs w:val="16"/>
-                    </w:rPr>
-                  </w:pPr>
-                  <w:r>
-                    <w:rPr>
-                      <w:rFonts w:ascii="Arial" w:hAnsi="Arial" w:cs="Arial"/>
-                      <w:b/>
-                      <w:sz w:val="16"/>
-                      <w:szCs w:val="16"/>
-                    </w:rPr>
-                    <w:t>Nombres y apellidos:</w:t>
-                  </w:r>
-                  <w:r>
-                    <w:rPr>
-                      <w:rFonts w:ascii="Arial" w:hAnsi="Arial" w:cs="Arial"/>
-                      <w:b/>
-                      <w:sz w:val="16"/>
-                      <w:szCs w:val="16"/>
-                    </w:rPr>
-                    <w:t xml:space="preserve"> Fernando Sandino Jaramillo Cartagena</w:t>
-                  </w:r>
-                </w:p>
-                <w:p>
-                  <w:pPr>
-                    <w:rPr>
-                      <w:rFonts w:ascii="Arial" w:hAnsi="Arial" w:cs="Arial"/>
-                      <w:b/>
-                      <w:sz w:val="16"/>
-                      <w:szCs w:val="16"/>
-                    </w:rPr>
-                  </w:pPr>
-                  <w:r>
-                    <w:rPr>
-                      <w:rFonts w:ascii="Arial" w:hAnsi="Arial" w:cs="Arial"/>
-                      <w:b/>
-                      <w:sz w:val="16"/>
-                      <w:szCs w:val="16"/>
-                    </w:rPr>
-                    <w:t>CC:</w:t>
-                  </w:r>
-                </w:p>
-                <w:p>
-                  <w:pPr>
-                    <w:spacing w:after="0" w:line="240" w:lineRule="auto"/>
-                    <w:rPr>
-                      <w:rFonts w:ascii="Arial" w:hAnsi="Arial" w:cs="Arial"/>
-                      <w:b/>
-                      <w:sz w:val="16"/>
-                      <w:szCs w:val="16"/>
-                    </w:rPr>
-                  </w:pPr>
-                </w:p>
-              </w:txbxContent>
-            </v:textbox>
-          </v:shape>
-        </w:pict>
-      </w:r>
-      <w:r>
-        <w:rPr>
-          <w:rFonts w:ascii="Times New Roman" w:hAnsi="Times New Roman"/>
-          <w:b/>
-          <w:noProof/>
-          <w:sz w:val="20"/>
-          <w:szCs w:val="20"/>
-          <w:lang w:val="es-ES"/>
-        </w:rPr>
-        <w:pict>
           <v:shape id="Text Box 11" o:spid="_x0000_s1037" type="#_x0000_t202" style="position:absolute;margin-left:135.15pt;margin-top:2.7pt;width:159.75pt;height:67.5pt;z-index:251685888;visibility:visible;mso-width-relative:margin;mso-height-relative:margin" o:gfxdata="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" strokecolor="white [3212]">
-            <v:textbox>
+            <v:textbox style="mso-next-textbox:#Text Box 11">
               <w:txbxContent>
                 <w:p>
                   <w:pPr>
@@ -4103,6 +4126,15 @@
                     </w:rPr>
                     <w:t xml:space="preserve"> </w:t>
                   </w:r>
+                  <w:r>
+                    <w:rPr>
+                      <w:rFonts w:ascii="Arial" w:hAnsi="Arial" w:cs="Arial"/>
+                      <w:b/>
+                      <w:sz w:val="16"/>
+                      <w:szCs w:val="16"/>
+                    </w:rPr>
+                    <w:t>Washington Eduardo Loza Herrera</w:t>
+                  </w:r>
                 </w:p>
                 <w:p>
                   <w:pPr>
@@ -4141,6 +4173,24 @@
                     </w:rPr>
                     <w:t>:</w:t>
                   </w:r>
+                  <w:r>
+                    <w:rPr>
+                      <w:rFonts w:ascii="Arial" w:hAnsi="Arial" w:cs="Arial"/>
+                      <w:b/>
+                      <w:sz w:val="16"/>
+                      <w:szCs w:val="16"/>
+                    </w:rPr>
+                    <w:t xml:space="preserve"> </w:t>
+                  </w:r>
+                  <w:r>
+                    <w:rPr>
+                      <w:rFonts w:ascii="Arial" w:hAnsi="Arial" w:cs="Arial"/>
+                      <w:b/>
+                      <w:sz w:val="16"/>
+                      <w:szCs w:val="16"/>
+                    </w:rPr>
+                    <w:t>1713756524</w:t>
+                  </w:r>
                 </w:p>
                 <w:p>
                   <w:pPr>
@@ -4299,6 +4349,8 @@
         </w:rPr>
         <w:tab/>
       </w:r>
+      <w:bookmarkStart w:id="0" w:name="_GoBack"/>
+      <w:bookmarkEnd w:id="0"/>
       <w:r>
         <w:rPr>
           <w:rFonts w:ascii="Times New Roman" w:hAnsi="Times New Roman" w:cs="Times New Roman"/>
@@ -6100,7 +6152,7 @@
 </file>
 
 <file path=customXml/itemProps1.xml><?xml version="1.0" encoding="utf-8"?>
-<ds:datastoreItem xmlns:ds="http://schemas.openxmlformats.org/officeDocument/2006/customXml" ds:itemID="{2A70C85A-A2C0-4FA9-8088-ABB11C3A5098}">
+<ds:datastoreItem xmlns:ds="http://schemas.openxmlformats.org/officeDocument/2006/customXml" ds:itemID="{7F31C690-5325-41C5-979F-220D06DA871E}">
   <ds:schemaRefs>
     <ds:schemaRef ds:uri="http://schemas.openxmlformats.org/officeDocument/2006/bibliography"/>
   </ds:schemaRefs>

--- a/Practicas Preprofesionales/Editables/01MerinoEdnanPlanificacionPractica.docx
+++ b/Practicas Preprofesionales/Editables/01MerinoEdnanPlanificacionPractica.docx
@@ -2305,6 +2305,7 @@
                     <w:jc w:val="center"/>
                     <w:rPr>
                       <w:rFonts w:ascii="Arial" w:hAnsi="Arial" w:cs="Arial"/>
+                      <w:b/>
                       <w:sz w:val="18"/>
                       <w:szCs w:val="18"/>
                       <w:lang w:val="es-EC"/>
@@ -2313,6 +2314,7 @@
                   <w:r>
                     <w:rPr>
                       <w:rFonts w:ascii="Arial" w:hAnsi="Arial" w:cs="Arial"/>
+                      <w:b/>
                       <w:sz w:val="18"/>
                       <w:szCs w:val="18"/>
                       <w:lang w:val="es-EC"/>
@@ -2548,18 +2550,17 @@
           <w:szCs w:val="18"/>
           <w:lang w:val="es-EC"/>
         </w:rPr>
-        <w:t>:_________________________________________</w:t>
-      </w:r>
-      <w:r>
-        <w:rPr>
-          <w:rFonts w:ascii="Times New Roman" w:hAnsi="Times New Roman"/>
-          <w:b/>
+        <w:t xml:space="preserve">: </w:t>
+      </w:r>
+      <w:r>
+        <w:rPr>
+          <w:rFonts w:ascii="Times New Roman" w:hAnsi="Times New Roman"/>
           <w:color w:val="000000" w:themeColor="text1"/>
           <w:sz w:val="18"/>
           <w:szCs w:val="18"/>
           <w:lang w:val="es-EC"/>
         </w:rPr>
-        <w:t>______</w:t>
+        <w:t>Prototipo de desarrollo y mejora de la plataforma educativa U-LEARNINGCENTER</w:t>
       </w:r>
     </w:p>
     <w:p>
@@ -2611,27 +2612,16 @@
           <w:szCs w:val="18"/>
           <w:lang w:val="es-EC"/>
         </w:rPr>
-        <w:t>:</w:t>
-      </w:r>
-      <w:r>
-        <w:rPr>
-          <w:rFonts w:ascii="Times New Roman" w:hAnsi="Times New Roman"/>
-          <w:b/>
-          <w:sz w:val="18"/>
-          <w:szCs w:val="18"/>
-          <w:lang w:val="es-EC"/>
-        </w:rPr>
-        <w:t>_____________________________________________________</w:t>
-      </w:r>
-      <w:r>
-        <w:rPr>
-          <w:rFonts w:ascii="Times New Roman" w:hAnsi="Times New Roman"/>
-          <w:b/>
-          <w:sz w:val="18"/>
-          <w:szCs w:val="18"/>
-          <w:lang w:val="es-EC"/>
-        </w:rPr>
-        <w:t>______</w:t>
+        <w:t xml:space="preserve">: </w:t>
+      </w:r>
+      <w:r>
+        <w:rPr>
+          <w:rFonts w:ascii="Times New Roman" w:hAnsi="Times New Roman"/>
+          <w:sz w:val="18"/>
+          <w:szCs w:val="18"/>
+          <w:lang w:val="es-EC"/>
+        </w:rPr>
+        <w:t>Ingeniería en Software</w:t>
       </w:r>
     </w:p>
     <w:p>
@@ -2702,27 +2692,19 @@
     </w:p>
     <w:tbl>
       <w:tblPr>
-        <w:tblW w:w="4884" w:type="pct"/>
-        <w:tblInd w:w="108" w:type="dxa"/>
-        <w:tblBorders>
-          <w:top w:val="single" w:sz="4" w:space="0" w:color="000000"/>
-          <w:left w:val="single" w:sz="4" w:space="0" w:color="000000"/>
-          <w:bottom w:val="single" w:sz="4" w:space="0" w:color="000000"/>
-          <w:right w:val="single" w:sz="4" w:space="0" w:color="000000"/>
-          <w:insideH w:val="single" w:sz="4" w:space="0" w:color="000000"/>
-          <w:insideV w:val="single" w:sz="4" w:space="0" w:color="000000"/>
-        </w:tblBorders>
+        <w:tblStyle w:val="Tablaconcuadrcula"/>
+        <w:tblW w:w="0" w:type="auto"/>
         <w:tblLook w:val="04A0" w:firstRow="1" w:lastRow="0" w:firstColumn="1" w:lastColumn="0" w:noHBand="0" w:noVBand="1"/>
       </w:tblPr>
       <w:tblGrid>
-        <w:gridCol w:w="752"/>
-        <w:gridCol w:w="1999"/>
-        <w:gridCol w:w="6321"/>
+        <w:gridCol w:w="959"/>
+        <w:gridCol w:w="2126"/>
+        <w:gridCol w:w="6126"/>
       </w:tblGrid>
       <w:tr>
         <w:tc>
           <w:tcPr>
-            <w:tcW w:w="414" w:type="pct"/>
+            <w:tcW w:w="959" w:type="dxa"/>
             <w:vAlign w:val="center"/>
           </w:tcPr>
           <w:p>
@@ -2751,7 +2733,7 @@
         </w:tc>
         <w:tc>
           <w:tcPr>
-            <w:tcW w:w="1102" w:type="pct"/>
+            <w:tcW w:w="2126" w:type="dxa"/>
             <w:vAlign w:val="center"/>
           </w:tcPr>
           <w:p>
@@ -2780,7 +2762,7 @@
         </w:tc>
         <w:tc>
           <w:tcPr>
-            <w:tcW w:w="3484" w:type="pct"/>
+            <w:tcW w:w="6126" w:type="dxa"/>
             <w:vAlign w:val="center"/>
           </w:tcPr>
           <w:p>
@@ -2809,9 +2791,12 @@
         </w:tc>
       </w:tr>
       <w:tr>
-        <w:tc>
-          <w:tcPr>
-            <w:tcW w:w="414" w:type="pct"/>
+        <w:trPr>
+          <w:trHeight w:val="303"/>
+        </w:trPr>
+        <w:tc>
+          <w:tcPr>
+            <w:tcW w:w="959" w:type="dxa"/>
             <w:vAlign w:val="center"/>
           </w:tcPr>
           <w:p>
@@ -2819,7 +2804,6 @@
               <w:pStyle w:val="Default"/>
               <w:jc w:val="center"/>
               <w:rPr>
-                <w:b/>
                 <w:color w:val="FF0000"/>
                 <w:sz w:val="18"/>
                 <w:szCs w:val="18"/>
@@ -2829,7 +2813,7 @@
             <w:r>
               <w:rPr>
                 <w:color w:val="auto"/>
-                <w:sz w:val="18"/>
+                <w:sz w:val="20"/>
                 <w:szCs w:val="18"/>
                 <w:lang w:val="es-EC"/>
               </w:rPr>
@@ -2839,7 +2823,33 @@
         </w:tc>
         <w:tc>
           <w:tcPr>
-            <w:tcW w:w="1102" w:type="pct"/>
+            <w:tcW w:w="2126" w:type="dxa"/>
+          </w:tcPr>
+          <w:p>
+            <w:pPr>
+              <w:pStyle w:val="Textoindependiente"/>
+              <w:jc w:val="center"/>
+              <w:rPr>
+                <w:rFonts w:ascii="Times New Roman" w:hAnsi="Times New Roman"/>
+                <w:sz w:val="18"/>
+                <w:szCs w:val="18"/>
+                <w:lang w:val="es-EC"/>
+              </w:rPr>
+            </w:pPr>
+            <w:r>
+              <w:rPr>
+                <w:rFonts w:ascii="Times New Roman" w:hAnsi="Times New Roman"/>
+                <w:sz w:val="18"/>
+                <w:szCs w:val="18"/>
+                <w:lang w:val="es-EC"/>
+              </w:rPr>
+              <w:t>IT</w:t>
+            </w:r>
+          </w:p>
+        </w:tc>
+        <w:tc>
+          <w:tcPr>
+            <w:tcW w:w="6126" w:type="dxa"/>
           </w:tcPr>
           <w:p>
             <w:pPr>
@@ -2847,57 +2857,44 @@
               <w:jc w:val="left"/>
               <w:rPr>
                 <w:rFonts w:ascii="Times New Roman" w:hAnsi="Times New Roman"/>
-                <w:b/>
-                <w:color w:val="FF0000"/>
-                <w:sz w:val="18"/>
-                <w:szCs w:val="18"/>
-                <w:lang w:val="es-EC"/>
-              </w:rPr>
-            </w:pPr>
-          </w:p>
-        </w:tc>
-        <w:tc>
-          <w:tcPr>
-            <w:tcW w:w="3484" w:type="pct"/>
-          </w:tcPr>
-          <w:p>
-            <w:pPr>
-              <w:pStyle w:val="Textoindependiente"/>
-              <w:jc w:val="left"/>
-              <w:rPr>
-                <w:rFonts w:ascii="Times New Roman" w:hAnsi="Times New Roman"/>
-                <w:b/>
-                <w:color w:val="FF0000"/>
-                <w:sz w:val="18"/>
-                <w:szCs w:val="18"/>
-                <w:lang w:val="es-EC"/>
-              </w:rPr>
-            </w:pPr>
+                <w:sz w:val="18"/>
+                <w:szCs w:val="18"/>
+                <w:lang w:val="es-EC"/>
+              </w:rPr>
+            </w:pPr>
+            <w:r>
+              <w:rPr>
+                <w:rFonts w:ascii="Times New Roman" w:hAnsi="Times New Roman"/>
+                <w:sz w:val="18"/>
+                <w:szCs w:val="18"/>
+              </w:rPr>
+              <w:t>Inducción a la empresa: Revisión de misión, visión, servicios y estructura organizacional de la empresa. Presentación general de la plataforma y su propósito educativo.</w:t>
+            </w:r>
           </w:p>
         </w:tc>
       </w:tr>
       <w:tr>
         <w:tc>
           <w:tcPr>
-            <w:tcW w:w="414" w:type="pct"/>
-            <w:vAlign w:val="center"/>
-          </w:tcPr>
-          <w:p>
-            <w:pPr>
-              <w:pStyle w:val="Default"/>
-              <w:jc w:val="center"/>
-              <w:rPr>
-                <w:color w:val="auto"/>
-                <w:sz w:val="18"/>
-                <w:szCs w:val="18"/>
-                <w:lang w:val="es-EC"/>
-              </w:rPr>
-            </w:pPr>
-            <w:r>
-              <w:rPr>
-                <w:color w:val="auto"/>
-                <w:sz w:val="18"/>
-                <w:szCs w:val="18"/>
+            <w:tcW w:w="959" w:type="dxa"/>
+          </w:tcPr>
+          <w:p>
+            <w:pPr>
+              <w:pStyle w:val="Textoindependiente"/>
+              <w:spacing w:line="360" w:lineRule="auto"/>
+              <w:jc w:val="center"/>
+              <w:rPr>
+                <w:rFonts w:ascii="Times New Roman" w:hAnsi="Times New Roman"/>
+                <w:sz w:val="20"/>
+                <w:szCs w:val="20"/>
+                <w:lang w:val="es-EC"/>
+              </w:rPr>
+            </w:pPr>
+            <w:r>
+              <w:rPr>
+                <w:rFonts w:ascii="Times New Roman" w:hAnsi="Times New Roman"/>
+                <w:sz w:val="20"/>
+                <w:szCs w:val="20"/>
                 <w:lang w:val="es-EC"/>
               </w:rPr>
               <w:t>2.</w:t>
@@ -2906,35 +2903,3549 @@
         </w:tc>
         <w:tc>
           <w:tcPr>
-            <w:tcW w:w="1102" w:type="pct"/>
-          </w:tcPr>
-          <w:p>
-            <w:pPr>
-              <w:pStyle w:val="Textoindependiente"/>
+            <w:tcW w:w="2126" w:type="dxa"/>
+          </w:tcPr>
+          <w:p>
+            <w:pPr>
+              <w:pStyle w:val="Textoindependiente"/>
+              <w:spacing w:line="360" w:lineRule="auto"/>
+              <w:jc w:val="center"/>
+              <w:rPr>
+                <w:rFonts w:ascii="Times New Roman" w:hAnsi="Times New Roman"/>
+                <w:b/>
+                <w:sz w:val="20"/>
+                <w:szCs w:val="20"/>
+                <w:u w:val="single"/>
+                <w:lang w:val="es-EC"/>
+              </w:rPr>
+            </w:pPr>
+            <w:r>
+              <w:rPr>
+                <w:rFonts w:ascii="Times New Roman" w:hAnsi="Times New Roman"/>
+                <w:sz w:val="18"/>
+                <w:szCs w:val="18"/>
+                <w:lang w:val="es-EC"/>
+              </w:rPr>
+              <w:t>IT</w:t>
+            </w:r>
+          </w:p>
+        </w:tc>
+        <w:tc>
+          <w:tcPr>
+            <w:tcW w:w="6126" w:type="dxa"/>
+          </w:tcPr>
+          <w:p>
+            <w:pPr>
+              <w:pStyle w:val="Textoindependiente"/>
+              <w:spacing w:line="360" w:lineRule="auto"/>
               <w:jc w:val="left"/>
               <w:rPr>
                 <w:rFonts w:ascii="Times New Roman" w:hAnsi="Times New Roman"/>
+                <w:sz w:val="18"/>
+                <w:szCs w:val="18"/>
+                <w:lang w:val="es-EC"/>
+              </w:rPr>
+            </w:pPr>
+            <w:r>
+              <w:rPr>
+                <w:rFonts w:ascii="Times New Roman" w:hAnsi="Times New Roman"/>
+                <w:sz w:val="18"/>
+                <w:szCs w:val="18"/>
+                <w:lang w:val="es-EC"/>
+              </w:rPr>
+              <w:t>Análisis del modelo de negocio de la empresa, identificación de roles principales (estudiantes, docentes, administradores) y su interacción.</w:t>
+            </w:r>
+          </w:p>
+        </w:tc>
+      </w:tr>
+      <w:tr>
+        <w:tc>
+          <w:tcPr>
+            <w:tcW w:w="959" w:type="dxa"/>
+          </w:tcPr>
+          <w:p>
+            <w:pPr>
+              <w:pStyle w:val="Textoindependiente"/>
+              <w:spacing w:line="360" w:lineRule="auto"/>
+              <w:jc w:val="center"/>
+              <w:rPr>
+                <w:rFonts w:ascii="Times New Roman" w:hAnsi="Times New Roman"/>
+                <w:sz w:val="20"/>
+                <w:szCs w:val="20"/>
+                <w:lang w:val="es-EC"/>
+              </w:rPr>
+            </w:pPr>
+            <w:r>
+              <w:rPr>
+                <w:rFonts w:ascii="Times New Roman" w:hAnsi="Times New Roman"/>
+                <w:sz w:val="20"/>
+                <w:szCs w:val="20"/>
+                <w:lang w:val="es-EC"/>
+              </w:rPr>
+              <w:t>3.</w:t>
+            </w:r>
+          </w:p>
+        </w:tc>
+        <w:tc>
+          <w:tcPr>
+            <w:tcW w:w="2126" w:type="dxa"/>
+          </w:tcPr>
+          <w:p>
+            <w:pPr>
+              <w:pStyle w:val="Textoindependiente"/>
+              <w:spacing w:line="360" w:lineRule="auto"/>
+              <w:jc w:val="center"/>
+              <w:rPr>
+                <w:rFonts w:ascii="Times New Roman" w:hAnsi="Times New Roman"/>
                 <w:b/>
-                <w:color w:val="FF0000"/>
-                <w:sz w:val="18"/>
-                <w:szCs w:val="18"/>
-                <w:lang w:val="es-EC"/>
-              </w:rPr>
-            </w:pPr>
-          </w:p>
-        </w:tc>
-        <w:tc>
-          <w:tcPr>
-            <w:tcW w:w="3484" w:type="pct"/>
-          </w:tcPr>
-          <w:p>
-            <w:pPr>
-              <w:pStyle w:val="Textoindependiente"/>
+                <w:sz w:val="20"/>
+                <w:szCs w:val="20"/>
+                <w:u w:val="single"/>
+                <w:lang w:val="es-EC"/>
+              </w:rPr>
+            </w:pPr>
+            <w:r>
+              <w:rPr>
+                <w:rFonts w:ascii="Times New Roman" w:hAnsi="Times New Roman"/>
+                <w:sz w:val="18"/>
+                <w:szCs w:val="18"/>
+                <w:lang w:val="es-EC"/>
+              </w:rPr>
+              <w:t>IT</w:t>
+            </w:r>
+          </w:p>
+        </w:tc>
+        <w:tc>
+          <w:tcPr>
+            <w:tcW w:w="6126" w:type="dxa"/>
+          </w:tcPr>
+          <w:p>
+            <w:pPr>
+              <w:rPr>
+                <w:rFonts w:ascii="Times New Roman" w:hAnsi="Times New Roman" w:cs="Times New Roman"/>
+                <w:sz w:val="18"/>
+                <w:szCs w:val="18"/>
+              </w:rPr>
+            </w:pPr>
+            <w:r>
+              <w:rPr>
+                <w:rFonts w:ascii="Times New Roman" w:hAnsi="Times New Roman" w:cs="Times New Roman"/>
+                <w:sz w:val="18"/>
+                <w:szCs w:val="18"/>
+              </w:rPr>
+              <w:t>Navegación por el sistema actual, registro de funcionalidades principales y primeras observaciones de usabilidad.</w:t>
+            </w:r>
+          </w:p>
+        </w:tc>
+      </w:tr>
+      <w:tr>
+        <w:tc>
+          <w:tcPr>
+            <w:tcW w:w="959" w:type="dxa"/>
+          </w:tcPr>
+          <w:p>
+            <w:pPr>
+              <w:pStyle w:val="Textoindependiente"/>
+              <w:spacing w:line="360" w:lineRule="auto"/>
+              <w:jc w:val="center"/>
+              <w:rPr>
+                <w:rFonts w:ascii="Times New Roman" w:hAnsi="Times New Roman"/>
+                <w:sz w:val="20"/>
+                <w:szCs w:val="20"/>
+                <w:lang w:val="es-EC"/>
+              </w:rPr>
+            </w:pPr>
+            <w:r>
+              <w:rPr>
+                <w:rFonts w:ascii="Times New Roman" w:hAnsi="Times New Roman"/>
+                <w:sz w:val="20"/>
+                <w:szCs w:val="20"/>
+                <w:lang w:val="es-EC"/>
+              </w:rPr>
+              <w:t>4.</w:t>
+            </w:r>
+          </w:p>
+        </w:tc>
+        <w:tc>
+          <w:tcPr>
+            <w:tcW w:w="2126" w:type="dxa"/>
+          </w:tcPr>
+          <w:p>
+            <w:pPr>
+              <w:pStyle w:val="Textoindependiente"/>
+              <w:spacing w:line="360" w:lineRule="auto"/>
+              <w:jc w:val="center"/>
+              <w:rPr>
+                <w:rFonts w:ascii="Times New Roman" w:hAnsi="Times New Roman"/>
+                <w:b/>
+                <w:sz w:val="20"/>
+                <w:szCs w:val="20"/>
+                <w:u w:val="single"/>
+                <w:lang w:val="es-EC"/>
+              </w:rPr>
+            </w:pPr>
+            <w:r>
+              <w:rPr>
+                <w:rFonts w:ascii="Times New Roman" w:hAnsi="Times New Roman"/>
+                <w:sz w:val="18"/>
+                <w:szCs w:val="18"/>
+                <w:lang w:val="es-EC"/>
+              </w:rPr>
+              <w:t>IT</w:t>
+            </w:r>
+          </w:p>
+        </w:tc>
+        <w:tc>
+          <w:tcPr>
+            <w:tcW w:w="6126" w:type="dxa"/>
+          </w:tcPr>
+          <w:p>
+            <w:pPr>
+              <w:pStyle w:val="Textoindependiente"/>
+              <w:spacing w:line="360" w:lineRule="auto"/>
               <w:jc w:val="left"/>
               <w:rPr>
                 <w:rFonts w:ascii="Times New Roman" w:hAnsi="Times New Roman"/>
+                <w:sz w:val="18"/>
+                <w:szCs w:val="18"/>
+                <w:lang w:val="es-EC"/>
+              </w:rPr>
+            </w:pPr>
+            <w:r>
+              <w:rPr>
+                <w:rFonts w:ascii="Times New Roman" w:hAnsi="Times New Roman"/>
+                <w:sz w:val="18"/>
+                <w:szCs w:val="18"/>
+                <w:lang w:val="es-EC"/>
+              </w:rPr>
+              <w:t xml:space="preserve">Revisión de módulos clave como </w:t>
+            </w:r>
+            <w:proofErr w:type="spellStart"/>
+            <w:r>
+              <w:rPr>
+                <w:rFonts w:ascii="Times New Roman" w:hAnsi="Times New Roman"/>
+                <w:sz w:val="18"/>
+                <w:szCs w:val="18"/>
+                <w:lang w:val="es-EC"/>
+              </w:rPr>
+              <w:t>login</w:t>
+            </w:r>
+            <w:proofErr w:type="spellEnd"/>
+            <w:r>
+              <w:rPr>
+                <w:rFonts w:ascii="Times New Roman" w:hAnsi="Times New Roman"/>
+                <w:sz w:val="18"/>
+                <w:szCs w:val="18"/>
+                <w:lang w:val="es-EC"/>
+              </w:rPr>
+              <w:t>, inscripción a cursos y gestión de contenidos. Documentación inicial de funcionamiento.</w:t>
+            </w:r>
+          </w:p>
+        </w:tc>
+      </w:tr>
+      <w:tr>
+        <w:tc>
+          <w:tcPr>
+            <w:tcW w:w="959" w:type="dxa"/>
+          </w:tcPr>
+          <w:p>
+            <w:pPr>
+              <w:pStyle w:val="Textoindependiente"/>
+              <w:spacing w:line="360" w:lineRule="auto"/>
+              <w:jc w:val="center"/>
+              <w:rPr>
+                <w:rFonts w:ascii="Times New Roman" w:hAnsi="Times New Roman"/>
+                <w:sz w:val="20"/>
+                <w:szCs w:val="20"/>
+                <w:lang w:val="es-EC"/>
+              </w:rPr>
+            </w:pPr>
+            <w:r>
+              <w:rPr>
+                <w:rFonts w:ascii="Times New Roman" w:hAnsi="Times New Roman"/>
+                <w:sz w:val="20"/>
+                <w:szCs w:val="20"/>
+                <w:lang w:val="es-EC"/>
+              </w:rPr>
+              <w:t>5.</w:t>
+            </w:r>
+          </w:p>
+        </w:tc>
+        <w:tc>
+          <w:tcPr>
+            <w:tcW w:w="2126" w:type="dxa"/>
+          </w:tcPr>
+          <w:p>
+            <w:pPr>
+              <w:pStyle w:val="Textoindependiente"/>
+              <w:spacing w:line="360" w:lineRule="auto"/>
+              <w:jc w:val="center"/>
+              <w:rPr>
+                <w:rFonts w:ascii="Times New Roman" w:hAnsi="Times New Roman"/>
                 <w:b/>
-                <w:color w:val="FF0000"/>
+                <w:sz w:val="20"/>
+                <w:szCs w:val="20"/>
+                <w:u w:val="single"/>
+                <w:lang w:val="es-EC"/>
+              </w:rPr>
+            </w:pPr>
+            <w:r>
+              <w:rPr>
+                <w:rFonts w:ascii="Times New Roman" w:hAnsi="Times New Roman"/>
+                <w:sz w:val="18"/>
+                <w:szCs w:val="18"/>
+                <w:lang w:val="es-EC"/>
+              </w:rPr>
+              <w:t>IT</w:t>
+            </w:r>
+          </w:p>
+        </w:tc>
+        <w:tc>
+          <w:tcPr>
+            <w:tcW w:w="6126" w:type="dxa"/>
+          </w:tcPr>
+          <w:p>
+            <w:pPr>
+              <w:pStyle w:val="Textoindependiente"/>
+              <w:spacing w:line="360" w:lineRule="auto"/>
+              <w:jc w:val="left"/>
+              <w:rPr>
+                <w:rFonts w:ascii="Times New Roman" w:hAnsi="Times New Roman"/>
+                <w:sz w:val="18"/>
+                <w:szCs w:val="18"/>
+                <w:lang w:val="es-EC"/>
+              </w:rPr>
+            </w:pPr>
+            <w:r>
+              <w:rPr>
+                <w:rFonts w:ascii="Times New Roman" w:hAnsi="Times New Roman"/>
+                <w:sz w:val="18"/>
+                <w:szCs w:val="18"/>
+                <w:lang w:val="es-EC"/>
+              </w:rPr>
+              <w:t>Reunión: Registro de hallazgos y observaci</w:t>
+            </w:r>
+            <w:bookmarkStart w:id="0" w:name="_GoBack"/>
+            <w:bookmarkEnd w:id="0"/>
+            <w:r>
+              <w:rPr>
+                <w:rFonts w:ascii="Times New Roman" w:hAnsi="Times New Roman"/>
+                <w:sz w:val="18"/>
+                <w:szCs w:val="18"/>
+                <w:lang w:val="es-EC"/>
+              </w:rPr>
+              <w:t>ones del sistema actual</w:t>
+            </w:r>
+          </w:p>
+        </w:tc>
+      </w:tr>
+      <w:tr>
+        <w:tc>
+          <w:tcPr>
+            <w:tcW w:w="959" w:type="dxa"/>
+          </w:tcPr>
+          <w:p>
+            <w:pPr>
+              <w:pStyle w:val="Textoindependiente"/>
+              <w:spacing w:line="360" w:lineRule="auto"/>
+              <w:jc w:val="center"/>
+              <w:rPr>
+                <w:rFonts w:ascii="Times New Roman" w:hAnsi="Times New Roman"/>
+                <w:sz w:val="20"/>
+                <w:szCs w:val="20"/>
+                <w:lang w:val="es-EC"/>
+              </w:rPr>
+            </w:pPr>
+            <w:r>
+              <w:rPr>
+                <w:rFonts w:ascii="Times New Roman" w:hAnsi="Times New Roman"/>
+                <w:sz w:val="20"/>
+                <w:szCs w:val="20"/>
+                <w:lang w:val="es-EC"/>
+              </w:rPr>
+              <w:t>6.</w:t>
+            </w:r>
+          </w:p>
+        </w:tc>
+        <w:tc>
+          <w:tcPr>
+            <w:tcW w:w="2126" w:type="dxa"/>
+          </w:tcPr>
+          <w:p>
+            <w:pPr>
+              <w:pStyle w:val="Textoindependiente"/>
+              <w:spacing w:line="360" w:lineRule="auto"/>
+              <w:jc w:val="center"/>
+              <w:rPr>
+                <w:rFonts w:ascii="Times New Roman" w:hAnsi="Times New Roman"/>
+                <w:b/>
+                <w:sz w:val="20"/>
+                <w:szCs w:val="20"/>
+                <w:u w:val="single"/>
+                <w:lang w:val="es-EC"/>
+              </w:rPr>
+            </w:pPr>
+            <w:r>
+              <w:rPr>
+                <w:rFonts w:ascii="Times New Roman" w:hAnsi="Times New Roman"/>
+                <w:sz w:val="18"/>
+                <w:szCs w:val="18"/>
+                <w:lang w:val="es-EC"/>
+              </w:rPr>
+              <w:t>IT</w:t>
+            </w:r>
+          </w:p>
+        </w:tc>
+        <w:tc>
+          <w:tcPr>
+            <w:tcW w:w="6126" w:type="dxa"/>
+          </w:tcPr>
+          <w:p>
+            <w:pPr>
+              <w:rPr>
+                <w:rFonts w:ascii="Times New Roman" w:hAnsi="Times New Roman" w:cs="Times New Roman"/>
+                <w:sz w:val="18"/>
+                <w:szCs w:val="18"/>
+              </w:rPr>
+            </w:pPr>
+            <w:r>
+              <w:rPr>
+                <w:rFonts w:ascii="Times New Roman" w:hAnsi="Times New Roman" w:cs="Times New Roman"/>
+                <w:sz w:val="18"/>
+                <w:szCs w:val="18"/>
+              </w:rPr>
+              <w:t>Revisión de los hallazgos documentados en la Semana 1 y definición de prioridades para el prototipo.</w:t>
+            </w:r>
+          </w:p>
+        </w:tc>
+      </w:tr>
+      <w:tr>
+        <w:tc>
+          <w:tcPr>
+            <w:tcW w:w="959" w:type="dxa"/>
+          </w:tcPr>
+          <w:p>
+            <w:pPr>
+              <w:pStyle w:val="Textoindependiente"/>
+              <w:spacing w:line="360" w:lineRule="auto"/>
+              <w:jc w:val="center"/>
+              <w:rPr>
+                <w:rFonts w:ascii="Times New Roman" w:hAnsi="Times New Roman"/>
+                <w:sz w:val="20"/>
+                <w:szCs w:val="20"/>
+                <w:lang w:val="es-EC"/>
+              </w:rPr>
+            </w:pPr>
+            <w:r>
+              <w:rPr>
+                <w:rFonts w:ascii="Times New Roman" w:hAnsi="Times New Roman"/>
+                <w:sz w:val="20"/>
+                <w:szCs w:val="20"/>
+                <w:lang w:val="es-EC"/>
+              </w:rPr>
+              <w:t>7.</w:t>
+            </w:r>
+          </w:p>
+        </w:tc>
+        <w:tc>
+          <w:tcPr>
+            <w:tcW w:w="2126" w:type="dxa"/>
+          </w:tcPr>
+          <w:p>
+            <w:pPr>
+              <w:pStyle w:val="Textoindependiente"/>
+              <w:spacing w:line="360" w:lineRule="auto"/>
+              <w:jc w:val="center"/>
+              <w:rPr>
+                <w:rFonts w:ascii="Times New Roman" w:hAnsi="Times New Roman"/>
+                <w:b/>
+                <w:sz w:val="20"/>
+                <w:szCs w:val="20"/>
+                <w:u w:val="single"/>
+                <w:lang w:val="es-EC"/>
+              </w:rPr>
+            </w:pPr>
+            <w:r>
+              <w:rPr>
+                <w:rFonts w:ascii="Times New Roman" w:hAnsi="Times New Roman"/>
+                <w:sz w:val="18"/>
+                <w:szCs w:val="18"/>
+                <w:lang w:val="es-EC"/>
+              </w:rPr>
+              <w:t>IT</w:t>
+            </w:r>
+          </w:p>
+        </w:tc>
+        <w:tc>
+          <w:tcPr>
+            <w:tcW w:w="6126" w:type="dxa"/>
+          </w:tcPr>
+          <w:p>
+            <w:pPr>
+              <w:rPr>
+                <w:rFonts w:ascii="Times New Roman" w:hAnsi="Times New Roman" w:cs="Times New Roman"/>
+                <w:sz w:val="18"/>
+                <w:szCs w:val="18"/>
+              </w:rPr>
+            </w:pPr>
+            <w:r>
+              <w:rPr>
+                <w:rFonts w:ascii="Times New Roman" w:hAnsi="Times New Roman" w:cs="Times New Roman"/>
+                <w:sz w:val="18"/>
+                <w:szCs w:val="18"/>
+              </w:rPr>
+              <w:t>Elaboración de lista de mejoras a implementar en el prototipo, identificando módulos clave y funcionalidades críticas.</w:t>
+            </w:r>
+          </w:p>
+        </w:tc>
+      </w:tr>
+      <w:tr>
+        <w:tc>
+          <w:tcPr>
+            <w:tcW w:w="959" w:type="dxa"/>
+          </w:tcPr>
+          <w:p>
+            <w:pPr>
+              <w:pStyle w:val="Textoindependiente"/>
+              <w:spacing w:line="360" w:lineRule="auto"/>
+              <w:jc w:val="center"/>
+              <w:rPr>
+                <w:rFonts w:ascii="Times New Roman" w:hAnsi="Times New Roman"/>
+                <w:sz w:val="20"/>
+                <w:szCs w:val="20"/>
+                <w:lang w:val="es-EC"/>
+              </w:rPr>
+            </w:pPr>
+            <w:r>
+              <w:rPr>
+                <w:rFonts w:ascii="Times New Roman" w:hAnsi="Times New Roman"/>
+                <w:sz w:val="20"/>
+                <w:szCs w:val="20"/>
+                <w:lang w:val="es-EC"/>
+              </w:rPr>
+              <w:t>8.</w:t>
+            </w:r>
+          </w:p>
+        </w:tc>
+        <w:tc>
+          <w:tcPr>
+            <w:tcW w:w="2126" w:type="dxa"/>
+          </w:tcPr>
+          <w:p>
+            <w:pPr>
+              <w:pStyle w:val="Textoindependiente"/>
+              <w:spacing w:line="360" w:lineRule="auto"/>
+              <w:jc w:val="center"/>
+              <w:rPr>
+                <w:rFonts w:ascii="Times New Roman" w:hAnsi="Times New Roman"/>
+                <w:b/>
+                <w:sz w:val="20"/>
+                <w:szCs w:val="20"/>
+                <w:u w:val="single"/>
+                <w:lang w:val="es-EC"/>
+              </w:rPr>
+            </w:pPr>
+            <w:r>
+              <w:rPr>
+                <w:rFonts w:ascii="Times New Roman" w:hAnsi="Times New Roman"/>
+                <w:sz w:val="18"/>
+                <w:szCs w:val="18"/>
+                <w:lang w:val="es-EC"/>
+              </w:rPr>
+              <w:t>IT</w:t>
+            </w:r>
+          </w:p>
+        </w:tc>
+        <w:tc>
+          <w:tcPr>
+            <w:tcW w:w="6126" w:type="dxa"/>
+          </w:tcPr>
+          <w:p>
+            <w:pPr>
+              <w:rPr>
+                <w:rFonts w:ascii="Times New Roman" w:hAnsi="Times New Roman" w:cs="Times New Roman"/>
+                <w:sz w:val="18"/>
+                <w:szCs w:val="18"/>
+              </w:rPr>
+            </w:pPr>
+            <w:r>
+              <w:rPr>
+                <w:rFonts w:ascii="Times New Roman" w:hAnsi="Times New Roman" w:cs="Times New Roman"/>
+                <w:sz w:val="18"/>
+                <w:szCs w:val="18"/>
+              </w:rPr>
+              <w:t>Diseño preliminar de la arquitectura del sistema, indicando cómo se integrarán los módulos en el prototipo sin detallar flujos reales.</w:t>
+            </w:r>
+          </w:p>
+        </w:tc>
+      </w:tr>
+      <w:tr>
+        <w:tc>
+          <w:tcPr>
+            <w:tcW w:w="959" w:type="dxa"/>
+          </w:tcPr>
+          <w:p>
+            <w:pPr>
+              <w:pStyle w:val="Textoindependiente"/>
+              <w:spacing w:line="360" w:lineRule="auto"/>
+              <w:jc w:val="center"/>
+              <w:rPr>
+                <w:rFonts w:ascii="Times New Roman" w:hAnsi="Times New Roman"/>
+                <w:sz w:val="20"/>
+                <w:szCs w:val="20"/>
+                <w:lang w:val="es-EC"/>
+              </w:rPr>
+            </w:pPr>
+            <w:r>
+              <w:rPr>
+                <w:rFonts w:ascii="Times New Roman" w:hAnsi="Times New Roman"/>
+                <w:sz w:val="20"/>
+                <w:szCs w:val="20"/>
+                <w:lang w:val="es-EC"/>
+              </w:rPr>
+              <w:t>9.</w:t>
+            </w:r>
+          </w:p>
+        </w:tc>
+        <w:tc>
+          <w:tcPr>
+            <w:tcW w:w="2126" w:type="dxa"/>
+          </w:tcPr>
+          <w:p>
+            <w:pPr>
+              <w:pStyle w:val="Textoindependiente"/>
+              <w:spacing w:line="360" w:lineRule="auto"/>
+              <w:jc w:val="center"/>
+              <w:rPr>
+                <w:rFonts w:ascii="Times New Roman" w:hAnsi="Times New Roman"/>
+                <w:b/>
+                <w:sz w:val="20"/>
+                <w:szCs w:val="20"/>
+                <w:u w:val="single"/>
+                <w:lang w:val="es-EC"/>
+              </w:rPr>
+            </w:pPr>
+            <w:r>
+              <w:rPr>
+                <w:rFonts w:ascii="Times New Roman" w:hAnsi="Times New Roman"/>
+                <w:sz w:val="18"/>
+                <w:szCs w:val="18"/>
+                <w:lang w:val="es-EC"/>
+              </w:rPr>
+              <w:t>IT</w:t>
+            </w:r>
+          </w:p>
+        </w:tc>
+        <w:tc>
+          <w:tcPr>
+            <w:tcW w:w="6126" w:type="dxa"/>
+          </w:tcPr>
+          <w:p>
+            <w:pPr>
+              <w:rPr>
+                <w:rFonts w:ascii="Times New Roman" w:hAnsi="Times New Roman" w:cs="Times New Roman"/>
+                <w:sz w:val="18"/>
+                <w:szCs w:val="18"/>
+              </w:rPr>
+            </w:pPr>
+            <w:r>
+              <w:rPr>
+                <w:rFonts w:ascii="Times New Roman" w:hAnsi="Times New Roman" w:cs="Times New Roman"/>
+                <w:sz w:val="18"/>
+                <w:szCs w:val="18"/>
+              </w:rPr>
+              <w:t xml:space="preserve">Creación de bocetos o </w:t>
+            </w:r>
+            <w:proofErr w:type="spellStart"/>
+            <w:r>
+              <w:rPr>
+                <w:rFonts w:ascii="Times New Roman" w:hAnsi="Times New Roman" w:cs="Times New Roman"/>
+                <w:sz w:val="18"/>
+                <w:szCs w:val="18"/>
+              </w:rPr>
+              <w:t>mockups</w:t>
+            </w:r>
+            <w:proofErr w:type="spellEnd"/>
+            <w:r>
+              <w:rPr>
+                <w:rFonts w:ascii="Times New Roman" w:hAnsi="Times New Roman" w:cs="Times New Roman"/>
+                <w:sz w:val="18"/>
+                <w:szCs w:val="18"/>
+              </w:rPr>
+              <w:t xml:space="preserve"> de las pantallas principales del prototipo (</w:t>
+            </w:r>
+            <w:proofErr w:type="spellStart"/>
+            <w:r>
+              <w:rPr>
+                <w:rFonts w:ascii="Times New Roman" w:hAnsi="Times New Roman" w:cs="Times New Roman"/>
+                <w:sz w:val="18"/>
+                <w:szCs w:val="18"/>
+              </w:rPr>
+              <w:t>login</w:t>
+            </w:r>
+            <w:proofErr w:type="spellEnd"/>
+            <w:r>
+              <w:rPr>
+                <w:rFonts w:ascii="Times New Roman" w:hAnsi="Times New Roman" w:cs="Times New Roman"/>
+                <w:sz w:val="18"/>
+                <w:szCs w:val="18"/>
+              </w:rPr>
+              <w:t>, registro, listado de cursos).</w:t>
+            </w:r>
+          </w:p>
+        </w:tc>
+      </w:tr>
+      <w:tr>
+        <w:tc>
+          <w:tcPr>
+            <w:tcW w:w="959" w:type="dxa"/>
+          </w:tcPr>
+          <w:p>
+            <w:pPr>
+              <w:pStyle w:val="Textoindependiente"/>
+              <w:spacing w:line="360" w:lineRule="auto"/>
+              <w:jc w:val="center"/>
+              <w:rPr>
+                <w:rFonts w:ascii="Times New Roman" w:hAnsi="Times New Roman"/>
+                <w:sz w:val="20"/>
+                <w:szCs w:val="20"/>
+                <w:lang w:val="es-EC"/>
+              </w:rPr>
+            </w:pPr>
+            <w:r>
+              <w:rPr>
+                <w:rFonts w:ascii="Times New Roman" w:hAnsi="Times New Roman"/>
+                <w:sz w:val="20"/>
+                <w:szCs w:val="20"/>
+                <w:lang w:val="es-EC"/>
+              </w:rPr>
+              <w:t>10.</w:t>
+            </w:r>
+          </w:p>
+        </w:tc>
+        <w:tc>
+          <w:tcPr>
+            <w:tcW w:w="2126" w:type="dxa"/>
+          </w:tcPr>
+          <w:p>
+            <w:pPr>
+              <w:pStyle w:val="Textoindependiente"/>
+              <w:spacing w:line="360" w:lineRule="auto"/>
+              <w:jc w:val="center"/>
+              <w:rPr>
+                <w:rFonts w:ascii="Times New Roman" w:hAnsi="Times New Roman"/>
+                <w:b/>
+                <w:sz w:val="20"/>
+                <w:szCs w:val="20"/>
+                <w:u w:val="single"/>
+                <w:lang w:val="es-EC"/>
+              </w:rPr>
+            </w:pPr>
+            <w:r>
+              <w:rPr>
+                <w:rFonts w:ascii="Times New Roman" w:hAnsi="Times New Roman"/>
+                <w:sz w:val="18"/>
+                <w:szCs w:val="18"/>
+                <w:lang w:val="es-EC"/>
+              </w:rPr>
+              <w:t>IT</w:t>
+            </w:r>
+          </w:p>
+        </w:tc>
+        <w:tc>
+          <w:tcPr>
+            <w:tcW w:w="6126" w:type="dxa"/>
+          </w:tcPr>
+          <w:p>
+            <w:pPr>
+              <w:rPr>
+                <w:rFonts w:ascii="Times New Roman" w:hAnsi="Times New Roman" w:cs="Times New Roman"/>
+                <w:sz w:val="18"/>
+                <w:szCs w:val="18"/>
+              </w:rPr>
+            </w:pPr>
+            <w:r>
+              <w:rPr>
+                <w:rFonts w:ascii="Times New Roman" w:hAnsi="Times New Roman" w:cs="Times New Roman"/>
+                <w:sz w:val="18"/>
+                <w:szCs w:val="18"/>
+              </w:rPr>
+              <w:t>Registro de decisiones tomadas, módulos seleccionados y descripción de la estructura del prototipo para guiar el desarrollo.</w:t>
+            </w:r>
+          </w:p>
+        </w:tc>
+      </w:tr>
+      <w:tr>
+        <w:tc>
+          <w:tcPr>
+            <w:tcW w:w="959" w:type="dxa"/>
+          </w:tcPr>
+          <w:p>
+            <w:pPr>
+              <w:pStyle w:val="Textoindependiente"/>
+              <w:spacing w:line="360" w:lineRule="auto"/>
+              <w:jc w:val="center"/>
+              <w:rPr>
+                <w:rFonts w:ascii="Times New Roman" w:hAnsi="Times New Roman"/>
+                <w:sz w:val="20"/>
+                <w:szCs w:val="20"/>
+                <w:lang w:val="es-EC"/>
+              </w:rPr>
+            </w:pPr>
+            <w:r>
+              <w:rPr>
+                <w:rFonts w:ascii="Times New Roman" w:hAnsi="Times New Roman"/>
+                <w:sz w:val="20"/>
+                <w:szCs w:val="20"/>
+                <w:lang w:val="es-EC"/>
+              </w:rPr>
+              <w:t>11.</w:t>
+            </w:r>
+          </w:p>
+        </w:tc>
+        <w:tc>
+          <w:tcPr>
+            <w:tcW w:w="2126" w:type="dxa"/>
+          </w:tcPr>
+          <w:p>
+            <w:pPr>
+              <w:pStyle w:val="Textoindependiente"/>
+              <w:spacing w:line="360" w:lineRule="auto"/>
+              <w:jc w:val="center"/>
+              <w:rPr>
+                <w:rFonts w:ascii="Times New Roman" w:hAnsi="Times New Roman"/>
+                <w:b/>
+                <w:sz w:val="20"/>
+                <w:szCs w:val="20"/>
+                <w:u w:val="single"/>
+                <w:lang w:val="es-EC"/>
+              </w:rPr>
+            </w:pPr>
+            <w:r>
+              <w:rPr>
+                <w:rFonts w:ascii="Times New Roman" w:hAnsi="Times New Roman"/>
+                <w:sz w:val="18"/>
+                <w:szCs w:val="18"/>
+                <w:lang w:val="es-EC"/>
+              </w:rPr>
+              <w:t>IT</w:t>
+            </w:r>
+          </w:p>
+        </w:tc>
+        <w:tc>
+          <w:tcPr>
+            <w:tcW w:w="6126" w:type="dxa"/>
+          </w:tcPr>
+          <w:p>
+            <w:pPr>
+              <w:rPr>
+                <w:rFonts w:ascii="Times New Roman" w:hAnsi="Times New Roman" w:cs="Times New Roman"/>
+                <w:sz w:val="18"/>
+                <w:szCs w:val="18"/>
+              </w:rPr>
+            </w:pPr>
+            <w:r>
+              <w:rPr>
+                <w:rFonts w:ascii="Times New Roman" w:hAnsi="Times New Roman" w:cs="Times New Roman"/>
+                <w:sz w:val="18"/>
+                <w:szCs w:val="18"/>
+              </w:rPr>
+              <w:t>Selección de módulos esenciales para el prototipo (</w:t>
+            </w:r>
+            <w:proofErr w:type="spellStart"/>
+            <w:r>
+              <w:rPr>
+                <w:rFonts w:ascii="Times New Roman" w:hAnsi="Times New Roman" w:cs="Times New Roman"/>
+                <w:sz w:val="18"/>
+                <w:szCs w:val="18"/>
+              </w:rPr>
+              <w:t>login</w:t>
+            </w:r>
+            <w:proofErr w:type="spellEnd"/>
+            <w:r>
+              <w:rPr>
+                <w:rFonts w:ascii="Times New Roman" w:hAnsi="Times New Roman" w:cs="Times New Roman"/>
+                <w:sz w:val="18"/>
+                <w:szCs w:val="18"/>
+              </w:rPr>
+              <w:t>, registro, cursos, panel de administración) y documentación de sus objetivos.</w:t>
+            </w:r>
+          </w:p>
+        </w:tc>
+      </w:tr>
+      <w:tr>
+        <w:tc>
+          <w:tcPr>
+            <w:tcW w:w="959" w:type="dxa"/>
+          </w:tcPr>
+          <w:p>
+            <w:pPr>
+              <w:pStyle w:val="Textoindependiente"/>
+              <w:spacing w:line="360" w:lineRule="auto"/>
+              <w:jc w:val="center"/>
+              <w:rPr>
+                <w:rFonts w:ascii="Times New Roman" w:hAnsi="Times New Roman"/>
+                <w:sz w:val="20"/>
+                <w:szCs w:val="20"/>
+                <w:lang w:val="es-EC"/>
+              </w:rPr>
+            </w:pPr>
+            <w:r>
+              <w:rPr>
+                <w:rFonts w:ascii="Times New Roman" w:hAnsi="Times New Roman"/>
+                <w:sz w:val="20"/>
+                <w:szCs w:val="20"/>
+                <w:lang w:val="es-EC"/>
+              </w:rPr>
+              <w:t>12.</w:t>
+            </w:r>
+          </w:p>
+        </w:tc>
+        <w:tc>
+          <w:tcPr>
+            <w:tcW w:w="2126" w:type="dxa"/>
+          </w:tcPr>
+          <w:p>
+            <w:pPr>
+              <w:pStyle w:val="Textoindependiente"/>
+              <w:spacing w:line="360" w:lineRule="auto"/>
+              <w:jc w:val="center"/>
+              <w:rPr>
+                <w:rFonts w:ascii="Times New Roman" w:hAnsi="Times New Roman"/>
+                <w:b/>
+                <w:sz w:val="20"/>
+                <w:szCs w:val="20"/>
+                <w:u w:val="single"/>
+                <w:lang w:val="es-EC"/>
+              </w:rPr>
+            </w:pPr>
+            <w:r>
+              <w:rPr>
+                <w:rFonts w:ascii="Times New Roman" w:hAnsi="Times New Roman"/>
+                <w:sz w:val="18"/>
+                <w:szCs w:val="18"/>
+                <w:lang w:val="es-EC"/>
+              </w:rPr>
+              <w:t>IT</w:t>
+            </w:r>
+          </w:p>
+        </w:tc>
+        <w:tc>
+          <w:tcPr>
+            <w:tcW w:w="6126" w:type="dxa"/>
+          </w:tcPr>
+          <w:p>
+            <w:pPr>
+              <w:rPr>
+                <w:rFonts w:ascii="Times New Roman" w:hAnsi="Times New Roman" w:cs="Times New Roman"/>
+                <w:sz w:val="18"/>
+                <w:szCs w:val="18"/>
+              </w:rPr>
+            </w:pPr>
+            <w:r>
+              <w:rPr>
+                <w:rFonts w:ascii="Times New Roman" w:hAnsi="Times New Roman" w:cs="Times New Roman"/>
+                <w:sz w:val="18"/>
+                <w:szCs w:val="18"/>
+              </w:rPr>
+              <w:t>Creación del modelo entidad–relación del prototipo y asignación de campos principales para cada módulo.</w:t>
+            </w:r>
+          </w:p>
+        </w:tc>
+      </w:tr>
+      <w:tr>
+        <w:tc>
+          <w:tcPr>
+            <w:tcW w:w="959" w:type="dxa"/>
+          </w:tcPr>
+          <w:p>
+            <w:pPr>
+              <w:pStyle w:val="Textoindependiente"/>
+              <w:spacing w:line="360" w:lineRule="auto"/>
+              <w:jc w:val="center"/>
+              <w:rPr>
+                <w:rFonts w:ascii="Times New Roman" w:hAnsi="Times New Roman"/>
+                <w:sz w:val="20"/>
+                <w:szCs w:val="20"/>
+                <w:lang w:val="es-EC"/>
+              </w:rPr>
+            </w:pPr>
+            <w:r>
+              <w:rPr>
+                <w:rFonts w:ascii="Times New Roman" w:hAnsi="Times New Roman"/>
+                <w:sz w:val="20"/>
+                <w:szCs w:val="20"/>
+                <w:lang w:val="es-EC"/>
+              </w:rPr>
+              <w:t>13.</w:t>
+            </w:r>
+          </w:p>
+        </w:tc>
+        <w:tc>
+          <w:tcPr>
+            <w:tcW w:w="2126" w:type="dxa"/>
+          </w:tcPr>
+          <w:p>
+            <w:pPr>
+              <w:pStyle w:val="Textoindependiente"/>
+              <w:spacing w:line="360" w:lineRule="auto"/>
+              <w:jc w:val="center"/>
+              <w:rPr>
+                <w:rFonts w:ascii="Times New Roman" w:hAnsi="Times New Roman"/>
+                <w:b/>
+                <w:sz w:val="20"/>
+                <w:szCs w:val="20"/>
+                <w:u w:val="single"/>
+                <w:lang w:val="es-EC"/>
+              </w:rPr>
+            </w:pPr>
+            <w:r>
+              <w:rPr>
+                <w:rFonts w:ascii="Times New Roman" w:hAnsi="Times New Roman"/>
+                <w:sz w:val="18"/>
+                <w:szCs w:val="18"/>
+                <w:lang w:val="es-EC"/>
+              </w:rPr>
+              <w:t>IT</w:t>
+            </w:r>
+          </w:p>
+        </w:tc>
+        <w:tc>
+          <w:tcPr>
+            <w:tcW w:w="6126" w:type="dxa"/>
+          </w:tcPr>
+          <w:p>
+            <w:pPr>
+              <w:rPr>
+                <w:rFonts w:ascii="Times New Roman" w:hAnsi="Times New Roman" w:cs="Times New Roman"/>
+                <w:sz w:val="18"/>
+                <w:szCs w:val="18"/>
+              </w:rPr>
+            </w:pPr>
+            <w:r>
+              <w:rPr>
+                <w:rFonts w:ascii="Times New Roman" w:hAnsi="Times New Roman" w:cs="Times New Roman"/>
+                <w:sz w:val="18"/>
+                <w:szCs w:val="18"/>
+              </w:rPr>
+              <w:t>Creación del modelo entidad–relación del prototipo y asignación de campos principales para cada módulo.</w:t>
+            </w:r>
+          </w:p>
+        </w:tc>
+      </w:tr>
+      <w:tr>
+        <w:tc>
+          <w:tcPr>
+            <w:tcW w:w="959" w:type="dxa"/>
+          </w:tcPr>
+          <w:p>
+            <w:pPr>
+              <w:pStyle w:val="Textoindependiente"/>
+              <w:spacing w:line="360" w:lineRule="auto"/>
+              <w:jc w:val="center"/>
+              <w:rPr>
+                <w:rFonts w:ascii="Times New Roman" w:hAnsi="Times New Roman"/>
+                <w:sz w:val="20"/>
+                <w:szCs w:val="20"/>
+                <w:lang w:val="es-EC"/>
+              </w:rPr>
+            </w:pPr>
+            <w:r>
+              <w:rPr>
+                <w:rFonts w:ascii="Times New Roman" w:hAnsi="Times New Roman"/>
+                <w:sz w:val="20"/>
+                <w:szCs w:val="20"/>
+                <w:lang w:val="es-EC"/>
+              </w:rPr>
+              <w:t>14.</w:t>
+            </w:r>
+          </w:p>
+        </w:tc>
+        <w:tc>
+          <w:tcPr>
+            <w:tcW w:w="2126" w:type="dxa"/>
+          </w:tcPr>
+          <w:p>
+            <w:pPr>
+              <w:pStyle w:val="Textoindependiente"/>
+              <w:spacing w:line="360" w:lineRule="auto"/>
+              <w:jc w:val="center"/>
+              <w:rPr>
+                <w:rFonts w:ascii="Times New Roman" w:hAnsi="Times New Roman"/>
+                <w:b/>
+                <w:sz w:val="20"/>
+                <w:szCs w:val="20"/>
+                <w:u w:val="single"/>
+                <w:lang w:val="es-EC"/>
+              </w:rPr>
+            </w:pPr>
+            <w:r>
+              <w:rPr>
+                <w:rFonts w:ascii="Times New Roman" w:hAnsi="Times New Roman"/>
+                <w:sz w:val="18"/>
+                <w:szCs w:val="18"/>
+                <w:lang w:val="es-EC"/>
+              </w:rPr>
+              <w:t>IT</w:t>
+            </w:r>
+          </w:p>
+        </w:tc>
+        <w:tc>
+          <w:tcPr>
+            <w:tcW w:w="6126" w:type="dxa"/>
+          </w:tcPr>
+          <w:p>
+            <w:pPr>
+              <w:rPr>
+                <w:rFonts w:ascii="Times New Roman" w:hAnsi="Times New Roman" w:cs="Times New Roman"/>
+                <w:sz w:val="18"/>
+                <w:szCs w:val="18"/>
+              </w:rPr>
+            </w:pPr>
+            <w:r>
+              <w:rPr>
+                <w:rFonts w:ascii="Times New Roman" w:hAnsi="Times New Roman" w:cs="Times New Roman"/>
+                <w:sz w:val="18"/>
+                <w:szCs w:val="18"/>
+              </w:rPr>
+              <w:t>Simulación práctica del comportamiento de los módulos del prototipo, definiendo cómo interactúan entre ellos y con el usuario, preparando el desarrollo de la interfaz.</w:t>
+            </w:r>
+          </w:p>
+        </w:tc>
+      </w:tr>
+      <w:tr>
+        <w:tc>
+          <w:tcPr>
+            <w:tcW w:w="959" w:type="dxa"/>
+          </w:tcPr>
+          <w:p>
+            <w:pPr>
+              <w:pStyle w:val="Textoindependiente"/>
+              <w:spacing w:line="360" w:lineRule="auto"/>
+              <w:jc w:val="center"/>
+              <w:rPr>
+                <w:rFonts w:ascii="Times New Roman" w:hAnsi="Times New Roman"/>
+                <w:sz w:val="20"/>
+                <w:szCs w:val="20"/>
+                <w:lang w:val="es-EC"/>
+              </w:rPr>
+            </w:pPr>
+            <w:r>
+              <w:rPr>
+                <w:rFonts w:ascii="Times New Roman" w:hAnsi="Times New Roman"/>
+                <w:sz w:val="20"/>
+                <w:szCs w:val="20"/>
+                <w:lang w:val="es-EC"/>
+              </w:rPr>
+              <w:t>15.</w:t>
+            </w:r>
+          </w:p>
+        </w:tc>
+        <w:tc>
+          <w:tcPr>
+            <w:tcW w:w="2126" w:type="dxa"/>
+          </w:tcPr>
+          <w:p>
+            <w:pPr>
+              <w:pStyle w:val="Textoindependiente"/>
+              <w:spacing w:line="360" w:lineRule="auto"/>
+              <w:jc w:val="center"/>
+              <w:rPr>
+                <w:rFonts w:ascii="Times New Roman" w:hAnsi="Times New Roman"/>
+                <w:b/>
+                <w:sz w:val="20"/>
+                <w:szCs w:val="20"/>
+                <w:u w:val="single"/>
+                <w:lang w:val="es-EC"/>
+              </w:rPr>
+            </w:pPr>
+            <w:r>
+              <w:rPr>
+                <w:rFonts w:ascii="Times New Roman" w:hAnsi="Times New Roman"/>
+                <w:sz w:val="18"/>
+                <w:szCs w:val="18"/>
+                <w:lang w:val="es-EC"/>
+              </w:rPr>
+              <w:t>IT</w:t>
+            </w:r>
+          </w:p>
+        </w:tc>
+        <w:tc>
+          <w:tcPr>
+            <w:tcW w:w="6126" w:type="dxa"/>
+          </w:tcPr>
+          <w:p>
+            <w:pPr>
+              <w:rPr>
+                <w:rFonts w:ascii="Times New Roman" w:hAnsi="Times New Roman" w:cs="Times New Roman"/>
+                <w:sz w:val="18"/>
+                <w:szCs w:val="18"/>
+              </w:rPr>
+            </w:pPr>
+            <w:r>
+              <w:rPr>
+                <w:rFonts w:ascii="Times New Roman" w:hAnsi="Times New Roman" w:cs="Times New Roman"/>
+                <w:sz w:val="18"/>
+                <w:szCs w:val="18"/>
+              </w:rPr>
+              <w:t>Revisión de módulos, base de datos, entre otros ajustes iniciales.</w:t>
+            </w:r>
+          </w:p>
+        </w:tc>
+      </w:tr>
+      <w:tr>
+        <w:tc>
+          <w:tcPr>
+            <w:tcW w:w="959" w:type="dxa"/>
+          </w:tcPr>
+          <w:p>
+            <w:pPr>
+              <w:pStyle w:val="Textoindependiente"/>
+              <w:spacing w:line="360" w:lineRule="auto"/>
+              <w:jc w:val="center"/>
+              <w:rPr>
+                <w:rFonts w:ascii="Times New Roman" w:hAnsi="Times New Roman"/>
+                <w:sz w:val="20"/>
+                <w:szCs w:val="20"/>
+                <w:lang w:val="es-EC"/>
+              </w:rPr>
+            </w:pPr>
+            <w:r>
+              <w:rPr>
+                <w:rFonts w:ascii="Times New Roman" w:hAnsi="Times New Roman"/>
+                <w:sz w:val="20"/>
+                <w:szCs w:val="20"/>
+                <w:lang w:val="es-EC"/>
+              </w:rPr>
+              <w:t>16.</w:t>
+            </w:r>
+          </w:p>
+        </w:tc>
+        <w:tc>
+          <w:tcPr>
+            <w:tcW w:w="2126" w:type="dxa"/>
+          </w:tcPr>
+          <w:p>
+            <w:pPr>
+              <w:pStyle w:val="Textoindependiente"/>
+              <w:spacing w:line="360" w:lineRule="auto"/>
+              <w:jc w:val="center"/>
+              <w:rPr>
+                <w:rFonts w:ascii="Times New Roman" w:hAnsi="Times New Roman"/>
+                <w:b/>
+                <w:sz w:val="20"/>
+                <w:szCs w:val="20"/>
+                <w:u w:val="single"/>
+                <w:lang w:val="es-EC"/>
+              </w:rPr>
+            </w:pPr>
+            <w:r>
+              <w:rPr>
+                <w:rFonts w:ascii="Times New Roman" w:hAnsi="Times New Roman"/>
+                <w:sz w:val="18"/>
+                <w:szCs w:val="18"/>
+                <w:lang w:val="es-EC"/>
+              </w:rPr>
+              <w:t>IT</w:t>
+            </w:r>
+          </w:p>
+        </w:tc>
+        <w:tc>
+          <w:tcPr>
+            <w:tcW w:w="6126" w:type="dxa"/>
+          </w:tcPr>
+          <w:p>
+            <w:pPr>
+              <w:rPr>
+                <w:rFonts w:ascii="Times New Roman" w:hAnsi="Times New Roman" w:cs="Times New Roman"/>
+                <w:sz w:val="18"/>
+                <w:szCs w:val="18"/>
+              </w:rPr>
+            </w:pPr>
+            <w:r>
+              <w:rPr>
+                <w:rFonts w:ascii="Times New Roman" w:hAnsi="Times New Roman" w:cs="Times New Roman"/>
+                <w:sz w:val="18"/>
+                <w:szCs w:val="18"/>
+              </w:rPr>
+              <w:t>Registro de lineamientos de arquitectura y estructura de módulos.</w:t>
+            </w:r>
+          </w:p>
+        </w:tc>
+      </w:tr>
+      <w:tr>
+        <w:tc>
+          <w:tcPr>
+            <w:tcW w:w="959" w:type="dxa"/>
+          </w:tcPr>
+          <w:p>
+            <w:pPr>
+              <w:pStyle w:val="Textoindependiente"/>
+              <w:spacing w:line="360" w:lineRule="auto"/>
+              <w:jc w:val="center"/>
+              <w:rPr>
+                <w:rFonts w:ascii="Times New Roman" w:hAnsi="Times New Roman"/>
+                <w:sz w:val="20"/>
+                <w:szCs w:val="20"/>
+                <w:lang w:val="es-EC"/>
+              </w:rPr>
+            </w:pPr>
+            <w:r>
+              <w:rPr>
+                <w:rFonts w:ascii="Times New Roman" w:hAnsi="Times New Roman"/>
+                <w:sz w:val="20"/>
+                <w:szCs w:val="20"/>
+                <w:lang w:val="es-EC"/>
+              </w:rPr>
+              <w:t>17.</w:t>
+            </w:r>
+          </w:p>
+        </w:tc>
+        <w:tc>
+          <w:tcPr>
+            <w:tcW w:w="2126" w:type="dxa"/>
+          </w:tcPr>
+          <w:p>
+            <w:pPr>
+              <w:pStyle w:val="Textoindependiente"/>
+              <w:spacing w:line="360" w:lineRule="auto"/>
+              <w:jc w:val="center"/>
+              <w:rPr>
+                <w:rFonts w:ascii="Times New Roman" w:hAnsi="Times New Roman"/>
+                <w:b/>
+                <w:sz w:val="20"/>
+                <w:szCs w:val="20"/>
+                <w:u w:val="single"/>
+                <w:lang w:val="es-EC"/>
+              </w:rPr>
+            </w:pPr>
+            <w:r>
+              <w:rPr>
+                <w:rFonts w:ascii="Times New Roman" w:hAnsi="Times New Roman"/>
+                <w:sz w:val="18"/>
+                <w:szCs w:val="18"/>
+                <w:lang w:val="es-EC"/>
+              </w:rPr>
+              <w:t>IT</w:t>
+            </w:r>
+          </w:p>
+        </w:tc>
+        <w:tc>
+          <w:tcPr>
+            <w:tcW w:w="6126" w:type="dxa"/>
+          </w:tcPr>
+          <w:p>
+            <w:pPr>
+              <w:rPr>
+                <w:rFonts w:ascii="Times New Roman" w:hAnsi="Times New Roman" w:cs="Times New Roman"/>
+                <w:sz w:val="18"/>
+                <w:szCs w:val="18"/>
+              </w:rPr>
+            </w:pPr>
+            <w:r>
+              <w:rPr>
+                <w:rFonts w:ascii="Times New Roman" w:hAnsi="Times New Roman" w:cs="Times New Roman"/>
+                <w:sz w:val="18"/>
+                <w:szCs w:val="18"/>
+              </w:rPr>
+              <w:t>Especificación de funcionalidades, campos y comportamiento esperado de los módulos principales.</w:t>
+            </w:r>
+          </w:p>
+        </w:tc>
+      </w:tr>
+      <w:tr>
+        <w:tc>
+          <w:tcPr>
+            <w:tcW w:w="959" w:type="dxa"/>
+          </w:tcPr>
+          <w:p>
+            <w:pPr>
+              <w:pStyle w:val="Textoindependiente"/>
+              <w:spacing w:line="360" w:lineRule="auto"/>
+              <w:jc w:val="center"/>
+              <w:rPr>
+                <w:rFonts w:ascii="Times New Roman" w:hAnsi="Times New Roman"/>
+                <w:sz w:val="20"/>
+                <w:szCs w:val="20"/>
+                <w:lang w:val="es-EC"/>
+              </w:rPr>
+            </w:pPr>
+            <w:r>
+              <w:rPr>
+                <w:rFonts w:ascii="Times New Roman" w:hAnsi="Times New Roman"/>
+                <w:sz w:val="20"/>
+                <w:szCs w:val="20"/>
+                <w:lang w:val="es-EC"/>
+              </w:rPr>
+              <w:t>18.</w:t>
+            </w:r>
+          </w:p>
+        </w:tc>
+        <w:tc>
+          <w:tcPr>
+            <w:tcW w:w="2126" w:type="dxa"/>
+          </w:tcPr>
+          <w:p>
+            <w:pPr>
+              <w:pStyle w:val="Textoindependiente"/>
+              <w:spacing w:line="360" w:lineRule="auto"/>
+              <w:jc w:val="center"/>
+              <w:rPr>
+                <w:rFonts w:ascii="Times New Roman" w:hAnsi="Times New Roman"/>
+                <w:b/>
+                <w:sz w:val="20"/>
+                <w:szCs w:val="20"/>
+                <w:u w:val="single"/>
+                <w:lang w:val="es-EC"/>
+              </w:rPr>
+            </w:pPr>
+            <w:r>
+              <w:rPr>
+                <w:rFonts w:ascii="Times New Roman" w:hAnsi="Times New Roman"/>
+                <w:sz w:val="18"/>
+                <w:szCs w:val="18"/>
+                <w:lang w:val="es-EC"/>
+              </w:rPr>
+              <w:t>IT</w:t>
+            </w:r>
+          </w:p>
+        </w:tc>
+        <w:tc>
+          <w:tcPr>
+            <w:tcW w:w="6126" w:type="dxa"/>
+          </w:tcPr>
+          <w:tbl>
+            <w:tblPr>
+              <w:tblW w:w="0" w:type="auto"/>
+              <w:tblCellSpacing w:w="15" w:type="dxa"/>
+              <w:tblCellMar>
+                <w:top w:w="15" w:type="dxa"/>
+                <w:left w:w="15" w:type="dxa"/>
+                <w:bottom w:w="15" w:type="dxa"/>
+                <w:right w:w="15" w:type="dxa"/>
+              </w:tblCellMar>
+              <w:tblLook w:val="04A0" w:firstRow="1" w:lastRow="0" w:firstColumn="1" w:lastColumn="0" w:noHBand="0" w:noVBand="1"/>
+            </w:tblPr>
+            <w:tblGrid>
+              <w:gridCol w:w="96"/>
+            </w:tblGrid>
+            <w:tr>
+              <w:trPr>
+                <w:tblCellSpacing w:w="15" w:type="dxa"/>
+              </w:trPr>
+              <w:tc>
+                <w:tcPr>
+                  <w:tcW w:w="0" w:type="auto"/>
+                  <w:vAlign w:val="center"/>
+                  <w:hideMark/>
+                </w:tcPr>
+                <w:p>
+                  <w:pPr>
+                    <w:rPr>
+                      <w:rFonts w:ascii="Times New Roman" w:hAnsi="Times New Roman" w:cs="Times New Roman"/>
+                      <w:sz w:val="18"/>
+                      <w:szCs w:val="18"/>
+                      <w:lang w:val="es-EC" w:eastAsia="es-EC"/>
+                    </w:rPr>
+                  </w:pPr>
+                </w:p>
+              </w:tc>
+            </w:tr>
+          </w:tbl>
+          <w:p>
+            <w:pPr>
+              <w:rPr>
+                <w:rFonts w:ascii="Times New Roman" w:hAnsi="Times New Roman" w:cs="Times New Roman"/>
+                <w:vanish/>
+                <w:sz w:val="18"/>
+                <w:szCs w:val="18"/>
+                <w:lang w:val="es-EC" w:eastAsia="es-EC"/>
+              </w:rPr>
+            </w:pPr>
+          </w:p>
+          <w:tbl>
+            <w:tblPr>
+              <w:tblW w:w="0" w:type="auto"/>
+              <w:tblCellSpacing w:w="15" w:type="dxa"/>
+              <w:tblCellMar>
+                <w:top w:w="15" w:type="dxa"/>
+                <w:left w:w="15" w:type="dxa"/>
+                <w:bottom w:w="15" w:type="dxa"/>
+                <w:right w:w="15" w:type="dxa"/>
+              </w:tblCellMar>
+              <w:tblLook w:val="04A0" w:firstRow="1" w:lastRow="0" w:firstColumn="1" w:lastColumn="0" w:noHBand="0" w:noVBand="1"/>
+            </w:tblPr>
+            <w:tblGrid>
+              <w:gridCol w:w="5910"/>
+            </w:tblGrid>
+            <w:tr>
+              <w:trPr>
+                <w:tblCellSpacing w:w="15" w:type="dxa"/>
+              </w:trPr>
+              <w:tc>
+                <w:tcPr>
+                  <w:tcW w:w="0" w:type="auto"/>
+                  <w:vAlign w:val="center"/>
+                  <w:hideMark/>
+                </w:tcPr>
+                <w:p>
+                  <w:pPr>
+                    <w:rPr>
+                      <w:rFonts w:ascii="Times New Roman" w:hAnsi="Times New Roman" w:cs="Times New Roman"/>
+                      <w:sz w:val="18"/>
+                      <w:szCs w:val="18"/>
+                      <w:lang w:val="es-EC" w:eastAsia="es-EC"/>
+                    </w:rPr>
+                  </w:pPr>
+                  <w:r>
+                    <w:rPr>
+                      <w:rFonts w:ascii="Times New Roman" w:hAnsi="Times New Roman" w:cs="Times New Roman"/>
+                      <w:sz w:val="18"/>
+                      <w:szCs w:val="18"/>
+                      <w:lang w:val="es-EC" w:eastAsia="es-EC"/>
+                    </w:rPr>
+                    <w:t>Creación de boceto detallado del panel de administración, definiendo secciones y accesos.</w:t>
+                  </w:r>
+                </w:p>
+              </w:tc>
+            </w:tr>
+          </w:tbl>
+          <w:p>
+            <w:pPr>
+              <w:rPr>
+                <w:rFonts w:ascii="Times New Roman" w:hAnsi="Times New Roman" w:cs="Times New Roman"/>
+                <w:sz w:val="18"/>
+                <w:szCs w:val="18"/>
+                <w:lang w:val="es-EC"/>
+              </w:rPr>
+            </w:pPr>
+          </w:p>
+        </w:tc>
+      </w:tr>
+      <w:tr>
+        <w:tc>
+          <w:tcPr>
+            <w:tcW w:w="959" w:type="dxa"/>
+          </w:tcPr>
+          <w:p>
+            <w:pPr>
+              <w:pStyle w:val="Textoindependiente"/>
+              <w:spacing w:line="360" w:lineRule="auto"/>
+              <w:jc w:val="center"/>
+              <w:rPr>
+                <w:rFonts w:ascii="Times New Roman" w:hAnsi="Times New Roman"/>
+                <w:sz w:val="20"/>
+                <w:szCs w:val="20"/>
+                <w:lang w:val="es-EC"/>
+              </w:rPr>
+            </w:pPr>
+            <w:r>
+              <w:rPr>
+                <w:rFonts w:ascii="Times New Roman" w:hAnsi="Times New Roman"/>
+                <w:sz w:val="20"/>
+                <w:szCs w:val="20"/>
+                <w:lang w:val="es-EC"/>
+              </w:rPr>
+              <w:t>19.</w:t>
+            </w:r>
+          </w:p>
+        </w:tc>
+        <w:tc>
+          <w:tcPr>
+            <w:tcW w:w="2126" w:type="dxa"/>
+          </w:tcPr>
+          <w:p>
+            <w:pPr>
+              <w:pStyle w:val="Textoindependiente"/>
+              <w:spacing w:line="360" w:lineRule="auto"/>
+              <w:jc w:val="center"/>
+              <w:rPr>
+                <w:rFonts w:ascii="Times New Roman" w:hAnsi="Times New Roman"/>
+                <w:b/>
+                <w:sz w:val="20"/>
+                <w:szCs w:val="20"/>
+                <w:u w:val="single"/>
+                <w:lang w:val="es-EC"/>
+              </w:rPr>
+            </w:pPr>
+            <w:r>
+              <w:rPr>
+                <w:rFonts w:ascii="Times New Roman" w:hAnsi="Times New Roman"/>
+                <w:sz w:val="18"/>
+                <w:szCs w:val="18"/>
+                <w:lang w:val="es-EC"/>
+              </w:rPr>
+              <w:t>IT</w:t>
+            </w:r>
+          </w:p>
+        </w:tc>
+        <w:tc>
+          <w:tcPr>
+            <w:tcW w:w="6126" w:type="dxa"/>
+          </w:tcPr>
+          <w:p>
+            <w:pPr>
+              <w:rPr>
+                <w:rFonts w:ascii="Times New Roman" w:hAnsi="Times New Roman" w:cs="Times New Roman"/>
+                <w:sz w:val="18"/>
+                <w:szCs w:val="18"/>
+              </w:rPr>
+            </w:pPr>
+            <w:r>
+              <w:rPr>
+                <w:rFonts w:ascii="Times New Roman" w:hAnsi="Times New Roman" w:cs="Times New Roman"/>
+                <w:sz w:val="18"/>
+                <w:szCs w:val="18"/>
+                <w:lang w:val="es-EC" w:eastAsia="es-EC"/>
+              </w:rPr>
+              <w:t>Creación de boceto detallado del panel de administración, definiendo secciones y accesos.</w:t>
+            </w:r>
+          </w:p>
+        </w:tc>
+      </w:tr>
+      <w:tr>
+        <w:tc>
+          <w:tcPr>
+            <w:tcW w:w="959" w:type="dxa"/>
+          </w:tcPr>
+          <w:p>
+            <w:pPr>
+              <w:pStyle w:val="Textoindependiente"/>
+              <w:spacing w:line="360" w:lineRule="auto"/>
+              <w:jc w:val="center"/>
+              <w:rPr>
+                <w:rFonts w:ascii="Times New Roman" w:hAnsi="Times New Roman"/>
+                <w:sz w:val="20"/>
+                <w:szCs w:val="20"/>
+                <w:lang w:val="es-EC"/>
+              </w:rPr>
+            </w:pPr>
+            <w:r>
+              <w:rPr>
+                <w:rFonts w:ascii="Times New Roman" w:hAnsi="Times New Roman"/>
+                <w:sz w:val="20"/>
+                <w:szCs w:val="20"/>
+                <w:lang w:val="es-EC"/>
+              </w:rPr>
+              <w:t>20.</w:t>
+            </w:r>
+          </w:p>
+        </w:tc>
+        <w:tc>
+          <w:tcPr>
+            <w:tcW w:w="2126" w:type="dxa"/>
+          </w:tcPr>
+          <w:p>
+            <w:pPr>
+              <w:pStyle w:val="Textoindependiente"/>
+              <w:spacing w:line="360" w:lineRule="auto"/>
+              <w:jc w:val="center"/>
+              <w:rPr>
+                <w:rFonts w:ascii="Times New Roman" w:hAnsi="Times New Roman"/>
+                <w:b/>
+                <w:sz w:val="20"/>
+                <w:szCs w:val="20"/>
+                <w:u w:val="single"/>
+                <w:lang w:val="es-EC"/>
+              </w:rPr>
+            </w:pPr>
+            <w:r>
+              <w:rPr>
+                <w:rFonts w:ascii="Times New Roman" w:hAnsi="Times New Roman"/>
+                <w:sz w:val="18"/>
+                <w:szCs w:val="18"/>
+                <w:lang w:val="es-EC"/>
+              </w:rPr>
+              <w:t>IT</w:t>
+            </w:r>
+          </w:p>
+        </w:tc>
+        <w:tc>
+          <w:tcPr>
+            <w:tcW w:w="6126" w:type="dxa"/>
+          </w:tcPr>
+          <w:p>
+            <w:pPr>
+              <w:rPr>
+                <w:rFonts w:ascii="Times New Roman" w:hAnsi="Times New Roman" w:cs="Times New Roman"/>
+                <w:sz w:val="18"/>
+                <w:szCs w:val="18"/>
+              </w:rPr>
+            </w:pPr>
+            <w:r>
+              <w:rPr>
+                <w:rFonts w:ascii="Times New Roman" w:hAnsi="Times New Roman" w:cs="Times New Roman"/>
+                <w:sz w:val="18"/>
+                <w:szCs w:val="18"/>
+              </w:rPr>
+              <w:t>Análisis de diferencias entre plataforma existente y propuesta de prototipo, identificación de mejoras.</w:t>
+            </w:r>
+          </w:p>
+        </w:tc>
+      </w:tr>
+      <w:tr>
+        <w:tc>
+          <w:tcPr>
+            <w:tcW w:w="959" w:type="dxa"/>
+          </w:tcPr>
+          <w:p>
+            <w:pPr>
+              <w:pStyle w:val="Textoindependiente"/>
+              <w:spacing w:line="360" w:lineRule="auto"/>
+              <w:jc w:val="center"/>
+              <w:rPr>
+                <w:rFonts w:ascii="Times New Roman" w:hAnsi="Times New Roman"/>
+                <w:sz w:val="20"/>
+                <w:szCs w:val="20"/>
+                <w:lang w:val="es-EC"/>
+              </w:rPr>
+            </w:pPr>
+            <w:r>
+              <w:rPr>
+                <w:rFonts w:ascii="Times New Roman" w:hAnsi="Times New Roman"/>
+                <w:sz w:val="20"/>
+                <w:szCs w:val="20"/>
+                <w:lang w:val="es-EC"/>
+              </w:rPr>
+              <w:t>21.</w:t>
+            </w:r>
+          </w:p>
+        </w:tc>
+        <w:tc>
+          <w:tcPr>
+            <w:tcW w:w="2126" w:type="dxa"/>
+          </w:tcPr>
+          <w:p>
+            <w:pPr>
+              <w:pStyle w:val="Textoindependiente"/>
+              <w:spacing w:line="360" w:lineRule="auto"/>
+              <w:jc w:val="center"/>
+              <w:rPr>
+                <w:rFonts w:ascii="Times New Roman" w:hAnsi="Times New Roman"/>
+                <w:b/>
+                <w:sz w:val="20"/>
+                <w:szCs w:val="20"/>
+                <w:u w:val="single"/>
+                <w:lang w:val="es-EC"/>
+              </w:rPr>
+            </w:pPr>
+            <w:r>
+              <w:rPr>
+                <w:rFonts w:ascii="Times New Roman" w:hAnsi="Times New Roman"/>
+                <w:sz w:val="18"/>
+                <w:szCs w:val="18"/>
+                <w:lang w:val="es-EC"/>
+              </w:rPr>
+              <w:t>IT</w:t>
+            </w:r>
+          </w:p>
+        </w:tc>
+        <w:tc>
+          <w:tcPr>
+            <w:tcW w:w="6126" w:type="dxa"/>
+          </w:tcPr>
+          <w:p>
+            <w:pPr>
+              <w:rPr>
+                <w:rFonts w:ascii="Times New Roman" w:hAnsi="Times New Roman" w:cs="Times New Roman"/>
+                <w:sz w:val="18"/>
+                <w:szCs w:val="18"/>
+              </w:rPr>
+            </w:pPr>
+            <w:r>
+              <w:rPr>
+                <w:rFonts w:ascii="Times New Roman" w:hAnsi="Times New Roman" w:cs="Times New Roman"/>
+                <w:sz w:val="18"/>
+                <w:szCs w:val="18"/>
+              </w:rPr>
+              <w:t>Configuración del proyecto y creación de entorno de desarrollo.</w:t>
+            </w:r>
+          </w:p>
+        </w:tc>
+      </w:tr>
+      <w:tr>
+        <w:tc>
+          <w:tcPr>
+            <w:tcW w:w="959" w:type="dxa"/>
+          </w:tcPr>
+          <w:p>
+            <w:pPr>
+              <w:pStyle w:val="Textoindependiente"/>
+              <w:spacing w:line="360" w:lineRule="auto"/>
+              <w:jc w:val="center"/>
+              <w:rPr>
+                <w:rFonts w:ascii="Times New Roman" w:hAnsi="Times New Roman"/>
+                <w:sz w:val="20"/>
+                <w:szCs w:val="20"/>
+                <w:lang w:val="es-EC"/>
+              </w:rPr>
+            </w:pPr>
+            <w:r>
+              <w:rPr>
+                <w:rFonts w:ascii="Times New Roman" w:hAnsi="Times New Roman"/>
+                <w:sz w:val="20"/>
+                <w:szCs w:val="20"/>
+                <w:lang w:val="es-EC"/>
+              </w:rPr>
+              <w:lastRenderedPageBreak/>
+              <w:t>22.</w:t>
+            </w:r>
+          </w:p>
+        </w:tc>
+        <w:tc>
+          <w:tcPr>
+            <w:tcW w:w="2126" w:type="dxa"/>
+          </w:tcPr>
+          <w:p>
+            <w:pPr>
+              <w:pStyle w:val="Textoindependiente"/>
+              <w:spacing w:line="360" w:lineRule="auto"/>
+              <w:jc w:val="center"/>
+              <w:rPr>
+                <w:rFonts w:ascii="Times New Roman" w:hAnsi="Times New Roman"/>
+                <w:b/>
+                <w:sz w:val="20"/>
+                <w:szCs w:val="20"/>
+                <w:u w:val="single"/>
+                <w:lang w:val="es-EC"/>
+              </w:rPr>
+            </w:pPr>
+            <w:r>
+              <w:rPr>
+                <w:rFonts w:ascii="Times New Roman" w:hAnsi="Times New Roman"/>
+                <w:sz w:val="18"/>
+                <w:szCs w:val="18"/>
+                <w:lang w:val="es-EC"/>
+              </w:rPr>
+              <w:t>IT</w:t>
+            </w:r>
+          </w:p>
+        </w:tc>
+        <w:tc>
+          <w:tcPr>
+            <w:tcW w:w="6126" w:type="dxa"/>
+          </w:tcPr>
+          <w:p>
+            <w:pPr>
+              <w:rPr>
+                <w:rFonts w:ascii="Times New Roman" w:hAnsi="Times New Roman" w:cs="Times New Roman"/>
+                <w:sz w:val="18"/>
+                <w:szCs w:val="18"/>
+              </w:rPr>
+            </w:pPr>
+            <w:r>
+              <w:rPr>
+                <w:rFonts w:ascii="Times New Roman" w:hAnsi="Times New Roman" w:cs="Times New Roman"/>
+                <w:sz w:val="18"/>
+                <w:szCs w:val="18"/>
+              </w:rPr>
+              <w:t>Desarrollo de pantallas y funcionalidades de registro de usuarios.</w:t>
+            </w:r>
+          </w:p>
+        </w:tc>
+      </w:tr>
+      <w:tr>
+        <w:tc>
+          <w:tcPr>
+            <w:tcW w:w="959" w:type="dxa"/>
+          </w:tcPr>
+          <w:p>
+            <w:pPr>
+              <w:pStyle w:val="Textoindependiente"/>
+              <w:spacing w:line="360" w:lineRule="auto"/>
+              <w:jc w:val="center"/>
+              <w:rPr>
+                <w:rFonts w:ascii="Times New Roman" w:hAnsi="Times New Roman"/>
+                <w:sz w:val="20"/>
+                <w:szCs w:val="20"/>
+                <w:lang w:val="es-EC"/>
+              </w:rPr>
+            </w:pPr>
+            <w:r>
+              <w:rPr>
+                <w:rFonts w:ascii="Times New Roman" w:hAnsi="Times New Roman"/>
+                <w:sz w:val="20"/>
+                <w:szCs w:val="20"/>
+                <w:lang w:val="es-EC"/>
+              </w:rPr>
+              <w:t>23.</w:t>
+            </w:r>
+          </w:p>
+        </w:tc>
+        <w:tc>
+          <w:tcPr>
+            <w:tcW w:w="2126" w:type="dxa"/>
+          </w:tcPr>
+          <w:p>
+            <w:pPr>
+              <w:pStyle w:val="Textoindependiente"/>
+              <w:spacing w:line="360" w:lineRule="auto"/>
+              <w:jc w:val="center"/>
+              <w:rPr>
+                <w:rFonts w:ascii="Times New Roman" w:hAnsi="Times New Roman"/>
+                <w:b/>
+                <w:sz w:val="20"/>
+                <w:szCs w:val="20"/>
+                <w:u w:val="single"/>
+                <w:lang w:val="es-EC"/>
+              </w:rPr>
+            </w:pPr>
+            <w:r>
+              <w:rPr>
+                <w:rFonts w:ascii="Times New Roman" w:hAnsi="Times New Roman"/>
+                <w:sz w:val="18"/>
+                <w:szCs w:val="18"/>
+                <w:lang w:val="es-EC"/>
+              </w:rPr>
+              <w:t>IT</w:t>
+            </w:r>
+          </w:p>
+        </w:tc>
+        <w:tc>
+          <w:tcPr>
+            <w:tcW w:w="6126" w:type="dxa"/>
+          </w:tcPr>
+          <w:p>
+            <w:pPr>
+              <w:rPr>
+                <w:rFonts w:ascii="Times New Roman" w:hAnsi="Times New Roman" w:cs="Times New Roman"/>
+                <w:sz w:val="18"/>
+                <w:szCs w:val="18"/>
+              </w:rPr>
+            </w:pPr>
+            <w:r>
+              <w:rPr>
+                <w:rFonts w:ascii="Times New Roman" w:hAnsi="Times New Roman" w:cs="Times New Roman"/>
+                <w:sz w:val="18"/>
+                <w:szCs w:val="18"/>
+              </w:rPr>
+              <w:t>Desarrollo y pruebas básicas del módulo de autenticación.</w:t>
+            </w:r>
+          </w:p>
+        </w:tc>
+      </w:tr>
+      <w:tr>
+        <w:tc>
+          <w:tcPr>
+            <w:tcW w:w="959" w:type="dxa"/>
+          </w:tcPr>
+          <w:p>
+            <w:pPr>
+              <w:pStyle w:val="Textoindependiente"/>
+              <w:spacing w:line="360" w:lineRule="auto"/>
+              <w:jc w:val="center"/>
+              <w:rPr>
+                <w:rFonts w:ascii="Times New Roman" w:hAnsi="Times New Roman"/>
+                <w:sz w:val="20"/>
+                <w:szCs w:val="20"/>
+                <w:lang w:val="es-EC"/>
+              </w:rPr>
+            </w:pPr>
+            <w:r>
+              <w:rPr>
+                <w:rFonts w:ascii="Times New Roman" w:hAnsi="Times New Roman"/>
+                <w:sz w:val="20"/>
+                <w:szCs w:val="20"/>
+                <w:lang w:val="es-EC"/>
+              </w:rPr>
+              <w:t>24.</w:t>
+            </w:r>
+          </w:p>
+        </w:tc>
+        <w:tc>
+          <w:tcPr>
+            <w:tcW w:w="2126" w:type="dxa"/>
+          </w:tcPr>
+          <w:p>
+            <w:pPr>
+              <w:pStyle w:val="Textoindependiente"/>
+              <w:spacing w:line="360" w:lineRule="auto"/>
+              <w:jc w:val="center"/>
+              <w:rPr>
+                <w:rFonts w:ascii="Times New Roman" w:hAnsi="Times New Roman"/>
+                <w:b/>
+                <w:sz w:val="20"/>
+                <w:szCs w:val="20"/>
+                <w:u w:val="single"/>
+                <w:lang w:val="es-EC"/>
+              </w:rPr>
+            </w:pPr>
+            <w:r>
+              <w:rPr>
+                <w:rFonts w:ascii="Times New Roman" w:hAnsi="Times New Roman"/>
+                <w:sz w:val="18"/>
+                <w:szCs w:val="18"/>
+                <w:lang w:val="es-EC"/>
+              </w:rPr>
+              <w:t>IT</w:t>
+            </w:r>
+          </w:p>
+        </w:tc>
+        <w:tc>
+          <w:tcPr>
+            <w:tcW w:w="6126" w:type="dxa"/>
+          </w:tcPr>
+          <w:p>
+            <w:pPr>
+              <w:rPr>
+                <w:rFonts w:ascii="Times New Roman" w:hAnsi="Times New Roman" w:cs="Times New Roman"/>
+                <w:sz w:val="18"/>
+                <w:szCs w:val="18"/>
+              </w:rPr>
+            </w:pPr>
+            <w:r>
+              <w:rPr>
+                <w:rFonts w:ascii="Times New Roman" w:hAnsi="Times New Roman" w:cs="Times New Roman"/>
+                <w:sz w:val="18"/>
+                <w:szCs w:val="18"/>
+              </w:rPr>
+              <w:t>Creación de pantallas y estructura inicial de cursos para el prototipo.</w:t>
+            </w:r>
+          </w:p>
+        </w:tc>
+      </w:tr>
+      <w:tr>
+        <w:tc>
+          <w:tcPr>
+            <w:tcW w:w="959" w:type="dxa"/>
+          </w:tcPr>
+          <w:p>
+            <w:pPr>
+              <w:pStyle w:val="Textoindependiente"/>
+              <w:spacing w:line="360" w:lineRule="auto"/>
+              <w:jc w:val="center"/>
+              <w:rPr>
+                <w:rFonts w:ascii="Times New Roman" w:hAnsi="Times New Roman"/>
+                <w:sz w:val="20"/>
+                <w:szCs w:val="20"/>
+                <w:lang w:val="es-EC"/>
+              </w:rPr>
+            </w:pPr>
+            <w:r>
+              <w:rPr>
+                <w:rFonts w:ascii="Times New Roman" w:hAnsi="Times New Roman"/>
+                <w:sz w:val="20"/>
+                <w:szCs w:val="20"/>
+                <w:lang w:val="es-EC"/>
+              </w:rPr>
+              <w:t>25.</w:t>
+            </w:r>
+          </w:p>
+        </w:tc>
+        <w:tc>
+          <w:tcPr>
+            <w:tcW w:w="2126" w:type="dxa"/>
+          </w:tcPr>
+          <w:p>
+            <w:pPr>
+              <w:pStyle w:val="Textoindependiente"/>
+              <w:spacing w:line="360" w:lineRule="auto"/>
+              <w:jc w:val="center"/>
+              <w:rPr>
+                <w:rFonts w:ascii="Times New Roman" w:hAnsi="Times New Roman"/>
+                <w:b/>
+                <w:sz w:val="20"/>
+                <w:szCs w:val="20"/>
+                <w:u w:val="single"/>
+                <w:lang w:val="es-EC"/>
+              </w:rPr>
+            </w:pPr>
+            <w:r>
+              <w:rPr>
+                <w:rFonts w:ascii="Times New Roman" w:hAnsi="Times New Roman"/>
+                <w:sz w:val="18"/>
+                <w:szCs w:val="18"/>
+                <w:lang w:val="es-EC"/>
+              </w:rPr>
+              <w:t>IT</w:t>
+            </w:r>
+          </w:p>
+        </w:tc>
+        <w:tc>
+          <w:tcPr>
+            <w:tcW w:w="6126" w:type="dxa"/>
+          </w:tcPr>
+          <w:p>
+            <w:pPr>
+              <w:rPr>
+                <w:rFonts w:ascii="Times New Roman" w:hAnsi="Times New Roman" w:cs="Times New Roman"/>
+                <w:sz w:val="18"/>
+                <w:szCs w:val="18"/>
+              </w:rPr>
+            </w:pPr>
+            <w:r>
+              <w:rPr>
+                <w:rFonts w:ascii="Times New Roman" w:hAnsi="Times New Roman" w:cs="Times New Roman"/>
+                <w:sz w:val="18"/>
+                <w:szCs w:val="18"/>
+              </w:rPr>
+              <w:t xml:space="preserve">Conexión básica de </w:t>
+            </w:r>
+            <w:proofErr w:type="spellStart"/>
+            <w:r>
+              <w:rPr>
+                <w:rFonts w:ascii="Times New Roman" w:hAnsi="Times New Roman" w:cs="Times New Roman"/>
+                <w:sz w:val="18"/>
+                <w:szCs w:val="18"/>
+              </w:rPr>
+              <w:t>login</w:t>
+            </w:r>
+            <w:proofErr w:type="spellEnd"/>
+            <w:r>
+              <w:rPr>
+                <w:rFonts w:ascii="Times New Roman" w:hAnsi="Times New Roman" w:cs="Times New Roman"/>
+                <w:sz w:val="18"/>
+                <w:szCs w:val="18"/>
+              </w:rPr>
+              <w:t>, registro y gestión de cursos, pruebas iniciales de navegación.</w:t>
+            </w:r>
+          </w:p>
+        </w:tc>
+      </w:tr>
+      <w:tr>
+        <w:tc>
+          <w:tcPr>
+            <w:tcW w:w="959" w:type="dxa"/>
+          </w:tcPr>
+          <w:p>
+            <w:pPr>
+              <w:pStyle w:val="Textoindependiente"/>
+              <w:spacing w:line="360" w:lineRule="auto"/>
+              <w:jc w:val="center"/>
+              <w:rPr>
+                <w:rFonts w:ascii="Times New Roman" w:hAnsi="Times New Roman"/>
+                <w:sz w:val="20"/>
+                <w:szCs w:val="20"/>
+                <w:lang w:val="es-EC"/>
+              </w:rPr>
+            </w:pPr>
+            <w:r>
+              <w:rPr>
+                <w:rFonts w:ascii="Times New Roman" w:hAnsi="Times New Roman"/>
+                <w:sz w:val="20"/>
+                <w:szCs w:val="20"/>
+                <w:lang w:val="es-EC"/>
+              </w:rPr>
+              <w:t>26.</w:t>
+            </w:r>
+          </w:p>
+        </w:tc>
+        <w:tc>
+          <w:tcPr>
+            <w:tcW w:w="2126" w:type="dxa"/>
+          </w:tcPr>
+          <w:p>
+            <w:pPr>
+              <w:pStyle w:val="Textoindependiente"/>
+              <w:spacing w:line="360" w:lineRule="auto"/>
+              <w:jc w:val="center"/>
+              <w:rPr>
+                <w:rFonts w:ascii="Times New Roman" w:hAnsi="Times New Roman"/>
+                <w:b/>
+                <w:sz w:val="20"/>
+                <w:szCs w:val="20"/>
+                <w:u w:val="single"/>
+                <w:lang w:val="es-EC"/>
+              </w:rPr>
+            </w:pPr>
+            <w:r>
+              <w:rPr>
+                <w:rFonts w:ascii="Times New Roman" w:hAnsi="Times New Roman"/>
+                <w:sz w:val="18"/>
+                <w:szCs w:val="18"/>
+                <w:lang w:val="es-EC"/>
+              </w:rPr>
+              <w:t>IT</w:t>
+            </w:r>
+          </w:p>
+        </w:tc>
+        <w:tc>
+          <w:tcPr>
+            <w:tcW w:w="6126" w:type="dxa"/>
+          </w:tcPr>
+          <w:p>
+            <w:pPr>
+              <w:rPr>
+                <w:rFonts w:ascii="Times New Roman" w:hAnsi="Times New Roman" w:cs="Times New Roman"/>
+                <w:sz w:val="18"/>
+                <w:szCs w:val="18"/>
+              </w:rPr>
+            </w:pPr>
+            <w:r>
+              <w:rPr>
+                <w:rFonts w:ascii="Times New Roman" w:hAnsi="Times New Roman" w:cs="Times New Roman"/>
+                <w:sz w:val="18"/>
+                <w:szCs w:val="18"/>
+              </w:rPr>
+              <w:t>Evaluación de avances en módulos desarrollados, ajustes de diseño y correcciones iniciales.</w:t>
+            </w:r>
+          </w:p>
+        </w:tc>
+      </w:tr>
+      <w:tr>
+        <w:tc>
+          <w:tcPr>
+            <w:tcW w:w="959" w:type="dxa"/>
+          </w:tcPr>
+          <w:p>
+            <w:pPr>
+              <w:pStyle w:val="Textoindependiente"/>
+              <w:spacing w:line="360" w:lineRule="auto"/>
+              <w:jc w:val="center"/>
+              <w:rPr>
+                <w:rFonts w:ascii="Times New Roman" w:hAnsi="Times New Roman"/>
+                <w:sz w:val="20"/>
+                <w:szCs w:val="20"/>
+                <w:lang w:val="es-EC"/>
+              </w:rPr>
+            </w:pPr>
+            <w:r>
+              <w:rPr>
+                <w:rFonts w:ascii="Times New Roman" w:hAnsi="Times New Roman"/>
+                <w:sz w:val="20"/>
+                <w:szCs w:val="20"/>
+                <w:lang w:val="es-EC"/>
+              </w:rPr>
+              <w:t>27.</w:t>
+            </w:r>
+          </w:p>
+        </w:tc>
+        <w:tc>
+          <w:tcPr>
+            <w:tcW w:w="2126" w:type="dxa"/>
+          </w:tcPr>
+          <w:p>
+            <w:pPr>
+              <w:pStyle w:val="Textoindependiente"/>
+              <w:spacing w:line="360" w:lineRule="auto"/>
+              <w:jc w:val="center"/>
+              <w:rPr>
+                <w:rFonts w:ascii="Times New Roman" w:hAnsi="Times New Roman"/>
+                <w:b/>
+                <w:sz w:val="20"/>
+                <w:szCs w:val="20"/>
+                <w:u w:val="single"/>
+                <w:lang w:val="es-EC"/>
+              </w:rPr>
+            </w:pPr>
+            <w:r>
+              <w:rPr>
+                <w:rFonts w:ascii="Times New Roman" w:hAnsi="Times New Roman"/>
+                <w:sz w:val="18"/>
+                <w:szCs w:val="18"/>
+                <w:lang w:val="es-EC"/>
+              </w:rPr>
+              <w:t>IT</w:t>
+            </w:r>
+          </w:p>
+        </w:tc>
+        <w:tc>
+          <w:tcPr>
+            <w:tcW w:w="6126" w:type="dxa"/>
+          </w:tcPr>
+          <w:p>
+            <w:pPr>
+              <w:rPr>
+                <w:rFonts w:ascii="Times New Roman" w:hAnsi="Times New Roman" w:cs="Times New Roman"/>
+                <w:sz w:val="18"/>
+                <w:szCs w:val="18"/>
+              </w:rPr>
+            </w:pPr>
+            <w:r>
+              <w:rPr>
+                <w:rFonts w:ascii="Times New Roman" w:hAnsi="Times New Roman" w:cs="Times New Roman"/>
+                <w:sz w:val="18"/>
+                <w:szCs w:val="18"/>
+              </w:rPr>
+              <w:t>Desarrollo de funcionalidades para agregar y editar cursos en el prototipo.</w:t>
+            </w:r>
+          </w:p>
+        </w:tc>
+      </w:tr>
+      <w:tr>
+        <w:tc>
+          <w:tcPr>
+            <w:tcW w:w="959" w:type="dxa"/>
+          </w:tcPr>
+          <w:p>
+            <w:pPr>
+              <w:pStyle w:val="Textoindependiente"/>
+              <w:spacing w:line="360" w:lineRule="auto"/>
+              <w:jc w:val="center"/>
+              <w:rPr>
+                <w:rFonts w:ascii="Times New Roman" w:hAnsi="Times New Roman"/>
+                <w:sz w:val="20"/>
+                <w:szCs w:val="20"/>
+                <w:lang w:val="es-EC"/>
+              </w:rPr>
+            </w:pPr>
+            <w:r>
+              <w:rPr>
+                <w:rFonts w:ascii="Times New Roman" w:hAnsi="Times New Roman"/>
+                <w:sz w:val="20"/>
+                <w:szCs w:val="20"/>
+                <w:lang w:val="es-EC"/>
+              </w:rPr>
+              <w:t>28.</w:t>
+            </w:r>
+          </w:p>
+        </w:tc>
+        <w:tc>
+          <w:tcPr>
+            <w:tcW w:w="2126" w:type="dxa"/>
+          </w:tcPr>
+          <w:p>
+            <w:pPr>
+              <w:pStyle w:val="Textoindependiente"/>
+              <w:spacing w:line="360" w:lineRule="auto"/>
+              <w:jc w:val="center"/>
+              <w:rPr>
+                <w:rFonts w:ascii="Times New Roman" w:hAnsi="Times New Roman"/>
+                <w:b/>
+                <w:sz w:val="20"/>
+                <w:szCs w:val="20"/>
+                <w:u w:val="single"/>
+                <w:lang w:val="es-EC"/>
+              </w:rPr>
+            </w:pPr>
+            <w:r>
+              <w:rPr>
+                <w:rFonts w:ascii="Times New Roman" w:hAnsi="Times New Roman"/>
+                <w:sz w:val="18"/>
+                <w:szCs w:val="18"/>
+                <w:lang w:val="es-EC"/>
+              </w:rPr>
+              <w:t>IT</w:t>
+            </w:r>
+          </w:p>
+        </w:tc>
+        <w:tc>
+          <w:tcPr>
+            <w:tcW w:w="6126" w:type="dxa"/>
+          </w:tcPr>
+          <w:p>
+            <w:pPr>
+              <w:pStyle w:val="Textoindependiente"/>
+              <w:spacing w:line="360" w:lineRule="auto"/>
+              <w:jc w:val="left"/>
+              <w:rPr>
+                <w:rFonts w:ascii="Times New Roman" w:hAnsi="Times New Roman"/>
+                <w:sz w:val="18"/>
+                <w:szCs w:val="18"/>
+                <w:lang w:val="es-EC"/>
+              </w:rPr>
+            </w:pPr>
+          </w:p>
+        </w:tc>
+      </w:tr>
+      <w:tr>
+        <w:tc>
+          <w:tcPr>
+            <w:tcW w:w="959" w:type="dxa"/>
+          </w:tcPr>
+          <w:p>
+            <w:pPr>
+              <w:pStyle w:val="Textoindependiente"/>
+              <w:spacing w:line="360" w:lineRule="auto"/>
+              <w:jc w:val="center"/>
+              <w:rPr>
+                <w:rFonts w:ascii="Times New Roman" w:hAnsi="Times New Roman"/>
+                <w:sz w:val="20"/>
+                <w:szCs w:val="20"/>
+                <w:lang w:val="es-EC"/>
+              </w:rPr>
+            </w:pPr>
+            <w:r>
+              <w:rPr>
+                <w:rFonts w:ascii="Times New Roman" w:hAnsi="Times New Roman"/>
+                <w:sz w:val="20"/>
+                <w:szCs w:val="20"/>
+                <w:lang w:val="es-EC"/>
+              </w:rPr>
+              <w:t>29.</w:t>
+            </w:r>
+          </w:p>
+        </w:tc>
+        <w:tc>
+          <w:tcPr>
+            <w:tcW w:w="2126" w:type="dxa"/>
+          </w:tcPr>
+          <w:p>
+            <w:pPr>
+              <w:pStyle w:val="Textoindependiente"/>
+              <w:spacing w:line="360" w:lineRule="auto"/>
+              <w:jc w:val="center"/>
+              <w:rPr>
+                <w:rFonts w:ascii="Times New Roman" w:hAnsi="Times New Roman"/>
+                <w:b/>
+                <w:sz w:val="20"/>
+                <w:szCs w:val="20"/>
+                <w:u w:val="single"/>
+                <w:lang w:val="es-EC"/>
+              </w:rPr>
+            </w:pPr>
+            <w:r>
+              <w:rPr>
+                <w:rFonts w:ascii="Times New Roman" w:hAnsi="Times New Roman"/>
+                <w:sz w:val="18"/>
+                <w:szCs w:val="18"/>
+                <w:lang w:val="es-EC"/>
+              </w:rPr>
+              <w:t>IT</w:t>
+            </w:r>
+          </w:p>
+        </w:tc>
+        <w:tc>
+          <w:tcPr>
+            <w:tcW w:w="6126" w:type="dxa"/>
+          </w:tcPr>
+          <w:p>
+            <w:pPr>
+              <w:pStyle w:val="Textoindependiente"/>
+              <w:spacing w:line="360" w:lineRule="auto"/>
+              <w:jc w:val="left"/>
+              <w:rPr>
+                <w:rFonts w:ascii="Times New Roman" w:hAnsi="Times New Roman"/>
+                <w:sz w:val="18"/>
+                <w:szCs w:val="18"/>
+                <w:lang w:val="es-EC"/>
+              </w:rPr>
+            </w:pPr>
+          </w:p>
+        </w:tc>
+      </w:tr>
+      <w:tr>
+        <w:tc>
+          <w:tcPr>
+            <w:tcW w:w="959" w:type="dxa"/>
+          </w:tcPr>
+          <w:p>
+            <w:pPr>
+              <w:pStyle w:val="Textoindependiente"/>
+              <w:spacing w:line="360" w:lineRule="auto"/>
+              <w:jc w:val="center"/>
+              <w:rPr>
+                <w:rFonts w:ascii="Times New Roman" w:hAnsi="Times New Roman"/>
+                <w:sz w:val="20"/>
+                <w:szCs w:val="20"/>
+                <w:lang w:val="es-EC"/>
+              </w:rPr>
+            </w:pPr>
+            <w:r>
+              <w:rPr>
+                <w:rFonts w:ascii="Times New Roman" w:hAnsi="Times New Roman"/>
+                <w:sz w:val="20"/>
+                <w:szCs w:val="20"/>
+                <w:lang w:val="es-EC"/>
+              </w:rPr>
+              <w:t>30.</w:t>
+            </w:r>
+          </w:p>
+        </w:tc>
+        <w:tc>
+          <w:tcPr>
+            <w:tcW w:w="2126" w:type="dxa"/>
+          </w:tcPr>
+          <w:p>
+            <w:pPr>
+              <w:pStyle w:val="Textoindependiente"/>
+              <w:spacing w:line="360" w:lineRule="auto"/>
+              <w:jc w:val="center"/>
+              <w:rPr>
+                <w:rFonts w:ascii="Times New Roman" w:hAnsi="Times New Roman"/>
+                <w:b/>
+                <w:sz w:val="20"/>
+                <w:szCs w:val="20"/>
+                <w:u w:val="single"/>
+                <w:lang w:val="es-EC"/>
+              </w:rPr>
+            </w:pPr>
+            <w:r>
+              <w:rPr>
+                <w:rFonts w:ascii="Times New Roman" w:hAnsi="Times New Roman"/>
+                <w:sz w:val="18"/>
+                <w:szCs w:val="18"/>
+                <w:lang w:val="es-EC"/>
+              </w:rPr>
+              <w:t>IT</w:t>
+            </w:r>
+          </w:p>
+        </w:tc>
+        <w:tc>
+          <w:tcPr>
+            <w:tcW w:w="6126" w:type="dxa"/>
+          </w:tcPr>
+          <w:p>
+            <w:pPr>
+              <w:pStyle w:val="Textoindependiente"/>
+              <w:spacing w:line="360" w:lineRule="auto"/>
+              <w:jc w:val="left"/>
+              <w:rPr>
+                <w:rFonts w:ascii="Times New Roman" w:hAnsi="Times New Roman"/>
+                <w:sz w:val="18"/>
+                <w:szCs w:val="18"/>
+                <w:lang w:val="es-EC"/>
+              </w:rPr>
+            </w:pPr>
+          </w:p>
+        </w:tc>
+      </w:tr>
+      <w:tr>
+        <w:tc>
+          <w:tcPr>
+            <w:tcW w:w="959" w:type="dxa"/>
+          </w:tcPr>
+          <w:p>
+            <w:pPr>
+              <w:pStyle w:val="Textoindependiente"/>
+              <w:spacing w:line="360" w:lineRule="auto"/>
+              <w:jc w:val="center"/>
+              <w:rPr>
+                <w:rFonts w:ascii="Times New Roman" w:hAnsi="Times New Roman"/>
+                <w:sz w:val="20"/>
+                <w:szCs w:val="20"/>
+                <w:lang w:val="es-EC"/>
+              </w:rPr>
+            </w:pPr>
+            <w:r>
+              <w:rPr>
+                <w:rFonts w:ascii="Times New Roman" w:hAnsi="Times New Roman"/>
+                <w:sz w:val="20"/>
+                <w:szCs w:val="20"/>
+                <w:lang w:val="es-EC"/>
+              </w:rPr>
+              <w:t>31.</w:t>
+            </w:r>
+          </w:p>
+        </w:tc>
+        <w:tc>
+          <w:tcPr>
+            <w:tcW w:w="2126" w:type="dxa"/>
+          </w:tcPr>
+          <w:p>
+            <w:pPr>
+              <w:pStyle w:val="Textoindependiente"/>
+              <w:spacing w:line="360" w:lineRule="auto"/>
+              <w:jc w:val="center"/>
+              <w:rPr>
+                <w:rFonts w:ascii="Times New Roman" w:hAnsi="Times New Roman"/>
+                <w:b/>
+                <w:sz w:val="20"/>
+                <w:szCs w:val="20"/>
+                <w:u w:val="single"/>
+                <w:lang w:val="es-EC"/>
+              </w:rPr>
+            </w:pPr>
+            <w:r>
+              <w:rPr>
+                <w:rFonts w:ascii="Times New Roman" w:hAnsi="Times New Roman"/>
+                <w:sz w:val="18"/>
+                <w:szCs w:val="18"/>
+                <w:lang w:val="es-EC"/>
+              </w:rPr>
+              <w:t>IT</w:t>
+            </w:r>
+          </w:p>
+        </w:tc>
+        <w:tc>
+          <w:tcPr>
+            <w:tcW w:w="6126" w:type="dxa"/>
+          </w:tcPr>
+          <w:p>
+            <w:pPr>
+              <w:pStyle w:val="Textoindependiente"/>
+              <w:spacing w:line="360" w:lineRule="auto"/>
+              <w:jc w:val="left"/>
+              <w:rPr>
+                <w:rFonts w:ascii="Times New Roman" w:hAnsi="Times New Roman"/>
+                <w:sz w:val="18"/>
+                <w:szCs w:val="18"/>
+                <w:lang w:val="es-EC"/>
+              </w:rPr>
+            </w:pPr>
+          </w:p>
+        </w:tc>
+      </w:tr>
+      <w:tr>
+        <w:tc>
+          <w:tcPr>
+            <w:tcW w:w="959" w:type="dxa"/>
+          </w:tcPr>
+          <w:p>
+            <w:pPr>
+              <w:pStyle w:val="Textoindependiente"/>
+              <w:spacing w:line="360" w:lineRule="auto"/>
+              <w:jc w:val="center"/>
+              <w:rPr>
+                <w:rFonts w:ascii="Times New Roman" w:hAnsi="Times New Roman"/>
+                <w:sz w:val="20"/>
+                <w:szCs w:val="20"/>
+                <w:lang w:val="es-EC"/>
+              </w:rPr>
+            </w:pPr>
+            <w:r>
+              <w:rPr>
+                <w:rFonts w:ascii="Times New Roman" w:hAnsi="Times New Roman"/>
+                <w:sz w:val="20"/>
+                <w:szCs w:val="20"/>
+                <w:lang w:val="es-EC"/>
+              </w:rPr>
+              <w:t>32.</w:t>
+            </w:r>
+          </w:p>
+        </w:tc>
+        <w:tc>
+          <w:tcPr>
+            <w:tcW w:w="2126" w:type="dxa"/>
+          </w:tcPr>
+          <w:p>
+            <w:pPr>
+              <w:pStyle w:val="Textoindependiente"/>
+              <w:spacing w:line="360" w:lineRule="auto"/>
+              <w:jc w:val="center"/>
+              <w:rPr>
+                <w:rFonts w:ascii="Times New Roman" w:hAnsi="Times New Roman"/>
+                <w:b/>
+                <w:sz w:val="20"/>
+                <w:szCs w:val="20"/>
+                <w:u w:val="single"/>
+                <w:lang w:val="es-EC"/>
+              </w:rPr>
+            </w:pPr>
+            <w:r>
+              <w:rPr>
+                <w:rFonts w:ascii="Times New Roman" w:hAnsi="Times New Roman"/>
+                <w:sz w:val="18"/>
+                <w:szCs w:val="18"/>
+                <w:lang w:val="es-EC"/>
+              </w:rPr>
+              <w:t>IT</w:t>
+            </w:r>
+          </w:p>
+        </w:tc>
+        <w:tc>
+          <w:tcPr>
+            <w:tcW w:w="6126" w:type="dxa"/>
+          </w:tcPr>
+          <w:p>
+            <w:pPr>
+              <w:pStyle w:val="Textoindependiente"/>
+              <w:spacing w:line="360" w:lineRule="auto"/>
+              <w:jc w:val="left"/>
+              <w:rPr>
+                <w:rFonts w:ascii="Times New Roman" w:hAnsi="Times New Roman"/>
+                <w:sz w:val="18"/>
+                <w:szCs w:val="18"/>
+                <w:lang w:val="es-EC"/>
+              </w:rPr>
+            </w:pPr>
+          </w:p>
+        </w:tc>
+      </w:tr>
+      <w:tr>
+        <w:tc>
+          <w:tcPr>
+            <w:tcW w:w="959" w:type="dxa"/>
+          </w:tcPr>
+          <w:p>
+            <w:pPr>
+              <w:pStyle w:val="Textoindependiente"/>
+              <w:spacing w:line="360" w:lineRule="auto"/>
+              <w:jc w:val="center"/>
+              <w:rPr>
+                <w:rFonts w:ascii="Times New Roman" w:hAnsi="Times New Roman"/>
+                <w:sz w:val="20"/>
+                <w:szCs w:val="20"/>
+                <w:lang w:val="es-EC"/>
+              </w:rPr>
+            </w:pPr>
+            <w:r>
+              <w:rPr>
+                <w:rFonts w:ascii="Times New Roman" w:hAnsi="Times New Roman"/>
+                <w:sz w:val="20"/>
+                <w:szCs w:val="20"/>
+                <w:lang w:val="es-EC"/>
+              </w:rPr>
+              <w:t>33.</w:t>
+            </w:r>
+          </w:p>
+        </w:tc>
+        <w:tc>
+          <w:tcPr>
+            <w:tcW w:w="2126" w:type="dxa"/>
+          </w:tcPr>
+          <w:p>
+            <w:pPr>
+              <w:pStyle w:val="Textoindependiente"/>
+              <w:spacing w:line="360" w:lineRule="auto"/>
+              <w:jc w:val="center"/>
+              <w:rPr>
+                <w:rFonts w:ascii="Times New Roman" w:hAnsi="Times New Roman"/>
+                <w:b/>
+                <w:sz w:val="20"/>
+                <w:szCs w:val="20"/>
+                <w:u w:val="single"/>
+                <w:lang w:val="es-EC"/>
+              </w:rPr>
+            </w:pPr>
+            <w:r>
+              <w:rPr>
+                <w:rFonts w:ascii="Times New Roman" w:hAnsi="Times New Roman"/>
+                <w:sz w:val="18"/>
+                <w:szCs w:val="18"/>
+                <w:lang w:val="es-EC"/>
+              </w:rPr>
+              <w:t>IT</w:t>
+            </w:r>
+          </w:p>
+        </w:tc>
+        <w:tc>
+          <w:tcPr>
+            <w:tcW w:w="6126" w:type="dxa"/>
+          </w:tcPr>
+          <w:p>
+            <w:pPr>
+              <w:pStyle w:val="Textoindependiente"/>
+              <w:spacing w:line="360" w:lineRule="auto"/>
+              <w:jc w:val="left"/>
+              <w:rPr>
+                <w:rFonts w:ascii="Times New Roman" w:hAnsi="Times New Roman"/>
+                <w:sz w:val="18"/>
+                <w:szCs w:val="18"/>
+                <w:lang w:val="es-EC"/>
+              </w:rPr>
+            </w:pPr>
+          </w:p>
+        </w:tc>
+      </w:tr>
+      <w:tr>
+        <w:tc>
+          <w:tcPr>
+            <w:tcW w:w="959" w:type="dxa"/>
+          </w:tcPr>
+          <w:p>
+            <w:pPr>
+              <w:pStyle w:val="Textoindependiente"/>
+              <w:spacing w:line="360" w:lineRule="auto"/>
+              <w:jc w:val="center"/>
+              <w:rPr>
+                <w:rFonts w:ascii="Times New Roman" w:hAnsi="Times New Roman"/>
+                <w:sz w:val="20"/>
+                <w:szCs w:val="20"/>
+                <w:lang w:val="es-EC"/>
+              </w:rPr>
+            </w:pPr>
+            <w:r>
+              <w:rPr>
+                <w:rFonts w:ascii="Times New Roman" w:hAnsi="Times New Roman"/>
+                <w:sz w:val="20"/>
+                <w:szCs w:val="20"/>
+                <w:lang w:val="es-EC"/>
+              </w:rPr>
+              <w:t>34.</w:t>
+            </w:r>
+          </w:p>
+        </w:tc>
+        <w:tc>
+          <w:tcPr>
+            <w:tcW w:w="2126" w:type="dxa"/>
+          </w:tcPr>
+          <w:p>
+            <w:pPr>
+              <w:pStyle w:val="Textoindependiente"/>
+              <w:spacing w:line="360" w:lineRule="auto"/>
+              <w:jc w:val="center"/>
+              <w:rPr>
+                <w:rFonts w:ascii="Times New Roman" w:hAnsi="Times New Roman"/>
+                <w:b/>
+                <w:sz w:val="20"/>
+                <w:szCs w:val="20"/>
+                <w:u w:val="single"/>
+                <w:lang w:val="es-EC"/>
+              </w:rPr>
+            </w:pPr>
+            <w:r>
+              <w:rPr>
+                <w:rFonts w:ascii="Times New Roman" w:hAnsi="Times New Roman"/>
+                <w:sz w:val="18"/>
+                <w:szCs w:val="18"/>
+                <w:lang w:val="es-EC"/>
+              </w:rPr>
+              <w:t>IT</w:t>
+            </w:r>
+          </w:p>
+        </w:tc>
+        <w:tc>
+          <w:tcPr>
+            <w:tcW w:w="6126" w:type="dxa"/>
+          </w:tcPr>
+          <w:p>
+            <w:pPr>
+              <w:pStyle w:val="Textoindependiente"/>
+              <w:spacing w:line="360" w:lineRule="auto"/>
+              <w:jc w:val="left"/>
+              <w:rPr>
+                <w:rFonts w:ascii="Times New Roman" w:hAnsi="Times New Roman"/>
+                <w:sz w:val="18"/>
+                <w:szCs w:val="18"/>
+                <w:lang w:val="es-EC"/>
+              </w:rPr>
+            </w:pPr>
+          </w:p>
+        </w:tc>
+      </w:tr>
+      <w:tr>
+        <w:tc>
+          <w:tcPr>
+            <w:tcW w:w="959" w:type="dxa"/>
+          </w:tcPr>
+          <w:p>
+            <w:pPr>
+              <w:pStyle w:val="Textoindependiente"/>
+              <w:spacing w:line="360" w:lineRule="auto"/>
+              <w:jc w:val="center"/>
+              <w:rPr>
+                <w:rFonts w:ascii="Times New Roman" w:hAnsi="Times New Roman"/>
+                <w:sz w:val="20"/>
+                <w:szCs w:val="20"/>
+                <w:lang w:val="es-EC"/>
+              </w:rPr>
+            </w:pPr>
+            <w:r>
+              <w:rPr>
+                <w:rFonts w:ascii="Times New Roman" w:hAnsi="Times New Roman"/>
+                <w:sz w:val="20"/>
+                <w:szCs w:val="20"/>
+                <w:lang w:val="es-EC"/>
+              </w:rPr>
+              <w:t>35.</w:t>
+            </w:r>
+          </w:p>
+        </w:tc>
+        <w:tc>
+          <w:tcPr>
+            <w:tcW w:w="2126" w:type="dxa"/>
+          </w:tcPr>
+          <w:p>
+            <w:pPr>
+              <w:pStyle w:val="Textoindependiente"/>
+              <w:spacing w:line="360" w:lineRule="auto"/>
+              <w:jc w:val="center"/>
+              <w:rPr>
+                <w:rFonts w:ascii="Times New Roman" w:hAnsi="Times New Roman"/>
+                <w:b/>
+                <w:sz w:val="20"/>
+                <w:szCs w:val="20"/>
+                <w:u w:val="single"/>
+                <w:lang w:val="es-EC"/>
+              </w:rPr>
+            </w:pPr>
+            <w:r>
+              <w:rPr>
+                <w:rFonts w:ascii="Times New Roman" w:hAnsi="Times New Roman"/>
+                <w:sz w:val="18"/>
+                <w:szCs w:val="18"/>
+                <w:lang w:val="es-EC"/>
+              </w:rPr>
+              <w:t>IT</w:t>
+            </w:r>
+          </w:p>
+        </w:tc>
+        <w:tc>
+          <w:tcPr>
+            <w:tcW w:w="6126" w:type="dxa"/>
+          </w:tcPr>
+          <w:p>
+            <w:pPr>
+              <w:pStyle w:val="Textoindependiente"/>
+              <w:spacing w:line="360" w:lineRule="auto"/>
+              <w:jc w:val="left"/>
+              <w:rPr>
+                <w:rFonts w:ascii="Times New Roman" w:hAnsi="Times New Roman"/>
+                <w:sz w:val="18"/>
+                <w:szCs w:val="18"/>
+                <w:lang w:val="es-EC"/>
+              </w:rPr>
+            </w:pPr>
+          </w:p>
+        </w:tc>
+      </w:tr>
+      <w:tr>
+        <w:tc>
+          <w:tcPr>
+            <w:tcW w:w="959" w:type="dxa"/>
+          </w:tcPr>
+          <w:p>
+            <w:pPr>
+              <w:pStyle w:val="Textoindependiente"/>
+              <w:spacing w:line="360" w:lineRule="auto"/>
+              <w:jc w:val="center"/>
+              <w:rPr>
+                <w:rFonts w:ascii="Times New Roman" w:hAnsi="Times New Roman"/>
+                <w:sz w:val="20"/>
+                <w:szCs w:val="20"/>
+                <w:lang w:val="es-EC"/>
+              </w:rPr>
+            </w:pPr>
+            <w:r>
+              <w:rPr>
+                <w:rFonts w:ascii="Times New Roman" w:hAnsi="Times New Roman"/>
+                <w:sz w:val="20"/>
+                <w:szCs w:val="20"/>
+                <w:lang w:val="es-EC"/>
+              </w:rPr>
+              <w:t>36.</w:t>
+            </w:r>
+          </w:p>
+        </w:tc>
+        <w:tc>
+          <w:tcPr>
+            <w:tcW w:w="2126" w:type="dxa"/>
+          </w:tcPr>
+          <w:p>
+            <w:pPr>
+              <w:pStyle w:val="Textoindependiente"/>
+              <w:spacing w:line="360" w:lineRule="auto"/>
+              <w:jc w:val="center"/>
+              <w:rPr>
+                <w:rFonts w:ascii="Times New Roman" w:hAnsi="Times New Roman"/>
+                <w:b/>
+                <w:sz w:val="20"/>
+                <w:szCs w:val="20"/>
+                <w:u w:val="single"/>
+                <w:lang w:val="es-EC"/>
+              </w:rPr>
+            </w:pPr>
+            <w:r>
+              <w:rPr>
+                <w:rFonts w:ascii="Times New Roman" w:hAnsi="Times New Roman"/>
+                <w:sz w:val="18"/>
+                <w:szCs w:val="18"/>
+                <w:lang w:val="es-EC"/>
+              </w:rPr>
+              <w:t>IT</w:t>
+            </w:r>
+          </w:p>
+        </w:tc>
+        <w:tc>
+          <w:tcPr>
+            <w:tcW w:w="6126" w:type="dxa"/>
+          </w:tcPr>
+          <w:p>
+            <w:pPr>
+              <w:pStyle w:val="Textoindependiente"/>
+              <w:spacing w:line="360" w:lineRule="auto"/>
+              <w:jc w:val="left"/>
+              <w:rPr>
+                <w:rFonts w:ascii="Times New Roman" w:hAnsi="Times New Roman"/>
+                <w:sz w:val="18"/>
+                <w:szCs w:val="18"/>
+                <w:lang w:val="es-EC"/>
+              </w:rPr>
+            </w:pPr>
+          </w:p>
+        </w:tc>
+      </w:tr>
+      <w:tr>
+        <w:tc>
+          <w:tcPr>
+            <w:tcW w:w="959" w:type="dxa"/>
+          </w:tcPr>
+          <w:p>
+            <w:pPr>
+              <w:pStyle w:val="Textoindependiente"/>
+              <w:spacing w:line="360" w:lineRule="auto"/>
+              <w:jc w:val="center"/>
+              <w:rPr>
+                <w:rFonts w:ascii="Times New Roman" w:hAnsi="Times New Roman"/>
+                <w:sz w:val="20"/>
+                <w:szCs w:val="20"/>
+                <w:lang w:val="es-EC"/>
+              </w:rPr>
+            </w:pPr>
+            <w:r>
+              <w:rPr>
+                <w:rFonts w:ascii="Times New Roman" w:hAnsi="Times New Roman"/>
+                <w:sz w:val="20"/>
+                <w:szCs w:val="20"/>
+                <w:lang w:val="es-EC"/>
+              </w:rPr>
+              <w:t>37.</w:t>
+            </w:r>
+          </w:p>
+        </w:tc>
+        <w:tc>
+          <w:tcPr>
+            <w:tcW w:w="2126" w:type="dxa"/>
+          </w:tcPr>
+          <w:p>
+            <w:pPr>
+              <w:pStyle w:val="Textoindependiente"/>
+              <w:spacing w:line="360" w:lineRule="auto"/>
+              <w:jc w:val="center"/>
+              <w:rPr>
+                <w:rFonts w:ascii="Times New Roman" w:hAnsi="Times New Roman"/>
+                <w:b/>
+                <w:sz w:val="20"/>
+                <w:szCs w:val="20"/>
+                <w:u w:val="single"/>
+                <w:lang w:val="es-EC"/>
+              </w:rPr>
+            </w:pPr>
+            <w:r>
+              <w:rPr>
+                <w:rFonts w:ascii="Times New Roman" w:hAnsi="Times New Roman"/>
+                <w:sz w:val="18"/>
+                <w:szCs w:val="18"/>
+                <w:lang w:val="es-EC"/>
+              </w:rPr>
+              <w:t>IT</w:t>
+            </w:r>
+          </w:p>
+        </w:tc>
+        <w:tc>
+          <w:tcPr>
+            <w:tcW w:w="6126" w:type="dxa"/>
+          </w:tcPr>
+          <w:p>
+            <w:pPr>
+              <w:pStyle w:val="Textoindependiente"/>
+              <w:spacing w:line="360" w:lineRule="auto"/>
+              <w:jc w:val="left"/>
+              <w:rPr>
+                <w:rFonts w:ascii="Times New Roman" w:hAnsi="Times New Roman"/>
+                <w:sz w:val="18"/>
+                <w:szCs w:val="18"/>
+                <w:lang w:val="es-EC"/>
+              </w:rPr>
+            </w:pPr>
+          </w:p>
+        </w:tc>
+      </w:tr>
+      <w:tr>
+        <w:tc>
+          <w:tcPr>
+            <w:tcW w:w="959" w:type="dxa"/>
+          </w:tcPr>
+          <w:p>
+            <w:pPr>
+              <w:pStyle w:val="Textoindependiente"/>
+              <w:spacing w:line="360" w:lineRule="auto"/>
+              <w:jc w:val="center"/>
+              <w:rPr>
+                <w:rFonts w:ascii="Times New Roman" w:hAnsi="Times New Roman"/>
+                <w:sz w:val="20"/>
+                <w:szCs w:val="20"/>
+                <w:lang w:val="es-EC"/>
+              </w:rPr>
+            </w:pPr>
+            <w:r>
+              <w:rPr>
+                <w:rFonts w:ascii="Times New Roman" w:hAnsi="Times New Roman"/>
+                <w:sz w:val="20"/>
+                <w:szCs w:val="20"/>
+                <w:lang w:val="es-EC"/>
+              </w:rPr>
+              <w:t>38.</w:t>
+            </w:r>
+          </w:p>
+        </w:tc>
+        <w:tc>
+          <w:tcPr>
+            <w:tcW w:w="2126" w:type="dxa"/>
+          </w:tcPr>
+          <w:p>
+            <w:pPr>
+              <w:pStyle w:val="Textoindependiente"/>
+              <w:spacing w:line="360" w:lineRule="auto"/>
+              <w:jc w:val="center"/>
+              <w:rPr>
+                <w:rFonts w:ascii="Times New Roman" w:hAnsi="Times New Roman"/>
+                <w:b/>
+                <w:sz w:val="20"/>
+                <w:szCs w:val="20"/>
+                <w:u w:val="single"/>
+                <w:lang w:val="es-EC"/>
+              </w:rPr>
+            </w:pPr>
+            <w:r>
+              <w:rPr>
+                <w:rFonts w:ascii="Times New Roman" w:hAnsi="Times New Roman"/>
+                <w:sz w:val="18"/>
+                <w:szCs w:val="18"/>
+                <w:lang w:val="es-EC"/>
+              </w:rPr>
+              <w:t>IT</w:t>
+            </w:r>
+          </w:p>
+        </w:tc>
+        <w:tc>
+          <w:tcPr>
+            <w:tcW w:w="6126" w:type="dxa"/>
+          </w:tcPr>
+          <w:p>
+            <w:pPr>
+              <w:pStyle w:val="Textoindependiente"/>
+              <w:spacing w:line="360" w:lineRule="auto"/>
+              <w:jc w:val="left"/>
+              <w:rPr>
+                <w:rFonts w:ascii="Times New Roman" w:hAnsi="Times New Roman"/>
+                <w:sz w:val="18"/>
+                <w:szCs w:val="18"/>
+                <w:lang w:val="es-EC"/>
+              </w:rPr>
+            </w:pPr>
+          </w:p>
+        </w:tc>
+      </w:tr>
+      <w:tr>
+        <w:tc>
+          <w:tcPr>
+            <w:tcW w:w="959" w:type="dxa"/>
+          </w:tcPr>
+          <w:p>
+            <w:pPr>
+              <w:pStyle w:val="Textoindependiente"/>
+              <w:spacing w:line="360" w:lineRule="auto"/>
+              <w:jc w:val="center"/>
+              <w:rPr>
+                <w:rFonts w:ascii="Times New Roman" w:hAnsi="Times New Roman"/>
+                <w:sz w:val="20"/>
+                <w:szCs w:val="20"/>
+                <w:lang w:val="es-EC"/>
+              </w:rPr>
+            </w:pPr>
+            <w:r>
+              <w:rPr>
+                <w:rFonts w:ascii="Times New Roman" w:hAnsi="Times New Roman"/>
+                <w:sz w:val="20"/>
+                <w:szCs w:val="20"/>
+                <w:lang w:val="es-EC"/>
+              </w:rPr>
+              <w:t>39.</w:t>
+            </w:r>
+          </w:p>
+        </w:tc>
+        <w:tc>
+          <w:tcPr>
+            <w:tcW w:w="2126" w:type="dxa"/>
+          </w:tcPr>
+          <w:p>
+            <w:pPr>
+              <w:pStyle w:val="Textoindependiente"/>
+              <w:spacing w:line="360" w:lineRule="auto"/>
+              <w:jc w:val="center"/>
+              <w:rPr>
+                <w:rFonts w:ascii="Times New Roman" w:hAnsi="Times New Roman"/>
+                <w:b/>
+                <w:sz w:val="20"/>
+                <w:szCs w:val="20"/>
+                <w:u w:val="single"/>
+                <w:lang w:val="es-EC"/>
+              </w:rPr>
+            </w:pPr>
+            <w:r>
+              <w:rPr>
+                <w:rFonts w:ascii="Times New Roman" w:hAnsi="Times New Roman"/>
+                <w:sz w:val="18"/>
+                <w:szCs w:val="18"/>
+                <w:lang w:val="es-EC"/>
+              </w:rPr>
+              <w:t>IT</w:t>
+            </w:r>
+          </w:p>
+        </w:tc>
+        <w:tc>
+          <w:tcPr>
+            <w:tcW w:w="6126" w:type="dxa"/>
+          </w:tcPr>
+          <w:p>
+            <w:pPr>
+              <w:pStyle w:val="Textoindependiente"/>
+              <w:spacing w:line="360" w:lineRule="auto"/>
+              <w:jc w:val="left"/>
+              <w:rPr>
+                <w:rFonts w:ascii="Times New Roman" w:hAnsi="Times New Roman"/>
+                <w:sz w:val="18"/>
+                <w:szCs w:val="18"/>
+                <w:lang w:val="es-EC"/>
+              </w:rPr>
+            </w:pPr>
+          </w:p>
+        </w:tc>
+      </w:tr>
+      <w:tr>
+        <w:tc>
+          <w:tcPr>
+            <w:tcW w:w="959" w:type="dxa"/>
+          </w:tcPr>
+          <w:p>
+            <w:pPr>
+              <w:pStyle w:val="Textoindependiente"/>
+              <w:spacing w:line="360" w:lineRule="auto"/>
+              <w:jc w:val="center"/>
+              <w:rPr>
+                <w:rFonts w:ascii="Times New Roman" w:hAnsi="Times New Roman"/>
+                <w:sz w:val="20"/>
+                <w:szCs w:val="20"/>
+                <w:lang w:val="es-EC"/>
+              </w:rPr>
+            </w:pPr>
+            <w:r>
+              <w:rPr>
+                <w:rFonts w:ascii="Times New Roman" w:hAnsi="Times New Roman"/>
+                <w:sz w:val="20"/>
+                <w:szCs w:val="20"/>
+                <w:lang w:val="es-EC"/>
+              </w:rPr>
+              <w:t>40.</w:t>
+            </w:r>
+          </w:p>
+        </w:tc>
+        <w:tc>
+          <w:tcPr>
+            <w:tcW w:w="2126" w:type="dxa"/>
+          </w:tcPr>
+          <w:p>
+            <w:pPr>
+              <w:pStyle w:val="Textoindependiente"/>
+              <w:spacing w:line="360" w:lineRule="auto"/>
+              <w:jc w:val="center"/>
+              <w:rPr>
+                <w:rFonts w:ascii="Times New Roman" w:hAnsi="Times New Roman"/>
+                <w:b/>
+                <w:sz w:val="20"/>
+                <w:szCs w:val="20"/>
+                <w:u w:val="single"/>
+                <w:lang w:val="es-EC"/>
+              </w:rPr>
+            </w:pPr>
+            <w:r>
+              <w:rPr>
+                <w:rFonts w:ascii="Times New Roman" w:hAnsi="Times New Roman"/>
+                <w:sz w:val="18"/>
+                <w:szCs w:val="18"/>
+                <w:lang w:val="es-EC"/>
+              </w:rPr>
+              <w:t>IT</w:t>
+            </w:r>
+          </w:p>
+        </w:tc>
+        <w:tc>
+          <w:tcPr>
+            <w:tcW w:w="6126" w:type="dxa"/>
+          </w:tcPr>
+          <w:p>
+            <w:pPr>
+              <w:pStyle w:val="Textoindependiente"/>
+              <w:spacing w:line="360" w:lineRule="auto"/>
+              <w:jc w:val="left"/>
+              <w:rPr>
+                <w:rFonts w:ascii="Times New Roman" w:hAnsi="Times New Roman"/>
+                <w:sz w:val="18"/>
+                <w:szCs w:val="18"/>
+                <w:lang w:val="es-EC"/>
+              </w:rPr>
+            </w:pPr>
+          </w:p>
+        </w:tc>
+      </w:tr>
+      <w:tr>
+        <w:tc>
+          <w:tcPr>
+            <w:tcW w:w="959" w:type="dxa"/>
+          </w:tcPr>
+          <w:p>
+            <w:pPr>
+              <w:pStyle w:val="Textoindependiente"/>
+              <w:spacing w:line="360" w:lineRule="auto"/>
+              <w:jc w:val="center"/>
+              <w:rPr>
+                <w:rFonts w:ascii="Times New Roman" w:hAnsi="Times New Roman"/>
+                <w:sz w:val="20"/>
+                <w:szCs w:val="20"/>
+                <w:lang w:val="es-EC"/>
+              </w:rPr>
+            </w:pPr>
+            <w:r>
+              <w:rPr>
+                <w:rFonts w:ascii="Times New Roman" w:hAnsi="Times New Roman"/>
+                <w:sz w:val="20"/>
+                <w:szCs w:val="20"/>
+                <w:lang w:val="es-EC"/>
+              </w:rPr>
+              <w:t>41.</w:t>
+            </w:r>
+          </w:p>
+        </w:tc>
+        <w:tc>
+          <w:tcPr>
+            <w:tcW w:w="2126" w:type="dxa"/>
+          </w:tcPr>
+          <w:p>
+            <w:pPr>
+              <w:pStyle w:val="Textoindependiente"/>
+              <w:spacing w:line="360" w:lineRule="auto"/>
+              <w:jc w:val="center"/>
+              <w:rPr>
+                <w:rFonts w:ascii="Times New Roman" w:hAnsi="Times New Roman"/>
+                <w:b/>
+                <w:sz w:val="20"/>
+                <w:szCs w:val="20"/>
+                <w:u w:val="single"/>
+                <w:lang w:val="es-EC"/>
+              </w:rPr>
+            </w:pPr>
+            <w:r>
+              <w:rPr>
+                <w:rFonts w:ascii="Times New Roman" w:hAnsi="Times New Roman"/>
+                <w:sz w:val="18"/>
+                <w:szCs w:val="18"/>
+                <w:lang w:val="es-EC"/>
+              </w:rPr>
+              <w:t>IT</w:t>
+            </w:r>
+          </w:p>
+        </w:tc>
+        <w:tc>
+          <w:tcPr>
+            <w:tcW w:w="6126" w:type="dxa"/>
+          </w:tcPr>
+          <w:p>
+            <w:pPr>
+              <w:pStyle w:val="Textoindependiente"/>
+              <w:spacing w:line="360" w:lineRule="auto"/>
+              <w:jc w:val="left"/>
+              <w:rPr>
+                <w:rFonts w:ascii="Times New Roman" w:hAnsi="Times New Roman"/>
+                <w:sz w:val="18"/>
+                <w:szCs w:val="18"/>
+                <w:lang w:val="es-EC"/>
+              </w:rPr>
+            </w:pPr>
+          </w:p>
+        </w:tc>
+      </w:tr>
+      <w:tr>
+        <w:tc>
+          <w:tcPr>
+            <w:tcW w:w="959" w:type="dxa"/>
+          </w:tcPr>
+          <w:p>
+            <w:pPr>
+              <w:pStyle w:val="Textoindependiente"/>
+              <w:spacing w:line="360" w:lineRule="auto"/>
+              <w:jc w:val="center"/>
+              <w:rPr>
+                <w:rFonts w:ascii="Times New Roman" w:hAnsi="Times New Roman"/>
+                <w:sz w:val="20"/>
+                <w:szCs w:val="20"/>
+                <w:lang w:val="es-EC"/>
+              </w:rPr>
+            </w:pPr>
+            <w:r>
+              <w:rPr>
+                <w:rFonts w:ascii="Times New Roman" w:hAnsi="Times New Roman"/>
+                <w:sz w:val="20"/>
+                <w:szCs w:val="20"/>
+                <w:lang w:val="es-EC"/>
+              </w:rPr>
+              <w:t>42.</w:t>
+            </w:r>
+          </w:p>
+        </w:tc>
+        <w:tc>
+          <w:tcPr>
+            <w:tcW w:w="2126" w:type="dxa"/>
+          </w:tcPr>
+          <w:p>
+            <w:pPr>
+              <w:pStyle w:val="Textoindependiente"/>
+              <w:spacing w:line="360" w:lineRule="auto"/>
+              <w:jc w:val="center"/>
+              <w:rPr>
+                <w:rFonts w:ascii="Times New Roman" w:hAnsi="Times New Roman"/>
+                <w:b/>
+                <w:sz w:val="20"/>
+                <w:szCs w:val="20"/>
+                <w:u w:val="single"/>
+                <w:lang w:val="es-EC"/>
+              </w:rPr>
+            </w:pPr>
+            <w:r>
+              <w:rPr>
+                <w:rFonts w:ascii="Times New Roman" w:hAnsi="Times New Roman"/>
+                <w:sz w:val="18"/>
+                <w:szCs w:val="18"/>
+                <w:lang w:val="es-EC"/>
+              </w:rPr>
+              <w:t>IT</w:t>
+            </w:r>
+          </w:p>
+        </w:tc>
+        <w:tc>
+          <w:tcPr>
+            <w:tcW w:w="6126" w:type="dxa"/>
+          </w:tcPr>
+          <w:p>
+            <w:pPr>
+              <w:pStyle w:val="Textoindependiente"/>
+              <w:spacing w:line="360" w:lineRule="auto"/>
+              <w:jc w:val="left"/>
+              <w:rPr>
+                <w:rFonts w:ascii="Times New Roman" w:hAnsi="Times New Roman"/>
+                <w:sz w:val="18"/>
+                <w:szCs w:val="18"/>
+                <w:lang w:val="es-EC"/>
+              </w:rPr>
+            </w:pPr>
+          </w:p>
+        </w:tc>
+      </w:tr>
+      <w:tr>
+        <w:tc>
+          <w:tcPr>
+            <w:tcW w:w="959" w:type="dxa"/>
+          </w:tcPr>
+          <w:p>
+            <w:pPr>
+              <w:pStyle w:val="Textoindependiente"/>
+              <w:spacing w:line="360" w:lineRule="auto"/>
+              <w:jc w:val="center"/>
+              <w:rPr>
+                <w:rFonts w:ascii="Times New Roman" w:hAnsi="Times New Roman"/>
+                <w:sz w:val="20"/>
+                <w:szCs w:val="20"/>
+                <w:lang w:val="es-EC"/>
+              </w:rPr>
+            </w:pPr>
+            <w:r>
+              <w:rPr>
+                <w:rFonts w:ascii="Times New Roman" w:hAnsi="Times New Roman"/>
+                <w:sz w:val="20"/>
+                <w:szCs w:val="20"/>
+                <w:lang w:val="es-EC"/>
+              </w:rPr>
+              <w:t>43.</w:t>
+            </w:r>
+          </w:p>
+        </w:tc>
+        <w:tc>
+          <w:tcPr>
+            <w:tcW w:w="2126" w:type="dxa"/>
+          </w:tcPr>
+          <w:p>
+            <w:pPr>
+              <w:pStyle w:val="Textoindependiente"/>
+              <w:spacing w:line="360" w:lineRule="auto"/>
+              <w:jc w:val="center"/>
+              <w:rPr>
+                <w:rFonts w:ascii="Times New Roman" w:hAnsi="Times New Roman"/>
+                <w:b/>
+                <w:sz w:val="20"/>
+                <w:szCs w:val="20"/>
+                <w:u w:val="single"/>
+                <w:lang w:val="es-EC"/>
+              </w:rPr>
+            </w:pPr>
+            <w:r>
+              <w:rPr>
+                <w:rFonts w:ascii="Times New Roman" w:hAnsi="Times New Roman"/>
+                <w:sz w:val="18"/>
+                <w:szCs w:val="18"/>
+                <w:lang w:val="es-EC"/>
+              </w:rPr>
+              <w:t>IT</w:t>
+            </w:r>
+          </w:p>
+        </w:tc>
+        <w:tc>
+          <w:tcPr>
+            <w:tcW w:w="6126" w:type="dxa"/>
+          </w:tcPr>
+          <w:p>
+            <w:pPr>
+              <w:pStyle w:val="Textoindependiente"/>
+              <w:spacing w:line="360" w:lineRule="auto"/>
+              <w:jc w:val="left"/>
+              <w:rPr>
+                <w:rFonts w:ascii="Times New Roman" w:hAnsi="Times New Roman"/>
+                <w:sz w:val="18"/>
+                <w:szCs w:val="18"/>
+                <w:lang w:val="es-EC"/>
+              </w:rPr>
+            </w:pPr>
+          </w:p>
+        </w:tc>
+      </w:tr>
+      <w:tr>
+        <w:tc>
+          <w:tcPr>
+            <w:tcW w:w="959" w:type="dxa"/>
+          </w:tcPr>
+          <w:p>
+            <w:pPr>
+              <w:pStyle w:val="Textoindependiente"/>
+              <w:spacing w:line="360" w:lineRule="auto"/>
+              <w:jc w:val="center"/>
+              <w:rPr>
+                <w:rFonts w:ascii="Times New Roman" w:hAnsi="Times New Roman"/>
+                <w:sz w:val="20"/>
+                <w:szCs w:val="20"/>
+                <w:lang w:val="es-EC"/>
+              </w:rPr>
+            </w:pPr>
+            <w:r>
+              <w:rPr>
+                <w:rFonts w:ascii="Times New Roman" w:hAnsi="Times New Roman"/>
+                <w:sz w:val="20"/>
+                <w:szCs w:val="20"/>
+                <w:lang w:val="es-EC"/>
+              </w:rPr>
+              <w:t>44.</w:t>
+            </w:r>
+          </w:p>
+        </w:tc>
+        <w:tc>
+          <w:tcPr>
+            <w:tcW w:w="2126" w:type="dxa"/>
+          </w:tcPr>
+          <w:p>
+            <w:pPr>
+              <w:pStyle w:val="Textoindependiente"/>
+              <w:spacing w:line="360" w:lineRule="auto"/>
+              <w:jc w:val="center"/>
+              <w:rPr>
+                <w:rFonts w:ascii="Times New Roman" w:hAnsi="Times New Roman"/>
+                <w:b/>
+                <w:sz w:val="20"/>
+                <w:szCs w:val="20"/>
+                <w:u w:val="single"/>
+                <w:lang w:val="es-EC"/>
+              </w:rPr>
+            </w:pPr>
+            <w:r>
+              <w:rPr>
+                <w:rFonts w:ascii="Times New Roman" w:hAnsi="Times New Roman"/>
+                <w:sz w:val="18"/>
+                <w:szCs w:val="18"/>
+                <w:lang w:val="es-EC"/>
+              </w:rPr>
+              <w:t>IT</w:t>
+            </w:r>
+          </w:p>
+        </w:tc>
+        <w:tc>
+          <w:tcPr>
+            <w:tcW w:w="6126" w:type="dxa"/>
+          </w:tcPr>
+          <w:p>
+            <w:pPr>
+              <w:pStyle w:val="Textoindependiente"/>
+              <w:spacing w:line="360" w:lineRule="auto"/>
+              <w:jc w:val="left"/>
+              <w:rPr>
+                <w:rFonts w:ascii="Times New Roman" w:hAnsi="Times New Roman"/>
                 <w:sz w:val="18"/>
                 <w:szCs w:val="18"/>
                 <w:lang w:val="es-EC"/>
@@ -2944,6 +6455,21 @@
         </w:tc>
       </w:tr>
     </w:tbl>
+    <w:p>
+      <w:pPr>
+        <w:pStyle w:val="Textoindependiente"/>
+        <w:spacing w:line="360" w:lineRule="auto"/>
+        <w:jc w:val="left"/>
+        <w:rPr>
+          <w:rFonts w:ascii="Times New Roman" w:hAnsi="Times New Roman"/>
+          <w:b/>
+          <w:sz w:val="20"/>
+          <w:szCs w:val="20"/>
+          <w:u w:val="single"/>
+          <w:lang w:val="es-EC"/>
+        </w:rPr>
+      </w:pPr>
+    </w:p>
     <w:p>
       <w:pPr>
         <w:pStyle w:val="Textoindependiente"/>
@@ -3695,19 +7221,6 @@
           <w:lang w:val="es-EC"/>
         </w:rPr>
       </w:pPr>
-    </w:p>
-    <w:p>
-      <w:pPr>
-        <w:pStyle w:val="Textoindependiente"/>
-        <w:jc w:val="left"/>
-        <w:rPr>
-          <w:rFonts w:ascii="Times New Roman" w:hAnsi="Times New Roman"/>
-          <w:b/>
-          <w:sz w:val="20"/>
-          <w:szCs w:val="20"/>
-          <w:lang w:val="es-EC"/>
-        </w:rPr>
-      </w:pPr>
       <w:r>
         <w:rPr>
           <w:rFonts w:ascii="Times New Roman" w:hAnsi="Times New Roman"/>
@@ -3718,8 +7231,175 @@
           <w:lang w:val="es-ES"/>
         </w:rPr>
         <w:pict>
-          <v:shape id="Text Box 12" o:spid="_x0000_s1036" type="#_x0000_t202" style="position:absolute;margin-left:-10.35pt;margin-top:14.2pt;width:155.55pt;height:97.5pt;z-index:251681792;visibility:visible;mso-width-relative:margin;mso-height-relative:margin" o:gfxdata="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" strokecolor="white [3212]">
-            <v:textbox>
+          <v:shape id="Text Box 11" o:spid="_x0000_s1037" type="#_x0000_t202" style="position:absolute;margin-left:135.15pt;margin-top:11.3pt;width:159.75pt;height:67.5pt;z-index:251685888;visibility:visible;mso-width-relative:margin;mso-height-relative:margin" o:gfxdata="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" strokecolor="white [3212]">
+            <v:textbox style="mso-next-textbox:#Text Box 11">
+              <w:txbxContent>
+                <w:p>
+                  <w:pPr>
+                    <w:spacing w:after="0" w:line="240" w:lineRule="auto"/>
+                    <w:jc w:val="center"/>
+                    <w:rPr>
+                      <w:rFonts w:ascii="Arial" w:hAnsi="Arial" w:cs="Arial"/>
+                      <w:sz w:val="20"/>
+                      <w:szCs w:val="20"/>
+                    </w:rPr>
+                  </w:pPr>
+                </w:p>
+                <w:p>
+                  <w:pPr>
+                    <w:spacing w:after="0" w:line="240" w:lineRule="auto"/>
+                    <w:jc w:val="center"/>
+                    <w:rPr>
+                      <w:rFonts w:ascii="Arial" w:hAnsi="Arial" w:cs="Arial"/>
+                      <w:sz w:val="20"/>
+                      <w:szCs w:val="20"/>
+                    </w:rPr>
+                  </w:pPr>
+                </w:p>
+                <w:p>
+                  <w:pPr>
+                    <w:spacing w:after="0" w:line="240" w:lineRule="auto"/>
+                    <w:jc w:val="center"/>
+                    <w:rPr>
+                      <w:rFonts w:ascii="Arial" w:hAnsi="Arial" w:cs="Arial"/>
+                      <w:b/>
+                      <w:sz w:val="16"/>
+                      <w:szCs w:val="16"/>
+                    </w:rPr>
+                  </w:pPr>
+                  <w:r>
+                    <w:rPr>
+                      <w:rFonts w:ascii="Arial" w:hAnsi="Arial" w:cs="Arial"/>
+                      <w:b/>
+                      <w:sz w:val="16"/>
+                      <w:szCs w:val="16"/>
+                    </w:rPr>
+                    <w:t>Tutor Académico</w:t>
+                  </w:r>
+                </w:p>
+                <w:p>
+                  <w:pPr>
+                    <w:spacing w:after="0" w:line="240" w:lineRule="auto"/>
+                    <w:rPr>
+                      <w:rFonts w:ascii="Arial" w:hAnsi="Arial" w:cs="Arial"/>
+                      <w:b/>
+                      <w:sz w:val="16"/>
+                      <w:szCs w:val="16"/>
+                    </w:rPr>
+                  </w:pPr>
+                  <w:r>
+                    <w:rPr>
+                      <w:rFonts w:ascii="Arial" w:hAnsi="Arial" w:cs="Arial"/>
+                      <w:b/>
+                      <w:sz w:val="16"/>
+                      <w:szCs w:val="16"/>
+                    </w:rPr>
+                    <w:t>Nombres y apellidos:</w:t>
+                  </w:r>
+                  <w:r>
+                    <w:rPr>
+                      <w:rFonts w:ascii="Arial" w:hAnsi="Arial" w:cs="Arial"/>
+                      <w:b/>
+                      <w:sz w:val="16"/>
+                      <w:szCs w:val="16"/>
+                    </w:rPr>
+                    <w:t xml:space="preserve"> </w:t>
+                  </w:r>
+                  <w:r>
+                    <w:rPr>
+                      <w:rFonts w:ascii="Arial" w:hAnsi="Arial" w:cs="Arial"/>
+                      <w:b/>
+                      <w:sz w:val="16"/>
+                      <w:szCs w:val="16"/>
+                    </w:rPr>
+                    <w:t>Washington Eduardo Loza Herrera</w:t>
+                  </w:r>
+                </w:p>
+                <w:p>
+                  <w:pPr>
+                    <w:spacing w:after="0" w:line="240" w:lineRule="auto"/>
+                    <w:rPr>
+                      <w:rFonts w:ascii="Arial" w:hAnsi="Arial" w:cs="Arial"/>
+                      <w:b/>
+                      <w:sz w:val="16"/>
+                      <w:szCs w:val="16"/>
+                    </w:rPr>
+                  </w:pPr>
+                  <w:r>
+                    <w:rPr>
+                      <w:rFonts w:ascii="Arial" w:hAnsi="Arial" w:cs="Arial"/>
+                      <w:b/>
+                      <w:sz w:val="16"/>
+                      <w:szCs w:val="16"/>
+                    </w:rPr>
+                    <w:t>C</w:t>
+                  </w:r>
+                  <w:r>
+                    <w:rPr>
+                      <w:rFonts w:ascii="Arial" w:hAnsi="Arial" w:cs="Arial"/>
+                      <w:b/>
+                      <w:sz w:val="16"/>
+                      <w:szCs w:val="16"/>
+                    </w:rPr>
+                    <w:t>C</w:t>
+                  </w:r>
+                  <w:r>
+                    <w:rPr>
+                      <w:rFonts w:ascii="Arial" w:hAnsi="Arial" w:cs="Arial"/>
+                      <w:b/>
+                      <w:sz w:val="16"/>
+                      <w:szCs w:val="16"/>
+                    </w:rPr>
+                    <w:t>:</w:t>
+                  </w:r>
+                  <w:r>
+                    <w:rPr>
+                      <w:rFonts w:ascii="Arial" w:hAnsi="Arial" w:cs="Arial"/>
+                      <w:b/>
+                      <w:sz w:val="16"/>
+                      <w:szCs w:val="16"/>
+                    </w:rPr>
+                    <w:t xml:space="preserve"> </w:t>
+                  </w:r>
+                  <w:r>
+                    <w:rPr>
+                      <w:rFonts w:ascii="Arial" w:hAnsi="Arial" w:cs="Arial"/>
+                      <w:b/>
+                      <w:sz w:val="16"/>
+                      <w:szCs w:val="16"/>
+                    </w:rPr>
+                    <w:t>1713756524</w:t>
+                  </w:r>
+                </w:p>
+                <w:p>
+                  <w:pPr>
+                    <w:spacing w:after="0" w:line="240" w:lineRule="auto"/>
+                    <w:jc w:val="center"/>
+                    <w:rPr>
+                      <w:rFonts w:ascii="Arial" w:hAnsi="Arial" w:cs="Arial"/>
+                      <w:b/>
+                      <w:sz w:val="20"/>
+                      <w:szCs w:val="20"/>
+                    </w:rPr>
+                  </w:pPr>
+                </w:p>
+              </w:txbxContent>
+            </v:textbox>
+          </v:shape>
+        </w:pict>
+      </w:r>
+      <w:r>
+        <w:rPr>
+          <w:rFonts w:ascii="Times New Roman" w:hAnsi="Times New Roman"/>
+          <w:b/>
+          <w:noProof/>
+          <w:sz w:val="20"/>
+          <w:szCs w:val="20"/>
+          <w:lang w:val="es-ES"/>
+        </w:rPr>
+        <w:pict>
+          <v:shape id="Text Box 12" o:spid="_x0000_s1036" type="#_x0000_t202" style="position:absolute;margin-left:-10.95pt;margin-top:10.75pt;width:155.55pt;height:83.15pt;z-index:251681792;visibility:visible;mso-width-relative:margin;mso-height-relative:margin" o:gfxdata="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" strokecolor="white [3212]">
+            <v:textbox style="mso-next-textbox:#Text Box 12">
               <w:txbxContent>
                 <w:p>
                   <w:pPr>
@@ -3746,6 +7426,7 @@
                 <w:p>
                   <w:pPr>
                     <w:spacing w:after="0"/>
+                    <w:jc w:val="center"/>
                     <w:rPr>
                       <w:rFonts w:ascii="Arial" w:hAnsi="Arial" w:cs="Arial"/>
                       <w:b/>
@@ -3760,7 +7441,7 @@
                       <w:sz w:val="16"/>
                       <w:szCs w:val="16"/>
                     </w:rPr>
-                    <w:t xml:space="preserve">Tutor </w:t>
+                    <w:t>Tutor</w:t>
                   </w:r>
                   <w:r>
                     <w:rPr>
@@ -3769,7 +7450,7 @@
                       <w:sz w:val="16"/>
                       <w:szCs w:val="16"/>
                     </w:rPr>
-                    <w:t xml:space="preserve">(a) </w:t>
+                    <w:t xml:space="preserve"> </w:t>
                   </w:r>
                   <w:r>
                     <w:rPr>
@@ -3778,16 +7459,7 @@
                       <w:sz w:val="16"/>
                       <w:szCs w:val="16"/>
                     </w:rPr>
-                    <w:t>Empresarial / Institucional</w:t>
-                  </w:r>
-                  <w:r>
-                    <w:rPr>
-                      <w:rFonts w:ascii="Arial" w:hAnsi="Arial" w:cs="Arial"/>
-                      <w:b/>
-                      <w:sz w:val="16"/>
-                      <w:szCs w:val="16"/>
-                    </w:rPr>
-                    <w:t>/ Representante de la Comunidad</w:t>
+                    <w:t>Empresarial</w:t>
                   </w:r>
                 </w:p>
                 <w:p>
@@ -3872,19 +7544,6 @@
           </v:shape>
         </w:pict>
       </w:r>
-    </w:p>
-    <w:p>
-      <w:pPr>
-        <w:pStyle w:val="Textoindependiente"/>
-        <w:jc w:val="left"/>
-        <w:rPr>
-          <w:rFonts w:ascii="Times New Roman" w:hAnsi="Times New Roman"/>
-          <w:b/>
-          <w:sz w:val="20"/>
-          <w:szCs w:val="20"/>
-          <w:lang w:val="es-EC"/>
-        </w:rPr>
-      </w:pPr>
       <w:r>
         <w:rPr>
           <w:rFonts w:ascii="Times New Roman" w:hAnsi="Times New Roman"/>
@@ -3894,7 +7553,34 @@
           <w:lang w:val="es-ES"/>
         </w:rPr>
         <w:pict>
-          <v:shape id="Text Box 10" o:spid="_x0000_s1035" type="#_x0000_t202" style="position:absolute;margin-left:295.65pt;margin-top:4.2pt;width:171.5pt;height:90pt;z-index:251688960;visibility:visible;mso-width-relative:margin;mso-height-relative:margin" o:gfxdata="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" strokecolor="white [3212]">
+          <v:line id="3 Conector recto" o:spid="_x0000_s1040" style="position:absolute;z-index:251683840;visibility:visible;mso-wrap-distance-top:-8e-5mm;mso-wrap-distance-bottom:-8e-5mm" from="-.9pt,37.05pt" to="124.35pt,37.05pt" o:gfxdata="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" strokecolor="black [3040]">
+            <o:lock v:ext="edit" shapetype="f"/>
+          </v:line>
+        </w:pict>
+      </w:r>
+    </w:p>
+    <w:p>
+      <w:pPr>
+        <w:pStyle w:val="Textoindependiente"/>
+        <w:jc w:val="left"/>
+        <w:rPr>
+          <w:rFonts w:ascii="Times New Roman" w:hAnsi="Times New Roman"/>
+          <w:b/>
+          <w:sz w:val="20"/>
+          <w:szCs w:val="20"/>
+          <w:lang w:val="es-EC"/>
+        </w:rPr>
+      </w:pPr>
+      <w:r>
+        <w:rPr>
+          <w:rFonts w:ascii="Times New Roman" w:hAnsi="Times New Roman"/>
+          <w:noProof/>
+          <w:sz w:val="20"/>
+          <w:szCs w:val="20"/>
+          <w:lang w:val="es-ES"/>
+        </w:rPr>
+        <w:pict>
+          <v:shape id="Text Box 10" o:spid="_x0000_s1035" type="#_x0000_t202" style="position:absolute;margin-left:295.65pt;margin-top:1.3pt;width:171.5pt;height:69.6pt;z-index:251688960;visibility:visible;mso-width-relative:margin;mso-height-relative:margin" o:gfxdata="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" strokecolor="white [3212]">
             <v:textbox style="mso-next-textbox:#Text Box 10">
               <w:txbxContent>
                 <w:p>
@@ -4015,269 +7701,87 @@
           </v:shape>
         </w:pict>
       </w:r>
-      <w:r>
-        <w:rPr>
-          <w:rFonts w:ascii="Times New Roman" w:hAnsi="Times New Roman"/>
-          <w:b/>
+    </w:p>
+    <w:p>
+      <w:pPr>
+        <w:pStyle w:val="Textoindependiente"/>
+        <w:jc w:val="left"/>
+        <w:rPr>
+          <w:rFonts w:ascii="Times New Roman" w:hAnsi="Times New Roman"/>
+          <w:b/>
+          <w:sz w:val="20"/>
+          <w:szCs w:val="20"/>
+          <w:lang w:val="es-EC"/>
+        </w:rPr>
+      </w:pPr>
+    </w:p>
+    <w:p>
+      <w:pPr>
+        <w:pStyle w:val="Textoindependiente"/>
+        <w:jc w:val="left"/>
+        <w:rPr>
+          <w:rFonts w:ascii="Times New Roman" w:hAnsi="Times New Roman"/>
+          <w:b/>
+          <w:sz w:val="20"/>
+          <w:szCs w:val="20"/>
+          <w:lang w:val="es-EC"/>
+        </w:rPr>
+      </w:pPr>
+      <w:r>
+        <w:rPr>
+          <w:rFonts w:ascii="Times New Roman" w:hAnsi="Times New Roman"/>
           <w:noProof/>
           <w:sz w:val="20"/>
           <w:szCs w:val="20"/>
           <w:lang w:val="es-ES"/>
         </w:rPr>
         <w:pict>
-          <v:shape id="Text Box 11" o:spid="_x0000_s1037" type="#_x0000_t202" style="position:absolute;margin-left:135.15pt;margin-top:2.7pt;width:159.75pt;height:67.5pt;z-index:251685888;visibility:visible;mso-width-relative:margin;mso-height-relative:margin" o:gfxdata="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" strokecolor="white [3212]">
-            <v:textbox style="mso-next-textbox:#Text Box 11">
-              <w:txbxContent>
-                <w:p>
-                  <w:pPr>
-                    <w:spacing w:after="0" w:line="240" w:lineRule="auto"/>
-                    <w:jc w:val="center"/>
-                    <w:rPr>
-                      <w:rFonts w:ascii="Arial" w:hAnsi="Arial" w:cs="Arial"/>
-                      <w:sz w:val="20"/>
-                      <w:szCs w:val="20"/>
-                    </w:rPr>
-                  </w:pPr>
-                </w:p>
-                <w:p>
-                  <w:pPr>
-                    <w:spacing w:after="0" w:line="240" w:lineRule="auto"/>
-                    <w:jc w:val="center"/>
-                    <w:rPr>
-                      <w:rFonts w:ascii="Arial" w:hAnsi="Arial" w:cs="Arial"/>
-                      <w:sz w:val="20"/>
-                      <w:szCs w:val="20"/>
-                    </w:rPr>
-                  </w:pPr>
-                </w:p>
-                <w:p>
-                  <w:pPr>
-                    <w:spacing w:after="0" w:line="240" w:lineRule="auto"/>
-                    <w:jc w:val="center"/>
-                    <w:rPr>
-                      <w:rFonts w:ascii="Arial" w:hAnsi="Arial" w:cs="Arial"/>
-                      <w:b/>
-                      <w:sz w:val="16"/>
-                      <w:szCs w:val="16"/>
-                    </w:rPr>
-                  </w:pPr>
-                  <w:r>
-                    <w:rPr>
-                      <w:rFonts w:ascii="Arial" w:hAnsi="Arial" w:cs="Arial"/>
-                      <w:b/>
-                      <w:sz w:val="16"/>
-                      <w:szCs w:val="16"/>
-                    </w:rPr>
-                    <w:t>Tutor</w:t>
-                  </w:r>
-                  <w:r>
-                    <w:rPr>
-                      <w:rFonts w:ascii="Arial" w:hAnsi="Arial" w:cs="Arial"/>
-                      <w:b/>
-                      <w:sz w:val="16"/>
-                      <w:szCs w:val="16"/>
-                    </w:rPr>
-                    <w:t>(a)</w:t>
-                  </w:r>
-                  <w:r>
-                    <w:rPr>
-                      <w:rFonts w:ascii="Arial" w:hAnsi="Arial" w:cs="Arial"/>
-                      <w:b/>
-                      <w:sz w:val="16"/>
-                      <w:szCs w:val="16"/>
-                    </w:rPr>
-                    <w:t xml:space="preserve"> Académico</w:t>
-                  </w:r>
-                  <w:r>
-                    <w:rPr>
-                      <w:rFonts w:ascii="Arial" w:hAnsi="Arial" w:cs="Arial"/>
-                      <w:b/>
-                      <w:sz w:val="16"/>
-                      <w:szCs w:val="16"/>
-                    </w:rPr>
-                    <w:t>(a)</w:t>
-                  </w:r>
-                </w:p>
-                <w:p>
-                  <w:pPr>
-                    <w:spacing w:after="0" w:line="240" w:lineRule="auto"/>
-                    <w:rPr>
-                      <w:rFonts w:ascii="Arial" w:hAnsi="Arial" w:cs="Arial"/>
-                      <w:b/>
-                      <w:sz w:val="16"/>
-                      <w:szCs w:val="16"/>
-                    </w:rPr>
-                  </w:pPr>
-                  <w:r>
-                    <w:rPr>
-                      <w:rFonts w:ascii="Arial" w:hAnsi="Arial" w:cs="Arial"/>
-                      <w:b/>
-                      <w:sz w:val="16"/>
-                      <w:szCs w:val="16"/>
-                    </w:rPr>
-                    <w:t>Nombres y apellidos:</w:t>
-                  </w:r>
-                  <w:r>
-                    <w:rPr>
-                      <w:rFonts w:ascii="Arial" w:hAnsi="Arial" w:cs="Arial"/>
-                      <w:b/>
-                      <w:sz w:val="16"/>
-                      <w:szCs w:val="16"/>
-                    </w:rPr>
-                    <w:t xml:space="preserve"> </w:t>
-                  </w:r>
-                  <w:r>
-                    <w:rPr>
-                      <w:rFonts w:ascii="Arial" w:hAnsi="Arial" w:cs="Arial"/>
-                      <w:b/>
-                      <w:sz w:val="16"/>
-                      <w:szCs w:val="16"/>
-                    </w:rPr>
-                    <w:t>Washington Eduardo Loza Herrera</w:t>
-                  </w:r>
-                </w:p>
-                <w:p>
-                  <w:pPr>
-                    <w:spacing w:after="0" w:line="240" w:lineRule="auto"/>
-                    <w:rPr>
-                      <w:rFonts w:ascii="Arial" w:hAnsi="Arial" w:cs="Arial"/>
-                      <w:b/>
-                      <w:sz w:val="16"/>
-                      <w:szCs w:val="16"/>
-                    </w:rPr>
-                  </w:pPr>
-                  <w:r>
-                    <w:rPr>
-                      <w:rFonts w:ascii="Arial" w:hAnsi="Arial" w:cs="Arial"/>
-                      <w:b/>
-                      <w:sz w:val="16"/>
-                      <w:szCs w:val="16"/>
-                    </w:rPr>
-                    <w:t>C</w:t>
-                  </w:r>
-                  <w:r>
-                    <w:rPr>
-                      <w:rFonts w:ascii="Arial" w:hAnsi="Arial" w:cs="Arial"/>
-                      <w:b/>
-                      <w:sz w:val="16"/>
-                      <w:szCs w:val="16"/>
-                    </w:rPr>
-                    <w:t>C</w:t>
-                  </w:r>
-                  <w:r>
-                    <w:rPr>
-                      <w:rFonts w:ascii="Arial" w:hAnsi="Arial" w:cs="Arial"/>
-                      <w:b/>
-                      <w:sz w:val="16"/>
-                      <w:szCs w:val="16"/>
-                    </w:rPr>
-                    <w:t>:</w:t>
-                  </w:r>
-                  <w:r>
-                    <w:rPr>
-                      <w:rFonts w:ascii="Arial" w:hAnsi="Arial" w:cs="Arial"/>
-                      <w:b/>
-                      <w:sz w:val="16"/>
-                      <w:szCs w:val="16"/>
-                    </w:rPr>
-                    <w:t xml:space="preserve"> </w:t>
-                  </w:r>
-                  <w:r>
-                    <w:rPr>
-                      <w:rFonts w:ascii="Arial" w:hAnsi="Arial" w:cs="Arial"/>
-                      <w:b/>
-                      <w:sz w:val="16"/>
-                      <w:szCs w:val="16"/>
-                    </w:rPr>
-                    <w:t>1713756524</w:t>
-                  </w:r>
-                </w:p>
-                <w:p>
-                  <w:pPr>
-                    <w:spacing w:after="0" w:line="240" w:lineRule="auto"/>
-                    <w:jc w:val="center"/>
-                    <w:rPr>
-                      <w:rFonts w:ascii="Arial" w:hAnsi="Arial" w:cs="Arial"/>
-                      <w:b/>
-                      <w:sz w:val="20"/>
-                      <w:szCs w:val="20"/>
-                    </w:rPr>
-                  </w:pPr>
-                </w:p>
-              </w:txbxContent>
-            </v:textbox>
-          </v:shape>
+          <v:line id="7 Conector recto" o:spid="_x0000_s1038" style="position:absolute;z-index:251689984;visibility:visible;mso-wrap-distance-top:-8e-5mm;mso-wrap-distance-bottom:-8e-5mm" from="304.35pt,3.1pt" to="457.2pt,3.1pt" o:gfxdata="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" strokecolor="black [3040]">
+            <o:lock v:ext="edit" shapetype="f"/>
+          </v:line>
         </w:pict>
       </w:r>
-    </w:p>
-    <w:p>
-      <w:pPr>
-        <w:pStyle w:val="Textoindependiente"/>
-        <w:jc w:val="left"/>
-        <w:rPr>
-          <w:rFonts w:ascii="Times New Roman" w:hAnsi="Times New Roman"/>
-          <w:b/>
-          <w:sz w:val="20"/>
-          <w:szCs w:val="20"/>
-          <w:lang w:val="es-EC"/>
-        </w:rPr>
-      </w:pPr>
-    </w:p>
-    <w:p>
-      <w:pPr>
-        <w:pStyle w:val="Textoindependiente"/>
-        <w:jc w:val="left"/>
-        <w:rPr>
-          <w:rFonts w:ascii="Times New Roman" w:hAnsi="Times New Roman"/>
-          <w:b/>
-          <w:sz w:val="20"/>
-          <w:szCs w:val="20"/>
-          <w:lang w:val="es-EC"/>
-        </w:rPr>
-      </w:pPr>
-      <w:r>
-        <w:rPr>
-          <w:rFonts w:ascii="Times New Roman" w:hAnsi="Times New Roman"/>
+      <w:r>
+        <w:rPr>
+          <w:rFonts w:ascii="Times New Roman" w:hAnsi="Times New Roman"/>
+          <w:b/>
           <w:noProof/>
           <w:sz w:val="20"/>
           <w:szCs w:val="20"/>
           <w:lang w:val="es-ES"/>
         </w:rPr>
         <w:pict>
-          <v:line id="3 Conector recto" o:spid="_x0000_s1040" style="position:absolute;z-index:251683840;visibility:visible;mso-wrap-distance-top:-8e-5mm;mso-wrap-distance-bottom:-8e-5mm" from="-.3pt,6pt" to="124.95pt,6pt" o:gfxdata="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" strokecolor="black [3040]">
+          <v:line id="5 Conector recto" o:spid="_x0000_s1039" style="position:absolute;z-index:251686912;visibility:visible;mso-wrap-distance-top:-8e-5mm;mso-wrap-distance-bottom:-8e-5mm" from="144.6pt,3.1pt" to="282.95pt,3.1pt" o:gfxdata="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" strokecolor="black [3040]">
             <o:lock v:ext="edit" shapetype="f"/>
           </v:line>
         </w:pict>
       </w:r>
-      <w:r>
-        <w:rPr>
-          <w:rFonts w:ascii="Times New Roman" w:hAnsi="Times New Roman"/>
-          <w:b/>
-          <w:noProof/>
+    </w:p>
+    <w:p>
+      <w:pPr>
+        <w:pStyle w:val="Textoindependiente"/>
+        <w:jc w:val="left"/>
+        <w:rPr>
+          <w:rFonts w:ascii="Times New Roman" w:hAnsi="Times New Roman"/>
+          <w:b/>
           <w:sz w:val="20"/>
           <w:szCs w:val="20"/>
-          <w:lang w:val="es-ES"/>
-        </w:rPr>
-        <w:pict>
-          <v:line id="5 Conector recto" o:spid="_x0000_s1039" style="position:absolute;z-index:251686912;visibility:visible;mso-wrap-distance-top:-8e-5mm;mso-wrap-distance-bottom:-8e-5mm" from="144.6pt,6pt" to="282.95pt,6pt" o:gfxdata="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" strokecolor="black [3040]">
-            <o:lock v:ext="edit" shapetype="f"/>
-          </v:line>
-        </w:pict>
-      </w:r>
-      <w:r>
-        <w:rPr>
-          <w:rFonts w:ascii="Times New Roman" w:hAnsi="Times New Roman"/>
-          <w:noProof/>
+          <w:lang w:val="es-EC"/>
+        </w:rPr>
+      </w:pPr>
+    </w:p>
+    <w:p>
+      <w:pPr>
+        <w:pStyle w:val="Textoindependiente"/>
+        <w:jc w:val="left"/>
+        <w:rPr>
+          <w:rFonts w:ascii="Times New Roman" w:hAnsi="Times New Roman"/>
+          <w:b/>
           <w:sz w:val="20"/>
           <w:szCs w:val="20"/>
-          <w:lang w:val="es-ES"/>
-        </w:rPr>
-        <w:pict>
-          <v:line id="7 Conector recto" o:spid="_x0000_s1038" style="position:absolute;z-index:251689984;visibility:visible;mso-wrap-distance-top:-8e-5mm;mso-wrap-distance-bottom:-8e-5mm" from="304.35pt,6pt" to="457.2pt,6pt" o:gfxdata="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" strokecolor="black [3040]">
-            <o:lock v:ext="edit" shapetype="f"/>
-          </v:line>
-        </w:pict>
-      </w:r>
+          <w:lang w:val="es-EC"/>
+        </w:rPr>
+      </w:pPr>
     </w:p>
     <w:p>
       <w:pPr>
@@ -4285,7 +7789,6 @@
         <w:jc w:val="left"/>
         <w:rPr>
           <w:rFonts w:ascii="Times New Roman" w:hAnsi="Times New Roman"/>
-          <w:b/>
           <w:sz w:val="20"/>
           <w:szCs w:val="20"/>
           <w:lang w:val="es-EC"/>
@@ -4303,63 +7806,6 @@
           <w:lang w:val="es-EC"/>
         </w:rPr>
       </w:pPr>
-    </w:p>
-    <w:p>
-      <w:pPr>
-        <w:pStyle w:val="Textoindependiente"/>
-        <w:jc w:val="left"/>
-        <w:rPr>
-          <w:rFonts w:ascii="Times New Roman" w:hAnsi="Times New Roman"/>
-          <w:sz w:val="20"/>
-          <w:szCs w:val="20"/>
-          <w:lang w:val="es-EC"/>
-        </w:rPr>
-      </w:pPr>
-    </w:p>
-    <w:p>
-      <w:pPr>
-        <w:pStyle w:val="Textoindependiente"/>
-        <w:jc w:val="left"/>
-        <w:rPr>
-          <w:rFonts w:ascii="Times New Roman" w:hAnsi="Times New Roman"/>
-          <w:sz w:val="20"/>
-          <w:szCs w:val="20"/>
-          <w:lang w:val="es-EC"/>
-        </w:rPr>
-      </w:pPr>
-    </w:p>
-    <w:p>
-      <w:pPr>
-        <w:tabs>
-          <w:tab w:val="left" w:pos="3750"/>
-        </w:tabs>
-        <w:rPr>
-          <w:rFonts w:ascii="Times New Roman" w:hAnsi="Times New Roman" w:cs="Times New Roman"/>
-          <w:sz w:val="20"/>
-          <w:szCs w:val="20"/>
-          <w:lang w:val="es-EC"/>
-        </w:rPr>
-      </w:pPr>
-      <w:r>
-        <w:rPr>
-          <w:rFonts w:ascii="Times New Roman" w:hAnsi="Times New Roman" w:cs="Times New Roman"/>
-          <w:sz w:val="20"/>
-          <w:szCs w:val="20"/>
-          <w:lang w:val="es-EC"/>
-        </w:rPr>
-        <w:tab/>
-      </w:r>
-      <w:bookmarkStart w:id="0" w:name="_GoBack"/>
-      <w:bookmarkEnd w:id="0"/>
-      <w:r>
-        <w:rPr>
-          <w:rFonts w:ascii="Times New Roman" w:hAnsi="Times New Roman" w:cs="Times New Roman"/>
-          <w:sz w:val="20"/>
-          <w:szCs w:val="20"/>
-          <w:lang w:val="es-EC"/>
-        </w:rPr>
-        <w:t xml:space="preserve"> </w:t>
-      </w:r>
     </w:p>
     <w:sectPr>
       <w:headerReference w:type="even" r:id="rId8"/>
@@ -6152,7 +9598,7 @@
 </file>
 
 <file path=customXml/itemProps1.xml><?xml version="1.0" encoding="utf-8"?>
-<ds:datastoreItem xmlns:ds="http://schemas.openxmlformats.org/officeDocument/2006/customXml" ds:itemID="{7F31C690-5325-41C5-979F-220D06DA871E}">
+<ds:datastoreItem xmlns:ds="http://schemas.openxmlformats.org/officeDocument/2006/customXml" ds:itemID="{DBDD6BFB-5AA7-46F3-A8EC-B59015CFCF23}">
   <ds:schemaRefs>
     <ds:schemaRef ds:uri="http://schemas.openxmlformats.org/officeDocument/2006/bibliography"/>
   </ds:schemaRefs>

--- a/Practicas Preprofesionales/Editables/01MerinoEdnanPlanificacionPractica.docx
+++ b/Practicas Preprofesionales/Editables/01MerinoEdnanPlanificacionPractica.docx
@@ -2555,28 +2555,11 @@
       <w:r>
         <w:rPr>
           <w:rFonts w:ascii="Times New Roman" w:hAnsi="Times New Roman"/>
-          <w:color w:val="000000" w:themeColor="text1"/>
-          <w:sz w:val="18"/>
-          <w:szCs w:val="18"/>
-          <w:lang w:val="es-EC"/>
-        </w:rPr>
-        <w:t>Prototipo de desarrollo y mejora de la plataforma educativa U-LEARNINGCENTER</w:t>
-      </w:r>
-    </w:p>
-    <w:p>
-      <w:pPr>
-        <w:pStyle w:val="Textoindependiente"/>
-        <w:spacing w:line="360" w:lineRule="auto"/>
-        <w:ind w:left="720"/>
-        <w:rPr>
-          <w:rFonts w:ascii="Times New Roman" w:hAnsi="Times New Roman"/>
-          <w:b/>
-          <w:color w:val="000000" w:themeColor="text1"/>
-          <w:sz w:val="18"/>
-          <w:szCs w:val="18"/>
-          <w:lang w:val="es-EC"/>
-        </w:rPr>
-      </w:pPr>
+        </w:rPr>
+        <w:t>Propuesta de prototipo para plataforma educativa U-LEARNINGCENTER</w:t>
+      </w:r>
+      <w:bookmarkStart w:id="0" w:name="_GoBack"/>
+      <w:bookmarkEnd w:id="0"/>
     </w:p>
     <w:p>
       <w:pPr>
@@ -3223,18 +3206,7 @@
                 <w:szCs w:val="18"/>
                 <w:lang w:val="es-EC"/>
               </w:rPr>
-              <w:t>Reunión: Registro de hallazgos y observaci</w:t>
-            </w:r>
-            <w:bookmarkStart w:id="0" w:name="_GoBack"/>
-            <w:bookmarkEnd w:id="0"/>
-            <w:r>
-              <w:rPr>
-                <w:rFonts w:ascii="Times New Roman" w:hAnsi="Times New Roman"/>
-                <w:sz w:val="18"/>
-                <w:szCs w:val="18"/>
-                <w:lang w:val="es-EC"/>
-              </w:rPr>
-              <w:t>ones del sistema actual</w:t>
+              <w:t>Reunión: Registro de hallazgos y observaciones del sistema actual</w:t>
             </w:r>
           </w:p>
         </w:tc>
@@ -4687,7 +4659,6 @@
                 <w:szCs w:val="20"/>
                 <w:lang w:val="es-EC"/>
               </w:rPr>
-              <w:lastRenderedPageBreak/>
               <w:t>22.</w:t>
             </w:r>
           </w:p>
@@ -4768,6 +4739,7 @@
                 <w:szCs w:val="20"/>
                 <w:lang w:val="es-EC"/>
               </w:rPr>
+              <w:lastRenderedPageBreak/>
               <w:t>23.</w:t>
             </w:r>
           </w:p>
@@ -9598,7 +9570,7 @@
 </file>
 
 <file path=customXml/itemProps1.xml><?xml version="1.0" encoding="utf-8"?>
-<ds:datastoreItem xmlns:ds="http://schemas.openxmlformats.org/officeDocument/2006/customXml" ds:itemID="{DBDD6BFB-5AA7-46F3-A8EC-B59015CFCF23}">
+<ds:datastoreItem xmlns:ds="http://schemas.openxmlformats.org/officeDocument/2006/customXml" ds:itemID="{E175D1BB-8900-4DF2-9558-834C9355601E}">
   <ds:schemaRefs>
     <ds:schemaRef ds:uri="http://schemas.openxmlformats.org/officeDocument/2006/bibliography"/>
   </ds:schemaRefs>

--- a/Practicas Preprofesionales/Editables/01MerinoEdnanPlanificacionPractica.docx
+++ b/Practicas Preprofesionales/Editables/01MerinoEdnanPlanificacionPractica.docx
@@ -2556,10 +2556,16 @@
         <w:rPr>
           <w:rFonts w:ascii="Times New Roman" w:hAnsi="Times New Roman"/>
         </w:rPr>
-        <w:t>Propuesta de prototipo para plataforma educativa U-LEARNINGCENTER</w:t>
+        <w:t>Propuesta de prototip</w:t>
       </w:r>
       <w:bookmarkStart w:id="0" w:name="_GoBack"/>
       <w:bookmarkEnd w:id="0"/>
+      <w:r>
+        <w:rPr>
+          <w:rFonts w:ascii="Times New Roman" w:hAnsi="Times New Roman"/>
+        </w:rPr>
+        <w:t>o para plataforma educativa U-LEARNINGCENTER</w:t>
+      </w:r>
     </w:p>
     <w:p>
       <w:pPr>
@@ -2836,22 +2842,185 @@
           </w:tcPr>
           <w:p>
             <w:pPr>
-              <w:pStyle w:val="Textoindependiente"/>
-              <w:jc w:val="left"/>
+              <w:rPr>
+                <w:rFonts w:ascii="Roboto" w:hAnsi="Roboto" w:cs="Arial"/>
+                <w:color w:val="434343"/>
+                <w:sz w:val="20"/>
+                <w:szCs w:val="20"/>
+              </w:rPr>
+            </w:pPr>
+            <w:r>
+              <w:rPr>
+                <w:rFonts w:ascii="Roboto" w:hAnsi="Roboto" w:cs="Arial"/>
+                <w:color w:val="434343"/>
+                <w:sz w:val="20"/>
+                <w:szCs w:val="20"/>
+              </w:rPr>
+              <w:t>Inducción a la empresa.</w:t>
+            </w:r>
+          </w:p>
+        </w:tc>
+      </w:tr>
+      <w:tr>
+        <w:tc>
+          <w:tcPr>
+            <w:tcW w:w="959" w:type="dxa"/>
+          </w:tcPr>
+          <w:p>
+            <w:pPr>
+              <w:pStyle w:val="Textoindependiente"/>
+              <w:spacing w:line="360" w:lineRule="auto"/>
+              <w:jc w:val="center"/>
+              <w:rPr>
+                <w:rFonts w:ascii="Times New Roman" w:hAnsi="Times New Roman"/>
+                <w:sz w:val="20"/>
+                <w:szCs w:val="20"/>
+                <w:lang w:val="es-EC"/>
+              </w:rPr>
+            </w:pPr>
+            <w:r>
+              <w:rPr>
+                <w:rFonts w:ascii="Times New Roman" w:hAnsi="Times New Roman"/>
+                <w:sz w:val="20"/>
+                <w:szCs w:val="20"/>
+                <w:lang w:val="es-EC"/>
+              </w:rPr>
+              <w:t>2.</w:t>
+            </w:r>
+          </w:p>
+        </w:tc>
+        <w:tc>
+          <w:tcPr>
+            <w:tcW w:w="2126" w:type="dxa"/>
+          </w:tcPr>
+          <w:p>
+            <w:pPr>
+              <w:pStyle w:val="Textoindependiente"/>
+              <w:spacing w:line="360" w:lineRule="auto"/>
+              <w:jc w:val="center"/>
+              <w:rPr>
+                <w:rFonts w:ascii="Times New Roman" w:hAnsi="Times New Roman"/>
+                <w:b/>
+                <w:sz w:val="20"/>
+                <w:szCs w:val="20"/>
+                <w:u w:val="single"/>
+                <w:lang w:val="es-EC"/>
+              </w:rPr>
+            </w:pPr>
+            <w:r>
               <w:rPr>
                 <w:rFonts w:ascii="Times New Roman" w:hAnsi="Times New Roman"/>
                 <w:sz w:val="18"/>
                 <w:szCs w:val="18"/>
                 <w:lang w:val="es-EC"/>
               </w:rPr>
+              <w:t>IT</w:t>
+            </w:r>
+          </w:p>
+        </w:tc>
+        <w:tc>
+          <w:tcPr>
+            <w:tcW w:w="6126" w:type="dxa"/>
+          </w:tcPr>
+          <w:p>
+            <w:pPr>
+              <w:rPr>
+                <w:rFonts w:ascii="Roboto" w:hAnsi="Roboto" w:cs="Arial"/>
+                <w:color w:val="434343"/>
+                <w:sz w:val="20"/>
+                <w:szCs w:val="20"/>
+              </w:rPr>
+            </w:pPr>
+            <w:r>
+              <w:rPr>
+                <w:rFonts w:ascii="Roboto" w:hAnsi="Roboto" w:cs="Arial"/>
+                <w:color w:val="434343"/>
+                <w:sz w:val="20"/>
+                <w:szCs w:val="20"/>
+              </w:rPr>
+              <w:t>Familiarización con la lógica de negocio</w:t>
+            </w:r>
+          </w:p>
+        </w:tc>
+      </w:tr>
+      <w:tr>
+        <w:tc>
+          <w:tcPr>
+            <w:tcW w:w="959" w:type="dxa"/>
+          </w:tcPr>
+          <w:p>
+            <w:pPr>
+              <w:pStyle w:val="Textoindependiente"/>
+              <w:spacing w:line="360" w:lineRule="auto"/>
+              <w:jc w:val="center"/>
+              <w:rPr>
+                <w:rFonts w:ascii="Times New Roman" w:hAnsi="Times New Roman"/>
+                <w:sz w:val="20"/>
+                <w:szCs w:val="20"/>
+                <w:lang w:val="es-EC"/>
+              </w:rPr>
+            </w:pPr>
+            <w:r>
+              <w:rPr>
+                <w:rFonts w:ascii="Times New Roman" w:hAnsi="Times New Roman"/>
+                <w:sz w:val="20"/>
+                <w:szCs w:val="20"/>
+                <w:lang w:val="es-EC"/>
+              </w:rPr>
+              <w:t>3.</w:t>
+            </w:r>
+          </w:p>
+        </w:tc>
+        <w:tc>
+          <w:tcPr>
+            <w:tcW w:w="2126" w:type="dxa"/>
+          </w:tcPr>
+          <w:p>
+            <w:pPr>
+              <w:pStyle w:val="Textoindependiente"/>
+              <w:spacing w:line="360" w:lineRule="auto"/>
+              <w:jc w:val="center"/>
+              <w:rPr>
+                <w:rFonts w:ascii="Times New Roman" w:hAnsi="Times New Roman"/>
+                <w:b/>
+                <w:sz w:val="20"/>
+                <w:szCs w:val="20"/>
+                <w:u w:val="single"/>
+                <w:lang w:val="es-EC"/>
+              </w:rPr>
             </w:pPr>
             <w:r>
               <w:rPr>
                 <w:rFonts w:ascii="Times New Roman" w:hAnsi="Times New Roman"/>
                 <w:sz w:val="18"/>
                 <w:szCs w:val="18"/>
-              </w:rPr>
-              <w:t>Inducción a la empresa: Revisión de misión, visión, servicios y estructura organizacional de la empresa. Presentación general de la plataforma y su propósito educativo.</w:t>
+                <w:lang w:val="es-EC"/>
+              </w:rPr>
+              <w:t>IT</w:t>
+            </w:r>
+          </w:p>
+        </w:tc>
+        <w:tc>
+          <w:tcPr>
+            <w:tcW w:w="6126" w:type="dxa"/>
+          </w:tcPr>
+          <w:p>
+            <w:pPr>
+              <w:rPr>
+                <w:rFonts w:ascii="Roboto" w:hAnsi="Roboto" w:cs="Arial"/>
+                <w:color w:val="434343"/>
+                <w:sz w:val="20"/>
+                <w:szCs w:val="20"/>
+              </w:rPr>
+            </w:pPr>
+            <w:r>
+              <w:rPr>
+                <w:rFonts w:ascii="Roboto" w:hAnsi="Roboto" w:cs="Arial"/>
+                <w:color w:val="434343"/>
+                <w:sz w:val="20"/>
+                <w:szCs w:val="20"/>
+              </w:rPr>
+              <w:t>Levantamiento de Requerimientos Funcionales</w:t>
             </w:r>
           </w:p>
         </w:tc>
@@ -2880,7 +3049,7 @@
                 <w:szCs w:val="20"/>
                 <w:lang w:val="es-EC"/>
               </w:rPr>
-              <w:t>2.</w:t>
+              <w:t>4.</w:t>
             </w:r>
           </w:p>
         </w:tc>
@@ -2919,15 +3088,152 @@
           </w:tcPr>
           <w:p>
             <w:pPr>
+              <w:rPr>
+                <w:rFonts w:ascii="Roboto" w:hAnsi="Roboto" w:cs="Arial"/>
+                <w:color w:val="434343"/>
+                <w:sz w:val="20"/>
+                <w:szCs w:val="20"/>
+              </w:rPr>
+            </w:pPr>
+            <w:r>
+              <w:rPr>
+                <w:rFonts w:ascii="Roboto" w:hAnsi="Roboto" w:cs="Arial"/>
+                <w:color w:val="434343"/>
+                <w:sz w:val="20"/>
+                <w:szCs w:val="20"/>
+              </w:rPr>
+              <w:t>Levantamiento de Requerimientos no Funcionales</w:t>
+            </w:r>
+          </w:p>
+        </w:tc>
+      </w:tr>
+      <w:tr>
+        <w:tc>
+          <w:tcPr>
+            <w:tcW w:w="959" w:type="dxa"/>
+          </w:tcPr>
+          <w:p>
+            <w:pPr>
               <w:pStyle w:val="Textoindependiente"/>
               <w:spacing w:line="360" w:lineRule="auto"/>
-              <w:jc w:val="left"/>
+              <w:jc w:val="center"/>
+              <w:rPr>
+                <w:rFonts w:ascii="Times New Roman" w:hAnsi="Times New Roman"/>
+                <w:sz w:val="20"/>
+                <w:szCs w:val="20"/>
+                <w:lang w:val="es-EC"/>
+              </w:rPr>
+            </w:pPr>
+            <w:r>
+              <w:rPr>
+                <w:rFonts w:ascii="Times New Roman" w:hAnsi="Times New Roman"/>
+                <w:sz w:val="20"/>
+                <w:szCs w:val="20"/>
+                <w:lang w:val="es-EC"/>
+              </w:rPr>
+              <w:t>5.</w:t>
+            </w:r>
+          </w:p>
+        </w:tc>
+        <w:tc>
+          <w:tcPr>
+            <w:tcW w:w="2126" w:type="dxa"/>
+          </w:tcPr>
+          <w:p>
+            <w:pPr>
+              <w:pStyle w:val="Textoindependiente"/>
+              <w:spacing w:line="360" w:lineRule="auto"/>
+              <w:jc w:val="center"/>
+              <w:rPr>
+                <w:rFonts w:ascii="Times New Roman" w:hAnsi="Times New Roman"/>
+                <w:b/>
+                <w:sz w:val="20"/>
+                <w:szCs w:val="20"/>
+                <w:u w:val="single"/>
+                <w:lang w:val="es-EC"/>
+              </w:rPr>
+            </w:pPr>
+            <w:r>
               <w:rPr>
                 <w:rFonts w:ascii="Times New Roman" w:hAnsi="Times New Roman"/>
                 <w:sz w:val="18"/>
                 <w:szCs w:val="18"/>
                 <w:lang w:val="es-EC"/>
               </w:rPr>
+              <w:t>IT</w:t>
+            </w:r>
+          </w:p>
+        </w:tc>
+        <w:tc>
+          <w:tcPr>
+            <w:tcW w:w="6126" w:type="dxa"/>
+          </w:tcPr>
+          <w:p>
+            <w:pPr>
+              <w:rPr>
+                <w:rFonts w:ascii="Roboto" w:hAnsi="Roboto" w:cs="Arial"/>
+                <w:color w:val="434343"/>
+                <w:sz w:val="20"/>
+                <w:szCs w:val="20"/>
+              </w:rPr>
+            </w:pPr>
+            <w:r>
+              <w:rPr>
+                <w:rFonts w:ascii="Roboto" w:hAnsi="Roboto" w:cs="Arial"/>
+                <w:color w:val="434343"/>
+                <w:sz w:val="20"/>
+                <w:szCs w:val="20"/>
+              </w:rPr>
+              <w:t>Reunión: Presentación de documentación, observaciones del sistema actual</w:t>
+            </w:r>
+          </w:p>
+        </w:tc>
+      </w:tr>
+      <w:tr>
+        <w:tc>
+          <w:tcPr>
+            <w:tcW w:w="959" w:type="dxa"/>
+          </w:tcPr>
+          <w:p>
+            <w:pPr>
+              <w:pStyle w:val="Textoindependiente"/>
+              <w:spacing w:line="360" w:lineRule="auto"/>
+              <w:jc w:val="center"/>
+              <w:rPr>
+                <w:rFonts w:ascii="Times New Roman" w:hAnsi="Times New Roman"/>
+                <w:sz w:val="20"/>
+                <w:szCs w:val="20"/>
+                <w:lang w:val="es-EC"/>
+              </w:rPr>
+            </w:pPr>
+            <w:r>
+              <w:rPr>
+                <w:rFonts w:ascii="Times New Roman" w:hAnsi="Times New Roman"/>
+                <w:sz w:val="20"/>
+                <w:szCs w:val="20"/>
+                <w:lang w:val="es-EC"/>
+              </w:rPr>
+              <w:t>6.</w:t>
+            </w:r>
+          </w:p>
+        </w:tc>
+        <w:tc>
+          <w:tcPr>
+            <w:tcW w:w="2126" w:type="dxa"/>
+          </w:tcPr>
+          <w:p>
+            <w:pPr>
+              <w:pStyle w:val="Textoindependiente"/>
+              <w:spacing w:line="360" w:lineRule="auto"/>
+              <w:jc w:val="center"/>
+              <w:rPr>
+                <w:rFonts w:ascii="Times New Roman" w:hAnsi="Times New Roman"/>
+                <w:b/>
+                <w:sz w:val="20"/>
+                <w:szCs w:val="20"/>
+                <w:u w:val="single"/>
+                <w:lang w:val="es-EC"/>
+              </w:rPr>
             </w:pPr>
             <w:r>
               <w:rPr>
@@ -2936,7 +3242,31 @@
                 <w:szCs w:val="18"/>
                 <w:lang w:val="es-EC"/>
               </w:rPr>
-              <w:t>Análisis del modelo de negocio de la empresa, identificación de roles principales (estudiantes, docentes, administradores) y su interacción.</w:t>
+              <w:t>IT</w:t>
+            </w:r>
+          </w:p>
+        </w:tc>
+        <w:tc>
+          <w:tcPr>
+            <w:tcW w:w="6126" w:type="dxa"/>
+          </w:tcPr>
+          <w:p>
+            <w:pPr>
+              <w:rPr>
+                <w:rFonts w:ascii="Roboto" w:hAnsi="Roboto" w:cs="Arial"/>
+                <w:color w:val="434343"/>
+                <w:sz w:val="20"/>
+                <w:szCs w:val="20"/>
+              </w:rPr>
+            </w:pPr>
+            <w:r>
+              <w:rPr>
+                <w:rFonts w:ascii="Roboto" w:hAnsi="Roboto" w:cs="Arial"/>
+                <w:color w:val="434343"/>
+                <w:sz w:val="20"/>
+                <w:szCs w:val="20"/>
+              </w:rPr>
+              <w:t>Elaboración de Diagrama de Casos de Uso</w:t>
             </w:r>
           </w:p>
         </w:tc>
@@ -2965,7 +3295,7 @@
                 <w:szCs w:val="20"/>
                 <w:lang w:val="es-EC"/>
               </w:rPr>
-              <w:t>3.</w:t>
+              <w:t>7.</w:t>
             </w:r>
           </w:p>
         </w:tc>
@@ -3001,22 +3331,191 @@
         <w:tc>
           <w:tcPr>
             <w:tcW w:w="6126" w:type="dxa"/>
-          </w:tcPr>
-          <w:p>
-            <w:pPr>
-              <w:rPr>
-                <w:rFonts w:ascii="Times New Roman" w:hAnsi="Times New Roman" w:cs="Times New Roman"/>
+            <w:vAlign w:val="center"/>
+          </w:tcPr>
+          <w:p>
+            <w:pPr>
+              <w:rPr>
+                <w:rFonts w:ascii="Roboto" w:hAnsi="Roboto" w:cs="Arial"/>
+                <w:color w:val="434343"/>
+                <w:sz w:val="20"/>
+                <w:szCs w:val="20"/>
+              </w:rPr>
+            </w:pPr>
+            <w:r>
+              <w:rPr>
+                <w:rFonts w:ascii="Roboto" w:hAnsi="Roboto" w:cs="Arial"/>
+                <w:color w:val="434343"/>
+                <w:sz w:val="20"/>
+                <w:szCs w:val="20"/>
+              </w:rPr>
+              <w:t>Planificación de mejoras</w:t>
+            </w:r>
+          </w:p>
+        </w:tc>
+      </w:tr>
+      <w:tr>
+        <w:tc>
+          <w:tcPr>
+            <w:tcW w:w="959" w:type="dxa"/>
+          </w:tcPr>
+          <w:p>
+            <w:pPr>
+              <w:pStyle w:val="Textoindependiente"/>
+              <w:spacing w:line="360" w:lineRule="auto"/>
+              <w:jc w:val="center"/>
+              <w:rPr>
+                <w:rFonts w:ascii="Times New Roman" w:hAnsi="Times New Roman"/>
+                <w:sz w:val="20"/>
+                <w:szCs w:val="20"/>
+                <w:lang w:val="es-EC"/>
+              </w:rPr>
+            </w:pPr>
+            <w:r>
+              <w:rPr>
+                <w:rFonts w:ascii="Times New Roman" w:hAnsi="Times New Roman"/>
+                <w:sz w:val="20"/>
+                <w:szCs w:val="20"/>
+                <w:lang w:val="es-EC"/>
+              </w:rPr>
+              <w:t>8.</w:t>
+            </w:r>
+          </w:p>
+        </w:tc>
+        <w:tc>
+          <w:tcPr>
+            <w:tcW w:w="2126" w:type="dxa"/>
+          </w:tcPr>
+          <w:p>
+            <w:pPr>
+              <w:pStyle w:val="Textoindependiente"/>
+              <w:spacing w:line="360" w:lineRule="auto"/>
+              <w:jc w:val="center"/>
+              <w:rPr>
+                <w:rFonts w:ascii="Times New Roman" w:hAnsi="Times New Roman"/>
+                <w:b/>
+                <w:sz w:val="20"/>
+                <w:szCs w:val="20"/>
+                <w:u w:val="single"/>
+                <w:lang w:val="es-EC"/>
+              </w:rPr>
+            </w:pPr>
+            <w:r>
+              <w:rPr>
+                <w:rFonts w:ascii="Times New Roman" w:hAnsi="Times New Roman"/>
                 <w:sz w:val="18"/>
                 <w:szCs w:val="18"/>
-              </w:rPr>
-            </w:pPr>
-            <w:r>
-              <w:rPr>
-                <w:rFonts w:ascii="Times New Roman" w:hAnsi="Times New Roman" w:cs="Times New Roman"/>
+                <w:lang w:val="es-EC"/>
+              </w:rPr>
+              <w:t>IT</w:t>
+            </w:r>
+          </w:p>
+        </w:tc>
+        <w:tc>
+          <w:tcPr>
+            <w:tcW w:w="6126" w:type="dxa"/>
+            <w:vAlign w:val="center"/>
+          </w:tcPr>
+          <w:p>
+            <w:pPr>
+              <w:rPr>
+                <w:rFonts w:ascii="Roboto" w:hAnsi="Roboto" w:cs="Arial"/>
+                <w:color w:val="434343"/>
+                <w:sz w:val="20"/>
+                <w:szCs w:val="20"/>
+              </w:rPr>
+            </w:pPr>
+            <w:r>
+              <w:rPr>
+                <w:rFonts w:ascii="Roboto" w:hAnsi="Roboto" w:cs="Arial"/>
+                <w:color w:val="434343"/>
+                <w:sz w:val="20"/>
+                <w:szCs w:val="20"/>
+              </w:rPr>
+              <w:t>Definición de arquitectura del prototipo</w:t>
+            </w:r>
+          </w:p>
+        </w:tc>
+      </w:tr>
+      <w:tr>
+        <w:tc>
+          <w:tcPr>
+            <w:tcW w:w="959" w:type="dxa"/>
+          </w:tcPr>
+          <w:p>
+            <w:pPr>
+              <w:pStyle w:val="Textoindependiente"/>
+              <w:spacing w:line="360" w:lineRule="auto"/>
+              <w:jc w:val="center"/>
+              <w:rPr>
+                <w:rFonts w:ascii="Times New Roman" w:hAnsi="Times New Roman"/>
+                <w:sz w:val="20"/>
+                <w:szCs w:val="20"/>
+                <w:lang w:val="es-EC"/>
+              </w:rPr>
+            </w:pPr>
+            <w:r>
+              <w:rPr>
+                <w:rFonts w:ascii="Times New Roman" w:hAnsi="Times New Roman"/>
+                <w:sz w:val="20"/>
+                <w:szCs w:val="20"/>
+                <w:lang w:val="es-EC"/>
+              </w:rPr>
+              <w:t>9.</w:t>
+            </w:r>
+          </w:p>
+        </w:tc>
+        <w:tc>
+          <w:tcPr>
+            <w:tcW w:w="2126" w:type="dxa"/>
+          </w:tcPr>
+          <w:p>
+            <w:pPr>
+              <w:pStyle w:val="Textoindependiente"/>
+              <w:spacing w:line="360" w:lineRule="auto"/>
+              <w:jc w:val="center"/>
+              <w:rPr>
+                <w:rFonts w:ascii="Times New Roman" w:hAnsi="Times New Roman"/>
+                <w:b/>
+                <w:sz w:val="20"/>
+                <w:szCs w:val="20"/>
+                <w:u w:val="single"/>
+                <w:lang w:val="es-EC"/>
+              </w:rPr>
+            </w:pPr>
+            <w:r>
+              <w:rPr>
+                <w:rFonts w:ascii="Times New Roman" w:hAnsi="Times New Roman"/>
                 <w:sz w:val="18"/>
                 <w:szCs w:val="18"/>
-              </w:rPr>
-              <w:t>Navegación por el sistema actual, registro de funcionalidades principales y primeras observaciones de usabilidad.</w:t>
+                <w:lang w:val="es-EC"/>
+              </w:rPr>
+              <w:t>IT</w:t>
+            </w:r>
+          </w:p>
+        </w:tc>
+        <w:tc>
+          <w:tcPr>
+            <w:tcW w:w="6126" w:type="dxa"/>
+            <w:vAlign w:val="center"/>
+          </w:tcPr>
+          <w:p>
+            <w:pPr>
+              <w:rPr>
+                <w:rFonts w:ascii="Roboto" w:hAnsi="Roboto" w:cs="Arial"/>
+                <w:color w:val="434343"/>
+                <w:sz w:val="20"/>
+                <w:szCs w:val="20"/>
+              </w:rPr>
+            </w:pPr>
+            <w:r>
+              <w:rPr>
+                <w:rFonts w:ascii="Roboto" w:hAnsi="Roboto" w:cs="Arial"/>
+                <w:color w:val="434343"/>
+                <w:sz w:val="20"/>
+                <w:szCs w:val="20"/>
+              </w:rPr>
+              <w:t>Documentación Arquitectura</w:t>
             </w:r>
           </w:p>
         </w:tc>
@@ -3045,7 +3544,7 @@
                 <w:szCs w:val="20"/>
                 <w:lang w:val="es-EC"/>
               </w:rPr>
-              <w:t>4.</w:t>
+              <w:t>10.</w:t>
             </w:r>
           </w:p>
         </w:tc>
@@ -3081,18 +3580,157 @@
         <w:tc>
           <w:tcPr>
             <w:tcW w:w="6126" w:type="dxa"/>
+            <w:vAlign w:val="center"/>
+          </w:tcPr>
+          <w:p>
+            <w:pPr>
+              <w:rPr>
+                <w:rFonts w:ascii="Roboto" w:hAnsi="Roboto" w:cs="Arial"/>
+                <w:color w:val="434343"/>
+                <w:sz w:val="20"/>
+                <w:szCs w:val="20"/>
+              </w:rPr>
+            </w:pPr>
+            <w:r>
+              <w:rPr>
+                <w:rFonts w:ascii="Roboto" w:hAnsi="Roboto" w:cs="Arial"/>
+                <w:color w:val="434343"/>
+                <w:sz w:val="20"/>
+                <w:szCs w:val="20"/>
+              </w:rPr>
+              <w:t>Reunión: Plan Prototipo</w:t>
+            </w:r>
+          </w:p>
+        </w:tc>
+      </w:tr>
+      <w:tr>
+        <w:tc>
+          <w:tcPr>
+            <w:tcW w:w="959" w:type="dxa"/>
           </w:tcPr>
           <w:p>
             <w:pPr>
               <w:pStyle w:val="Textoindependiente"/>
               <w:spacing w:line="360" w:lineRule="auto"/>
-              <w:jc w:val="left"/>
+              <w:jc w:val="center"/>
+              <w:rPr>
+                <w:rFonts w:ascii="Times New Roman" w:hAnsi="Times New Roman"/>
+                <w:sz w:val="20"/>
+                <w:szCs w:val="20"/>
+                <w:lang w:val="es-EC"/>
+              </w:rPr>
+            </w:pPr>
+            <w:r>
+              <w:rPr>
+                <w:rFonts w:ascii="Times New Roman" w:hAnsi="Times New Roman"/>
+                <w:sz w:val="20"/>
+                <w:szCs w:val="20"/>
+                <w:lang w:val="es-EC"/>
+              </w:rPr>
+              <w:t>11.</w:t>
+            </w:r>
+          </w:p>
+        </w:tc>
+        <w:tc>
+          <w:tcPr>
+            <w:tcW w:w="2126" w:type="dxa"/>
+          </w:tcPr>
+          <w:p>
+            <w:pPr>
+              <w:pStyle w:val="Textoindependiente"/>
+              <w:spacing w:line="360" w:lineRule="auto"/>
+              <w:jc w:val="center"/>
+              <w:rPr>
+                <w:rFonts w:ascii="Times New Roman" w:hAnsi="Times New Roman"/>
+                <w:b/>
+                <w:sz w:val="20"/>
+                <w:szCs w:val="20"/>
+                <w:u w:val="single"/>
+                <w:lang w:val="es-EC"/>
+              </w:rPr>
+            </w:pPr>
+            <w:r>
               <w:rPr>
                 <w:rFonts w:ascii="Times New Roman" w:hAnsi="Times New Roman"/>
                 <w:sz w:val="18"/>
                 <w:szCs w:val="18"/>
                 <w:lang w:val="es-EC"/>
               </w:rPr>
+              <w:t>IT</w:t>
+            </w:r>
+          </w:p>
+        </w:tc>
+        <w:tc>
+          <w:tcPr>
+            <w:tcW w:w="6126" w:type="dxa"/>
+            <w:vAlign w:val="center"/>
+          </w:tcPr>
+          <w:p>
+            <w:pPr>
+              <w:rPr>
+                <w:rFonts w:ascii="Roboto" w:hAnsi="Roboto" w:cs="Arial"/>
+                <w:color w:val="434343"/>
+                <w:sz w:val="20"/>
+                <w:szCs w:val="20"/>
+              </w:rPr>
+            </w:pPr>
+            <w:r>
+              <w:rPr>
+                <w:rFonts w:ascii="Roboto" w:hAnsi="Roboto" w:cs="Arial"/>
+                <w:color w:val="434343"/>
+                <w:sz w:val="20"/>
+                <w:szCs w:val="20"/>
+              </w:rPr>
+              <w:t>Definición de módulos del prototipo</w:t>
+            </w:r>
+          </w:p>
+        </w:tc>
+      </w:tr>
+      <w:tr>
+        <w:tc>
+          <w:tcPr>
+            <w:tcW w:w="959" w:type="dxa"/>
+          </w:tcPr>
+          <w:p>
+            <w:pPr>
+              <w:pStyle w:val="Textoindependiente"/>
+              <w:spacing w:line="360" w:lineRule="auto"/>
+              <w:jc w:val="center"/>
+              <w:rPr>
+                <w:rFonts w:ascii="Times New Roman" w:hAnsi="Times New Roman"/>
+                <w:sz w:val="20"/>
+                <w:szCs w:val="20"/>
+                <w:lang w:val="es-EC"/>
+              </w:rPr>
+            </w:pPr>
+            <w:r>
+              <w:rPr>
+                <w:rFonts w:ascii="Times New Roman" w:hAnsi="Times New Roman"/>
+                <w:sz w:val="20"/>
+                <w:szCs w:val="20"/>
+                <w:lang w:val="es-EC"/>
+              </w:rPr>
+              <w:t>12.</w:t>
+            </w:r>
+          </w:p>
+        </w:tc>
+        <w:tc>
+          <w:tcPr>
+            <w:tcW w:w="2126" w:type="dxa"/>
+          </w:tcPr>
+          <w:p>
+            <w:pPr>
+              <w:pStyle w:val="Textoindependiente"/>
+              <w:spacing w:line="360" w:lineRule="auto"/>
+              <w:jc w:val="center"/>
+              <w:rPr>
+                <w:rFonts w:ascii="Times New Roman" w:hAnsi="Times New Roman"/>
+                <w:b/>
+                <w:sz w:val="20"/>
+                <w:szCs w:val="20"/>
+                <w:u w:val="single"/>
+                <w:lang w:val="es-EC"/>
+              </w:rPr>
             </w:pPr>
             <w:r>
               <w:rPr>
@@ -3101,9 +3739,82 @@
                 <w:szCs w:val="18"/>
                 <w:lang w:val="es-EC"/>
               </w:rPr>
-              <w:t xml:space="preserve">Revisión de módulos clave como </w:t>
-            </w:r>
-            <w:proofErr w:type="spellStart"/>
+              <w:t>IT</w:t>
+            </w:r>
+          </w:p>
+        </w:tc>
+        <w:tc>
+          <w:tcPr>
+            <w:tcW w:w="6126" w:type="dxa"/>
+            <w:vAlign w:val="center"/>
+          </w:tcPr>
+          <w:p>
+            <w:pPr>
+              <w:rPr>
+                <w:rFonts w:ascii="Roboto" w:hAnsi="Roboto" w:cs="Arial"/>
+                <w:color w:val="434343"/>
+                <w:sz w:val="20"/>
+                <w:szCs w:val="20"/>
+              </w:rPr>
+            </w:pPr>
+            <w:r>
+              <w:rPr>
+                <w:rFonts w:ascii="Roboto" w:hAnsi="Roboto" w:cs="Arial"/>
+                <w:color w:val="434343"/>
+                <w:sz w:val="20"/>
+                <w:szCs w:val="20"/>
+              </w:rPr>
+              <w:t>Diseño preliminar de base de datos</w:t>
+            </w:r>
+          </w:p>
+        </w:tc>
+      </w:tr>
+      <w:tr>
+        <w:tc>
+          <w:tcPr>
+            <w:tcW w:w="959" w:type="dxa"/>
+          </w:tcPr>
+          <w:p>
+            <w:pPr>
+              <w:pStyle w:val="Textoindependiente"/>
+              <w:spacing w:line="360" w:lineRule="auto"/>
+              <w:jc w:val="center"/>
+              <w:rPr>
+                <w:rFonts w:ascii="Times New Roman" w:hAnsi="Times New Roman"/>
+                <w:sz w:val="20"/>
+                <w:szCs w:val="20"/>
+                <w:lang w:val="es-EC"/>
+              </w:rPr>
+            </w:pPr>
+            <w:r>
+              <w:rPr>
+                <w:rFonts w:ascii="Times New Roman" w:hAnsi="Times New Roman"/>
+                <w:sz w:val="20"/>
+                <w:szCs w:val="20"/>
+                <w:lang w:val="es-EC"/>
+              </w:rPr>
+              <w:t>13.</w:t>
+            </w:r>
+          </w:p>
+        </w:tc>
+        <w:tc>
+          <w:tcPr>
+            <w:tcW w:w="2126" w:type="dxa"/>
+          </w:tcPr>
+          <w:p>
+            <w:pPr>
+              <w:pStyle w:val="Textoindependiente"/>
+              <w:spacing w:line="360" w:lineRule="auto"/>
+              <w:jc w:val="center"/>
+              <w:rPr>
+                <w:rFonts w:ascii="Times New Roman" w:hAnsi="Times New Roman"/>
+                <w:b/>
+                <w:sz w:val="20"/>
+                <w:szCs w:val="20"/>
+                <w:u w:val="single"/>
+                <w:lang w:val="es-EC"/>
+              </w:rPr>
+            </w:pPr>
             <w:r>
               <w:rPr>
                 <w:rFonts w:ascii="Times New Roman" w:hAnsi="Times New Roman"/>
@@ -3111,9 +3822,82 @@
                 <w:szCs w:val="18"/>
                 <w:lang w:val="es-EC"/>
               </w:rPr>
-              <w:t>login</w:t>
-            </w:r>
-            <w:proofErr w:type="spellEnd"/>
+              <w:t>IT</w:t>
+            </w:r>
+          </w:p>
+        </w:tc>
+        <w:tc>
+          <w:tcPr>
+            <w:tcW w:w="6126" w:type="dxa"/>
+            <w:vAlign w:val="center"/>
+          </w:tcPr>
+          <w:p>
+            <w:pPr>
+              <w:rPr>
+                <w:rFonts w:ascii="Roboto" w:hAnsi="Roboto" w:cs="Arial"/>
+                <w:color w:val="434343"/>
+                <w:sz w:val="20"/>
+                <w:szCs w:val="20"/>
+              </w:rPr>
+            </w:pPr>
+            <w:r>
+              <w:rPr>
+                <w:rFonts w:ascii="Roboto" w:hAnsi="Roboto" w:cs="Arial"/>
+                <w:color w:val="434343"/>
+                <w:sz w:val="20"/>
+                <w:szCs w:val="20"/>
+              </w:rPr>
+              <w:t>Revisión y ajuste de diseño de base de datos</w:t>
+            </w:r>
+          </w:p>
+        </w:tc>
+      </w:tr>
+      <w:tr>
+        <w:tc>
+          <w:tcPr>
+            <w:tcW w:w="959" w:type="dxa"/>
+          </w:tcPr>
+          <w:p>
+            <w:pPr>
+              <w:pStyle w:val="Textoindependiente"/>
+              <w:spacing w:line="360" w:lineRule="auto"/>
+              <w:jc w:val="center"/>
+              <w:rPr>
+                <w:rFonts w:ascii="Times New Roman" w:hAnsi="Times New Roman"/>
+                <w:sz w:val="20"/>
+                <w:szCs w:val="20"/>
+                <w:lang w:val="es-EC"/>
+              </w:rPr>
+            </w:pPr>
+            <w:r>
+              <w:rPr>
+                <w:rFonts w:ascii="Times New Roman" w:hAnsi="Times New Roman"/>
+                <w:sz w:val="20"/>
+                <w:szCs w:val="20"/>
+                <w:lang w:val="es-EC"/>
+              </w:rPr>
+              <w:t>14.</w:t>
+            </w:r>
+          </w:p>
+        </w:tc>
+        <w:tc>
+          <w:tcPr>
+            <w:tcW w:w="2126" w:type="dxa"/>
+          </w:tcPr>
+          <w:p>
+            <w:pPr>
+              <w:pStyle w:val="Textoindependiente"/>
+              <w:spacing w:line="360" w:lineRule="auto"/>
+              <w:jc w:val="center"/>
+              <w:rPr>
+                <w:rFonts w:ascii="Times New Roman" w:hAnsi="Times New Roman"/>
+                <w:b/>
+                <w:sz w:val="20"/>
+                <w:szCs w:val="20"/>
+                <w:u w:val="single"/>
+                <w:lang w:val="es-EC"/>
+              </w:rPr>
+            </w:pPr>
             <w:r>
               <w:rPr>
                 <w:rFonts w:ascii="Times New Roman" w:hAnsi="Times New Roman"/>
@@ -3121,7 +3905,32 @@
                 <w:szCs w:val="18"/>
                 <w:lang w:val="es-EC"/>
               </w:rPr>
-              <w:t>, inscripción a cursos y gestión de contenidos. Documentación inicial de funcionamiento.</w:t>
+              <w:t>IT</w:t>
+            </w:r>
+          </w:p>
+        </w:tc>
+        <w:tc>
+          <w:tcPr>
+            <w:tcW w:w="6126" w:type="dxa"/>
+            <w:vAlign w:val="center"/>
+          </w:tcPr>
+          <w:p>
+            <w:pPr>
+              <w:rPr>
+                <w:rFonts w:ascii="Roboto" w:hAnsi="Roboto" w:cs="Arial"/>
+                <w:color w:val="434343"/>
+                <w:sz w:val="20"/>
+                <w:szCs w:val="20"/>
+              </w:rPr>
+            </w:pPr>
+            <w:r>
+              <w:rPr>
+                <w:rFonts w:ascii="Roboto" w:hAnsi="Roboto" w:cs="Arial"/>
+                <w:color w:val="434343"/>
+                <w:sz w:val="20"/>
+                <w:szCs w:val="20"/>
+              </w:rPr>
+              <w:t>Diseño de interacción de módulos</w:t>
             </w:r>
           </w:p>
         </w:tc>
@@ -3150,7 +3959,7 @@
                 <w:szCs w:val="20"/>
                 <w:lang w:val="es-EC"/>
               </w:rPr>
-              <w:t>5.</w:t>
+              <w:t>15.</w:t>
             </w:r>
           </w:p>
         </w:tc>
@@ -3186,18 +3995,157 @@
         <w:tc>
           <w:tcPr>
             <w:tcW w:w="6126" w:type="dxa"/>
+            <w:vAlign w:val="center"/>
+          </w:tcPr>
+          <w:p>
+            <w:pPr>
+              <w:rPr>
+                <w:rFonts w:ascii="Roboto" w:hAnsi="Roboto" w:cs="Arial"/>
+                <w:color w:val="434343"/>
+                <w:sz w:val="20"/>
+                <w:szCs w:val="20"/>
+              </w:rPr>
+            </w:pPr>
+            <w:r>
+              <w:rPr>
+                <w:rFonts w:ascii="Roboto" w:hAnsi="Roboto" w:cs="Arial"/>
+                <w:color w:val="434343"/>
+                <w:sz w:val="20"/>
+                <w:szCs w:val="20"/>
+              </w:rPr>
+              <w:t>Reunión: Validación interna del diseño</w:t>
+            </w:r>
+          </w:p>
+        </w:tc>
+      </w:tr>
+      <w:tr>
+        <w:tc>
+          <w:tcPr>
+            <w:tcW w:w="959" w:type="dxa"/>
           </w:tcPr>
           <w:p>
             <w:pPr>
               <w:pStyle w:val="Textoindependiente"/>
               <w:spacing w:line="360" w:lineRule="auto"/>
-              <w:jc w:val="left"/>
+              <w:jc w:val="center"/>
+              <w:rPr>
+                <w:rFonts w:ascii="Times New Roman" w:hAnsi="Times New Roman"/>
+                <w:sz w:val="20"/>
+                <w:szCs w:val="20"/>
+                <w:lang w:val="es-EC"/>
+              </w:rPr>
+            </w:pPr>
+            <w:r>
+              <w:rPr>
+                <w:rFonts w:ascii="Times New Roman" w:hAnsi="Times New Roman"/>
+                <w:sz w:val="20"/>
+                <w:szCs w:val="20"/>
+                <w:lang w:val="es-EC"/>
+              </w:rPr>
+              <w:t>16.</w:t>
+            </w:r>
+          </w:p>
+        </w:tc>
+        <w:tc>
+          <w:tcPr>
+            <w:tcW w:w="2126" w:type="dxa"/>
+          </w:tcPr>
+          <w:p>
+            <w:pPr>
+              <w:pStyle w:val="Textoindependiente"/>
+              <w:spacing w:line="360" w:lineRule="auto"/>
+              <w:jc w:val="center"/>
+              <w:rPr>
+                <w:rFonts w:ascii="Times New Roman" w:hAnsi="Times New Roman"/>
+                <w:b/>
+                <w:sz w:val="20"/>
+                <w:szCs w:val="20"/>
+                <w:u w:val="single"/>
+                <w:lang w:val="es-EC"/>
+              </w:rPr>
+            </w:pPr>
+            <w:r>
               <w:rPr>
                 <w:rFonts w:ascii="Times New Roman" w:hAnsi="Times New Roman"/>
                 <w:sz w:val="18"/>
                 <w:szCs w:val="18"/>
                 <w:lang w:val="es-EC"/>
               </w:rPr>
+              <w:t>IT</w:t>
+            </w:r>
+          </w:p>
+        </w:tc>
+        <w:tc>
+          <w:tcPr>
+            <w:tcW w:w="6126" w:type="dxa"/>
+            <w:vAlign w:val="center"/>
+          </w:tcPr>
+          <w:p>
+            <w:pPr>
+              <w:rPr>
+                <w:rFonts w:ascii="Roboto" w:hAnsi="Roboto" w:cs="Arial"/>
+                <w:color w:val="434343"/>
+                <w:sz w:val="20"/>
+                <w:szCs w:val="20"/>
+              </w:rPr>
+            </w:pPr>
+            <w:r>
+              <w:rPr>
+                <w:rFonts w:ascii="Roboto" w:hAnsi="Roboto" w:cs="Arial"/>
+                <w:color w:val="434343"/>
+                <w:sz w:val="20"/>
+                <w:szCs w:val="20"/>
+              </w:rPr>
+              <w:t>Documentación técnica del prototipo</w:t>
+            </w:r>
+          </w:p>
+        </w:tc>
+      </w:tr>
+      <w:tr>
+        <w:tc>
+          <w:tcPr>
+            <w:tcW w:w="959" w:type="dxa"/>
+          </w:tcPr>
+          <w:p>
+            <w:pPr>
+              <w:pStyle w:val="Textoindependiente"/>
+              <w:spacing w:line="360" w:lineRule="auto"/>
+              <w:jc w:val="center"/>
+              <w:rPr>
+                <w:rFonts w:ascii="Times New Roman" w:hAnsi="Times New Roman"/>
+                <w:sz w:val="20"/>
+                <w:szCs w:val="20"/>
+                <w:lang w:val="es-EC"/>
+              </w:rPr>
+            </w:pPr>
+            <w:r>
+              <w:rPr>
+                <w:rFonts w:ascii="Times New Roman" w:hAnsi="Times New Roman"/>
+                <w:sz w:val="20"/>
+                <w:szCs w:val="20"/>
+                <w:lang w:val="es-EC"/>
+              </w:rPr>
+              <w:t>17.</w:t>
+            </w:r>
+          </w:p>
+        </w:tc>
+        <w:tc>
+          <w:tcPr>
+            <w:tcW w:w="2126" w:type="dxa"/>
+          </w:tcPr>
+          <w:p>
+            <w:pPr>
+              <w:pStyle w:val="Textoindependiente"/>
+              <w:spacing w:line="360" w:lineRule="auto"/>
+              <w:jc w:val="center"/>
+              <w:rPr>
+                <w:rFonts w:ascii="Times New Roman" w:hAnsi="Times New Roman"/>
+                <w:b/>
+                <w:sz w:val="20"/>
+                <w:szCs w:val="20"/>
+                <w:u w:val="single"/>
+                <w:lang w:val="es-EC"/>
+              </w:rPr>
             </w:pPr>
             <w:r>
               <w:rPr>
@@ -3206,7 +4154,32 @@
                 <w:szCs w:val="18"/>
                 <w:lang w:val="es-EC"/>
               </w:rPr>
-              <w:t>Reunión: Registro de hallazgos y observaciones del sistema actual</w:t>
+              <w:t>IT</w:t>
+            </w:r>
+          </w:p>
+        </w:tc>
+        <w:tc>
+          <w:tcPr>
+            <w:tcW w:w="6126" w:type="dxa"/>
+            <w:vAlign w:val="center"/>
+          </w:tcPr>
+          <w:p>
+            <w:pPr>
+              <w:rPr>
+                <w:rFonts w:ascii="Roboto" w:hAnsi="Roboto" w:cs="Arial"/>
+                <w:color w:val="434343"/>
+                <w:sz w:val="20"/>
+                <w:szCs w:val="20"/>
+              </w:rPr>
+            </w:pPr>
+            <w:r>
+              <w:rPr>
+                <w:rFonts w:ascii="Roboto" w:hAnsi="Roboto" w:cs="Arial"/>
+                <w:color w:val="434343"/>
+                <w:sz w:val="20"/>
+                <w:szCs w:val="20"/>
+              </w:rPr>
+              <w:t>Revisión técnica del prototipo</w:t>
             </w:r>
           </w:p>
         </w:tc>
@@ -3235,7 +4208,7 @@
                 <w:szCs w:val="20"/>
                 <w:lang w:val="es-EC"/>
               </w:rPr>
-              <w:t>6.</w:t>
+              <w:t>18.</w:t>
             </w:r>
           </w:p>
         </w:tc>
@@ -3271,22 +4244,213 @@
         <w:tc>
           <w:tcPr>
             <w:tcW w:w="6126" w:type="dxa"/>
-          </w:tcPr>
-          <w:p>
-            <w:pPr>
-              <w:rPr>
-                <w:rFonts w:ascii="Times New Roman" w:hAnsi="Times New Roman" w:cs="Times New Roman"/>
+            <w:vAlign w:val="center"/>
+          </w:tcPr>
+          <w:p>
+            <w:pPr>
+              <w:rPr>
+                <w:rFonts w:ascii="Roboto" w:hAnsi="Roboto" w:cs="Arial"/>
+                <w:color w:val="434343"/>
+                <w:sz w:val="20"/>
+                <w:szCs w:val="20"/>
+              </w:rPr>
+            </w:pPr>
+            <w:proofErr w:type="spellStart"/>
+            <w:r>
+              <w:rPr>
+                <w:rFonts w:ascii="Roboto" w:hAnsi="Roboto" w:cs="Arial"/>
+                <w:color w:val="434343"/>
+                <w:sz w:val="20"/>
+                <w:szCs w:val="20"/>
+              </w:rPr>
+              <w:t>Mockup</w:t>
+            </w:r>
+            <w:proofErr w:type="spellEnd"/>
+            <w:r>
+              <w:rPr>
+                <w:rFonts w:ascii="Roboto" w:hAnsi="Roboto" w:cs="Arial"/>
+                <w:color w:val="434343"/>
+                <w:sz w:val="20"/>
+                <w:szCs w:val="20"/>
+              </w:rPr>
+              <w:t xml:space="preserve"> de panel administrativo I</w:t>
+            </w:r>
+          </w:p>
+        </w:tc>
+      </w:tr>
+      <w:tr>
+        <w:tc>
+          <w:tcPr>
+            <w:tcW w:w="959" w:type="dxa"/>
+          </w:tcPr>
+          <w:p>
+            <w:pPr>
+              <w:pStyle w:val="Textoindependiente"/>
+              <w:spacing w:line="360" w:lineRule="auto"/>
+              <w:jc w:val="center"/>
+              <w:rPr>
+                <w:rFonts w:ascii="Times New Roman" w:hAnsi="Times New Roman"/>
+                <w:sz w:val="20"/>
+                <w:szCs w:val="20"/>
+                <w:lang w:val="es-EC"/>
+              </w:rPr>
+            </w:pPr>
+            <w:r>
+              <w:rPr>
+                <w:rFonts w:ascii="Times New Roman" w:hAnsi="Times New Roman"/>
+                <w:sz w:val="20"/>
+                <w:szCs w:val="20"/>
+                <w:lang w:val="es-EC"/>
+              </w:rPr>
+              <w:t>19.</w:t>
+            </w:r>
+          </w:p>
+        </w:tc>
+        <w:tc>
+          <w:tcPr>
+            <w:tcW w:w="2126" w:type="dxa"/>
+          </w:tcPr>
+          <w:p>
+            <w:pPr>
+              <w:pStyle w:val="Textoindependiente"/>
+              <w:spacing w:line="360" w:lineRule="auto"/>
+              <w:jc w:val="center"/>
+              <w:rPr>
+                <w:rFonts w:ascii="Times New Roman" w:hAnsi="Times New Roman"/>
+                <w:b/>
+                <w:sz w:val="20"/>
+                <w:szCs w:val="20"/>
+                <w:u w:val="single"/>
+                <w:lang w:val="es-EC"/>
+              </w:rPr>
+            </w:pPr>
+            <w:r>
+              <w:rPr>
+                <w:rFonts w:ascii="Times New Roman" w:hAnsi="Times New Roman"/>
                 <w:sz w:val="18"/>
                 <w:szCs w:val="18"/>
-              </w:rPr>
-            </w:pPr>
-            <w:r>
-              <w:rPr>
-                <w:rFonts w:ascii="Times New Roman" w:hAnsi="Times New Roman" w:cs="Times New Roman"/>
+                <w:lang w:val="es-EC"/>
+              </w:rPr>
+              <w:t>IT</w:t>
+            </w:r>
+          </w:p>
+        </w:tc>
+        <w:tc>
+          <w:tcPr>
+            <w:tcW w:w="6126" w:type="dxa"/>
+            <w:vAlign w:val="center"/>
+          </w:tcPr>
+          <w:p>
+            <w:pPr>
+              <w:rPr>
+                <w:rFonts w:ascii="Roboto" w:hAnsi="Roboto" w:cs="Arial"/>
+                <w:color w:val="434343"/>
+                <w:sz w:val="20"/>
+                <w:szCs w:val="20"/>
+              </w:rPr>
+            </w:pPr>
+            <w:proofErr w:type="spellStart"/>
+            <w:r>
+              <w:rPr>
+                <w:rFonts w:ascii="Roboto" w:hAnsi="Roboto" w:cs="Arial"/>
+                <w:color w:val="434343"/>
+                <w:sz w:val="20"/>
+                <w:szCs w:val="20"/>
+              </w:rPr>
+              <w:t>Mockup</w:t>
+            </w:r>
+            <w:proofErr w:type="spellEnd"/>
+            <w:r>
+              <w:rPr>
+                <w:rFonts w:ascii="Roboto" w:hAnsi="Roboto" w:cs="Arial"/>
+                <w:color w:val="434343"/>
+                <w:sz w:val="20"/>
+                <w:szCs w:val="20"/>
+              </w:rPr>
+              <w:t xml:space="preserve"> de panel administrativo II</w:t>
+            </w:r>
+          </w:p>
+        </w:tc>
+      </w:tr>
+      <w:tr>
+        <w:tc>
+          <w:tcPr>
+            <w:tcW w:w="959" w:type="dxa"/>
+          </w:tcPr>
+          <w:p>
+            <w:pPr>
+              <w:pStyle w:val="Textoindependiente"/>
+              <w:spacing w:line="360" w:lineRule="auto"/>
+              <w:jc w:val="center"/>
+              <w:rPr>
+                <w:rFonts w:ascii="Times New Roman" w:hAnsi="Times New Roman"/>
+                <w:sz w:val="20"/>
+                <w:szCs w:val="20"/>
+                <w:lang w:val="es-EC"/>
+              </w:rPr>
+            </w:pPr>
+            <w:r>
+              <w:rPr>
+                <w:rFonts w:ascii="Times New Roman" w:hAnsi="Times New Roman"/>
+                <w:sz w:val="20"/>
+                <w:szCs w:val="20"/>
+                <w:lang w:val="es-EC"/>
+              </w:rPr>
+              <w:t>20.</w:t>
+            </w:r>
+          </w:p>
+        </w:tc>
+        <w:tc>
+          <w:tcPr>
+            <w:tcW w:w="2126" w:type="dxa"/>
+          </w:tcPr>
+          <w:p>
+            <w:pPr>
+              <w:pStyle w:val="Textoindependiente"/>
+              <w:spacing w:line="360" w:lineRule="auto"/>
+              <w:jc w:val="center"/>
+              <w:rPr>
+                <w:rFonts w:ascii="Times New Roman" w:hAnsi="Times New Roman"/>
+                <w:b/>
+                <w:sz w:val="20"/>
+                <w:szCs w:val="20"/>
+                <w:u w:val="single"/>
+                <w:lang w:val="es-EC"/>
+              </w:rPr>
+            </w:pPr>
+            <w:r>
+              <w:rPr>
+                <w:rFonts w:ascii="Times New Roman" w:hAnsi="Times New Roman"/>
                 <w:sz w:val="18"/>
                 <w:szCs w:val="18"/>
-              </w:rPr>
-              <w:t>Revisión de los hallazgos documentados en la Semana 1 y definición de prioridades para el prototipo.</w:t>
+                <w:lang w:val="es-EC"/>
+              </w:rPr>
+              <w:t>IT</w:t>
+            </w:r>
+          </w:p>
+        </w:tc>
+        <w:tc>
+          <w:tcPr>
+            <w:tcW w:w="6126" w:type="dxa"/>
+            <w:vAlign w:val="center"/>
+          </w:tcPr>
+          <w:p>
+            <w:pPr>
+              <w:rPr>
+                <w:rFonts w:ascii="Roboto" w:hAnsi="Roboto" w:cs="Arial"/>
+                <w:color w:val="434343"/>
+                <w:sz w:val="20"/>
+                <w:szCs w:val="20"/>
+              </w:rPr>
+            </w:pPr>
+            <w:r>
+              <w:rPr>
+                <w:rFonts w:ascii="Roboto" w:hAnsi="Roboto" w:cs="Arial"/>
+                <w:color w:val="434343"/>
+                <w:sz w:val="20"/>
+                <w:szCs w:val="20"/>
+              </w:rPr>
+              <w:t>Reunión: Revisión comparativa diseño actual vs prototipo</w:t>
             </w:r>
           </w:p>
         </w:tc>
@@ -3315,7 +4479,7 @@
                 <w:szCs w:val="20"/>
                 <w:lang w:val="es-EC"/>
               </w:rPr>
-              <w:t>7.</w:t>
+              <w:t>21.</w:t>
             </w:r>
           </w:p>
         </w:tc>
@@ -3351,23 +4515,203 @@
         <w:tc>
           <w:tcPr>
             <w:tcW w:w="6126" w:type="dxa"/>
-          </w:tcPr>
-          <w:p>
-            <w:pPr>
-              <w:rPr>
-                <w:rFonts w:ascii="Times New Roman" w:hAnsi="Times New Roman" w:cs="Times New Roman"/>
+            <w:vAlign w:val="center"/>
+          </w:tcPr>
+          <w:p>
+            <w:pPr>
+              <w:rPr>
+                <w:rFonts w:ascii="Roboto" w:hAnsi="Roboto" w:cs="Arial"/>
+                <w:color w:val="434343"/>
+                <w:sz w:val="20"/>
+                <w:szCs w:val="20"/>
+              </w:rPr>
+            </w:pPr>
+            <w:r>
+              <w:rPr>
+                <w:rFonts w:ascii="Roboto" w:hAnsi="Roboto" w:cs="Arial"/>
+                <w:color w:val="434343"/>
+                <w:sz w:val="20"/>
+                <w:szCs w:val="20"/>
+              </w:rPr>
+              <w:t>Inicio del desarrollo del prototipo</w:t>
+            </w:r>
+          </w:p>
+        </w:tc>
+      </w:tr>
+      <w:tr>
+        <w:tc>
+          <w:tcPr>
+            <w:tcW w:w="959" w:type="dxa"/>
+          </w:tcPr>
+          <w:p>
+            <w:pPr>
+              <w:pStyle w:val="Textoindependiente"/>
+              <w:spacing w:line="360" w:lineRule="auto"/>
+              <w:jc w:val="center"/>
+              <w:rPr>
+                <w:rFonts w:ascii="Times New Roman" w:hAnsi="Times New Roman"/>
+                <w:sz w:val="20"/>
+                <w:szCs w:val="20"/>
+                <w:lang w:val="es-EC"/>
+              </w:rPr>
+            </w:pPr>
+            <w:r>
+              <w:rPr>
+                <w:rFonts w:ascii="Times New Roman" w:hAnsi="Times New Roman"/>
+                <w:sz w:val="20"/>
+                <w:szCs w:val="20"/>
+                <w:lang w:val="es-EC"/>
+              </w:rPr>
+              <w:t>22.</w:t>
+            </w:r>
+          </w:p>
+        </w:tc>
+        <w:tc>
+          <w:tcPr>
+            <w:tcW w:w="2126" w:type="dxa"/>
+          </w:tcPr>
+          <w:p>
+            <w:pPr>
+              <w:pStyle w:val="Textoindependiente"/>
+              <w:spacing w:line="360" w:lineRule="auto"/>
+              <w:jc w:val="center"/>
+              <w:rPr>
+                <w:rFonts w:ascii="Times New Roman" w:hAnsi="Times New Roman"/>
+                <w:b/>
+                <w:sz w:val="20"/>
+                <w:szCs w:val="20"/>
+                <w:u w:val="single"/>
+                <w:lang w:val="es-EC"/>
+              </w:rPr>
+            </w:pPr>
+            <w:r>
+              <w:rPr>
+                <w:rFonts w:ascii="Times New Roman" w:hAnsi="Times New Roman"/>
                 <w:sz w:val="18"/>
                 <w:szCs w:val="18"/>
-              </w:rPr>
-            </w:pPr>
-            <w:r>
-              <w:rPr>
-                <w:rFonts w:ascii="Times New Roman" w:hAnsi="Times New Roman" w:cs="Times New Roman"/>
+                <w:lang w:val="es-EC"/>
+              </w:rPr>
+              <w:t>IT</w:t>
+            </w:r>
+          </w:p>
+        </w:tc>
+        <w:tc>
+          <w:tcPr>
+            <w:tcW w:w="6126" w:type="dxa"/>
+            <w:vAlign w:val="center"/>
+          </w:tcPr>
+          <w:p>
+            <w:pPr>
+              <w:rPr>
+                <w:rFonts w:ascii="Roboto" w:hAnsi="Roboto" w:cs="Arial"/>
+                <w:color w:val="434343"/>
+                <w:sz w:val="20"/>
+                <w:szCs w:val="20"/>
+              </w:rPr>
+            </w:pPr>
+            <w:r>
+              <w:rPr>
+                <w:rFonts w:ascii="Roboto" w:hAnsi="Roboto" w:cs="Arial"/>
+                <w:color w:val="434343"/>
+                <w:sz w:val="20"/>
+                <w:szCs w:val="20"/>
+              </w:rPr>
+              <w:t>Implementación de módulo de registro</w:t>
+            </w:r>
+          </w:p>
+        </w:tc>
+      </w:tr>
+      <w:tr>
+        <w:tc>
+          <w:tcPr>
+            <w:tcW w:w="959" w:type="dxa"/>
+          </w:tcPr>
+          <w:p>
+            <w:pPr>
+              <w:pStyle w:val="Textoindependiente"/>
+              <w:spacing w:line="360" w:lineRule="auto"/>
+              <w:jc w:val="center"/>
+              <w:rPr>
+                <w:rFonts w:ascii="Times New Roman" w:hAnsi="Times New Roman"/>
+                <w:sz w:val="20"/>
+                <w:szCs w:val="20"/>
+                <w:lang w:val="es-EC"/>
+              </w:rPr>
+            </w:pPr>
+            <w:r>
+              <w:rPr>
+                <w:rFonts w:ascii="Times New Roman" w:hAnsi="Times New Roman"/>
+                <w:sz w:val="20"/>
+                <w:szCs w:val="20"/>
+                <w:lang w:val="es-EC"/>
+              </w:rPr>
+              <w:t>23.</w:t>
+            </w:r>
+          </w:p>
+        </w:tc>
+        <w:tc>
+          <w:tcPr>
+            <w:tcW w:w="2126" w:type="dxa"/>
+          </w:tcPr>
+          <w:p>
+            <w:pPr>
+              <w:pStyle w:val="Textoindependiente"/>
+              <w:spacing w:line="360" w:lineRule="auto"/>
+              <w:jc w:val="center"/>
+              <w:rPr>
+                <w:rFonts w:ascii="Times New Roman" w:hAnsi="Times New Roman"/>
+                <w:b/>
+                <w:sz w:val="20"/>
+                <w:szCs w:val="20"/>
+                <w:u w:val="single"/>
+                <w:lang w:val="es-EC"/>
+              </w:rPr>
+            </w:pPr>
+            <w:r>
+              <w:rPr>
+                <w:rFonts w:ascii="Times New Roman" w:hAnsi="Times New Roman"/>
                 <w:sz w:val="18"/>
                 <w:szCs w:val="18"/>
-              </w:rPr>
-              <w:t>Elaboración de lista de mejoras a implementar en el prototipo, identificando módulos clave y funcionalidades críticas.</w:t>
-            </w:r>
+                <w:lang w:val="es-EC"/>
+              </w:rPr>
+              <w:t>IT</w:t>
+            </w:r>
+          </w:p>
+        </w:tc>
+        <w:tc>
+          <w:tcPr>
+            <w:tcW w:w="6126" w:type="dxa"/>
+            <w:vAlign w:val="center"/>
+          </w:tcPr>
+          <w:p>
+            <w:pPr>
+              <w:rPr>
+                <w:rFonts w:ascii="Roboto" w:hAnsi="Roboto" w:cs="Arial"/>
+                <w:color w:val="434343"/>
+                <w:sz w:val="20"/>
+                <w:szCs w:val="20"/>
+              </w:rPr>
+            </w:pPr>
+            <w:r>
+              <w:rPr>
+                <w:rFonts w:ascii="Roboto" w:hAnsi="Roboto" w:cs="Arial"/>
+                <w:color w:val="434343"/>
+                <w:sz w:val="20"/>
+                <w:szCs w:val="20"/>
+              </w:rPr>
+              <w:t xml:space="preserve">Implementación de módulo de </w:t>
+            </w:r>
+            <w:proofErr w:type="spellStart"/>
+            <w:r>
+              <w:rPr>
+                <w:rFonts w:ascii="Roboto" w:hAnsi="Roboto" w:cs="Arial"/>
+                <w:color w:val="434343"/>
+                <w:sz w:val="20"/>
+                <w:szCs w:val="20"/>
+              </w:rPr>
+              <w:t>login</w:t>
+            </w:r>
+            <w:proofErr w:type="spellEnd"/>
           </w:p>
         </w:tc>
       </w:tr>
@@ -3395,7 +4739,7 @@
                 <w:szCs w:val="20"/>
                 <w:lang w:val="es-EC"/>
               </w:rPr>
-              <w:t>8.</w:t>
+              <w:t>24.</w:t>
             </w:r>
           </w:p>
         </w:tc>
@@ -3431,22 +4775,191 @@
         <w:tc>
           <w:tcPr>
             <w:tcW w:w="6126" w:type="dxa"/>
-          </w:tcPr>
-          <w:p>
-            <w:pPr>
-              <w:rPr>
-                <w:rFonts w:ascii="Times New Roman" w:hAnsi="Times New Roman" w:cs="Times New Roman"/>
+            <w:vAlign w:val="center"/>
+          </w:tcPr>
+          <w:p>
+            <w:pPr>
+              <w:rPr>
+                <w:rFonts w:ascii="Roboto" w:hAnsi="Roboto" w:cs="Arial"/>
+                <w:color w:val="434343"/>
+                <w:sz w:val="20"/>
+                <w:szCs w:val="20"/>
+              </w:rPr>
+            </w:pPr>
+            <w:r>
+              <w:rPr>
+                <w:rFonts w:ascii="Roboto" w:hAnsi="Roboto" w:cs="Arial"/>
+                <w:color w:val="434343"/>
+                <w:sz w:val="20"/>
+                <w:szCs w:val="20"/>
+              </w:rPr>
+              <w:t>Desarrollo de módulo de administrador</w:t>
+            </w:r>
+          </w:p>
+        </w:tc>
+      </w:tr>
+      <w:tr>
+        <w:tc>
+          <w:tcPr>
+            <w:tcW w:w="959" w:type="dxa"/>
+          </w:tcPr>
+          <w:p>
+            <w:pPr>
+              <w:pStyle w:val="Textoindependiente"/>
+              <w:spacing w:line="360" w:lineRule="auto"/>
+              <w:jc w:val="center"/>
+              <w:rPr>
+                <w:rFonts w:ascii="Times New Roman" w:hAnsi="Times New Roman"/>
+                <w:sz w:val="20"/>
+                <w:szCs w:val="20"/>
+                <w:lang w:val="es-EC"/>
+              </w:rPr>
+            </w:pPr>
+            <w:r>
+              <w:rPr>
+                <w:rFonts w:ascii="Times New Roman" w:hAnsi="Times New Roman"/>
+                <w:sz w:val="20"/>
+                <w:szCs w:val="20"/>
+                <w:lang w:val="es-EC"/>
+              </w:rPr>
+              <w:t>25.</w:t>
+            </w:r>
+          </w:p>
+        </w:tc>
+        <w:tc>
+          <w:tcPr>
+            <w:tcW w:w="2126" w:type="dxa"/>
+          </w:tcPr>
+          <w:p>
+            <w:pPr>
+              <w:pStyle w:val="Textoindependiente"/>
+              <w:spacing w:line="360" w:lineRule="auto"/>
+              <w:jc w:val="center"/>
+              <w:rPr>
+                <w:rFonts w:ascii="Times New Roman" w:hAnsi="Times New Roman"/>
+                <w:b/>
+                <w:sz w:val="20"/>
+                <w:szCs w:val="20"/>
+                <w:u w:val="single"/>
+                <w:lang w:val="es-EC"/>
+              </w:rPr>
+            </w:pPr>
+            <w:r>
+              <w:rPr>
+                <w:rFonts w:ascii="Times New Roman" w:hAnsi="Times New Roman"/>
                 <w:sz w:val="18"/>
                 <w:szCs w:val="18"/>
-              </w:rPr>
-            </w:pPr>
-            <w:r>
-              <w:rPr>
-                <w:rFonts w:ascii="Times New Roman" w:hAnsi="Times New Roman" w:cs="Times New Roman"/>
+                <w:lang w:val="es-EC"/>
+              </w:rPr>
+              <w:t>IT</w:t>
+            </w:r>
+          </w:p>
+        </w:tc>
+        <w:tc>
+          <w:tcPr>
+            <w:tcW w:w="6126" w:type="dxa"/>
+            <w:vAlign w:val="center"/>
+          </w:tcPr>
+          <w:p>
+            <w:pPr>
+              <w:rPr>
+                <w:rFonts w:ascii="Roboto" w:hAnsi="Roboto" w:cs="Arial"/>
+                <w:color w:val="434343"/>
+                <w:sz w:val="20"/>
+                <w:szCs w:val="20"/>
+              </w:rPr>
+            </w:pPr>
+            <w:r>
+              <w:rPr>
+                <w:rFonts w:ascii="Roboto" w:hAnsi="Roboto" w:cs="Arial"/>
+                <w:color w:val="434343"/>
+                <w:sz w:val="20"/>
+                <w:szCs w:val="20"/>
+              </w:rPr>
+              <w:t>Integración inicial de módulos</w:t>
+            </w:r>
+          </w:p>
+        </w:tc>
+      </w:tr>
+      <w:tr>
+        <w:tc>
+          <w:tcPr>
+            <w:tcW w:w="959" w:type="dxa"/>
+          </w:tcPr>
+          <w:p>
+            <w:pPr>
+              <w:pStyle w:val="Textoindependiente"/>
+              <w:spacing w:line="360" w:lineRule="auto"/>
+              <w:jc w:val="center"/>
+              <w:rPr>
+                <w:rFonts w:ascii="Times New Roman" w:hAnsi="Times New Roman"/>
+                <w:sz w:val="20"/>
+                <w:szCs w:val="20"/>
+                <w:lang w:val="es-EC"/>
+              </w:rPr>
+            </w:pPr>
+            <w:r>
+              <w:rPr>
+                <w:rFonts w:ascii="Times New Roman" w:hAnsi="Times New Roman"/>
+                <w:sz w:val="20"/>
+                <w:szCs w:val="20"/>
+                <w:lang w:val="es-EC"/>
+              </w:rPr>
+              <w:t>26.</w:t>
+            </w:r>
+          </w:p>
+        </w:tc>
+        <w:tc>
+          <w:tcPr>
+            <w:tcW w:w="2126" w:type="dxa"/>
+          </w:tcPr>
+          <w:p>
+            <w:pPr>
+              <w:pStyle w:val="Textoindependiente"/>
+              <w:spacing w:line="360" w:lineRule="auto"/>
+              <w:jc w:val="center"/>
+              <w:rPr>
+                <w:rFonts w:ascii="Times New Roman" w:hAnsi="Times New Roman"/>
+                <w:b/>
+                <w:sz w:val="20"/>
+                <w:szCs w:val="20"/>
+                <w:u w:val="single"/>
+                <w:lang w:val="es-EC"/>
+              </w:rPr>
+            </w:pPr>
+            <w:r>
+              <w:rPr>
+                <w:rFonts w:ascii="Times New Roman" w:hAnsi="Times New Roman"/>
                 <w:sz w:val="18"/>
                 <w:szCs w:val="18"/>
-              </w:rPr>
-              <w:t>Diseño preliminar de la arquitectura del sistema, indicando cómo se integrarán los módulos en el prototipo sin detallar flujos reales.</w:t>
+                <w:lang w:val="es-EC"/>
+              </w:rPr>
+              <w:t>IT</w:t>
+            </w:r>
+          </w:p>
+        </w:tc>
+        <w:tc>
+          <w:tcPr>
+            <w:tcW w:w="6126" w:type="dxa"/>
+            <w:vAlign w:val="center"/>
+          </w:tcPr>
+          <w:p>
+            <w:pPr>
+              <w:rPr>
+                <w:rFonts w:ascii="Roboto" w:hAnsi="Roboto" w:cs="Arial"/>
+                <w:color w:val="434343"/>
+                <w:sz w:val="20"/>
+                <w:szCs w:val="20"/>
+              </w:rPr>
+            </w:pPr>
+            <w:r>
+              <w:rPr>
+                <w:rFonts w:ascii="Roboto" w:hAnsi="Roboto" w:cs="Arial"/>
+                <w:color w:val="434343"/>
+                <w:sz w:val="20"/>
+                <w:szCs w:val="20"/>
+              </w:rPr>
+              <w:t>Reunión: Revisión del progreso del prototipo</w:t>
             </w:r>
           </w:p>
         </w:tc>
@@ -3475,7 +4988,7 @@
                 <w:szCs w:val="20"/>
                 <w:lang w:val="es-EC"/>
               </w:rPr>
-              <w:t>9.</w:t>
+              <w:t>27.</w:t>
             </w:r>
           </w:p>
         </w:tc>
@@ -3511,58 +5024,524 @@
         <w:tc>
           <w:tcPr>
             <w:tcW w:w="6126" w:type="dxa"/>
-          </w:tcPr>
-          <w:p>
-            <w:pPr>
-              <w:rPr>
-                <w:rFonts w:ascii="Times New Roman" w:hAnsi="Times New Roman" w:cs="Times New Roman"/>
+            <w:vAlign w:val="center"/>
+          </w:tcPr>
+          <w:p>
+            <w:pPr>
+              <w:rPr>
+                <w:rFonts w:ascii="Roboto" w:hAnsi="Roboto" w:cs="Arial"/>
+                <w:color w:val="434343"/>
+                <w:sz w:val="20"/>
+                <w:szCs w:val="20"/>
+              </w:rPr>
+            </w:pPr>
+            <w:r>
+              <w:rPr>
+                <w:rFonts w:ascii="Roboto" w:hAnsi="Roboto" w:cs="Arial"/>
+                <w:color w:val="434343"/>
+                <w:sz w:val="20"/>
+                <w:szCs w:val="20"/>
+              </w:rPr>
+              <w:t>Implementación de módulo de creación de cursos</w:t>
+            </w:r>
+          </w:p>
+        </w:tc>
+      </w:tr>
+      <w:tr>
+        <w:tc>
+          <w:tcPr>
+            <w:tcW w:w="959" w:type="dxa"/>
+          </w:tcPr>
+          <w:p>
+            <w:pPr>
+              <w:pStyle w:val="Textoindependiente"/>
+              <w:spacing w:line="360" w:lineRule="auto"/>
+              <w:jc w:val="center"/>
+              <w:rPr>
+                <w:rFonts w:ascii="Times New Roman" w:hAnsi="Times New Roman"/>
+                <w:sz w:val="20"/>
+                <w:szCs w:val="20"/>
+                <w:lang w:val="es-EC"/>
+              </w:rPr>
+            </w:pPr>
+            <w:r>
+              <w:rPr>
+                <w:rFonts w:ascii="Times New Roman" w:hAnsi="Times New Roman"/>
+                <w:sz w:val="20"/>
+                <w:szCs w:val="20"/>
+                <w:lang w:val="es-EC"/>
+              </w:rPr>
+              <w:t>28.</w:t>
+            </w:r>
+          </w:p>
+        </w:tc>
+        <w:tc>
+          <w:tcPr>
+            <w:tcW w:w="2126" w:type="dxa"/>
+          </w:tcPr>
+          <w:p>
+            <w:pPr>
+              <w:pStyle w:val="Textoindependiente"/>
+              <w:spacing w:line="360" w:lineRule="auto"/>
+              <w:jc w:val="center"/>
+              <w:rPr>
+                <w:rFonts w:ascii="Times New Roman" w:hAnsi="Times New Roman"/>
+                <w:b/>
+                <w:sz w:val="20"/>
+                <w:szCs w:val="20"/>
+                <w:u w:val="single"/>
+                <w:lang w:val="es-EC"/>
+              </w:rPr>
+            </w:pPr>
+            <w:r>
+              <w:rPr>
+                <w:rFonts w:ascii="Times New Roman" w:hAnsi="Times New Roman"/>
                 <w:sz w:val="18"/>
                 <w:szCs w:val="18"/>
-              </w:rPr>
-            </w:pPr>
-            <w:r>
-              <w:rPr>
-                <w:rFonts w:ascii="Times New Roman" w:hAnsi="Times New Roman" w:cs="Times New Roman"/>
+                <w:lang w:val="es-EC"/>
+              </w:rPr>
+              <w:t>IT</w:t>
+            </w:r>
+          </w:p>
+        </w:tc>
+        <w:tc>
+          <w:tcPr>
+            <w:tcW w:w="6126" w:type="dxa"/>
+            <w:vAlign w:val="center"/>
+          </w:tcPr>
+          <w:p>
+            <w:pPr>
+              <w:rPr>
+                <w:rFonts w:ascii="Roboto" w:hAnsi="Roboto" w:cs="Arial"/>
+                <w:color w:val="434343"/>
+                <w:sz w:val="20"/>
+                <w:szCs w:val="20"/>
+              </w:rPr>
+            </w:pPr>
+            <w:r>
+              <w:rPr>
+                <w:rFonts w:ascii="Roboto" w:hAnsi="Roboto" w:cs="Arial"/>
+                <w:color w:val="434343"/>
+                <w:sz w:val="20"/>
+                <w:szCs w:val="20"/>
+              </w:rPr>
+              <w:t>Implementación de módulo de creación de cursos I</w:t>
+            </w:r>
+          </w:p>
+        </w:tc>
+      </w:tr>
+      <w:tr>
+        <w:tc>
+          <w:tcPr>
+            <w:tcW w:w="959" w:type="dxa"/>
+          </w:tcPr>
+          <w:p>
+            <w:pPr>
+              <w:pStyle w:val="Textoindependiente"/>
+              <w:spacing w:line="360" w:lineRule="auto"/>
+              <w:jc w:val="center"/>
+              <w:rPr>
+                <w:rFonts w:ascii="Times New Roman" w:hAnsi="Times New Roman"/>
+                <w:sz w:val="20"/>
+                <w:szCs w:val="20"/>
+                <w:lang w:val="es-EC"/>
+              </w:rPr>
+            </w:pPr>
+            <w:r>
+              <w:rPr>
+                <w:rFonts w:ascii="Times New Roman" w:hAnsi="Times New Roman"/>
+                <w:sz w:val="20"/>
+                <w:szCs w:val="20"/>
+                <w:lang w:val="es-EC"/>
+              </w:rPr>
+              <w:lastRenderedPageBreak/>
+              <w:t>29.</w:t>
+            </w:r>
+          </w:p>
+        </w:tc>
+        <w:tc>
+          <w:tcPr>
+            <w:tcW w:w="2126" w:type="dxa"/>
+          </w:tcPr>
+          <w:p>
+            <w:pPr>
+              <w:pStyle w:val="Textoindependiente"/>
+              <w:spacing w:line="360" w:lineRule="auto"/>
+              <w:jc w:val="center"/>
+              <w:rPr>
+                <w:rFonts w:ascii="Times New Roman" w:hAnsi="Times New Roman"/>
+                <w:b/>
+                <w:sz w:val="20"/>
+                <w:szCs w:val="20"/>
+                <w:u w:val="single"/>
+                <w:lang w:val="es-EC"/>
+              </w:rPr>
+            </w:pPr>
+            <w:r>
+              <w:rPr>
+                <w:rFonts w:ascii="Times New Roman" w:hAnsi="Times New Roman"/>
                 <w:sz w:val="18"/>
                 <w:szCs w:val="18"/>
-              </w:rPr>
-              <w:t xml:space="preserve">Creación de bocetos o </w:t>
-            </w:r>
-            <w:proofErr w:type="spellStart"/>
-            <w:r>
-              <w:rPr>
-                <w:rFonts w:ascii="Times New Roman" w:hAnsi="Times New Roman" w:cs="Times New Roman"/>
+                <w:lang w:val="es-EC"/>
+              </w:rPr>
+              <w:t>IT</w:t>
+            </w:r>
+          </w:p>
+        </w:tc>
+        <w:tc>
+          <w:tcPr>
+            <w:tcW w:w="6126" w:type="dxa"/>
+            <w:vAlign w:val="center"/>
+          </w:tcPr>
+          <w:p>
+            <w:pPr>
+              <w:rPr>
+                <w:rFonts w:ascii="Roboto" w:hAnsi="Roboto" w:cs="Arial"/>
+                <w:color w:val="434343"/>
+                <w:sz w:val="20"/>
+                <w:szCs w:val="20"/>
+              </w:rPr>
+            </w:pPr>
+            <w:r>
+              <w:rPr>
+                <w:rFonts w:ascii="Roboto" w:hAnsi="Roboto" w:cs="Arial"/>
+                <w:color w:val="434343"/>
+                <w:sz w:val="20"/>
+                <w:szCs w:val="20"/>
+              </w:rPr>
+              <w:t>Implementación de módulo de creación de cursos II</w:t>
+            </w:r>
+          </w:p>
+        </w:tc>
+      </w:tr>
+      <w:tr>
+        <w:tc>
+          <w:tcPr>
+            <w:tcW w:w="959" w:type="dxa"/>
+          </w:tcPr>
+          <w:p>
+            <w:pPr>
+              <w:pStyle w:val="Textoindependiente"/>
+              <w:spacing w:line="360" w:lineRule="auto"/>
+              <w:jc w:val="center"/>
+              <w:rPr>
+                <w:rFonts w:ascii="Times New Roman" w:hAnsi="Times New Roman"/>
+                <w:sz w:val="20"/>
+                <w:szCs w:val="20"/>
+                <w:lang w:val="es-EC"/>
+              </w:rPr>
+            </w:pPr>
+            <w:r>
+              <w:rPr>
+                <w:rFonts w:ascii="Times New Roman" w:hAnsi="Times New Roman"/>
+                <w:sz w:val="20"/>
+                <w:szCs w:val="20"/>
+                <w:lang w:val="es-EC"/>
+              </w:rPr>
+              <w:t>30.</w:t>
+            </w:r>
+          </w:p>
+        </w:tc>
+        <w:tc>
+          <w:tcPr>
+            <w:tcW w:w="2126" w:type="dxa"/>
+          </w:tcPr>
+          <w:p>
+            <w:pPr>
+              <w:pStyle w:val="Textoindependiente"/>
+              <w:spacing w:line="360" w:lineRule="auto"/>
+              <w:jc w:val="center"/>
+              <w:rPr>
+                <w:rFonts w:ascii="Times New Roman" w:hAnsi="Times New Roman"/>
+                <w:b/>
+                <w:sz w:val="20"/>
+                <w:szCs w:val="20"/>
+                <w:u w:val="single"/>
+                <w:lang w:val="es-EC"/>
+              </w:rPr>
+            </w:pPr>
+            <w:r>
+              <w:rPr>
+                <w:rFonts w:ascii="Times New Roman" w:hAnsi="Times New Roman"/>
                 <w:sz w:val="18"/>
                 <w:szCs w:val="18"/>
-              </w:rPr>
-              <w:t>mockups</w:t>
-            </w:r>
-            <w:proofErr w:type="spellEnd"/>
-            <w:r>
-              <w:rPr>
-                <w:rFonts w:ascii="Times New Roman" w:hAnsi="Times New Roman" w:cs="Times New Roman"/>
+                <w:lang w:val="es-EC"/>
+              </w:rPr>
+              <w:t>IT</w:t>
+            </w:r>
+          </w:p>
+        </w:tc>
+        <w:tc>
+          <w:tcPr>
+            <w:tcW w:w="6126" w:type="dxa"/>
+            <w:vAlign w:val="center"/>
+          </w:tcPr>
+          <w:p>
+            <w:pPr>
+              <w:rPr>
+                <w:rFonts w:ascii="Roboto" w:hAnsi="Roboto" w:cs="Arial"/>
+                <w:color w:val="434343"/>
+                <w:sz w:val="20"/>
+                <w:szCs w:val="20"/>
+              </w:rPr>
+            </w:pPr>
+            <w:r>
+              <w:rPr>
+                <w:rFonts w:ascii="Roboto" w:hAnsi="Roboto" w:cs="Arial"/>
+                <w:color w:val="434343"/>
+                <w:sz w:val="20"/>
+                <w:szCs w:val="20"/>
+              </w:rPr>
+              <w:t>Reunión: Integración de navegación general</w:t>
+            </w:r>
+          </w:p>
+        </w:tc>
+      </w:tr>
+      <w:tr>
+        <w:tc>
+          <w:tcPr>
+            <w:tcW w:w="959" w:type="dxa"/>
+          </w:tcPr>
+          <w:p>
+            <w:pPr>
+              <w:pStyle w:val="Textoindependiente"/>
+              <w:spacing w:line="360" w:lineRule="auto"/>
+              <w:jc w:val="center"/>
+              <w:rPr>
+                <w:rFonts w:ascii="Times New Roman" w:hAnsi="Times New Roman"/>
+                <w:sz w:val="20"/>
+                <w:szCs w:val="20"/>
+                <w:lang w:val="es-EC"/>
+              </w:rPr>
+            </w:pPr>
+            <w:r>
+              <w:rPr>
+                <w:rFonts w:ascii="Times New Roman" w:hAnsi="Times New Roman"/>
+                <w:sz w:val="20"/>
+                <w:szCs w:val="20"/>
+                <w:lang w:val="es-EC"/>
+              </w:rPr>
+              <w:t>31.</w:t>
+            </w:r>
+          </w:p>
+        </w:tc>
+        <w:tc>
+          <w:tcPr>
+            <w:tcW w:w="2126" w:type="dxa"/>
+          </w:tcPr>
+          <w:p>
+            <w:pPr>
+              <w:pStyle w:val="Textoindependiente"/>
+              <w:spacing w:line="360" w:lineRule="auto"/>
+              <w:jc w:val="center"/>
+              <w:rPr>
+                <w:rFonts w:ascii="Times New Roman" w:hAnsi="Times New Roman"/>
+                <w:b/>
+                <w:sz w:val="20"/>
+                <w:szCs w:val="20"/>
+                <w:u w:val="single"/>
+                <w:lang w:val="es-EC"/>
+              </w:rPr>
+            </w:pPr>
+            <w:r>
+              <w:rPr>
+                <w:rFonts w:ascii="Times New Roman" w:hAnsi="Times New Roman"/>
                 <w:sz w:val="18"/>
                 <w:szCs w:val="18"/>
-              </w:rPr>
-              <w:t xml:space="preserve"> de las pantallas principales del prototipo (</w:t>
-            </w:r>
-            <w:proofErr w:type="spellStart"/>
-            <w:r>
-              <w:rPr>
-                <w:rFonts w:ascii="Times New Roman" w:hAnsi="Times New Roman" w:cs="Times New Roman"/>
+                <w:lang w:val="es-EC"/>
+              </w:rPr>
+              <w:t>IT</w:t>
+            </w:r>
+          </w:p>
+        </w:tc>
+        <w:tc>
+          <w:tcPr>
+            <w:tcW w:w="6126" w:type="dxa"/>
+            <w:vAlign w:val="center"/>
+          </w:tcPr>
+          <w:p>
+            <w:pPr>
+              <w:rPr>
+                <w:rFonts w:ascii="Roboto" w:hAnsi="Roboto" w:cs="Arial"/>
+                <w:color w:val="434343"/>
+                <w:sz w:val="20"/>
+                <w:szCs w:val="20"/>
+              </w:rPr>
+            </w:pPr>
+            <w:r>
+              <w:rPr>
+                <w:rFonts w:ascii="Roboto" w:hAnsi="Roboto" w:cs="Arial"/>
+                <w:color w:val="434343"/>
+                <w:sz w:val="20"/>
+                <w:szCs w:val="20"/>
+              </w:rPr>
+              <w:t>Ajustes de interfaz, usabilidad y corrección de errores I</w:t>
+            </w:r>
+          </w:p>
+        </w:tc>
+      </w:tr>
+      <w:tr>
+        <w:tc>
+          <w:tcPr>
+            <w:tcW w:w="959" w:type="dxa"/>
+          </w:tcPr>
+          <w:p>
+            <w:pPr>
+              <w:pStyle w:val="Textoindependiente"/>
+              <w:spacing w:line="360" w:lineRule="auto"/>
+              <w:jc w:val="center"/>
+              <w:rPr>
+                <w:rFonts w:ascii="Times New Roman" w:hAnsi="Times New Roman"/>
+                <w:sz w:val="20"/>
+                <w:szCs w:val="20"/>
+                <w:lang w:val="es-EC"/>
+              </w:rPr>
+            </w:pPr>
+            <w:r>
+              <w:rPr>
+                <w:rFonts w:ascii="Times New Roman" w:hAnsi="Times New Roman"/>
+                <w:sz w:val="20"/>
+                <w:szCs w:val="20"/>
+                <w:lang w:val="es-EC"/>
+              </w:rPr>
+              <w:t>32.</w:t>
+            </w:r>
+          </w:p>
+        </w:tc>
+        <w:tc>
+          <w:tcPr>
+            <w:tcW w:w="2126" w:type="dxa"/>
+          </w:tcPr>
+          <w:p>
+            <w:pPr>
+              <w:pStyle w:val="Textoindependiente"/>
+              <w:spacing w:line="360" w:lineRule="auto"/>
+              <w:jc w:val="center"/>
+              <w:rPr>
+                <w:rFonts w:ascii="Times New Roman" w:hAnsi="Times New Roman"/>
+                <w:b/>
+                <w:sz w:val="20"/>
+                <w:szCs w:val="20"/>
+                <w:u w:val="single"/>
+                <w:lang w:val="es-EC"/>
+              </w:rPr>
+            </w:pPr>
+            <w:r>
+              <w:rPr>
+                <w:rFonts w:ascii="Times New Roman" w:hAnsi="Times New Roman"/>
                 <w:sz w:val="18"/>
                 <w:szCs w:val="18"/>
-              </w:rPr>
-              <w:t>login</w:t>
-            </w:r>
-            <w:proofErr w:type="spellEnd"/>
-            <w:r>
-              <w:rPr>
-                <w:rFonts w:ascii="Times New Roman" w:hAnsi="Times New Roman" w:cs="Times New Roman"/>
+                <w:lang w:val="es-EC"/>
+              </w:rPr>
+              <w:t>IT</w:t>
+            </w:r>
+          </w:p>
+        </w:tc>
+        <w:tc>
+          <w:tcPr>
+            <w:tcW w:w="6126" w:type="dxa"/>
+            <w:vAlign w:val="center"/>
+          </w:tcPr>
+          <w:p>
+            <w:pPr>
+              <w:rPr>
+                <w:rFonts w:ascii="Roboto" w:hAnsi="Roboto" w:cs="Arial"/>
+                <w:color w:val="434343"/>
+                <w:sz w:val="20"/>
+                <w:szCs w:val="20"/>
+              </w:rPr>
+            </w:pPr>
+            <w:r>
+              <w:rPr>
+                <w:rFonts w:ascii="Roboto" w:hAnsi="Roboto" w:cs="Arial"/>
+                <w:color w:val="434343"/>
+                <w:sz w:val="20"/>
+                <w:szCs w:val="20"/>
+              </w:rPr>
+              <w:t>Ajustes de interfaz, usabilidad y corrección de errores II</w:t>
+            </w:r>
+          </w:p>
+        </w:tc>
+      </w:tr>
+      <w:tr>
+        <w:tc>
+          <w:tcPr>
+            <w:tcW w:w="959" w:type="dxa"/>
+          </w:tcPr>
+          <w:p>
+            <w:pPr>
+              <w:pStyle w:val="Textoindependiente"/>
+              <w:spacing w:line="360" w:lineRule="auto"/>
+              <w:jc w:val="center"/>
+              <w:rPr>
+                <w:rFonts w:ascii="Times New Roman" w:hAnsi="Times New Roman"/>
+                <w:sz w:val="20"/>
+                <w:szCs w:val="20"/>
+                <w:lang w:val="es-EC"/>
+              </w:rPr>
+            </w:pPr>
+            <w:r>
+              <w:rPr>
+                <w:rFonts w:ascii="Times New Roman" w:hAnsi="Times New Roman"/>
+                <w:sz w:val="20"/>
+                <w:szCs w:val="20"/>
+                <w:lang w:val="es-EC"/>
+              </w:rPr>
+              <w:t>33.</w:t>
+            </w:r>
+          </w:p>
+        </w:tc>
+        <w:tc>
+          <w:tcPr>
+            <w:tcW w:w="2126" w:type="dxa"/>
+          </w:tcPr>
+          <w:p>
+            <w:pPr>
+              <w:pStyle w:val="Textoindependiente"/>
+              <w:spacing w:line="360" w:lineRule="auto"/>
+              <w:jc w:val="center"/>
+              <w:rPr>
+                <w:rFonts w:ascii="Times New Roman" w:hAnsi="Times New Roman"/>
+                <w:b/>
+                <w:sz w:val="20"/>
+                <w:szCs w:val="20"/>
+                <w:u w:val="single"/>
+                <w:lang w:val="es-EC"/>
+              </w:rPr>
+            </w:pPr>
+            <w:r>
+              <w:rPr>
+                <w:rFonts w:ascii="Times New Roman" w:hAnsi="Times New Roman"/>
                 <w:sz w:val="18"/>
                 <w:szCs w:val="18"/>
-              </w:rPr>
-              <w:t>, registro, listado de cursos).</w:t>
+                <w:lang w:val="es-EC"/>
+              </w:rPr>
+              <w:t>IT</w:t>
+            </w:r>
+          </w:p>
+        </w:tc>
+        <w:tc>
+          <w:tcPr>
+            <w:tcW w:w="6126" w:type="dxa"/>
+            <w:vAlign w:val="center"/>
+          </w:tcPr>
+          <w:p>
+            <w:pPr>
+              <w:rPr>
+                <w:rFonts w:ascii="Roboto" w:hAnsi="Roboto" w:cs="Arial"/>
+                <w:color w:val="434343"/>
+                <w:sz w:val="20"/>
+                <w:szCs w:val="20"/>
+              </w:rPr>
+            </w:pPr>
+            <w:r>
+              <w:rPr>
+                <w:rFonts w:ascii="Roboto" w:hAnsi="Roboto" w:cs="Arial"/>
+                <w:color w:val="434343"/>
+                <w:sz w:val="20"/>
+                <w:szCs w:val="20"/>
+              </w:rPr>
+              <w:t>Ajustes de interfaz, usabilidad y corrección de errores III</w:t>
             </w:r>
           </w:p>
         </w:tc>
@@ -3591,7 +5570,7 @@
                 <w:szCs w:val="20"/>
                 <w:lang w:val="es-EC"/>
               </w:rPr>
-              <w:t>10.</w:t>
+              <w:t>34.</w:t>
             </w:r>
           </w:p>
         </w:tc>
@@ -3627,22 +5606,191 @@
         <w:tc>
           <w:tcPr>
             <w:tcW w:w="6126" w:type="dxa"/>
-          </w:tcPr>
-          <w:p>
-            <w:pPr>
-              <w:rPr>
-                <w:rFonts w:ascii="Times New Roman" w:hAnsi="Times New Roman" w:cs="Times New Roman"/>
+            <w:vAlign w:val="center"/>
+          </w:tcPr>
+          <w:p>
+            <w:pPr>
+              <w:rPr>
+                <w:rFonts w:ascii="Roboto" w:hAnsi="Roboto" w:cs="Arial"/>
+                <w:color w:val="434343"/>
+                <w:sz w:val="20"/>
+                <w:szCs w:val="20"/>
+              </w:rPr>
+            </w:pPr>
+            <w:r>
+              <w:rPr>
+                <w:rFonts w:ascii="Roboto" w:hAnsi="Roboto" w:cs="Arial"/>
+                <w:color w:val="434343"/>
+                <w:sz w:val="20"/>
+                <w:szCs w:val="20"/>
+              </w:rPr>
+              <w:t>Reunión: Interfaz y Usabilidad.</w:t>
+            </w:r>
+          </w:p>
+        </w:tc>
+      </w:tr>
+      <w:tr>
+        <w:tc>
+          <w:tcPr>
+            <w:tcW w:w="959" w:type="dxa"/>
+          </w:tcPr>
+          <w:p>
+            <w:pPr>
+              <w:pStyle w:val="Textoindependiente"/>
+              <w:spacing w:line="360" w:lineRule="auto"/>
+              <w:jc w:val="center"/>
+              <w:rPr>
+                <w:rFonts w:ascii="Times New Roman" w:hAnsi="Times New Roman"/>
+                <w:sz w:val="20"/>
+                <w:szCs w:val="20"/>
+                <w:lang w:val="es-EC"/>
+              </w:rPr>
+            </w:pPr>
+            <w:r>
+              <w:rPr>
+                <w:rFonts w:ascii="Times New Roman" w:hAnsi="Times New Roman"/>
+                <w:sz w:val="20"/>
+                <w:szCs w:val="20"/>
+                <w:lang w:val="es-EC"/>
+              </w:rPr>
+              <w:t>35.</w:t>
+            </w:r>
+          </w:p>
+        </w:tc>
+        <w:tc>
+          <w:tcPr>
+            <w:tcW w:w="2126" w:type="dxa"/>
+          </w:tcPr>
+          <w:p>
+            <w:pPr>
+              <w:pStyle w:val="Textoindependiente"/>
+              <w:spacing w:line="360" w:lineRule="auto"/>
+              <w:jc w:val="center"/>
+              <w:rPr>
+                <w:rFonts w:ascii="Times New Roman" w:hAnsi="Times New Roman"/>
+                <w:b/>
+                <w:sz w:val="20"/>
+                <w:szCs w:val="20"/>
+                <w:u w:val="single"/>
+                <w:lang w:val="es-EC"/>
+              </w:rPr>
+            </w:pPr>
+            <w:r>
+              <w:rPr>
+                <w:rFonts w:ascii="Times New Roman" w:hAnsi="Times New Roman"/>
                 <w:sz w:val="18"/>
                 <w:szCs w:val="18"/>
-              </w:rPr>
-            </w:pPr>
-            <w:r>
-              <w:rPr>
-                <w:rFonts w:ascii="Times New Roman" w:hAnsi="Times New Roman" w:cs="Times New Roman"/>
+                <w:lang w:val="es-EC"/>
+              </w:rPr>
+              <w:t>IT</w:t>
+            </w:r>
+          </w:p>
+        </w:tc>
+        <w:tc>
+          <w:tcPr>
+            <w:tcW w:w="6126" w:type="dxa"/>
+            <w:vAlign w:val="center"/>
+          </w:tcPr>
+          <w:p>
+            <w:pPr>
+              <w:rPr>
+                <w:rFonts w:ascii="Roboto" w:hAnsi="Roboto" w:cs="Arial"/>
+                <w:color w:val="434343"/>
+                <w:sz w:val="20"/>
+                <w:szCs w:val="20"/>
+              </w:rPr>
+            </w:pPr>
+            <w:r>
+              <w:rPr>
+                <w:rFonts w:ascii="Roboto" w:hAnsi="Roboto" w:cs="Arial"/>
+                <w:color w:val="434343"/>
+                <w:sz w:val="20"/>
+                <w:szCs w:val="20"/>
+              </w:rPr>
+              <w:t>Desarrollo de módulo de gestión de usuarios I</w:t>
+            </w:r>
+          </w:p>
+        </w:tc>
+      </w:tr>
+      <w:tr>
+        <w:tc>
+          <w:tcPr>
+            <w:tcW w:w="959" w:type="dxa"/>
+          </w:tcPr>
+          <w:p>
+            <w:pPr>
+              <w:pStyle w:val="Textoindependiente"/>
+              <w:spacing w:line="360" w:lineRule="auto"/>
+              <w:jc w:val="center"/>
+              <w:rPr>
+                <w:rFonts w:ascii="Times New Roman" w:hAnsi="Times New Roman"/>
+                <w:sz w:val="20"/>
+                <w:szCs w:val="20"/>
+                <w:lang w:val="es-EC"/>
+              </w:rPr>
+            </w:pPr>
+            <w:r>
+              <w:rPr>
+                <w:rFonts w:ascii="Times New Roman" w:hAnsi="Times New Roman"/>
+                <w:sz w:val="20"/>
+                <w:szCs w:val="20"/>
+                <w:lang w:val="es-EC"/>
+              </w:rPr>
+              <w:t>36.</w:t>
+            </w:r>
+          </w:p>
+        </w:tc>
+        <w:tc>
+          <w:tcPr>
+            <w:tcW w:w="2126" w:type="dxa"/>
+          </w:tcPr>
+          <w:p>
+            <w:pPr>
+              <w:pStyle w:val="Textoindependiente"/>
+              <w:spacing w:line="360" w:lineRule="auto"/>
+              <w:jc w:val="center"/>
+              <w:rPr>
+                <w:rFonts w:ascii="Times New Roman" w:hAnsi="Times New Roman"/>
+                <w:b/>
+                <w:sz w:val="20"/>
+                <w:szCs w:val="20"/>
+                <w:u w:val="single"/>
+                <w:lang w:val="es-EC"/>
+              </w:rPr>
+            </w:pPr>
+            <w:r>
+              <w:rPr>
+                <w:rFonts w:ascii="Times New Roman" w:hAnsi="Times New Roman"/>
                 <w:sz w:val="18"/>
                 <w:szCs w:val="18"/>
-              </w:rPr>
-              <w:t>Registro de decisiones tomadas, módulos seleccionados y descripción de la estructura del prototipo para guiar el desarrollo.</w:t>
+                <w:lang w:val="es-EC"/>
+              </w:rPr>
+              <w:t>IT</w:t>
+            </w:r>
+          </w:p>
+        </w:tc>
+        <w:tc>
+          <w:tcPr>
+            <w:tcW w:w="6126" w:type="dxa"/>
+            <w:vAlign w:val="center"/>
+          </w:tcPr>
+          <w:p>
+            <w:pPr>
+              <w:rPr>
+                <w:rFonts w:ascii="Roboto" w:hAnsi="Roboto" w:cs="Arial"/>
+                <w:color w:val="434343"/>
+                <w:sz w:val="20"/>
+                <w:szCs w:val="20"/>
+              </w:rPr>
+            </w:pPr>
+            <w:r>
+              <w:rPr>
+                <w:rFonts w:ascii="Roboto" w:hAnsi="Roboto" w:cs="Arial"/>
+                <w:color w:val="434343"/>
+                <w:sz w:val="20"/>
+                <w:szCs w:val="20"/>
+              </w:rPr>
+              <w:t>Desarrollo de módulo de gestión de usuarios II</w:t>
             </w:r>
           </w:p>
         </w:tc>
@@ -3671,7 +5819,7 @@
                 <w:szCs w:val="20"/>
                 <w:lang w:val="es-EC"/>
               </w:rPr>
-              <w:t>11.</w:t>
+              <w:t>37.</w:t>
             </w:r>
           </w:p>
         </w:tc>
@@ -3707,40 +5855,357 @@
         <w:tc>
           <w:tcPr>
             <w:tcW w:w="6126" w:type="dxa"/>
-          </w:tcPr>
-          <w:p>
-            <w:pPr>
-              <w:rPr>
-                <w:rFonts w:ascii="Times New Roman" w:hAnsi="Times New Roman" w:cs="Times New Roman"/>
+            <w:vAlign w:val="center"/>
+          </w:tcPr>
+          <w:p>
+            <w:pPr>
+              <w:rPr>
+                <w:rFonts w:ascii="Roboto" w:hAnsi="Roboto" w:cs="Arial"/>
+                <w:color w:val="434343"/>
+                <w:sz w:val="20"/>
+                <w:szCs w:val="20"/>
+              </w:rPr>
+            </w:pPr>
+            <w:r>
+              <w:rPr>
+                <w:rFonts w:ascii="Roboto" w:hAnsi="Roboto" w:cs="Arial"/>
+                <w:color w:val="434343"/>
+                <w:sz w:val="20"/>
+                <w:szCs w:val="20"/>
+              </w:rPr>
+              <w:t>Desarrollo de vista de detalle de curso</w:t>
+            </w:r>
+          </w:p>
+        </w:tc>
+      </w:tr>
+      <w:tr>
+        <w:tc>
+          <w:tcPr>
+            <w:tcW w:w="959" w:type="dxa"/>
+          </w:tcPr>
+          <w:p>
+            <w:pPr>
+              <w:pStyle w:val="Textoindependiente"/>
+              <w:spacing w:line="360" w:lineRule="auto"/>
+              <w:jc w:val="center"/>
+              <w:rPr>
+                <w:rFonts w:ascii="Times New Roman" w:hAnsi="Times New Roman"/>
+                <w:sz w:val="20"/>
+                <w:szCs w:val="20"/>
+                <w:lang w:val="es-EC"/>
+              </w:rPr>
+            </w:pPr>
+            <w:r>
+              <w:rPr>
+                <w:rFonts w:ascii="Times New Roman" w:hAnsi="Times New Roman"/>
+                <w:sz w:val="20"/>
+                <w:szCs w:val="20"/>
+                <w:lang w:val="es-EC"/>
+              </w:rPr>
+              <w:t>38.</w:t>
+            </w:r>
+          </w:p>
+        </w:tc>
+        <w:tc>
+          <w:tcPr>
+            <w:tcW w:w="2126" w:type="dxa"/>
+          </w:tcPr>
+          <w:p>
+            <w:pPr>
+              <w:pStyle w:val="Textoindependiente"/>
+              <w:spacing w:line="360" w:lineRule="auto"/>
+              <w:jc w:val="center"/>
+              <w:rPr>
+                <w:rFonts w:ascii="Times New Roman" w:hAnsi="Times New Roman"/>
+                <w:b/>
+                <w:sz w:val="20"/>
+                <w:szCs w:val="20"/>
+                <w:u w:val="single"/>
+                <w:lang w:val="es-EC"/>
+              </w:rPr>
+            </w:pPr>
+            <w:r>
+              <w:rPr>
+                <w:rFonts w:ascii="Times New Roman" w:hAnsi="Times New Roman"/>
                 <w:sz w:val="18"/>
                 <w:szCs w:val="18"/>
-              </w:rPr>
-            </w:pPr>
-            <w:r>
-              <w:rPr>
-                <w:rFonts w:ascii="Times New Roman" w:hAnsi="Times New Roman" w:cs="Times New Roman"/>
+                <w:lang w:val="es-EC"/>
+              </w:rPr>
+              <w:t>IT</w:t>
+            </w:r>
+          </w:p>
+        </w:tc>
+        <w:tc>
+          <w:tcPr>
+            <w:tcW w:w="6126" w:type="dxa"/>
+            <w:vAlign w:val="center"/>
+          </w:tcPr>
+          <w:p>
+            <w:pPr>
+              <w:rPr>
+                <w:rFonts w:ascii="Roboto" w:hAnsi="Roboto" w:cs="Arial"/>
+                <w:color w:val="434343"/>
+                <w:sz w:val="20"/>
+                <w:szCs w:val="20"/>
+              </w:rPr>
+            </w:pPr>
+            <w:r>
+              <w:rPr>
+                <w:rFonts w:ascii="Roboto" w:hAnsi="Roboto" w:cs="Arial"/>
+                <w:color w:val="434343"/>
+                <w:sz w:val="20"/>
+                <w:szCs w:val="20"/>
+              </w:rPr>
+              <w:t>Documentación de mejoras aplicadas</w:t>
+            </w:r>
+          </w:p>
+        </w:tc>
+      </w:tr>
+      <w:tr>
+        <w:tc>
+          <w:tcPr>
+            <w:tcW w:w="959" w:type="dxa"/>
+          </w:tcPr>
+          <w:p>
+            <w:pPr>
+              <w:pStyle w:val="Textoindependiente"/>
+              <w:spacing w:line="360" w:lineRule="auto"/>
+              <w:jc w:val="center"/>
+              <w:rPr>
+                <w:rFonts w:ascii="Times New Roman" w:hAnsi="Times New Roman"/>
+                <w:sz w:val="20"/>
+                <w:szCs w:val="20"/>
+                <w:lang w:val="es-EC"/>
+              </w:rPr>
+            </w:pPr>
+            <w:r>
+              <w:rPr>
+                <w:rFonts w:ascii="Times New Roman" w:hAnsi="Times New Roman"/>
+                <w:sz w:val="20"/>
+                <w:szCs w:val="20"/>
+                <w:lang w:val="es-EC"/>
+              </w:rPr>
+              <w:t>39.</w:t>
+            </w:r>
+          </w:p>
+        </w:tc>
+        <w:tc>
+          <w:tcPr>
+            <w:tcW w:w="2126" w:type="dxa"/>
+          </w:tcPr>
+          <w:p>
+            <w:pPr>
+              <w:pStyle w:val="Textoindependiente"/>
+              <w:spacing w:line="360" w:lineRule="auto"/>
+              <w:jc w:val="center"/>
+              <w:rPr>
+                <w:rFonts w:ascii="Times New Roman" w:hAnsi="Times New Roman"/>
+                <w:b/>
+                <w:sz w:val="20"/>
+                <w:szCs w:val="20"/>
+                <w:u w:val="single"/>
+                <w:lang w:val="es-EC"/>
+              </w:rPr>
+            </w:pPr>
+            <w:r>
+              <w:rPr>
+                <w:rFonts w:ascii="Times New Roman" w:hAnsi="Times New Roman"/>
                 <w:sz w:val="18"/>
                 <w:szCs w:val="18"/>
-              </w:rPr>
-              <w:t>Selección de módulos esenciales para el prototipo (</w:t>
-            </w:r>
-            <w:proofErr w:type="spellStart"/>
-            <w:r>
-              <w:rPr>
-                <w:rFonts w:ascii="Times New Roman" w:hAnsi="Times New Roman" w:cs="Times New Roman"/>
+                <w:lang w:val="es-EC"/>
+              </w:rPr>
+              <w:t>IT</w:t>
+            </w:r>
+          </w:p>
+        </w:tc>
+        <w:tc>
+          <w:tcPr>
+            <w:tcW w:w="6126" w:type="dxa"/>
+            <w:vAlign w:val="center"/>
+          </w:tcPr>
+          <w:p>
+            <w:pPr>
+              <w:rPr>
+                <w:rFonts w:ascii="Roboto" w:hAnsi="Roboto" w:cs="Arial"/>
+                <w:color w:val="434343"/>
+                <w:sz w:val="20"/>
+                <w:szCs w:val="20"/>
+              </w:rPr>
+            </w:pPr>
+            <w:r>
+              <w:rPr>
+                <w:rFonts w:ascii="Roboto" w:hAnsi="Roboto" w:cs="Arial"/>
+                <w:color w:val="434343"/>
+                <w:sz w:val="20"/>
+                <w:szCs w:val="20"/>
+              </w:rPr>
+              <w:t>Reunión: Revisión General del Prototipo</w:t>
+            </w:r>
+          </w:p>
+        </w:tc>
+      </w:tr>
+      <w:tr>
+        <w:tc>
+          <w:tcPr>
+            <w:tcW w:w="959" w:type="dxa"/>
+          </w:tcPr>
+          <w:p>
+            <w:pPr>
+              <w:pStyle w:val="Textoindependiente"/>
+              <w:spacing w:line="360" w:lineRule="auto"/>
+              <w:jc w:val="center"/>
+              <w:rPr>
+                <w:rFonts w:ascii="Times New Roman" w:hAnsi="Times New Roman"/>
+                <w:sz w:val="20"/>
+                <w:szCs w:val="20"/>
+                <w:lang w:val="es-EC"/>
+              </w:rPr>
+            </w:pPr>
+            <w:r>
+              <w:rPr>
+                <w:rFonts w:ascii="Times New Roman" w:hAnsi="Times New Roman"/>
+                <w:sz w:val="20"/>
+                <w:szCs w:val="20"/>
+                <w:lang w:val="es-EC"/>
+              </w:rPr>
+              <w:t>40.</w:t>
+            </w:r>
+          </w:p>
+        </w:tc>
+        <w:tc>
+          <w:tcPr>
+            <w:tcW w:w="2126" w:type="dxa"/>
+          </w:tcPr>
+          <w:p>
+            <w:pPr>
+              <w:pStyle w:val="Textoindependiente"/>
+              <w:spacing w:line="360" w:lineRule="auto"/>
+              <w:jc w:val="center"/>
+              <w:rPr>
+                <w:rFonts w:ascii="Times New Roman" w:hAnsi="Times New Roman"/>
+                <w:b/>
+                <w:sz w:val="20"/>
+                <w:szCs w:val="20"/>
+                <w:u w:val="single"/>
+                <w:lang w:val="es-EC"/>
+              </w:rPr>
+            </w:pPr>
+            <w:r>
+              <w:rPr>
+                <w:rFonts w:ascii="Times New Roman" w:hAnsi="Times New Roman"/>
                 <w:sz w:val="18"/>
                 <w:szCs w:val="18"/>
-              </w:rPr>
-              <w:t>login</w:t>
-            </w:r>
-            <w:proofErr w:type="spellEnd"/>
-            <w:r>
-              <w:rPr>
-                <w:rFonts w:ascii="Times New Roman" w:hAnsi="Times New Roman" w:cs="Times New Roman"/>
+                <w:lang w:val="es-EC"/>
+              </w:rPr>
+              <w:t>IT</w:t>
+            </w:r>
+          </w:p>
+        </w:tc>
+        <w:tc>
+          <w:tcPr>
+            <w:tcW w:w="6126" w:type="dxa"/>
+            <w:vAlign w:val="center"/>
+          </w:tcPr>
+          <w:p>
+            <w:pPr>
+              <w:rPr>
+                <w:rFonts w:ascii="Roboto" w:hAnsi="Roboto" w:cs="Arial"/>
+                <w:color w:val="434343"/>
+                <w:sz w:val="20"/>
+                <w:szCs w:val="20"/>
+              </w:rPr>
+            </w:pPr>
+            <w:r>
+              <w:rPr>
+                <w:rFonts w:ascii="Roboto" w:hAnsi="Roboto" w:cs="Arial"/>
+                <w:color w:val="434343"/>
+                <w:sz w:val="20"/>
+                <w:szCs w:val="20"/>
+              </w:rPr>
+              <w:t>Ajustes finales del prototipo I</w:t>
+            </w:r>
+          </w:p>
+        </w:tc>
+      </w:tr>
+      <w:tr>
+        <w:tc>
+          <w:tcPr>
+            <w:tcW w:w="959" w:type="dxa"/>
+          </w:tcPr>
+          <w:p>
+            <w:pPr>
+              <w:pStyle w:val="Textoindependiente"/>
+              <w:spacing w:line="360" w:lineRule="auto"/>
+              <w:jc w:val="center"/>
+              <w:rPr>
+                <w:rFonts w:ascii="Times New Roman" w:hAnsi="Times New Roman"/>
+                <w:sz w:val="20"/>
+                <w:szCs w:val="20"/>
+                <w:lang w:val="es-EC"/>
+              </w:rPr>
+            </w:pPr>
+            <w:r>
+              <w:rPr>
+                <w:rFonts w:ascii="Times New Roman" w:hAnsi="Times New Roman"/>
+                <w:sz w:val="20"/>
+                <w:szCs w:val="20"/>
+                <w:lang w:val="es-EC"/>
+              </w:rPr>
+              <w:t>41.</w:t>
+            </w:r>
+          </w:p>
+        </w:tc>
+        <w:tc>
+          <w:tcPr>
+            <w:tcW w:w="2126" w:type="dxa"/>
+          </w:tcPr>
+          <w:p>
+            <w:pPr>
+              <w:pStyle w:val="Textoindependiente"/>
+              <w:spacing w:line="360" w:lineRule="auto"/>
+              <w:jc w:val="center"/>
+              <w:rPr>
+                <w:rFonts w:ascii="Times New Roman" w:hAnsi="Times New Roman"/>
+                <w:b/>
+                <w:sz w:val="20"/>
+                <w:szCs w:val="20"/>
+                <w:u w:val="single"/>
+                <w:lang w:val="es-EC"/>
+              </w:rPr>
+            </w:pPr>
+            <w:r>
+              <w:rPr>
+                <w:rFonts w:ascii="Times New Roman" w:hAnsi="Times New Roman"/>
                 <w:sz w:val="18"/>
                 <w:szCs w:val="18"/>
-              </w:rPr>
-              <w:t>, registro, cursos, panel de administración) y documentación de sus objetivos.</w:t>
+                <w:lang w:val="es-EC"/>
+              </w:rPr>
+              <w:t>IT</w:t>
+            </w:r>
+          </w:p>
+        </w:tc>
+        <w:tc>
+          <w:tcPr>
+            <w:tcW w:w="6126" w:type="dxa"/>
+            <w:vAlign w:val="center"/>
+          </w:tcPr>
+          <w:p>
+            <w:pPr>
+              <w:rPr>
+                <w:rFonts w:ascii="Roboto" w:hAnsi="Roboto" w:cs="Arial"/>
+                <w:color w:val="434343"/>
+                <w:sz w:val="20"/>
+                <w:szCs w:val="20"/>
+              </w:rPr>
+            </w:pPr>
+            <w:r>
+              <w:rPr>
+                <w:rFonts w:ascii="Roboto" w:hAnsi="Roboto" w:cs="Arial"/>
+                <w:color w:val="434343"/>
+                <w:sz w:val="20"/>
+                <w:szCs w:val="20"/>
+              </w:rPr>
+              <w:t>Ajustes finales del prototipo I</w:t>
             </w:r>
           </w:p>
         </w:tc>
@@ -3769,7 +6234,7 @@
                 <w:szCs w:val="20"/>
                 <w:lang w:val="es-EC"/>
               </w:rPr>
-              <w:t>12.</w:t>
+              <w:t>42.</w:t>
             </w:r>
           </w:p>
         </w:tc>
@@ -3805,77 +6270,163 @@
         <w:tc>
           <w:tcPr>
             <w:tcW w:w="6126" w:type="dxa"/>
-          </w:tcPr>
-          <w:p>
-            <w:pPr>
-              <w:rPr>
-                <w:rFonts w:ascii="Times New Roman" w:hAnsi="Times New Roman" w:cs="Times New Roman"/>
+            <w:vAlign w:val="center"/>
+          </w:tcPr>
+          <w:p>
+            <w:pPr>
+              <w:rPr>
+                <w:rFonts w:ascii="Roboto" w:hAnsi="Roboto" w:cs="Arial"/>
+                <w:color w:val="434343"/>
+                <w:sz w:val="20"/>
+                <w:szCs w:val="20"/>
+              </w:rPr>
+            </w:pPr>
+            <w:r>
+              <w:rPr>
+                <w:rFonts w:ascii="Roboto" w:hAnsi="Roboto" w:cs="Arial"/>
+                <w:color w:val="434343"/>
+                <w:sz w:val="20"/>
+                <w:szCs w:val="20"/>
+              </w:rPr>
+              <w:t>Optimización del código</w:t>
+            </w:r>
+          </w:p>
+        </w:tc>
+      </w:tr>
+      <w:tr>
+        <w:tc>
+          <w:tcPr>
+            <w:tcW w:w="959" w:type="dxa"/>
+          </w:tcPr>
+          <w:p>
+            <w:pPr>
+              <w:pStyle w:val="Textoindependiente"/>
+              <w:spacing w:line="360" w:lineRule="auto"/>
+              <w:jc w:val="center"/>
+              <w:rPr>
+                <w:rFonts w:ascii="Times New Roman" w:hAnsi="Times New Roman"/>
+                <w:sz w:val="20"/>
+                <w:szCs w:val="20"/>
+                <w:lang w:val="es-EC"/>
+              </w:rPr>
+            </w:pPr>
+            <w:r>
+              <w:rPr>
+                <w:rFonts w:ascii="Times New Roman" w:hAnsi="Times New Roman"/>
+                <w:sz w:val="20"/>
+                <w:szCs w:val="20"/>
+                <w:lang w:val="es-EC"/>
+              </w:rPr>
+              <w:t>43.</w:t>
+            </w:r>
+          </w:p>
+        </w:tc>
+        <w:tc>
+          <w:tcPr>
+            <w:tcW w:w="2126" w:type="dxa"/>
+          </w:tcPr>
+          <w:p>
+            <w:pPr>
+              <w:pStyle w:val="Textoindependiente"/>
+              <w:spacing w:line="360" w:lineRule="auto"/>
+              <w:jc w:val="center"/>
+              <w:rPr>
+                <w:rFonts w:ascii="Times New Roman" w:hAnsi="Times New Roman"/>
+                <w:b/>
+                <w:sz w:val="20"/>
+                <w:szCs w:val="20"/>
+                <w:u w:val="single"/>
+                <w:lang w:val="es-EC"/>
+              </w:rPr>
+            </w:pPr>
+            <w:r>
+              <w:rPr>
+                <w:rFonts w:ascii="Times New Roman" w:hAnsi="Times New Roman"/>
                 <w:sz w:val="18"/>
                 <w:szCs w:val="18"/>
-              </w:rPr>
-            </w:pPr>
-            <w:r>
-              <w:rPr>
-                <w:rFonts w:ascii="Times New Roman" w:hAnsi="Times New Roman" w:cs="Times New Roman"/>
+                <w:lang w:val="es-EC"/>
+              </w:rPr>
+              <w:t>IT</w:t>
+            </w:r>
+          </w:p>
+        </w:tc>
+        <w:tc>
+          <w:tcPr>
+            <w:tcW w:w="6126" w:type="dxa"/>
+            <w:vAlign w:val="center"/>
+          </w:tcPr>
+          <w:p>
+            <w:pPr>
+              <w:rPr>
+                <w:rFonts w:ascii="Roboto" w:hAnsi="Roboto" w:cs="Arial"/>
+                <w:color w:val="434343"/>
+                <w:sz w:val="20"/>
+                <w:szCs w:val="20"/>
+              </w:rPr>
+            </w:pPr>
+            <w:r>
+              <w:rPr>
+                <w:rFonts w:ascii="Roboto" w:hAnsi="Roboto" w:cs="Arial"/>
+                <w:color w:val="434343"/>
+                <w:sz w:val="20"/>
+                <w:szCs w:val="20"/>
+              </w:rPr>
+              <w:t>Optimización del código</w:t>
+            </w:r>
+          </w:p>
+        </w:tc>
+      </w:tr>
+      <w:tr>
+        <w:tc>
+          <w:tcPr>
+            <w:tcW w:w="959" w:type="dxa"/>
+          </w:tcPr>
+          <w:p>
+            <w:pPr>
+              <w:pStyle w:val="Textoindependiente"/>
+              <w:spacing w:line="360" w:lineRule="auto"/>
+              <w:jc w:val="center"/>
+              <w:rPr>
+                <w:rFonts w:ascii="Times New Roman" w:hAnsi="Times New Roman"/>
+                <w:sz w:val="20"/>
+                <w:szCs w:val="20"/>
+                <w:lang w:val="es-EC"/>
+              </w:rPr>
+            </w:pPr>
+            <w:r>
+              <w:rPr>
+                <w:rFonts w:ascii="Times New Roman" w:hAnsi="Times New Roman"/>
+                <w:sz w:val="20"/>
+                <w:szCs w:val="20"/>
+                <w:lang w:val="es-EC"/>
+              </w:rPr>
+              <w:t>44.</w:t>
+            </w:r>
+          </w:p>
+        </w:tc>
+        <w:tc>
+          <w:tcPr>
+            <w:tcW w:w="2126" w:type="dxa"/>
+          </w:tcPr>
+          <w:p>
+            <w:pPr>
+              <w:pStyle w:val="Textoindependiente"/>
+              <w:spacing w:line="360" w:lineRule="auto"/>
+              <w:jc w:val="center"/>
+              <w:rPr>
+                <w:rFonts w:ascii="Times New Roman" w:hAnsi="Times New Roman"/>
+                <w:b/>
+                <w:sz w:val="20"/>
+                <w:szCs w:val="20"/>
+                <w:u w:val="single"/>
+                <w:lang w:val="es-EC"/>
+              </w:rPr>
+            </w:pPr>
+            <w:r>
+              <w:rPr>
+                <w:rFonts w:ascii="Times New Roman" w:hAnsi="Times New Roman"/>
                 <w:sz w:val="18"/>
                 <w:szCs w:val="18"/>
-              </w:rPr>
-              <w:t>Creación del modelo entidad–relación del prototipo y asignación de campos principales para cada módulo.</w:t>
-            </w:r>
-          </w:p>
-        </w:tc>
-      </w:tr>
-      <w:tr>
-        <w:tc>
-          <w:tcPr>
-            <w:tcW w:w="959" w:type="dxa"/>
-          </w:tcPr>
-          <w:p>
-            <w:pPr>
-              <w:pStyle w:val="Textoindependiente"/>
-              <w:spacing w:line="360" w:lineRule="auto"/>
-              <w:jc w:val="center"/>
-              <w:rPr>
-                <w:rFonts w:ascii="Times New Roman" w:hAnsi="Times New Roman"/>
-                <w:sz w:val="20"/>
-                <w:szCs w:val="20"/>
-                <w:lang w:val="es-EC"/>
-              </w:rPr>
-            </w:pPr>
-            <w:r>
-              <w:rPr>
-                <w:rFonts w:ascii="Times New Roman" w:hAnsi="Times New Roman"/>
-                <w:sz w:val="20"/>
-                <w:szCs w:val="20"/>
-                <w:lang w:val="es-EC"/>
-              </w:rPr>
-              <w:t>13.</w:t>
-            </w:r>
-          </w:p>
-        </w:tc>
-        <w:tc>
-          <w:tcPr>
-            <w:tcW w:w="2126" w:type="dxa"/>
-          </w:tcPr>
-          <w:p>
-            <w:pPr>
-              <w:pStyle w:val="Textoindependiente"/>
-              <w:spacing w:line="360" w:lineRule="auto"/>
-              <w:jc w:val="center"/>
-              <w:rPr>
-                <w:rFonts w:ascii="Times New Roman" w:hAnsi="Times New Roman"/>
-                <w:b/>
-                <w:sz w:val="20"/>
-                <w:szCs w:val="20"/>
-                <w:u w:val="single"/>
-                <w:lang w:val="es-EC"/>
-              </w:rPr>
-            </w:pPr>
-            <w:r>
-              <w:rPr>
-                <w:rFonts w:ascii="Times New Roman" w:hAnsi="Times New Roman"/>
-                <w:sz w:val="18"/>
-                <w:szCs w:val="18"/>
                 <w:lang w:val="es-EC"/>
               </w:rPr>
               <w:t>IT</w:t>
@@ -3885,2544 +6436,26 @@
         <w:tc>
           <w:tcPr>
             <w:tcW w:w="6126" w:type="dxa"/>
-          </w:tcPr>
-          <w:p>
-            <w:pPr>
-              <w:rPr>
-                <w:rFonts w:ascii="Times New Roman" w:hAnsi="Times New Roman" w:cs="Times New Roman"/>
-                <w:sz w:val="18"/>
-                <w:szCs w:val="18"/>
-              </w:rPr>
-            </w:pPr>
-            <w:r>
-              <w:rPr>
-                <w:rFonts w:ascii="Times New Roman" w:hAnsi="Times New Roman" w:cs="Times New Roman"/>
-                <w:sz w:val="18"/>
-                <w:szCs w:val="18"/>
-              </w:rPr>
-              <w:t>Creación del modelo entidad–relación del prototipo y asignación de campos principales para cada módulo.</w:t>
-            </w:r>
-          </w:p>
-        </w:tc>
-      </w:tr>
-      <w:tr>
-        <w:tc>
-          <w:tcPr>
-            <w:tcW w:w="959" w:type="dxa"/>
-          </w:tcPr>
-          <w:p>
-            <w:pPr>
-              <w:pStyle w:val="Textoindependiente"/>
-              <w:spacing w:line="360" w:lineRule="auto"/>
-              <w:jc w:val="center"/>
-              <w:rPr>
-                <w:rFonts w:ascii="Times New Roman" w:hAnsi="Times New Roman"/>
-                <w:sz w:val="20"/>
-                <w:szCs w:val="20"/>
-                <w:lang w:val="es-EC"/>
-              </w:rPr>
-            </w:pPr>
-            <w:r>
-              <w:rPr>
-                <w:rFonts w:ascii="Times New Roman" w:hAnsi="Times New Roman"/>
-                <w:sz w:val="20"/>
-                <w:szCs w:val="20"/>
-                <w:lang w:val="es-EC"/>
-              </w:rPr>
-              <w:t>14.</w:t>
-            </w:r>
-          </w:p>
-        </w:tc>
-        <w:tc>
-          <w:tcPr>
-            <w:tcW w:w="2126" w:type="dxa"/>
-          </w:tcPr>
-          <w:p>
-            <w:pPr>
-              <w:pStyle w:val="Textoindependiente"/>
-              <w:spacing w:line="360" w:lineRule="auto"/>
-              <w:jc w:val="center"/>
-              <w:rPr>
-                <w:rFonts w:ascii="Times New Roman" w:hAnsi="Times New Roman"/>
-                <w:b/>
-                <w:sz w:val="20"/>
-                <w:szCs w:val="20"/>
-                <w:u w:val="single"/>
-                <w:lang w:val="es-EC"/>
-              </w:rPr>
-            </w:pPr>
-            <w:r>
-              <w:rPr>
-                <w:rFonts w:ascii="Times New Roman" w:hAnsi="Times New Roman"/>
-                <w:sz w:val="18"/>
-                <w:szCs w:val="18"/>
-                <w:lang w:val="es-EC"/>
-              </w:rPr>
-              <w:t>IT</w:t>
-            </w:r>
-          </w:p>
-        </w:tc>
-        <w:tc>
-          <w:tcPr>
-            <w:tcW w:w="6126" w:type="dxa"/>
-          </w:tcPr>
-          <w:p>
-            <w:pPr>
-              <w:rPr>
-                <w:rFonts w:ascii="Times New Roman" w:hAnsi="Times New Roman" w:cs="Times New Roman"/>
-                <w:sz w:val="18"/>
-                <w:szCs w:val="18"/>
-              </w:rPr>
-            </w:pPr>
-            <w:r>
-              <w:rPr>
-                <w:rFonts w:ascii="Times New Roman" w:hAnsi="Times New Roman" w:cs="Times New Roman"/>
-                <w:sz w:val="18"/>
-                <w:szCs w:val="18"/>
-              </w:rPr>
-              <w:t>Simulación práctica del comportamiento de los módulos del prototipo, definiendo cómo interactúan entre ellos y con el usuario, preparando el desarrollo de la interfaz.</w:t>
-            </w:r>
-          </w:p>
-        </w:tc>
-      </w:tr>
-      <w:tr>
-        <w:tc>
-          <w:tcPr>
-            <w:tcW w:w="959" w:type="dxa"/>
-          </w:tcPr>
-          <w:p>
-            <w:pPr>
-              <w:pStyle w:val="Textoindependiente"/>
-              <w:spacing w:line="360" w:lineRule="auto"/>
-              <w:jc w:val="center"/>
-              <w:rPr>
-                <w:rFonts w:ascii="Times New Roman" w:hAnsi="Times New Roman"/>
-                <w:sz w:val="20"/>
-                <w:szCs w:val="20"/>
-                <w:lang w:val="es-EC"/>
-              </w:rPr>
-            </w:pPr>
-            <w:r>
-              <w:rPr>
-                <w:rFonts w:ascii="Times New Roman" w:hAnsi="Times New Roman"/>
-                <w:sz w:val="20"/>
-                <w:szCs w:val="20"/>
-                <w:lang w:val="es-EC"/>
-              </w:rPr>
-              <w:t>15.</w:t>
-            </w:r>
-          </w:p>
-        </w:tc>
-        <w:tc>
-          <w:tcPr>
-            <w:tcW w:w="2126" w:type="dxa"/>
-          </w:tcPr>
-          <w:p>
-            <w:pPr>
-              <w:pStyle w:val="Textoindependiente"/>
-              <w:spacing w:line="360" w:lineRule="auto"/>
-              <w:jc w:val="center"/>
-              <w:rPr>
-                <w:rFonts w:ascii="Times New Roman" w:hAnsi="Times New Roman"/>
-                <w:b/>
-                <w:sz w:val="20"/>
-                <w:szCs w:val="20"/>
-                <w:u w:val="single"/>
-                <w:lang w:val="es-EC"/>
-              </w:rPr>
-            </w:pPr>
-            <w:r>
-              <w:rPr>
-                <w:rFonts w:ascii="Times New Roman" w:hAnsi="Times New Roman"/>
-                <w:sz w:val="18"/>
-                <w:szCs w:val="18"/>
-                <w:lang w:val="es-EC"/>
-              </w:rPr>
-              <w:t>IT</w:t>
-            </w:r>
-          </w:p>
-        </w:tc>
-        <w:tc>
-          <w:tcPr>
-            <w:tcW w:w="6126" w:type="dxa"/>
-          </w:tcPr>
-          <w:p>
-            <w:pPr>
-              <w:rPr>
-                <w:rFonts w:ascii="Times New Roman" w:hAnsi="Times New Roman" w:cs="Times New Roman"/>
-                <w:sz w:val="18"/>
-                <w:szCs w:val="18"/>
-              </w:rPr>
-            </w:pPr>
-            <w:r>
-              <w:rPr>
-                <w:rFonts w:ascii="Times New Roman" w:hAnsi="Times New Roman" w:cs="Times New Roman"/>
-                <w:sz w:val="18"/>
-                <w:szCs w:val="18"/>
-              </w:rPr>
-              <w:t>Revisión de módulos, base de datos, entre otros ajustes iniciales.</w:t>
-            </w:r>
-          </w:p>
-        </w:tc>
-      </w:tr>
-      <w:tr>
-        <w:tc>
-          <w:tcPr>
-            <w:tcW w:w="959" w:type="dxa"/>
-          </w:tcPr>
-          <w:p>
-            <w:pPr>
-              <w:pStyle w:val="Textoindependiente"/>
-              <w:spacing w:line="360" w:lineRule="auto"/>
-              <w:jc w:val="center"/>
-              <w:rPr>
-                <w:rFonts w:ascii="Times New Roman" w:hAnsi="Times New Roman"/>
-                <w:sz w:val="20"/>
-                <w:szCs w:val="20"/>
-                <w:lang w:val="es-EC"/>
-              </w:rPr>
-            </w:pPr>
-            <w:r>
-              <w:rPr>
-                <w:rFonts w:ascii="Times New Roman" w:hAnsi="Times New Roman"/>
-                <w:sz w:val="20"/>
-                <w:szCs w:val="20"/>
-                <w:lang w:val="es-EC"/>
-              </w:rPr>
-              <w:t>16.</w:t>
-            </w:r>
-          </w:p>
-        </w:tc>
-        <w:tc>
-          <w:tcPr>
-            <w:tcW w:w="2126" w:type="dxa"/>
-          </w:tcPr>
-          <w:p>
-            <w:pPr>
-              <w:pStyle w:val="Textoindependiente"/>
-              <w:spacing w:line="360" w:lineRule="auto"/>
-              <w:jc w:val="center"/>
-              <w:rPr>
-                <w:rFonts w:ascii="Times New Roman" w:hAnsi="Times New Roman"/>
-                <w:b/>
-                <w:sz w:val="20"/>
-                <w:szCs w:val="20"/>
-                <w:u w:val="single"/>
-                <w:lang w:val="es-EC"/>
-              </w:rPr>
-            </w:pPr>
-            <w:r>
-              <w:rPr>
-                <w:rFonts w:ascii="Times New Roman" w:hAnsi="Times New Roman"/>
-                <w:sz w:val="18"/>
-                <w:szCs w:val="18"/>
-                <w:lang w:val="es-EC"/>
-              </w:rPr>
-              <w:t>IT</w:t>
-            </w:r>
-          </w:p>
-        </w:tc>
-        <w:tc>
-          <w:tcPr>
-            <w:tcW w:w="6126" w:type="dxa"/>
-          </w:tcPr>
-          <w:p>
-            <w:pPr>
-              <w:rPr>
-                <w:rFonts w:ascii="Times New Roman" w:hAnsi="Times New Roman" w:cs="Times New Roman"/>
-                <w:sz w:val="18"/>
-                <w:szCs w:val="18"/>
-              </w:rPr>
-            </w:pPr>
-            <w:r>
-              <w:rPr>
-                <w:rFonts w:ascii="Times New Roman" w:hAnsi="Times New Roman" w:cs="Times New Roman"/>
-                <w:sz w:val="18"/>
-                <w:szCs w:val="18"/>
-              </w:rPr>
-              <w:t>Registro de lineamientos de arquitectura y estructura de módulos.</w:t>
-            </w:r>
-          </w:p>
-        </w:tc>
-      </w:tr>
-      <w:tr>
-        <w:tc>
-          <w:tcPr>
-            <w:tcW w:w="959" w:type="dxa"/>
-          </w:tcPr>
-          <w:p>
-            <w:pPr>
-              <w:pStyle w:val="Textoindependiente"/>
-              <w:spacing w:line="360" w:lineRule="auto"/>
-              <w:jc w:val="center"/>
-              <w:rPr>
-                <w:rFonts w:ascii="Times New Roman" w:hAnsi="Times New Roman"/>
-                <w:sz w:val="20"/>
-                <w:szCs w:val="20"/>
-                <w:lang w:val="es-EC"/>
-              </w:rPr>
-            </w:pPr>
-            <w:r>
-              <w:rPr>
-                <w:rFonts w:ascii="Times New Roman" w:hAnsi="Times New Roman"/>
-                <w:sz w:val="20"/>
-                <w:szCs w:val="20"/>
-                <w:lang w:val="es-EC"/>
-              </w:rPr>
-              <w:t>17.</w:t>
-            </w:r>
-          </w:p>
-        </w:tc>
-        <w:tc>
-          <w:tcPr>
-            <w:tcW w:w="2126" w:type="dxa"/>
-          </w:tcPr>
-          <w:p>
-            <w:pPr>
-              <w:pStyle w:val="Textoindependiente"/>
-              <w:spacing w:line="360" w:lineRule="auto"/>
-              <w:jc w:val="center"/>
-              <w:rPr>
-                <w:rFonts w:ascii="Times New Roman" w:hAnsi="Times New Roman"/>
-                <w:b/>
-                <w:sz w:val="20"/>
-                <w:szCs w:val="20"/>
-                <w:u w:val="single"/>
-                <w:lang w:val="es-EC"/>
-              </w:rPr>
-            </w:pPr>
-            <w:r>
-              <w:rPr>
-                <w:rFonts w:ascii="Times New Roman" w:hAnsi="Times New Roman"/>
-                <w:sz w:val="18"/>
-                <w:szCs w:val="18"/>
-                <w:lang w:val="es-EC"/>
-              </w:rPr>
-              <w:t>IT</w:t>
-            </w:r>
-          </w:p>
-        </w:tc>
-        <w:tc>
-          <w:tcPr>
-            <w:tcW w:w="6126" w:type="dxa"/>
-          </w:tcPr>
-          <w:p>
-            <w:pPr>
-              <w:rPr>
-                <w:rFonts w:ascii="Times New Roman" w:hAnsi="Times New Roman" w:cs="Times New Roman"/>
-                <w:sz w:val="18"/>
-                <w:szCs w:val="18"/>
-              </w:rPr>
-            </w:pPr>
-            <w:r>
-              <w:rPr>
-                <w:rFonts w:ascii="Times New Roman" w:hAnsi="Times New Roman" w:cs="Times New Roman"/>
-                <w:sz w:val="18"/>
-                <w:szCs w:val="18"/>
-              </w:rPr>
-              <w:t>Especificación de funcionalidades, campos y comportamiento esperado de los módulos principales.</w:t>
-            </w:r>
-          </w:p>
-        </w:tc>
-      </w:tr>
-      <w:tr>
-        <w:tc>
-          <w:tcPr>
-            <w:tcW w:w="959" w:type="dxa"/>
-          </w:tcPr>
-          <w:p>
-            <w:pPr>
-              <w:pStyle w:val="Textoindependiente"/>
-              <w:spacing w:line="360" w:lineRule="auto"/>
-              <w:jc w:val="center"/>
-              <w:rPr>
-                <w:rFonts w:ascii="Times New Roman" w:hAnsi="Times New Roman"/>
-                <w:sz w:val="20"/>
-                <w:szCs w:val="20"/>
-                <w:lang w:val="es-EC"/>
-              </w:rPr>
-            </w:pPr>
-            <w:r>
-              <w:rPr>
-                <w:rFonts w:ascii="Times New Roman" w:hAnsi="Times New Roman"/>
-                <w:sz w:val="20"/>
-                <w:szCs w:val="20"/>
-                <w:lang w:val="es-EC"/>
-              </w:rPr>
-              <w:t>18.</w:t>
-            </w:r>
-          </w:p>
-        </w:tc>
-        <w:tc>
-          <w:tcPr>
-            <w:tcW w:w="2126" w:type="dxa"/>
-          </w:tcPr>
-          <w:p>
-            <w:pPr>
-              <w:pStyle w:val="Textoindependiente"/>
-              <w:spacing w:line="360" w:lineRule="auto"/>
-              <w:jc w:val="center"/>
-              <w:rPr>
-                <w:rFonts w:ascii="Times New Roman" w:hAnsi="Times New Roman"/>
-                <w:b/>
-                <w:sz w:val="20"/>
-                <w:szCs w:val="20"/>
-                <w:u w:val="single"/>
-                <w:lang w:val="es-EC"/>
-              </w:rPr>
-            </w:pPr>
-            <w:r>
-              <w:rPr>
-                <w:rFonts w:ascii="Times New Roman" w:hAnsi="Times New Roman"/>
-                <w:sz w:val="18"/>
-                <w:szCs w:val="18"/>
-                <w:lang w:val="es-EC"/>
-              </w:rPr>
-              <w:t>IT</w:t>
-            </w:r>
-          </w:p>
-        </w:tc>
-        <w:tc>
-          <w:tcPr>
-            <w:tcW w:w="6126" w:type="dxa"/>
-          </w:tcPr>
-          <w:tbl>
-            <w:tblPr>
-              <w:tblW w:w="0" w:type="auto"/>
-              <w:tblCellSpacing w:w="15" w:type="dxa"/>
-              <w:tblCellMar>
-                <w:top w:w="15" w:type="dxa"/>
-                <w:left w:w="15" w:type="dxa"/>
-                <w:bottom w:w="15" w:type="dxa"/>
-                <w:right w:w="15" w:type="dxa"/>
-              </w:tblCellMar>
-              <w:tblLook w:val="04A0" w:firstRow="1" w:lastRow="0" w:firstColumn="1" w:lastColumn="0" w:noHBand="0" w:noVBand="1"/>
-            </w:tblPr>
-            <w:tblGrid>
-              <w:gridCol w:w="96"/>
-            </w:tblGrid>
-            <w:tr>
-              <w:trPr>
-                <w:tblCellSpacing w:w="15" w:type="dxa"/>
-              </w:trPr>
-              <w:tc>
-                <w:tcPr>
-                  <w:tcW w:w="0" w:type="auto"/>
-                  <w:vAlign w:val="center"/>
-                  <w:hideMark/>
-                </w:tcPr>
-                <w:p>
-                  <w:pPr>
-                    <w:rPr>
-                      <w:rFonts w:ascii="Times New Roman" w:hAnsi="Times New Roman" w:cs="Times New Roman"/>
-                      <w:sz w:val="18"/>
-                      <w:szCs w:val="18"/>
-                      <w:lang w:val="es-EC" w:eastAsia="es-EC"/>
-                    </w:rPr>
-                  </w:pPr>
-                </w:p>
-              </w:tc>
-            </w:tr>
-          </w:tbl>
-          <w:p>
-            <w:pPr>
-              <w:rPr>
-                <w:rFonts w:ascii="Times New Roman" w:hAnsi="Times New Roman" w:cs="Times New Roman"/>
-                <w:vanish/>
-                <w:sz w:val="18"/>
-                <w:szCs w:val="18"/>
-                <w:lang w:val="es-EC" w:eastAsia="es-EC"/>
-              </w:rPr>
-            </w:pPr>
-          </w:p>
-          <w:tbl>
-            <w:tblPr>
-              <w:tblW w:w="0" w:type="auto"/>
-              <w:tblCellSpacing w:w="15" w:type="dxa"/>
-              <w:tblCellMar>
-                <w:top w:w="15" w:type="dxa"/>
-                <w:left w:w="15" w:type="dxa"/>
-                <w:bottom w:w="15" w:type="dxa"/>
-                <w:right w:w="15" w:type="dxa"/>
-              </w:tblCellMar>
-              <w:tblLook w:val="04A0" w:firstRow="1" w:lastRow="0" w:firstColumn="1" w:lastColumn="0" w:noHBand="0" w:noVBand="1"/>
-            </w:tblPr>
-            <w:tblGrid>
-              <w:gridCol w:w="5910"/>
-            </w:tblGrid>
-            <w:tr>
-              <w:trPr>
-                <w:tblCellSpacing w:w="15" w:type="dxa"/>
-              </w:trPr>
-              <w:tc>
-                <w:tcPr>
-                  <w:tcW w:w="0" w:type="auto"/>
-                  <w:vAlign w:val="center"/>
-                  <w:hideMark/>
-                </w:tcPr>
-                <w:p>
-                  <w:pPr>
-                    <w:rPr>
-                      <w:rFonts w:ascii="Times New Roman" w:hAnsi="Times New Roman" w:cs="Times New Roman"/>
-                      <w:sz w:val="18"/>
-                      <w:szCs w:val="18"/>
-                      <w:lang w:val="es-EC" w:eastAsia="es-EC"/>
-                    </w:rPr>
-                  </w:pPr>
-                  <w:r>
-                    <w:rPr>
-                      <w:rFonts w:ascii="Times New Roman" w:hAnsi="Times New Roman" w:cs="Times New Roman"/>
-                      <w:sz w:val="18"/>
-                      <w:szCs w:val="18"/>
-                      <w:lang w:val="es-EC" w:eastAsia="es-EC"/>
-                    </w:rPr>
-                    <w:t>Creación de boceto detallado del panel de administración, definiendo secciones y accesos.</w:t>
-                  </w:r>
-                </w:p>
-              </w:tc>
-            </w:tr>
-          </w:tbl>
-          <w:p>
-            <w:pPr>
-              <w:rPr>
-                <w:rFonts w:ascii="Times New Roman" w:hAnsi="Times New Roman" w:cs="Times New Roman"/>
-                <w:sz w:val="18"/>
-                <w:szCs w:val="18"/>
-                <w:lang w:val="es-EC"/>
-              </w:rPr>
-            </w:pPr>
-          </w:p>
-        </w:tc>
-      </w:tr>
-      <w:tr>
-        <w:tc>
-          <w:tcPr>
-            <w:tcW w:w="959" w:type="dxa"/>
-          </w:tcPr>
-          <w:p>
-            <w:pPr>
-              <w:pStyle w:val="Textoindependiente"/>
-              <w:spacing w:line="360" w:lineRule="auto"/>
-              <w:jc w:val="center"/>
-              <w:rPr>
-                <w:rFonts w:ascii="Times New Roman" w:hAnsi="Times New Roman"/>
-                <w:sz w:val="20"/>
-                <w:szCs w:val="20"/>
-                <w:lang w:val="es-EC"/>
-              </w:rPr>
-            </w:pPr>
-            <w:r>
-              <w:rPr>
-                <w:rFonts w:ascii="Times New Roman" w:hAnsi="Times New Roman"/>
-                <w:sz w:val="20"/>
-                <w:szCs w:val="20"/>
-                <w:lang w:val="es-EC"/>
-              </w:rPr>
-              <w:t>19.</w:t>
-            </w:r>
-          </w:p>
-        </w:tc>
-        <w:tc>
-          <w:tcPr>
-            <w:tcW w:w="2126" w:type="dxa"/>
-          </w:tcPr>
-          <w:p>
-            <w:pPr>
-              <w:pStyle w:val="Textoindependiente"/>
-              <w:spacing w:line="360" w:lineRule="auto"/>
-              <w:jc w:val="center"/>
-              <w:rPr>
-                <w:rFonts w:ascii="Times New Roman" w:hAnsi="Times New Roman"/>
-                <w:b/>
-                <w:sz w:val="20"/>
-                <w:szCs w:val="20"/>
-                <w:u w:val="single"/>
-                <w:lang w:val="es-EC"/>
-              </w:rPr>
-            </w:pPr>
-            <w:r>
-              <w:rPr>
-                <w:rFonts w:ascii="Times New Roman" w:hAnsi="Times New Roman"/>
-                <w:sz w:val="18"/>
-                <w:szCs w:val="18"/>
-                <w:lang w:val="es-EC"/>
-              </w:rPr>
-              <w:t>IT</w:t>
-            </w:r>
-          </w:p>
-        </w:tc>
-        <w:tc>
-          <w:tcPr>
-            <w:tcW w:w="6126" w:type="dxa"/>
-          </w:tcPr>
-          <w:p>
-            <w:pPr>
-              <w:rPr>
-                <w:rFonts w:ascii="Times New Roman" w:hAnsi="Times New Roman" w:cs="Times New Roman"/>
-                <w:sz w:val="18"/>
-                <w:szCs w:val="18"/>
-              </w:rPr>
-            </w:pPr>
-            <w:r>
-              <w:rPr>
-                <w:rFonts w:ascii="Times New Roman" w:hAnsi="Times New Roman" w:cs="Times New Roman"/>
-                <w:sz w:val="18"/>
-                <w:szCs w:val="18"/>
-                <w:lang w:val="es-EC" w:eastAsia="es-EC"/>
-              </w:rPr>
-              <w:t>Creación de boceto detallado del panel de administración, definiendo secciones y accesos.</w:t>
-            </w:r>
-          </w:p>
-        </w:tc>
-      </w:tr>
-      <w:tr>
-        <w:tc>
-          <w:tcPr>
-            <w:tcW w:w="959" w:type="dxa"/>
-          </w:tcPr>
-          <w:p>
-            <w:pPr>
-              <w:pStyle w:val="Textoindependiente"/>
-              <w:spacing w:line="360" w:lineRule="auto"/>
-              <w:jc w:val="center"/>
-              <w:rPr>
-                <w:rFonts w:ascii="Times New Roman" w:hAnsi="Times New Roman"/>
-                <w:sz w:val="20"/>
-                <w:szCs w:val="20"/>
-                <w:lang w:val="es-EC"/>
-              </w:rPr>
-            </w:pPr>
-            <w:r>
-              <w:rPr>
-                <w:rFonts w:ascii="Times New Roman" w:hAnsi="Times New Roman"/>
-                <w:sz w:val="20"/>
-                <w:szCs w:val="20"/>
-                <w:lang w:val="es-EC"/>
-              </w:rPr>
-              <w:t>20.</w:t>
-            </w:r>
-          </w:p>
-        </w:tc>
-        <w:tc>
-          <w:tcPr>
-            <w:tcW w:w="2126" w:type="dxa"/>
-          </w:tcPr>
-          <w:p>
-            <w:pPr>
-              <w:pStyle w:val="Textoindependiente"/>
-              <w:spacing w:line="360" w:lineRule="auto"/>
-              <w:jc w:val="center"/>
-              <w:rPr>
-                <w:rFonts w:ascii="Times New Roman" w:hAnsi="Times New Roman"/>
-                <w:b/>
-                <w:sz w:val="20"/>
-                <w:szCs w:val="20"/>
-                <w:u w:val="single"/>
-                <w:lang w:val="es-EC"/>
-              </w:rPr>
-            </w:pPr>
-            <w:r>
-              <w:rPr>
-                <w:rFonts w:ascii="Times New Roman" w:hAnsi="Times New Roman"/>
-                <w:sz w:val="18"/>
-                <w:szCs w:val="18"/>
-                <w:lang w:val="es-EC"/>
-              </w:rPr>
-              <w:t>IT</w:t>
-            </w:r>
-          </w:p>
-        </w:tc>
-        <w:tc>
-          <w:tcPr>
-            <w:tcW w:w="6126" w:type="dxa"/>
-          </w:tcPr>
-          <w:p>
-            <w:pPr>
-              <w:rPr>
-                <w:rFonts w:ascii="Times New Roman" w:hAnsi="Times New Roman" w:cs="Times New Roman"/>
-                <w:sz w:val="18"/>
-                <w:szCs w:val="18"/>
-              </w:rPr>
-            </w:pPr>
-            <w:r>
-              <w:rPr>
-                <w:rFonts w:ascii="Times New Roman" w:hAnsi="Times New Roman" w:cs="Times New Roman"/>
-                <w:sz w:val="18"/>
-                <w:szCs w:val="18"/>
-              </w:rPr>
-              <w:t>Análisis de diferencias entre plataforma existente y propuesta de prototipo, identificación de mejoras.</w:t>
-            </w:r>
-          </w:p>
-        </w:tc>
-      </w:tr>
-      <w:tr>
-        <w:tc>
-          <w:tcPr>
-            <w:tcW w:w="959" w:type="dxa"/>
-          </w:tcPr>
-          <w:p>
-            <w:pPr>
-              <w:pStyle w:val="Textoindependiente"/>
-              <w:spacing w:line="360" w:lineRule="auto"/>
-              <w:jc w:val="center"/>
-              <w:rPr>
-                <w:rFonts w:ascii="Times New Roman" w:hAnsi="Times New Roman"/>
-                <w:sz w:val="20"/>
-                <w:szCs w:val="20"/>
-                <w:lang w:val="es-EC"/>
-              </w:rPr>
-            </w:pPr>
-            <w:r>
-              <w:rPr>
-                <w:rFonts w:ascii="Times New Roman" w:hAnsi="Times New Roman"/>
-                <w:sz w:val="20"/>
-                <w:szCs w:val="20"/>
-                <w:lang w:val="es-EC"/>
-              </w:rPr>
-              <w:t>21.</w:t>
-            </w:r>
-          </w:p>
-        </w:tc>
-        <w:tc>
-          <w:tcPr>
-            <w:tcW w:w="2126" w:type="dxa"/>
-          </w:tcPr>
-          <w:p>
-            <w:pPr>
-              <w:pStyle w:val="Textoindependiente"/>
-              <w:spacing w:line="360" w:lineRule="auto"/>
-              <w:jc w:val="center"/>
-              <w:rPr>
-                <w:rFonts w:ascii="Times New Roman" w:hAnsi="Times New Roman"/>
-                <w:b/>
-                <w:sz w:val="20"/>
-                <w:szCs w:val="20"/>
-                <w:u w:val="single"/>
-                <w:lang w:val="es-EC"/>
-              </w:rPr>
-            </w:pPr>
-            <w:r>
-              <w:rPr>
-                <w:rFonts w:ascii="Times New Roman" w:hAnsi="Times New Roman"/>
-                <w:sz w:val="18"/>
-                <w:szCs w:val="18"/>
-                <w:lang w:val="es-EC"/>
-              </w:rPr>
-              <w:t>IT</w:t>
-            </w:r>
-          </w:p>
-        </w:tc>
-        <w:tc>
-          <w:tcPr>
-            <w:tcW w:w="6126" w:type="dxa"/>
-          </w:tcPr>
-          <w:p>
-            <w:pPr>
-              <w:rPr>
-                <w:rFonts w:ascii="Times New Roman" w:hAnsi="Times New Roman" w:cs="Times New Roman"/>
-                <w:sz w:val="18"/>
-                <w:szCs w:val="18"/>
-              </w:rPr>
-            </w:pPr>
-            <w:r>
-              <w:rPr>
-                <w:rFonts w:ascii="Times New Roman" w:hAnsi="Times New Roman" w:cs="Times New Roman"/>
-                <w:sz w:val="18"/>
-                <w:szCs w:val="18"/>
-              </w:rPr>
-              <w:t>Configuración del proyecto y creación de entorno de desarrollo.</w:t>
-            </w:r>
-          </w:p>
-        </w:tc>
-      </w:tr>
-      <w:tr>
-        <w:tc>
-          <w:tcPr>
-            <w:tcW w:w="959" w:type="dxa"/>
-          </w:tcPr>
-          <w:p>
-            <w:pPr>
-              <w:pStyle w:val="Textoindependiente"/>
-              <w:spacing w:line="360" w:lineRule="auto"/>
-              <w:jc w:val="center"/>
-              <w:rPr>
-                <w:rFonts w:ascii="Times New Roman" w:hAnsi="Times New Roman"/>
-                <w:sz w:val="20"/>
-                <w:szCs w:val="20"/>
-                <w:lang w:val="es-EC"/>
-              </w:rPr>
-            </w:pPr>
-            <w:r>
-              <w:rPr>
-                <w:rFonts w:ascii="Times New Roman" w:hAnsi="Times New Roman"/>
-                <w:sz w:val="20"/>
-                <w:szCs w:val="20"/>
-                <w:lang w:val="es-EC"/>
-              </w:rPr>
-              <w:t>22.</w:t>
-            </w:r>
-          </w:p>
-        </w:tc>
-        <w:tc>
-          <w:tcPr>
-            <w:tcW w:w="2126" w:type="dxa"/>
-          </w:tcPr>
-          <w:p>
-            <w:pPr>
-              <w:pStyle w:val="Textoindependiente"/>
-              <w:spacing w:line="360" w:lineRule="auto"/>
-              <w:jc w:val="center"/>
-              <w:rPr>
-                <w:rFonts w:ascii="Times New Roman" w:hAnsi="Times New Roman"/>
-                <w:b/>
-                <w:sz w:val="20"/>
-                <w:szCs w:val="20"/>
-                <w:u w:val="single"/>
-                <w:lang w:val="es-EC"/>
-              </w:rPr>
-            </w:pPr>
-            <w:r>
-              <w:rPr>
-                <w:rFonts w:ascii="Times New Roman" w:hAnsi="Times New Roman"/>
-                <w:sz w:val="18"/>
-                <w:szCs w:val="18"/>
-                <w:lang w:val="es-EC"/>
-              </w:rPr>
-              <w:t>IT</w:t>
-            </w:r>
-          </w:p>
-        </w:tc>
-        <w:tc>
-          <w:tcPr>
-            <w:tcW w:w="6126" w:type="dxa"/>
-          </w:tcPr>
-          <w:p>
-            <w:pPr>
-              <w:rPr>
-                <w:rFonts w:ascii="Times New Roman" w:hAnsi="Times New Roman" w:cs="Times New Roman"/>
-                <w:sz w:val="18"/>
-                <w:szCs w:val="18"/>
-              </w:rPr>
-            </w:pPr>
-            <w:r>
-              <w:rPr>
-                <w:rFonts w:ascii="Times New Roman" w:hAnsi="Times New Roman" w:cs="Times New Roman"/>
-                <w:sz w:val="18"/>
-                <w:szCs w:val="18"/>
-              </w:rPr>
-              <w:t>Desarrollo de pantallas y funcionalidades de registro de usuarios.</w:t>
-            </w:r>
-          </w:p>
-        </w:tc>
-      </w:tr>
-      <w:tr>
-        <w:tc>
-          <w:tcPr>
-            <w:tcW w:w="959" w:type="dxa"/>
-          </w:tcPr>
-          <w:p>
-            <w:pPr>
-              <w:pStyle w:val="Textoindependiente"/>
-              <w:spacing w:line="360" w:lineRule="auto"/>
-              <w:jc w:val="center"/>
-              <w:rPr>
-                <w:rFonts w:ascii="Times New Roman" w:hAnsi="Times New Roman"/>
-                <w:sz w:val="20"/>
-                <w:szCs w:val="20"/>
-                <w:lang w:val="es-EC"/>
-              </w:rPr>
-            </w:pPr>
-            <w:r>
-              <w:rPr>
-                <w:rFonts w:ascii="Times New Roman" w:hAnsi="Times New Roman"/>
-                <w:sz w:val="20"/>
-                <w:szCs w:val="20"/>
-                <w:lang w:val="es-EC"/>
-              </w:rPr>
-              <w:lastRenderedPageBreak/>
-              <w:t>23.</w:t>
-            </w:r>
-          </w:p>
-        </w:tc>
-        <w:tc>
-          <w:tcPr>
-            <w:tcW w:w="2126" w:type="dxa"/>
-          </w:tcPr>
-          <w:p>
-            <w:pPr>
-              <w:pStyle w:val="Textoindependiente"/>
-              <w:spacing w:line="360" w:lineRule="auto"/>
-              <w:jc w:val="center"/>
-              <w:rPr>
-                <w:rFonts w:ascii="Times New Roman" w:hAnsi="Times New Roman"/>
-                <w:b/>
-                <w:sz w:val="20"/>
-                <w:szCs w:val="20"/>
-                <w:u w:val="single"/>
-                <w:lang w:val="es-EC"/>
-              </w:rPr>
-            </w:pPr>
-            <w:r>
-              <w:rPr>
-                <w:rFonts w:ascii="Times New Roman" w:hAnsi="Times New Roman"/>
-                <w:sz w:val="18"/>
-                <w:szCs w:val="18"/>
-                <w:lang w:val="es-EC"/>
-              </w:rPr>
-              <w:t>IT</w:t>
-            </w:r>
-          </w:p>
-        </w:tc>
-        <w:tc>
-          <w:tcPr>
-            <w:tcW w:w="6126" w:type="dxa"/>
-          </w:tcPr>
-          <w:p>
-            <w:pPr>
-              <w:rPr>
-                <w:rFonts w:ascii="Times New Roman" w:hAnsi="Times New Roman" w:cs="Times New Roman"/>
-                <w:sz w:val="18"/>
-                <w:szCs w:val="18"/>
-              </w:rPr>
-            </w:pPr>
-            <w:r>
-              <w:rPr>
-                <w:rFonts w:ascii="Times New Roman" w:hAnsi="Times New Roman" w:cs="Times New Roman"/>
-                <w:sz w:val="18"/>
-                <w:szCs w:val="18"/>
-              </w:rPr>
-              <w:t>Desarrollo y pruebas básicas del módulo de autenticación.</w:t>
-            </w:r>
-          </w:p>
-        </w:tc>
-      </w:tr>
-      <w:tr>
-        <w:tc>
-          <w:tcPr>
-            <w:tcW w:w="959" w:type="dxa"/>
-          </w:tcPr>
-          <w:p>
-            <w:pPr>
-              <w:pStyle w:val="Textoindependiente"/>
-              <w:spacing w:line="360" w:lineRule="auto"/>
-              <w:jc w:val="center"/>
-              <w:rPr>
-                <w:rFonts w:ascii="Times New Roman" w:hAnsi="Times New Roman"/>
-                <w:sz w:val="20"/>
-                <w:szCs w:val="20"/>
-                <w:lang w:val="es-EC"/>
-              </w:rPr>
-            </w:pPr>
-            <w:r>
-              <w:rPr>
-                <w:rFonts w:ascii="Times New Roman" w:hAnsi="Times New Roman"/>
-                <w:sz w:val="20"/>
-                <w:szCs w:val="20"/>
-                <w:lang w:val="es-EC"/>
-              </w:rPr>
-              <w:t>24.</w:t>
-            </w:r>
-          </w:p>
-        </w:tc>
-        <w:tc>
-          <w:tcPr>
-            <w:tcW w:w="2126" w:type="dxa"/>
-          </w:tcPr>
-          <w:p>
-            <w:pPr>
-              <w:pStyle w:val="Textoindependiente"/>
-              <w:spacing w:line="360" w:lineRule="auto"/>
-              <w:jc w:val="center"/>
-              <w:rPr>
-                <w:rFonts w:ascii="Times New Roman" w:hAnsi="Times New Roman"/>
-                <w:b/>
-                <w:sz w:val="20"/>
-                <w:szCs w:val="20"/>
-                <w:u w:val="single"/>
-                <w:lang w:val="es-EC"/>
-              </w:rPr>
-            </w:pPr>
-            <w:r>
-              <w:rPr>
-                <w:rFonts w:ascii="Times New Roman" w:hAnsi="Times New Roman"/>
-                <w:sz w:val="18"/>
-                <w:szCs w:val="18"/>
-                <w:lang w:val="es-EC"/>
-              </w:rPr>
-              <w:t>IT</w:t>
-            </w:r>
-          </w:p>
-        </w:tc>
-        <w:tc>
-          <w:tcPr>
-            <w:tcW w:w="6126" w:type="dxa"/>
-          </w:tcPr>
-          <w:p>
-            <w:pPr>
-              <w:rPr>
-                <w:rFonts w:ascii="Times New Roman" w:hAnsi="Times New Roman" w:cs="Times New Roman"/>
-                <w:sz w:val="18"/>
-                <w:szCs w:val="18"/>
-              </w:rPr>
-            </w:pPr>
-            <w:r>
-              <w:rPr>
-                <w:rFonts w:ascii="Times New Roman" w:hAnsi="Times New Roman" w:cs="Times New Roman"/>
-                <w:sz w:val="18"/>
-                <w:szCs w:val="18"/>
-              </w:rPr>
-              <w:t>Creación de pantallas y estructura inicial de cursos para el prototipo.</w:t>
-            </w:r>
-          </w:p>
-        </w:tc>
-      </w:tr>
-      <w:tr>
-        <w:tc>
-          <w:tcPr>
-            <w:tcW w:w="959" w:type="dxa"/>
-          </w:tcPr>
-          <w:p>
-            <w:pPr>
-              <w:pStyle w:val="Textoindependiente"/>
-              <w:spacing w:line="360" w:lineRule="auto"/>
-              <w:jc w:val="center"/>
-              <w:rPr>
-                <w:rFonts w:ascii="Times New Roman" w:hAnsi="Times New Roman"/>
-                <w:sz w:val="20"/>
-                <w:szCs w:val="20"/>
-                <w:lang w:val="es-EC"/>
-              </w:rPr>
-            </w:pPr>
-            <w:r>
-              <w:rPr>
-                <w:rFonts w:ascii="Times New Roman" w:hAnsi="Times New Roman"/>
-                <w:sz w:val="20"/>
-                <w:szCs w:val="20"/>
-                <w:lang w:val="es-EC"/>
-              </w:rPr>
-              <w:t>25.</w:t>
-            </w:r>
-          </w:p>
-        </w:tc>
-        <w:tc>
-          <w:tcPr>
-            <w:tcW w:w="2126" w:type="dxa"/>
-          </w:tcPr>
-          <w:p>
-            <w:pPr>
-              <w:pStyle w:val="Textoindependiente"/>
-              <w:spacing w:line="360" w:lineRule="auto"/>
-              <w:jc w:val="center"/>
-              <w:rPr>
-                <w:rFonts w:ascii="Times New Roman" w:hAnsi="Times New Roman"/>
-                <w:b/>
-                <w:sz w:val="20"/>
-                <w:szCs w:val="20"/>
-                <w:u w:val="single"/>
-                <w:lang w:val="es-EC"/>
-              </w:rPr>
-            </w:pPr>
-            <w:r>
-              <w:rPr>
-                <w:rFonts w:ascii="Times New Roman" w:hAnsi="Times New Roman"/>
-                <w:sz w:val="18"/>
-                <w:szCs w:val="18"/>
-                <w:lang w:val="es-EC"/>
-              </w:rPr>
-              <w:t>IT</w:t>
-            </w:r>
-          </w:p>
-        </w:tc>
-        <w:tc>
-          <w:tcPr>
-            <w:tcW w:w="6126" w:type="dxa"/>
-          </w:tcPr>
-          <w:p>
-            <w:pPr>
-              <w:rPr>
-                <w:rFonts w:ascii="Times New Roman" w:hAnsi="Times New Roman" w:cs="Times New Roman"/>
-                <w:sz w:val="18"/>
-                <w:szCs w:val="18"/>
-              </w:rPr>
-            </w:pPr>
-            <w:r>
-              <w:rPr>
-                <w:rFonts w:ascii="Times New Roman" w:hAnsi="Times New Roman" w:cs="Times New Roman"/>
-                <w:sz w:val="18"/>
-                <w:szCs w:val="18"/>
-              </w:rPr>
-              <w:t xml:space="preserve">Conexión básica de </w:t>
-            </w:r>
-            <w:proofErr w:type="spellStart"/>
-            <w:r>
-              <w:rPr>
-                <w:rFonts w:ascii="Times New Roman" w:hAnsi="Times New Roman" w:cs="Times New Roman"/>
-                <w:sz w:val="18"/>
-                <w:szCs w:val="18"/>
-              </w:rPr>
-              <w:t>login</w:t>
-            </w:r>
-            <w:proofErr w:type="spellEnd"/>
-            <w:r>
-              <w:rPr>
-                <w:rFonts w:ascii="Times New Roman" w:hAnsi="Times New Roman" w:cs="Times New Roman"/>
-                <w:sz w:val="18"/>
-                <w:szCs w:val="18"/>
-              </w:rPr>
-              <w:t>, registro y gestión de cursos, pruebas iniciales de navegación.</w:t>
-            </w:r>
-          </w:p>
-        </w:tc>
-      </w:tr>
-      <w:tr>
-        <w:tc>
-          <w:tcPr>
-            <w:tcW w:w="959" w:type="dxa"/>
-          </w:tcPr>
-          <w:p>
-            <w:pPr>
-              <w:pStyle w:val="Textoindependiente"/>
-              <w:spacing w:line="360" w:lineRule="auto"/>
-              <w:jc w:val="center"/>
-              <w:rPr>
-                <w:rFonts w:ascii="Times New Roman" w:hAnsi="Times New Roman"/>
-                <w:sz w:val="20"/>
-                <w:szCs w:val="20"/>
-                <w:lang w:val="es-EC"/>
-              </w:rPr>
-            </w:pPr>
-            <w:r>
-              <w:rPr>
-                <w:rFonts w:ascii="Times New Roman" w:hAnsi="Times New Roman"/>
-                <w:sz w:val="20"/>
-                <w:szCs w:val="20"/>
-                <w:lang w:val="es-EC"/>
-              </w:rPr>
-              <w:t>26.</w:t>
-            </w:r>
-          </w:p>
-        </w:tc>
-        <w:tc>
-          <w:tcPr>
-            <w:tcW w:w="2126" w:type="dxa"/>
-          </w:tcPr>
-          <w:p>
-            <w:pPr>
-              <w:pStyle w:val="Textoindependiente"/>
-              <w:spacing w:line="360" w:lineRule="auto"/>
-              <w:jc w:val="center"/>
-              <w:rPr>
-                <w:rFonts w:ascii="Times New Roman" w:hAnsi="Times New Roman"/>
-                <w:b/>
-                <w:sz w:val="20"/>
-                <w:szCs w:val="20"/>
-                <w:u w:val="single"/>
-                <w:lang w:val="es-EC"/>
-              </w:rPr>
-            </w:pPr>
-            <w:r>
-              <w:rPr>
-                <w:rFonts w:ascii="Times New Roman" w:hAnsi="Times New Roman"/>
-                <w:sz w:val="18"/>
-                <w:szCs w:val="18"/>
-                <w:lang w:val="es-EC"/>
-              </w:rPr>
-              <w:t>IT</w:t>
-            </w:r>
-          </w:p>
-        </w:tc>
-        <w:tc>
-          <w:tcPr>
-            <w:tcW w:w="6126" w:type="dxa"/>
-          </w:tcPr>
-          <w:p>
-            <w:pPr>
-              <w:rPr>
-                <w:rFonts w:ascii="Times New Roman" w:hAnsi="Times New Roman" w:cs="Times New Roman"/>
-                <w:sz w:val="18"/>
-                <w:szCs w:val="18"/>
-              </w:rPr>
-            </w:pPr>
-            <w:r>
-              <w:rPr>
-                <w:rFonts w:ascii="Times New Roman" w:hAnsi="Times New Roman" w:cs="Times New Roman"/>
-                <w:sz w:val="18"/>
-                <w:szCs w:val="18"/>
-              </w:rPr>
-              <w:t>Evaluación de avances en módulos desarrollados, ajustes de diseño y correcciones iniciales.</w:t>
-            </w:r>
-          </w:p>
-        </w:tc>
-      </w:tr>
-      <w:tr>
-        <w:tc>
-          <w:tcPr>
-            <w:tcW w:w="959" w:type="dxa"/>
-          </w:tcPr>
-          <w:p>
-            <w:pPr>
-              <w:pStyle w:val="Textoindependiente"/>
-              <w:spacing w:line="360" w:lineRule="auto"/>
-              <w:jc w:val="center"/>
-              <w:rPr>
-                <w:rFonts w:ascii="Times New Roman" w:hAnsi="Times New Roman"/>
-                <w:sz w:val="20"/>
-                <w:szCs w:val="20"/>
-                <w:lang w:val="es-EC"/>
-              </w:rPr>
-            </w:pPr>
-            <w:r>
-              <w:rPr>
-                <w:rFonts w:ascii="Times New Roman" w:hAnsi="Times New Roman"/>
-                <w:sz w:val="20"/>
-                <w:szCs w:val="20"/>
-                <w:lang w:val="es-EC"/>
-              </w:rPr>
-              <w:t>27.</w:t>
-            </w:r>
-          </w:p>
-        </w:tc>
-        <w:tc>
-          <w:tcPr>
-            <w:tcW w:w="2126" w:type="dxa"/>
-          </w:tcPr>
-          <w:p>
-            <w:pPr>
-              <w:pStyle w:val="Textoindependiente"/>
-              <w:spacing w:line="360" w:lineRule="auto"/>
-              <w:jc w:val="center"/>
-              <w:rPr>
-                <w:rFonts w:ascii="Times New Roman" w:hAnsi="Times New Roman"/>
-                <w:b/>
-                <w:sz w:val="20"/>
-                <w:szCs w:val="20"/>
-                <w:u w:val="single"/>
-                <w:lang w:val="es-EC"/>
-              </w:rPr>
-            </w:pPr>
-            <w:r>
-              <w:rPr>
-                <w:rFonts w:ascii="Times New Roman" w:hAnsi="Times New Roman"/>
-                <w:sz w:val="18"/>
-                <w:szCs w:val="18"/>
-                <w:lang w:val="es-EC"/>
-              </w:rPr>
-              <w:t>IT</w:t>
-            </w:r>
-          </w:p>
-        </w:tc>
-        <w:tc>
-          <w:tcPr>
-            <w:tcW w:w="6126" w:type="dxa"/>
-          </w:tcPr>
-          <w:p>
-            <w:pPr>
-              <w:rPr>
-                <w:rFonts w:ascii="Times New Roman" w:hAnsi="Times New Roman" w:cs="Times New Roman"/>
-                <w:sz w:val="18"/>
-                <w:szCs w:val="18"/>
-              </w:rPr>
-            </w:pPr>
-            <w:r>
-              <w:rPr>
-                <w:rFonts w:ascii="Times New Roman" w:hAnsi="Times New Roman" w:cs="Times New Roman"/>
-                <w:sz w:val="18"/>
-                <w:szCs w:val="18"/>
-              </w:rPr>
-              <w:t>Desarrollo de funcionalidades para agregar y editar cursos en el prototipo.</w:t>
-            </w:r>
-          </w:p>
-        </w:tc>
-      </w:tr>
-      <w:tr>
-        <w:tc>
-          <w:tcPr>
-            <w:tcW w:w="959" w:type="dxa"/>
-          </w:tcPr>
-          <w:p>
-            <w:pPr>
-              <w:pStyle w:val="Textoindependiente"/>
-              <w:spacing w:line="360" w:lineRule="auto"/>
-              <w:jc w:val="center"/>
-              <w:rPr>
-                <w:rFonts w:ascii="Times New Roman" w:hAnsi="Times New Roman"/>
-                <w:sz w:val="20"/>
-                <w:szCs w:val="20"/>
-                <w:lang w:val="es-EC"/>
-              </w:rPr>
-            </w:pPr>
-            <w:r>
-              <w:rPr>
-                <w:rFonts w:ascii="Times New Roman" w:hAnsi="Times New Roman"/>
-                <w:sz w:val="20"/>
-                <w:szCs w:val="20"/>
-                <w:lang w:val="es-EC"/>
-              </w:rPr>
-              <w:t>28.</w:t>
-            </w:r>
-          </w:p>
-        </w:tc>
-        <w:tc>
-          <w:tcPr>
-            <w:tcW w:w="2126" w:type="dxa"/>
-          </w:tcPr>
-          <w:p>
-            <w:pPr>
-              <w:pStyle w:val="Textoindependiente"/>
-              <w:spacing w:line="360" w:lineRule="auto"/>
-              <w:jc w:val="center"/>
-              <w:rPr>
-                <w:rFonts w:ascii="Times New Roman" w:hAnsi="Times New Roman"/>
-                <w:b/>
-                <w:sz w:val="20"/>
-                <w:szCs w:val="20"/>
-                <w:u w:val="single"/>
-                <w:lang w:val="es-EC"/>
-              </w:rPr>
-            </w:pPr>
-            <w:r>
-              <w:rPr>
-                <w:rFonts w:ascii="Times New Roman" w:hAnsi="Times New Roman"/>
-                <w:sz w:val="18"/>
-                <w:szCs w:val="18"/>
-                <w:lang w:val="es-EC"/>
-              </w:rPr>
-              <w:t>IT</w:t>
-            </w:r>
-          </w:p>
-        </w:tc>
-        <w:tc>
-          <w:tcPr>
-            <w:tcW w:w="6126" w:type="dxa"/>
-          </w:tcPr>
-          <w:p>
-            <w:pPr>
-              <w:pStyle w:val="Textoindependiente"/>
-              <w:spacing w:line="360" w:lineRule="auto"/>
-              <w:jc w:val="left"/>
-              <w:rPr>
-                <w:rFonts w:ascii="Times New Roman" w:hAnsi="Times New Roman"/>
-                <w:sz w:val="18"/>
-                <w:szCs w:val="18"/>
-                <w:lang w:val="es-EC"/>
-              </w:rPr>
-            </w:pPr>
-          </w:p>
-        </w:tc>
-      </w:tr>
-      <w:tr>
-        <w:tc>
-          <w:tcPr>
-            <w:tcW w:w="959" w:type="dxa"/>
-          </w:tcPr>
-          <w:p>
-            <w:pPr>
-              <w:pStyle w:val="Textoindependiente"/>
-              <w:spacing w:line="360" w:lineRule="auto"/>
-              <w:jc w:val="center"/>
-              <w:rPr>
-                <w:rFonts w:ascii="Times New Roman" w:hAnsi="Times New Roman"/>
-                <w:sz w:val="20"/>
-                <w:szCs w:val="20"/>
-                <w:lang w:val="es-EC"/>
-              </w:rPr>
-            </w:pPr>
-            <w:r>
-              <w:rPr>
-                <w:rFonts w:ascii="Times New Roman" w:hAnsi="Times New Roman"/>
-                <w:sz w:val="20"/>
-                <w:szCs w:val="20"/>
-                <w:lang w:val="es-EC"/>
-              </w:rPr>
-              <w:t>29.</w:t>
-            </w:r>
-          </w:p>
-        </w:tc>
-        <w:tc>
-          <w:tcPr>
-            <w:tcW w:w="2126" w:type="dxa"/>
-          </w:tcPr>
-          <w:p>
-            <w:pPr>
-              <w:pStyle w:val="Textoindependiente"/>
-              <w:spacing w:line="360" w:lineRule="auto"/>
-              <w:jc w:val="center"/>
-              <w:rPr>
-                <w:rFonts w:ascii="Times New Roman" w:hAnsi="Times New Roman"/>
-                <w:b/>
-                <w:sz w:val="20"/>
-                <w:szCs w:val="20"/>
-                <w:u w:val="single"/>
-                <w:lang w:val="es-EC"/>
-              </w:rPr>
-            </w:pPr>
-            <w:r>
-              <w:rPr>
-                <w:rFonts w:ascii="Times New Roman" w:hAnsi="Times New Roman"/>
-                <w:sz w:val="18"/>
-                <w:szCs w:val="18"/>
-                <w:lang w:val="es-EC"/>
-              </w:rPr>
-              <w:t>IT</w:t>
-            </w:r>
-          </w:p>
-        </w:tc>
-        <w:tc>
-          <w:tcPr>
-            <w:tcW w:w="6126" w:type="dxa"/>
-          </w:tcPr>
-          <w:p>
-            <w:pPr>
-              <w:pStyle w:val="Textoindependiente"/>
-              <w:spacing w:line="360" w:lineRule="auto"/>
-              <w:jc w:val="left"/>
-              <w:rPr>
-                <w:rFonts w:ascii="Times New Roman" w:hAnsi="Times New Roman"/>
-                <w:sz w:val="18"/>
-                <w:szCs w:val="18"/>
-                <w:lang w:val="es-EC"/>
-              </w:rPr>
-            </w:pPr>
-          </w:p>
-        </w:tc>
-      </w:tr>
-      <w:tr>
-        <w:tc>
-          <w:tcPr>
-            <w:tcW w:w="959" w:type="dxa"/>
-          </w:tcPr>
-          <w:p>
-            <w:pPr>
-              <w:pStyle w:val="Textoindependiente"/>
-              <w:spacing w:line="360" w:lineRule="auto"/>
-              <w:jc w:val="center"/>
-              <w:rPr>
-                <w:rFonts w:ascii="Times New Roman" w:hAnsi="Times New Roman"/>
-                <w:sz w:val="20"/>
-                <w:szCs w:val="20"/>
-                <w:lang w:val="es-EC"/>
-              </w:rPr>
-            </w:pPr>
-            <w:r>
-              <w:rPr>
-                <w:rFonts w:ascii="Times New Roman" w:hAnsi="Times New Roman"/>
-                <w:sz w:val="20"/>
-                <w:szCs w:val="20"/>
-                <w:lang w:val="es-EC"/>
-              </w:rPr>
-              <w:t>30.</w:t>
-            </w:r>
-          </w:p>
-        </w:tc>
-        <w:tc>
-          <w:tcPr>
-            <w:tcW w:w="2126" w:type="dxa"/>
-          </w:tcPr>
-          <w:p>
-            <w:pPr>
-              <w:pStyle w:val="Textoindependiente"/>
-              <w:spacing w:line="360" w:lineRule="auto"/>
-              <w:jc w:val="center"/>
-              <w:rPr>
-                <w:rFonts w:ascii="Times New Roman" w:hAnsi="Times New Roman"/>
-                <w:b/>
-                <w:sz w:val="20"/>
-                <w:szCs w:val="20"/>
-                <w:u w:val="single"/>
-                <w:lang w:val="es-EC"/>
-              </w:rPr>
-            </w:pPr>
-            <w:r>
-              <w:rPr>
-                <w:rFonts w:ascii="Times New Roman" w:hAnsi="Times New Roman"/>
-                <w:sz w:val="18"/>
-                <w:szCs w:val="18"/>
-                <w:lang w:val="es-EC"/>
-              </w:rPr>
-              <w:t>IT</w:t>
-            </w:r>
-          </w:p>
-        </w:tc>
-        <w:tc>
-          <w:tcPr>
-            <w:tcW w:w="6126" w:type="dxa"/>
-          </w:tcPr>
-          <w:p>
-            <w:pPr>
-              <w:pStyle w:val="Textoindependiente"/>
-              <w:spacing w:line="360" w:lineRule="auto"/>
-              <w:jc w:val="left"/>
-              <w:rPr>
-                <w:rFonts w:ascii="Times New Roman" w:hAnsi="Times New Roman"/>
-                <w:sz w:val="18"/>
-                <w:szCs w:val="18"/>
-                <w:lang w:val="es-EC"/>
-              </w:rPr>
-            </w:pPr>
-          </w:p>
-        </w:tc>
-      </w:tr>
-      <w:tr>
-        <w:tc>
-          <w:tcPr>
-            <w:tcW w:w="959" w:type="dxa"/>
-          </w:tcPr>
-          <w:p>
-            <w:pPr>
-              <w:pStyle w:val="Textoindependiente"/>
-              <w:spacing w:line="360" w:lineRule="auto"/>
-              <w:jc w:val="center"/>
-              <w:rPr>
-                <w:rFonts w:ascii="Times New Roman" w:hAnsi="Times New Roman"/>
-                <w:sz w:val="20"/>
-                <w:szCs w:val="20"/>
-                <w:lang w:val="es-EC"/>
-              </w:rPr>
-            </w:pPr>
-            <w:r>
-              <w:rPr>
-                <w:rFonts w:ascii="Times New Roman" w:hAnsi="Times New Roman"/>
-                <w:sz w:val="20"/>
-                <w:szCs w:val="20"/>
-                <w:lang w:val="es-EC"/>
-              </w:rPr>
-              <w:t>31.</w:t>
-            </w:r>
-          </w:p>
-        </w:tc>
-        <w:tc>
-          <w:tcPr>
-            <w:tcW w:w="2126" w:type="dxa"/>
-          </w:tcPr>
-          <w:p>
-            <w:pPr>
-              <w:pStyle w:val="Textoindependiente"/>
-              <w:spacing w:line="360" w:lineRule="auto"/>
-              <w:jc w:val="center"/>
-              <w:rPr>
-                <w:rFonts w:ascii="Times New Roman" w:hAnsi="Times New Roman"/>
-                <w:b/>
-                <w:sz w:val="20"/>
-                <w:szCs w:val="20"/>
-                <w:u w:val="single"/>
-                <w:lang w:val="es-EC"/>
-              </w:rPr>
-            </w:pPr>
-            <w:r>
-              <w:rPr>
-                <w:rFonts w:ascii="Times New Roman" w:hAnsi="Times New Roman"/>
-                <w:sz w:val="18"/>
-                <w:szCs w:val="18"/>
-                <w:lang w:val="es-EC"/>
-              </w:rPr>
-              <w:t>IT</w:t>
-            </w:r>
-          </w:p>
-        </w:tc>
-        <w:tc>
-          <w:tcPr>
-            <w:tcW w:w="6126" w:type="dxa"/>
-          </w:tcPr>
-          <w:p>
-            <w:pPr>
-              <w:pStyle w:val="Textoindependiente"/>
-              <w:spacing w:line="360" w:lineRule="auto"/>
-              <w:jc w:val="left"/>
-              <w:rPr>
-                <w:rFonts w:ascii="Times New Roman" w:hAnsi="Times New Roman"/>
-                <w:sz w:val="18"/>
-                <w:szCs w:val="18"/>
-                <w:lang w:val="es-EC"/>
-              </w:rPr>
-            </w:pPr>
-          </w:p>
-        </w:tc>
-      </w:tr>
-      <w:tr>
-        <w:tc>
-          <w:tcPr>
-            <w:tcW w:w="959" w:type="dxa"/>
-          </w:tcPr>
-          <w:p>
-            <w:pPr>
-              <w:pStyle w:val="Textoindependiente"/>
-              <w:spacing w:line="360" w:lineRule="auto"/>
-              <w:jc w:val="center"/>
-              <w:rPr>
-                <w:rFonts w:ascii="Times New Roman" w:hAnsi="Times New Roman"/>
-                <w:sz w:val="20"/>
-                <w:szCs w:val="20"/>
-                <w:lang w:val="es-EC"/>
-              </w:rPr>
-            </w:pPr>
-            <w:r>
-              <w:rPr>
-                <w:rFonts w:ascii="Times New Roman" w:hAnsi="Times New Roman"/>
-                <w:sz w:val="20"/>
-                <w:szCs w:val="20"/>
-                <w:lang w:val="es-EC"/>
-              </w:rPr>
-              <w:t>32.</w:t>
-            </w:r>
-          </w:p>
-        </w:tc>
-        <w:tc>
-          <w:tcPr>
-            <w:tcW w:w="2126" w:type="dxa"/>
-          </w:tcPr>
-          <w:p>
-            <w:pPr>
-              <w:pStyle w:val="Textoindependiente"/>
-              <w:spacing w:line="360" w:lineRule="auto"/>
-              <w:jc w:val="center"/>
-              <w:rPr>
-                <w:rFonts w:ascii="Times New Roman" w:hAnsi="Times New Roman"/>
-                <w:b/>
-                <w:sz w:val="20"/>
-                <w:szCs w:val="20"/>
-                <w:u w:val="single"/>
-                <w:lang w:val="es-EC"/>
-              </w:rPr>
-            </w:pPr>
-            <w:r>
-              <w:rPr>
-                <w:rFonts w:ascii="Times New Roman" w:hAnsi="Times New Roman"/>
-                <w:sz w:val="18"/>
-                <w:szCs w:val="18"/>
-                <w:lang w:val="es-EC"/>
-              </w:rPr>
-              <w:t>IT</w:t>
-            </w:r>
-          </w:p>
-        </w:tc>
-        <w:tc>
-          <w:tcPr>
-            <w:tcW w:w="6126" w:type="dxa"/>
-          </w:tcPr>
-          <w:p>
-            <w:pPr>
-              <w:pStyle w:val="Textoindependiente"/>
-              <w:spacing w:line="360" w:lineRule="auto"/>
-              <w:jc w:val="left"/>
-              <w:rPr>
-                <w:rFonts w:ascii="Times New Roman" w:hAnsi="Times New Roman"/>
-                <w:sz w:val="18"/>
-                <w:szCs w:val="18"/>
-                <w:lang w:val="es-EC"/>
-              </w:rPr>
-            </w:pPr>
-          </w:p>
-        </w:tc>
-      </w:tr>
-      <w:tr>
-        <w:tc>
-          <w:tcPr>
-            <w:tcW w:w="959" w:type="dxa"/>
-          </w:tcPr>
-          <w:p>
-            <w:pPr>
-              <w:pStyle w:val="Textoindependiente"/>
-              <w:spacing w:line="360" w:lineRule="auto"/>
-              <w:jc w:val="center"/>
-              <w:rPr>
-                <w:rFonts w:ascii="Times New Roman" w:hAnsi="Times New Roman"/>
-                <w:sz w:val="20"/>
-                <w:szCs w:val="20"/>
-                <w:lang w:val="es-EC"/>
-              </w:rPr>
-            </w:pPr>
-            <w:r>
-              <w:rPr>
-                <w:rFonts w:ascii="Times New Roman" w:hAnsi="Times New Roman"/>
-                <w:sz w:val="20"/>
-                <w:szCs w:val="20"/>
-                <w:lang w:val="es-EC"/>
-              </w:rPr>
-              <w:t>33.</w:t>
-            </w:r>
-          </w:p>
-        </w:tc>
-        <w:tc>
-          <w:tcPr>
-            <w:tcW w:w="2126" w:type="dxa"/>
-          </w:tcPr>
-          <w:p>
-            <w:pPr>
-              <w:pStyle w:val="Textoindependiente"/>
-              <w:spacing w:line="360" w:lineRule="auto"/>
-              <w:jc w:val="center"/>
-              <w:rPr>
-                <w:rFonts w:ascii="Times New Roman" w:hAnsi="Times New Roman"/>
-                <w:b/>
-                <w:sz w:val="20"/>
-                <w:szCs w:val="20"/>
-                <w:u w:val="single"/>
-                <w:lang w:val="es-EC"/>
-              </w:rPr>
-            </w:pPr>
-            <w:r>
-              <w:rPr>
-                <w:rFonts w:ascii="Times New Roman" w:hAnsi="Times New Roman"/>
-                <w:sz w:val="18"/>
-                <w:szCs w:val="18"/>
-                <w:lang w:val="es-EC"/>
-              </w:rPr>
-              <w:t>IT</w:t>
-            </w:r>
-          </w:p>
-        </w:tc>
-        <w:tc>
-          <w:tcPr>
-            <w:tcW w:w="6126" w:type="dxa"/>
-          </w:tcPr>
-          <w:p>
-            <w:pPr>
-              <w:pStyle w:val="Textoindependiente"/>
-              <w:spacing w:line="360" w:lineRule="auto"/>
-              <w:jc w:val="left"/>
-              <w:rPr>
-                <w:rFonts w:ascii="Times New Roman" w:hAnsi="Times New Roman"/>
-                <w:sz w:val="18"/>
-                <w:szCs w:val="18"/>
-                <w:lang w:val="es-EC"/>
-              </w:rPr>
-            </w:pPr>
-          </w:p>
-        </w:tc>
-      </w:tr>
-      <w:tr>
-        <w:tc>
-          <w:tcPr>
-            <w:tcW w:w="959" w:type="dxa"/>
-          </w:tcPr>
-          <w:p>
-            <w:pPr>
-              <w:pStyle w:val="Textoindependiente"/>
-              <w:spacing w:line="360" w:lineRule="auto"/>
-              <w:jc w:val="center"/>
-              <w:rPr>
-                <w:rFonts w:ascii="Times New Roman" w:hAnsi="Times New Roman"/>
-                <w:sz w:val="20"/>
-                <w:szCs w:val="20"/>
-                <w:lang w:val="es-EC"/>
-              </w:rPr>
-            </w:pPr>
-            <w:r>
-              <w:rPr>
-                <w:rFonts w:ascii="Times New Roman" w:hAnsi="Times New Roman"/>
-                <w:sz w:val="20"/>
-                <w:szCs w:val="20"/>
-                <w:lang w:val="es-EC"/>
-              </w:rPr>
-              <w:t>34.</w:t>
-            </w:r>
-          </w:p>
-        </w:tc>
-        <w:tc>
-          <w:tcPr>
-            <w:tcW w:w="2126" w:type="dxa"/>
-          </w:tcPr>
-          <w:p>
-            <w:pPr>
-              <w:pStyle w:val="Textoindependiente"/>
-              <w:spacing w:line="360" w:lineRule="auto"/>
-              <w:jc w:val="center"/>
-              <w:rPr>
-                <w:rFonts w:ascii="Times New Roman" w:hAnsi="Times New Roman"/>
-                <w:b/>
-                <w:sz w:val="20"/>
-                <w:szCs w:val="20"/>
-                <w:u w:val="single"/>
-                <w:lang w:val="es-EC"/>
-              </w:rPr>
-            </w:pPr>
-            <w:r>
-              <w:rPr>
-                <w:rFonts w:ascii="Times New Roman" w:hAnsi="Times New Roman"/>
-                <w:sz w:val="18"/>
-                <w:szCs w:val="18"/>
-                <w:lang w:val="es-EC"/>
-              </w:rPr>
-              <w:t>IT</w:t>
-            </w:r>
-          </w:p>
-        </w:tc>
-        <w:tc>
-          <w:tcPr>
-            <w:tcW w:w="6126" w:type="dxa"/>
-          </w:tcPr>
-          <w:p>
-            <w:pPr>
-              <w:pStyle w:val="Textoindependiente"/>
-              <w:spacing w:line="360" w:lineRule="auto"/>
-              <w:jc w:val="left"/>
-              <w:rPr>
-                <w:rFonts w:ascii="Times New Roman" w:hAnsi="Times New Roman"/>
-                <w:sz w:val="18"/>
-                <w:szCs w:val="18"/>
-                <w:lang w:val="es-EC"/>
-              </w:rPr>
-            </w:pPr>
-          </w:p>
-        </w:tc>
-      </w:tr>
-      <w:tr>
-        <w:tc>
-          <w:tcPr>
-            <w:tcW w:w="959" w:type="dxa"/>
-          </w:tcPr>
-          <w:p>
-            <w:pPr>
-              <w:pStyle w:val="Textoindependiente"/>
-              <w:spacing w:line="360" w:lineRule="auto"/>
-              <w:jc w:val="center"/>
-              <w:rPr>
-                <w:rFonts w:ascii="Times New Roman" w:hAnsi="Times New Roman"/>
-                <w:sz w:val="20"/>
-                <w:szCs w:val="20"/>
-                <w:lang w:val="es-EC"/>
-              </w:rPr>
-            </w:pPr>
-            <w:r>
-              <w:rPr>
-                <w:rFonts w:ascii="Times New Roman" w:hAnsi="Times New Roman"/>
-                <w:sz w:val="20"/>
-                <w:szCs w:val="20"/>
-                <w:lang w:val="es-EC"/>
-              </w:rPr>
-              <w:t>35.</w:t>
-            </w:r>
-          </w:p>
-        </w:tc>
-        <w:tc>
-          <w:tcPr>
-            <w:tcW w:w="2126" w:type="dxa"/>
-          </w:tcPr>
-          <w:p>
-            <w:pPr>
-              <w:pStyle w:val="Textoindependiente"/>
-              <w:spacing w:line="360" w:lineRule="auto"/>
-              <w:jc w:val="center"/>
-              <w:rPr>
-                <w:rFonts w:ascii="Times New Roman" w:hAnsi="Times New Roman"/>
-                <w:b/>
-                <w:sz w:val="20"/>
-                <w:szCs w:val="20"/>
-                <w:u w:val="single"/>
-                <w:lang w:val="es-EC"/>
-              </w:rPr>
-            </w:pPr>
-            <w:r>
-              <w:rPr>
-                <w:rFonts w:ascii="Times New Roman" w:hAnsi="Times New Roman"/>
-                <w:sz w:val="18"/>
-                <w:szCs w:val="18"/>
-                <w:lang w:val="es-EC"/>
-              </w:rPr>
-              <w:t>IT</w:t>
-            </w:r>
-          </w:p>
-        </w:tc>
-        <w:tc>
-          <w:tcPr>
-            <w:tcW w:w="6126" w:type="dxa"/>
-          </w:tcPr>
-          <w:p>
-            <w:pPr>
-              <w:pStyle w:val="Textoindependiente"/>
-              <w:spacing w:line="360" w:lineRule="auto"/>
-              <w:jc w:val="left"/>
-              <w:rPr>
-                <w:rFonts w:ascii="Times New Roman" w:hAnsi="Times New Roman"/>
-                <w:sz w:val="18"/>
-                <w:szCs w:val="18"/>
-                <w:lang w:val="es-EC"/>
-              </w:rPr>
-            </w:pPr>
-          </w:p>
-        </w:tc>
-      </w:tr>
-      <w:tr>
-        <w:tc>
-          <w:tcPr>
-            <w:tcW w:w="959" w:type="dxa"/>
-          </w:tcPr>
-          <w:p>
-            <w:pPr>
-              <w:pStyle w:val="Textoindependiente"/>
-              <w:spacing w:line="360" w:lineRule="auto"/>
-              <w:jc w:val="center"/>
-              <w:rPr>
-                <w:rFonts w:ascii="Times New Roman" w:hAnsi="Times New Roman"/>
-                <w:sz w:val="20"/>
-                <w:szCs w:val="20"/>
-                <w:lang w:val="es-EC"/>
-              </w:rPr>
-            </w:pPr>
-            <w:r>
-              <w:rPr>
-                <w:rFonts w:ascii="Times New Roman" w:hAnsi="Times New Roman"/>
-                <w:sz w:val="20"/>
-                <w:szCs w:val="20"/>
-                <w:lang w:val="es-EC"/>
-              </w:rPr>
-              <w:t>36.</w:t>
-            </w:r>
-          </w:p>
-        </w:tc>
-        <w:tc>
-          <w:tcPr>
-            <w:tcW w:w="2126" w:type="dxa"/>
-          </w:tcPr>
-          <w:p>
-            <w:pPr>
-              <w:pStyle w:val="Textoindependiente"/>
-              <w:spacing w:line="360" w:lineRule="auto"/>
-              <w:jc w:val="center"/>
-              <w:rPr>
-                <w:rFonts w:ascii="Times New Roman" w:hAnsi="Times New Roman"/>
-                <w:b/>
-                <w:sz w:val="20"/>
-                <w:szCs w:val="20"/>
-                <w:u w:val="single"/>
-                <w:lang w:val="es-EC"/>
-              </w:rPr>
-            </w:pPr>
-            <w:r>
-              <w:rPr>
-                <w:rFonts w:ascii="Times New Roman" w:hAnsi="Times New Roman"/>
-                <w:sz w:val="18"/>
-                <w:szCs w:val="18"/>
-                <w:lang w:val="es-EC"/>
-              </w:rPr>
-              <w:t>IT</w:t>
-            </w:r>
-          </w:p>
-        </w:tc>
-        <w:tc>
-          <w:tcPr>
-            <w:tcW w:w="6126" w:type="dxa"/>
-          </w:tcPr>
-          <w:p>
-            <w:pPr>
-              <w:pStyle w:val="Textoindependiente"/>
-              <w:spacing w:line="360" w:lineRule="auto"/>
-              <w:jc w:val="left"/>
-              <w:rPr>
-                <w:rFonts w:ascii="Times New Roman" w:hAnsi="Times New Roman"/>
-                <w:sz w:val="18"/>
-                <w:szCs w:val="18"/>
-                <w:lang w:val="es-EC"/>
-              </w:rPr>
-            </w:pPr>
-          </w:p>
-        </w:tc>
-      </w:tr>
-      <w:tr>
-        <w:tc>
-          <w:tcPr>
-            <w:tcW w:w="959" w:type="dxa"/>
-          </w:tcPr>
-          <w:p>
-            <w:pPr>
-              <w:pStyle w:val="Textoindependiente"/>
-              <w:spacing w:line="360" w:lineRule="auto"/>
-              <w:jc w:val="center"/>
-              <w:rPr>
-                <w:rFonts w:ascii="Times New Roman" w:hAnsi="Times New Roman"/>
-                <w:sz w:val="20"/>
-                <w:szCs w:val="20"/>
-                <w:lang w:val="es-EC"/>
-              </w:rPr>
-            </w:pPr>
-            <w:r>
-              <w:rPr>
-                <w:rFonts w:ascii="Times New Roman" w:hAnsi="Times New Roman"/>
-                <w:sz w:val="20"/>
-                <w:szCs w:val="20"/>
-                <w:lang w:val="es-EC"/>
-              </w:rPr>
-              <w:t>37.</w:t>
-            </w:r>
-          </w:p>
-        </w:tc>
-        <w:tc>
-          <w:tcPr>
-            <w:tcW w:w="2126" w:type="dxa"/>
-          </w:tcPr>
-          <w:p>
-            <w:pPr>
-              <w:pStyle w:val="Textoindependiente"/>
-              <w:spacing w:line="360" w:lineRule="auto"/>
-              <w:jc w:val="center"/>
-              <w:rPr>
-                <w:rFonts w:ascii="Times New Roman" w:hAnsi="Times New Roman"/>
-                <w:b/>
-                <w:sz w:val="20"/>
-                <w:szCs w:val="20"/>
-                <w:u w:val="single"/>
-                <w:lang w:val="es-EC"/>
-              </w:rPr>
-            </w:pPr>
-            <w:r>
-              <w:rPr>
-                <w:rFonts w:ascii="Times New Roman" w:hAnsi="Times New Roman"/>
-                <w:sz w:val="18"/>
-                <w:szCs w:val="18"/>
-                <w:lang w:val="es-EC"/>
-              </w:rPr>
-              <w:t>IT</w:t>
-            </w:r>
-          </w:p>
-        </w:tc>
-        <w:tc>
-          <w:tcPr>
-            <w:tcW w:w="6126" w:type="dxa"/>
-          </w:tcPr>
-          <w:p>
-            <w:pPr>
-              <w:pStyle w:val="Textoindependiente"/>
-              <w:spacing w:line="360" w:lineRule="auto"/>
-              <w:jc w:val="left"/>
-              <w:rPr>
-                <w:rFonts w:ascii="Times New Roman" w:hAnsi="Times New Roman"/>
-                <w:sz w:val="18"/>
-                <w:szCs w:val="18"/>
-                <w:lang w:val="es-EC"/>
-              </w:rPr>
-            </w:pPr>
-          </w:p>
-        </w:tc>
-      </w:tr>
-      <w:tr>
-        <w:tc>
-          <w:tcPr>
-            <w:tcW w:w="959" w:type="dxa"/>
-          </w:tcPr>
-          <w:p>
-            <w:pPr>
-              <w:pStyle w:val="Textoindependiente"/>
-              <w:spacing w:line="360" w:lineRule="auto"/>
-              <w:jc w:val="center"/>
-              <w:rPr>
-                <w:rFonts w:ascii="Times New Roman" w:hAnsi="Times New Roman"/>
-                <w:sz w:val="20"/>
-                <w:szCs w:val="20"/>
-                <w:lang w:val="es-EC"/>
-              </w:rPr>
-            </w:pPr>
-            <w:r>
-              <w:rPr>
-                <w:rFonts w:ascii="Times New Roman" w:hAnsi="Times New Roman"/>
-                <w:sz w:val="20"/>
-                <w:szCs w:val="20"/>
-                <w:lang w:val="es-EC"/>
-              </w:rPr>
-              <w:t>38.</w:t>
-            </w:r>
-          </w:p>
-        </w:tc>
-        <w:tc>
-          <w:tcPr>
-            <w:tcW w:w="2126" w:type="dxa"/>
-          </w:tcPr>
-          <w:p>
-            <w:pPr>
-              <w:pStyle w:val="Textoindependiente"/>
-              <w:spacing w:line="360" w:lineRule="auto"/>
-              <w:jc w:val="center"/>
-              <w:rPr>
-                <w:rFonts w:ascii="Times New Roman" w:hAnsi="Times New Roman"/>
-                <w:b/>
-                <w:sz w:val="20"/>
-                <w:szCs w:val="20"/>
-                <w:u w:val="single"/>
-                <w:lang w:val="es-EC"/>
-              </w:rPr>
-            </w:pPr>
-            <w:r>
-              <w:rPr>
-                <w:rFonts w:ascii="Times New Roman" w:hAnsi="Times New Roman"/>
-                <w:sz w:val="18"/>
-                <w:szCs w:val="18"/>
-                <w:lang w:val="es-EC"/>
-              </w:rPr>
-              <w:t>IT</w:t>
-            </w:r>
-          </w:p>
-        </w:tc>
-        <w:tc>
-          <w:tcPr>
-            <w:tcW w:w="6126" w:type="dxa"/>
-          </w:tcPr>
-          <w:p>
-            <w:pPr>
-              <w:pStyle w:val="Textoindependiente"/>
-              <w:spacing w:line="360" w:lineRule="auto"/>
-              <w:jc w:val="left"/>
-              <w:rPr>
-                <w:rFonts w:ascii="Times New Roman" w:hAnsi="Times New Roman"/>
-                <w:sz w:val="18"/>
-                <w:szCs w:val="18"/>
-                <w:lang w:val="es-EC"/>
-              </w:rPr>
-            </w:pPr>
-          </w:p>
-        </w:tc>
-      </w:tr>
-      <w:tr>
-        <w:tc>
-          <w:tcPr>
-            <w:tcW w:w="959" w:type="dxa"/>
-          </w:tcPr>
-          <w:p>
-            <w:pPr>
-              <w:pStyle w:val="Textoindependiente"/>
-              <w:spacing w:line="360" w:lineRule="auto"/>
-              <w:jc w:val="center"/>
-              <w:rPr>
-                <w:rFonts w:ascii="Times New Roman" w:hAnsi="Times New Roman"/>
-                <w:sz w:val="20"/>
-                <w:szCs w:val="20"/>
-                <w:lang w:val="es-EC"/>
-              </w:rPr>
-            </w:pPr>
-            <w:r>
-              <w:rPr>
-                <w:rFonts w:ascii="Times New Roman" w:hAnsi="Times New Roman"/>
-                <w:sz w:val="20"/>
-                <w:szCs w:val="20"/>
-                <w:lang w:val="es-EC"/>
-              </w:rPr>
-              <w:t>39.</w:t>
-            </w:r>
-          </w:p>
-        </w:tc>
-        <w:tc>
-          <w:tcPr>
-            <w:tcW w:w="2126" w:type="dxa"/>
-          </w:tcPr>
-          <w:p>
-            <w:pPr>
-              <w:pStyle w:val="Textoindependiente"/>
-              <w:spacing w:line="360" w:lineRule="auto"/>
-              <w:jc w:val="center"/>
-              <w:rPr>
-                <w:rFonts w:ascii="Times New Roman" w:hAnsi="Times New Roman"/>
-                <w:b/>
-                <w:sz w:val="20"/>
-                <w:szCs w:val="20"/>
-                <w:u w:val="single"/>
-                <w:lang w:val="es-EC"/>
-              </w:rPr>
-            </w:pPr>
-            <w:r>
-              <w:rPr>
-                <w:rFonts w:ascii="Times New Roman" w:hAnsi="Times New Roman"/>
-                <w:sz w:val="18"/>
-                <w:szCs w:val="18"/>
-                <w:lang w:val="es-EC"/>
-              </w:rPr>
-              <w:t>IT</w:t>
-            </w:r>
-          </w:p>
-        </w:tc>
-        <w:tc>
-          <w:tcPr>
-            <w:tcW w:w="6126" w:type="dxa"/>
-          </w:tcPr>
-          <w:p>
-            <w:pPr>
-              <w:pStyle w:val="Textoindependiente"/>
-              <w:spacing w:line="360" w:lineRule="auto"/>
-              <w:jc w:val="left"/>
-              <w:rPr>
-                <w:rFonts w:ascii="Times New Roman" w:hAnsi="Times New Roman"/>
-                <w:sz w:val="18"/>
-                <w:szCs w:val="18"/>
-                <w:lang w:val="es-EC"/>
-              </w:rPr>
-            </w:pPr>
-          </w:p>
-        </w:tc>
-      </w:tr>
-      <w:tr>
-        <w:tc>
-          <w:tcPr>
-            <w:tcW w:w="959" w:type="dxa"/>
-          </w:tcPr>
-          <w:p>
-            <w:pPr>
-              <w:pStyle w:val="Textoindependiente"/>
-              <w:spacing w:line="360" w:lineRule="auto"/>
-              <w:jc w:val="center"/>
-              <w:rPr>
-                <w:rFonts w:ascii="Times New Roman" w:hAnsi="Times New Roman"/>
-                <w:sz w:val="20"/>
-                <w:szCs w:val="20"/>
-                <w:lang w:val="es-EC"/>
-              </w:rPr>
-            </w:pPr>
-            <w:r>
-              <w:rPr>
-                <w:rFonts w:ascii="Times New Roman" w:hAnsi="Times New Roman"/>
-                <w:sz w:val="20"/>
-                <w:szCs w:val="20"/>
-                <w:lang w:val="es-EC"/>
-              </w:rPr>
-              <w:t>40.</w:t>
-            </w:r>
-          </w:p>
-        </w:tc>
-        <w:tc>
-          <w:tcPr>
-            <w:tcW w:w="2126" w:type="dxa"/>
-          </w:tcPr>
-          <w:p>
-            <w:pPr>
-              <w:pStyle w:val="Textoindependiente"/>
-              <w:spacing w:line="360" w:lineRule="auto"/>
-              <w:jc w:val="center"/>
-              <w:rPr>
-                <w:rFonts w:ascii="Times New Roman" w:hAnsi="Times New Roman"/>
-                <w:b/>
-                <w:sz w:val="20"/>
-                <w:szCs w:val="20"/>
-                <w:u w:val="single"/>
-                <w:lang w:val="es-EC"/>
-              </w:rPr>
-            </w:pPr>
-            <w:r>
-              <w:rPr>
-                <w:rFonts w:ascii="Times New Roman" w:hAnsi="Times New Roman"/>
-                <w:sz w:val="18"/>
-                <w:szCs w:val="18"/>
-                <w:lang w:val="es-EC"/>
-              </w:rPr>
-              <w:t>IT</w:t>
-            </w:r>
-          </w:p>
-        </w:tc>
-        <w:tc>
-          <w:tcPr>
-            <w:tcW w:w="6126" w:type="dxa"/>
-          </w:tcPr>
-          <w:p>
-            <w:pPr>
-              <w:pStyle w:val="Textoindependiente"/>
-              <w:spacing w:line="360" w:lineRule="auto"/>
-              <w:jc w:val="left"/>
-              <w:rPr>
-                <w:rFonts w:ascii="Times New Roman" w:hAnsi="Times New Roman"/>
-                <w:sz w:val="18"/>
-                <w:szCs w:val="18"/>
-                <w:lang w:val="es-EC"/>
-              </w:rPr>
-            </w:pPr>
-          </w:p>
-        </w:tc>
-      </w:tr>
-      <w:tr>
-        <w:tc>
-          <w:tcPr>
-            <w:tcW w:w="959" w:type="dxa"/>
-          </w:tcPr>
-          <w:p>
-            <w:pPr>
-              <w:pStyle w:val="Textoindependiente"/>
-              <w:spacing w:line="360" w:lineRule="auto"/>
-              <w:jc w:val="center"/>
-              <w:rPr>
-                <w:rFonts w:ascii="Times New Roman" w:hAnsi="Times New Roman"/>
-                <w:sz w:val="20"/>
-                <w:szCs w:val="20"/>
-                <w:lang w:val="es-EC"/>
-              </w:rPr>
-            </w:pPr>
-            <w:r>
-              <w:rPr>
-                <w:rFonts w:ascii="Times New Roman" w:hAnsi="Times New Roman"/>
-                <w:sz w:val="20"/>
-                <w:szCs w:val="20"/>
-                <w:lang w:val="es-EC"/>
-              </w:rPr>
-              <w:t>41.</w:t>
-            </w:r>
-          </w:p>
-        </w:tc>
-        <w:tc>
-          <w:tcPr>
-            <w:tcW w:w="2126" w:type="dxa"/>
-          </w:tcPr>
-          <w:p>
-            <w:pPr>
-              <w:pStyle w:val="Textoindependiente"/>
-              <w:spacing w:line="360" w:lineRule="auto"/>
-              <w:jc w:val="center"/>
-              <w:rPr>
-                <w:rFonts w:ascii="Times New Roman" w:hAnsi="Times New Roman"/>
-                <w:b/>
-                <w:sz w:val="20"/>
-                <w:szCs w:val="20"/>
-                <w:u w:val="single"/>
-                <w:lang w:val="es-EC"/>
-              </w:rPr>
-            </w:pPr>
-            <w:r>
-              <w:rPr>
-                <w:rFonts w:ascii="Times New Roman" w:hAnsi="Times New Roman"/>
-                <w:sz w:val="18"/>
-                <w:szCs w:val="18"/>
-                <w:lang w:val="es-EC"/>
-              </w:rPr>
-              <w:t>IT</w:t>
-            </w:r>
-          </w:p>
-        </w:tc>
-        <w:tc>
-          <w:tcPr>
-            <w:tcW w:w="6126" w:type="dxa"/>
-          </w:tcPr>
-          <w:p>
-            <w:pPr>
-              <w:pStyle w:val="Textoindependiente"/>
-              <w:spacing w:line="360" w:lineRule="auto"/>
-              <w:jc w:val="left"/>
-              <w:rPr>
-                <w:rFonts w:ascii="Times New Roman" w:hAnsi="Times New Roman"/>
-                <w:sz w:val="18"/>
-                <w:szCs w:val="18"/>
-                <w:lang w:val="es-EC"/>
-              </w:rPr>
-            </w:pPr>
-          </w:p>
-        </w:tc>
-      </w:tr>
-      <w:tr>
-        <w:tc>
-          <w:tcPr>
-            <w:tcW w:w="959" w:type="dxa"/>
-          </w:tcPr>
-          <w:p>
-            <w:pPr>
-              <w:pStyle w:val="Textoindependiente"/>
-              <w:spacing w:line="360" w:lineRule="auto"/>
-              <w:jc w:val="center"/>
-              <w:rPr>
-                <w:rFonts w:ascii="Times New Roman" w:hAnsi="Times New Roman"/>
-                <w:sz w:val="20"/>
-                <w:szCs w:val="20"/>
-                <w:lang w:val="es-EC"/>
-              </w:rPr>
-            </w:pPr>
-            <w:r>
-              <w:rPr>
-                <w:rFonts w:ascii="Times New Roman" w:hAnsi="Times New Roman"/>
-                <w:sz w:val="20"/>
-                <w:szCs w:val="20"/>
-                <w:lang w:val="es-EC"/>
-              </w:rPr>
-              <w:t>42.</w:t>
-            </w:r>
-          </w:p>
-        </w:tc>
-        <w:tc>
-          <w:tcPr>
-            <w:tcW w:w="2126" w:type="dxa"/>
-          </w:tcPr>
-          <w:p>
-            <w:pPr>
-              <w:pStyle w:val="Textoindependiente"/>
-              <w:spacing w:line="360" w:lineRule="auto"/>
-              <w:jc w:val="center"/>
-              <w:rPr>
-                <w:rFonts w:ascii="Times New Roman" w:hAnsi="Times New Roman"/>
-                <w:b/>
-                <w:sz w:val="20"/>
-                <w:szCs w:val="20"/>
-                <w:u w:val="single"/>
-                <w:lang w:val="es-EC"/>
-              </w:rPr>
-            </w:pPr>
-            <w:r>
-              <w:rPr>
-                <w:rFonts w:ascii="Times New Roman" w:hAnsi="Times New Roman"/>
-                <w:sz w:val="18"/>
-                <w:szCs w:val="18"/>
-                <w:lang w:val="es-EC"/>
-              </w:rPr>
-              <w:t>IT</w:t>
-            </w:r>
-          </w:p>
-        </w:tc>
-        <w:tc>
-          <w:tcPr>
-            <w:tcW w:w="6126" w:type="dxa"/>
-          </w:tcPr>
-          <w:p>
-            <w:pPr>
-              <w:pStyle w:val="Textoindependiente"/>
-              <w:spacing w:line="360" w:lineRule="auto"/>
-              <w:jc w:val="left"/>
-              <w:rPr>
-                <w:rFonts w:ascii="Times New Roman" w:hAnsi="Times New Roman"/>
-                <w:sz w:val="18"/>
-                <w:szCs w:val="18"/>
-                <w:lang w:val="es-EC"/>
-              </w:rPr>
-            </w:pPr>
-          </w:p>
-        </w:tc>
-      </w:tr>
-      <w:tr>
-        <w:tc>
-          <w:tcPr>
-            <w:tcW w:w="959" w:type="dxa"/>
-          </w:tcPr>
-          <w:p>
-            <w:pPr>
-              <w:pStyle w:val="Textoindependiente"/>
-              <w:spacing w:line="360" w:lineRule="auto"/>
-              <w:jc w:val="center"/>
-              <w:rPr>
-                <w:rFonts w:ascii="Times New Roman" w:hAnsi="Times New Roman"/>
-                <w:sz w:val="20"/>
-                <w:szCs w:val="20"/>
-                <w:lang w:val="es-EC"/>
-              </w:rPr>
-            </w:pPr>
-            <w:r>
-              <w:rPr>
-                <w:rFonts w:ascii="Times New Roman" w:hAnsi="Times New Roman"/>
-                <w:sz w:val="20"/>
-                <w:szCs w:val="20"/>
-                <w:lang w:val="es-EC"/>
-              </w:rPr>
-              <w:t>43.</w:t>
-            </w:r>
-          </w:p>
-        </w:tc>
-        <w:tc>
-          <w:tcPr>
-            <w:tcW w:w="2126" w:type="dxa"/>
-          </w:tcPr>
-          <w:p>
-            <w:pPr>
-              <w:pStyle w:val="Textoindependiente"/>
-              <w:spacing w:line="360" w:lineRule="auto"/>
-              <w:jc w:val="center"/>
-              <w:rPr>
-                <w:rFonts w:ascii="Times New Roman" w:hAnsi="Times New Roman"/>
-                <w:b/>
-                <w:sz w:val="20"/>
-                <w:szCs w:val="20"/>
-                <w:u w:val="single"/>
-                <w:lang w:val="es-EC"/>
-              </w:rPr>
-            </w:pPr>
-            <w:r>
-              <w:rPr>
-                <w:rFonts w:ascii="Times New Roman" w:hAnsi="Times New Roman"/>
-                <w:sz w:val="18"/>
-                <w:szCs w:val="18"/>
-                <w:lang w:val="es-EC"/>
-              </w:rPr>
-              <w:t>IT</w:t>
-            </w:r>
-          </w:p>
-        </w:tc>
-        <w:tc>
-          <w:tcPr>
-            <w:tcW w:w="6126" w:type="dxa"/>
-          </w:tcPr>
-          <w:p>
-            <w:pPr>
-              <w:pStyle w:val="Textoindependiente"/>
-              <w:spacing w:line="360" w:lineRule="auto"/>
-              <w:jc w:val="left"/>
-              <w:rPr>
-                <w:rFonts w:ascii="Times New Roman" w:hAnsi="Times New Roman"/>
-                <w:sz w:val="18"/>
-                <w:szCs w:val="18"/>
-                <w:lang w:val="es-EC"/>
-              </w:rPr>
-            </w:pPr>
-          </w:p>
-        </w:tc>
-      </w:tr>
-      <w:tr>
-        <w:tc>
-          <w:tcPr>
-            <w:tcW w:w="959" w:type="dxa"/>
-          </w:tcPr>
-          <w:p>
-            <w:pPr>
-              <w:pStyle w:val="Textoindependiente"/>
-              <w:spacing w:line="360" w:lineRule="auto"/>
-              <w:jc w:val="center"/>
-              <w:rPr>
-                <w:rFonts w:ascii="Times New Roman" w:hAnsi="Times New Roman"/>
-                <w:sz w:val="20"/>
-                <w:szCs w:val="20"/>
-                <w:lang w:val="es-EC"/>
-              </w:rPr>
-            </w:pPr>
-            <w:r>
-              <w:rPr>
-                <w:rFonts w:ascii="Times New Roman" w:hAnsi="Times New Roman"/>
-                <w:sz w:val="20"/>
-                <w:szCs w:val="20"/>
-                <w:lang w:val="es-EC"/>
-              </w:rPr>
-              <w:t>44.</w:t>
-            </w:r>
-          </w:p>
-        </w:tc>
-        <w:tc>
-          <w:tcPr>
-            <w:tcW w:w="2126" w:type="dxa"/>
-          </w:tcPr>
-          <w:p>
-            <w:pPr>
-              <w:pStyle w:val="Textoindependiente"/>
-              <w:spacing w:line="360" w:lineRule="auto"/>
-              <w:jc w:val="center"/>
-              <w:rPr>
-                <w:rFonts w:ascii="Times New Roman" w:hAnsi="Times New Roman"/>
-                <w:b/>
-                <w:sz w:val="20"/>
-                <w:szCs w:val="20"/>
-                <w:u w:val="single"/>
-                <w:lang w:val="es-EC"/>
-              </w:rPr>
-            </w:pPr>
-            <w:r>
-              <w:rPr>
-                <w:rFonts w:ascii="Times New Roman" w:hAnsi="Times New Roman"/>
-                <w:sz w:val="18"/>
-                <w:szCs w:val="18"/>
-                <w:lang w:val="es-EC"/>
-              </w:rPr>
-              <w:t>IT</w:t>
-            </w:r>
-          </w:p>
-        </w:tc>
-        <w:tc>
-          <w:tcPr>
-            <w:tcW w:w="6126" w:type="dxa"/>
-          </w:tcPr>
-          <w:p>
-            <w:pPr>
-              <w:pStyle w:val="Textoindependiente"/>
-              <w:spacing w:line="360" w:lineRule="auto"/>
-              <w:jc w:val="left"/>
-              <w:rPr>
-                <w:rFonts w:ascii="Times New Roman" w:hAnsi="Times New Roman"/>
-                <w:sz w:val="18"/>
-                <w:szCs w:val="18"/>
-                <w:lang w:val="es-EC"/>
-              </w:rPr>
-            </w:pPr>
+            <w:vAlign w:val="center"/>
+          </w:tcPr>
+          <w:p>
+            <w:pPr>
+              <w:rPr>
+                <w:rFonts w:ascii="Roboto" w:hAnsi="Roboto" w:cs="Arial"/>
+                <w:color w:val="434343"/>
+                <w:sz w:val="20"/>
+                <w:szCs w:val="20"/>
+              </w:rPr>
+            </w:pPr>
+            <w:r>
+              <w:rPr>
+                <w:rFonts w:ascii="Roboto" w:hAnsi="Roboto" w:cs="Arial"/>
+                <w:color w:val="434343"/>
+                <w:sz w:val="20"/>
+                <w:szCs w:val="20"/>
+              </w:rPr>
+              <w:t>Reunión: Entrega de prototipo, revisión final</w:t>
+            </w:r>
           </w:p>
         </w:tc>
       </w:tr>
@@ -9570,7 +9603,7 @@
 </file>
 
 <file path=customXml/itemProps1.xml><?xml version="1.0" encoding="utf-8"?>
-<ds:datastoreItem xmlns:ds="http://schemas.openxmlformats.org/officeDocument/2006/customXml" ds:itemID="{E175D1BB-8900-4DF2-9558-834C9355601E}">
+<ds:datastoreItem xmlns:ds="http://schemas.openxmlformats.org/officeDocument/2006/customXml" ds:itemID="{AFC5AAE0-4E23-4887-A213-132CF68E2E5A}">
   <ds:schemaRefs>
     <ds:schemaRef ds:uri="http://schemas.openxmlformats.org/officeDocument/2006/bibliography"/>
   </ds:schemaRefs>
